--- a/Report.docx
+++ b/Report.docx
@@ -10,39 +10,29 @@
           <w:lang w:val="en-GB"/>
         </w:rPr>
       </w:pPr>
-      <w:proofErr w:type="spellStart"/>
       <w:r>
         <w:rPr>
           <w:b/>
           <w:bCs/>
           <w:lang w:val="en-GB"/>
         </w:rPr>
-        <w:t>Fullstack</w:t>
-      </w:r>
-      <w:proofErr w:type="spellEnd"/>
-      <w:r>
+        <w:t>Fullstack Movie App Report</w:t>
+      </w:r>
+    </w:p>
+    <w:p>
+      <w:pPr>
         <w:rPr>
           <w:b/>
           <w:bCs/>
           <w:lang w:val="en-GB"/>
         </w:rPr>
-        <w:t xml:space="preserve"> Movie App Report</w:t>
-      </w:r>
-    </w:p>
-    <w:p>
-      <w:pPr>
+      </w:pPr>
+      <w:r>
         <w:rPr>
           <w:b/>
           <w:bCs/>
           <w:lang w:val="en-GB"/>
         </w:rPr>
-      </w:pPr>
-      <w:r>
-        <w:rPr>
-          <w:b/>
-          <w:bCs/>
-          <w:lang w:val="en-GB"/>
-        </w:rPr>
         <w:t>1. System Overview</w:t>
       </w:r>
     </w:p>
@@ -81,8 +71,8 @@
     </w:p>
     <w:p>
       <w:r>
-        <w:pict w14:anchorId="54613945">
-          <v:rect id="_x0000_i1025" style="width:0;height:1.5pt" o:hralign="center" o:hrstd="t" o:hr="t" fillcolor="#a0a0a0" stroked="f"/>
+        <w:pict w14:anchorId="53F7EE8F">
+          <v:rect id="_x0000_i1037" style="width:0;height:1.5pt" o:hralign="center" o:hrstd="t" o:hr="t" fillcolor="#a0a0a0" stroked="f"/>
         </w:pict>
       </w:r>
     </w:p>
@@ -134,11 +124,9 @@
           <w:numId w:val="1"/>
         </w:numPr>
       </w:pPr>
-      <w:proofErr w:type="spellStart"/>
       <w:r>
         <w:t>Users</w:t>
       </w:r>
-      <w:proofErr w:type="spellEnd"/>
     </w:p>
     <w:p>
       <w:pPr>
@@ -176,11 +164,9 @@
           <w:numId w:val="2"/>
         </w:numPr>
       </w:pPr>
-      <w:proofErr w:type="spellStart"/>
       <w:r>
         <w:t>title</w:t>
       </w:r>
-      <w:proofErr w:type="spellEnd"/>
     </w:p>
     <w:p>
       <w:pPr>
@@ -200,11 +186,9 @@
           <w:numId w:val="2"/>
         </w:numPr>
       </w:pPr>
-      <w:proofErr w:type="spellStart"/>
       <w:r>
         <w:t>releaseYear</w:t>
       </w:r>
-      <w:proofErr w:type="spellEnd"/>
     </w:p>
     <w:p>
       <w:pPr>
@@ -213,20 +197,13 @@
           <w:numId w:val="2"/>
         </w:numPr>
       </w:pPr>
-      <w:proofErr w:type="spellStart"/>
       <w:r>
         <w:t>averageRating</w:t>
       </w:r>
-      <w:proofErr w:type="spellEnd"/>
-    </w:p>
-    <w:p>
-      <w:proofErr w:type="spellStart"/>
-      <w:r>
-        <w:t>Users</w:t>
-      </w:r>
-      <w:proofErr w:type="spellEnd"/>
-      <w:r>
-        <w:t>:</w:t>
+    </w:p>
+    <w:p>
+      <w:r>
+        <w:t>Users:</w:t>
       </w:r>
     </w:p>
     <w:p>
@@ -236,11 +213,9 @@
           <w:numId w:val="3"/>
         </w:numPr>
       </w:pPr>
-      <w:proofErr w:type="spellStart"/>
       <w:r>
         <w:t>name</w:t>
       </w:r>
-      <w:proofErr w:type="spellEnd"/>
     </w:p>
     <w:p>
       <w:pPr>
@@ -265,21 +240,8 @@
           <w:numId w:val="4"/>
         </w:numPr>
       </w:pPr>
-      <w:proofErr w:type="spellStart"/>
-      <w:r>
-        <w:t>movieId</w:t>
-      </w:r>
-      <w:proofErr w:type="spellEnd"/>
-      <w:r>
-        <w:t xml:space="preserve"> (</w:t>
-      </w:r>
-      <w:proofErr w:type="spellStart"/>
-      <w:r>
-        <w:t>reference</w:t>
-      </w:r>
-      <w:proofErr w:type="spellEnd"/>
-      <w:r>
-        <w:t xml:space="preserve"> to Movie)</w:t>
+      <w:r>
+        <w:t>movieId (reference to Movie)</w:t>
       </w:r>
     </w:p>
     <w:p>
@@ -289,29 +251,8 @@
           <w:numId w:val="4"/>
         </w:numPr>
       </w:pPr>
-      <w:proofErr w:type="spellStart"/>
-      <w:r>
-        <w:t>userId</w:t>
-      </w:r>
-      <w:proofErr w:type="spellEnd"/>
-      <w:r>
-        <w:t xml:space="preserve"> (</w:t>
-      </w:r>
-      <w:proofErr w:type="spellStart"/>
-      <w:r>
-        <w:t>reference</w:t>
-      </w:r>
-      <w:proofErr w:type="spellEnd"/>
-      <w:r>
-        <w:t xml:space="preserve"> to </w:t>
-      </w:r>
-      <w:proofErr w:type="spellStart"/>
-      <w:r>
-        <w:t>User</w:t>
-      </w:r>
-      <w:proofErr w:type="spellEnd"/>
-      <w:r>
-        <w:t>)</w:t>
+      <w:r>
+        <w:t>userId (reference to User)</w:t>
       </w:r>
     </w:p>
     <w:p>
@@ -321,11 +262,9 @@
           <w:numId w:val="4"/>
         </w:numPr>
       </w:pPr>
-      <w:proofErr w:type="spellStart"/>
       <w:r>
         <w:t>comment</w:t>
       </w:r>
-      <w:proofErr w:type="spellEnd"/>
     </w:p>
     <w:p>
       <w:pPr>
@@ -357,21 +296,7 @@
         <w:rPr>
           <w:lang w:val="en-GB"/>
         </w:rPr>
-        <w:t xml:space="preserve">A review is connected to a movie and a user using </w:t>
-      </w:r>
-      <w:proofErr w:type="spellStart"/>
-      <w:r>
-        <w:rPr>
-          <w:lang w:val="en-GB"/>
-        </w:rPr>
-        <w:t>ObjectId</w:t>
-      </w:r>
-      <w:proofErr w:type="spellEnd"/>
-      <w:r>
-        <w:rPr>
-          <w:lang w:val="en-GB"/>
-        </w:rPr>
-        <w:t>.</w:t>
+        <w:t>A review is connected to a movie and a user using ObjectId.</w:t>
       </w:r>
     </w:p>
     <w:p>
@@ -407,8 +332,8 @@
     </w:p>
     <w:p>
       <w:r>
-        <w:pict w14:anchorId="30DEEBE7">
-          <v:rect id="_x0000_i1026" style="width:0;height:1.5pt" o:hralign="center" o:hrstd="t" o:hr="t" fillcolor="#a0a0a0" stroked="f"/>
+        <w:pict w14:anchorId="6987BBEA">
+          <v:rect id="_x0000_i1038" style="width:0;height:1.5pt" o:hralign="center" o:hrstd="t" o:hr="t" fillcolor="#a0a0a0" stroked="f"/>
         </w:pict>
       </w:r>
     </w:p>
@@ -456,21 +381,7 @@
         <w:rPr>
           <w:lang w:val="en-GB"/>
         </w:rPr>
-        <w:t>GET /</w:t>
-      </w:r>
-      <w:proofErr w:type="spellStart"/>
-      <w:r>
-        <w:rPr>
-          <w:lang w:val="en-GB"/>
-        </w:rPr>
-        <w:t>api</w:t>
-      </w:r>
-      <w:proofErr w:type="spellEnd"/>
-      <w:r>
-        <w:rPr>
-          <w:lang w:val="en-GB"/>
-        </w:rPr>
-        <w:t>/movies</w:t>
+        <w:t>GET /api/movies</w:t>
       </w:r>
     </w:p>
     <w:p>
@@ -550,8 +461,8 @@
     </w:p>
     <w:p>
       <w:r>
-        <w:pict w14:anchorId="730CBC9B">
-          <v:rect id="_x0000_i1027" style="width:0;height:1.5pt" o:hralign="center" o:hrstd="t" o:hr="t" fillcolor="#a0a0a0" stroked="f"/>
+        <w:pict w14:anchorId="1740E34A">
+          <v:rect id="_x0000_i1039" style="width:0;height:1.5pt" o:hralign="center" o:hrstd="t" o:hr="t" fillcolor="#a0a0a0" stroked="f"/>
         </w:pict>
       </w:r>
     </w:p>
@@ -582,21 +493,7 @@
         <w:rPr>
           <w:lang w:val="en-GB"/>
         </w:rPr>
-        <w:t>DELETE /</w:t>
-      </w:r>
-      <w:proofErr w:type="spellStart"/>
-      <w:r>
-        <w:rPr>
-          <w:lang w:val="en-GB"/>
-        </w:rPr>
-        <w:t>api</w:t>
-      </w:r>
-      <w:proofErr w:type="spellEnd"/>
-      <w:r>
-        <w:rPr>
-          <w:lang w:val="en-GB"/>
-        </w:rPr>
-        <w:t>/movies/:id</w:t>
+        <w:t>DELETE /api/movies/:id</w:t>
       </w:r>
     </w:p>
     <w:p>
@@ -648,8 +545,8 @@
     </w:p>
     <w:p>
       <w:r>
-        <w:pict w14:anchorId="4AAC6F48">
-          <v:rect id="_x0000_i1028" style="width:0;height:1.5pt" o:hralign="center" o:hrstd="t" o:hr="t" fillcolor="#a0a0a0" stroked="f"/>
+        <w:pict w14:anchorId="2F5C5B36">
+          <v:rect id="_x0000_i1040" style="width:0;height:1.5pt" o:hralign="center" o:hrstd="t" o:hr="t" fillcolor="#a0a0a0" stroked="f"/>
         </w:pict>
       </w:r>
     </w:p>
@@ -720,64 +617,14 @@
         <w:rPr>
           <w:lang w:val="en-GB"/>
         </w:rPr>
-        <w:t xml:space="preserve">I also had a problem with Git where I accidentally committed </w:t>
-      </w:r>
-      <w:proofErr w:type="spellStart"/>
-      <w:r>
-        <w:rPr>
-          <w:lang w:val="en-GB"/>
-        </w:rPr>
-        <w:t>node_modules</w:t>
-      </w:r>
-      <w:proofErr w:type="spellEnd"/>
-      <w:r>
-        <w:rPr>
-          <w:lang w:val="en-GB"/>
-        </w:rPr>
-        <w:t>, which made the project very large.</w:t>
+        <w:t>I also had a problem with Git where I accidentally committed node_modules, which made the project very large.</w:t>
       </w:r>
       <w:r>
         <w:rPr>
           <w:lang w:val="en-GB"/>
         </w:rPr>
         <w:br/>
-        <w:t xml:space="preserve">I fixed it by using </w:t>
-      </w:r>
-      <w:proofErr w:type="gramStart"/>
-      <w:r>
-        <w:rPr>
-          <w:lang w:val="en-GB"/>
-        </w:rPr>
-        <w:t>a .</w:t>
-      </w:r>
-      <w:proofErr w:type="spellStart"/>
-      <w:r>
-        <w:rPr>
-          <w:lang w:val="en-GB"/>
-        </w:rPr>
-        <w:t>gitignore</w:t>
-      </w:r>
-      <w:proofErr w:type="spellEnd"/>
-      <w:proofErr w:type="gramEnd"/>
-      <w:r>
-        <w:rPr>
-          <w:lang w:val="en-GB"/>
-        </w:rPr>
-        <w:t xml:space="preserve"> file and removing </w:t>
-      </w:r>
-      <w:proofErr w:type="spellStart"/>
-      <w:r>
-        <w:rPr>
-          <w:lang w:val="en-GB"/>
-        </w:rPr>
-        <w:t>node_modules</w:t>
-      </w:r>
-      <w:proofErr w:type="spellEnd"/>
-      <w:r>
-        <w:rPr>
-          <w:lang w:val="en-GB"/>
-        </w:rPr>
-        <w:t xml:space="preserve"> from Git.</w:t>
+        <w:t>I fixed it by using a .gitignore file and removing node_modules from Git.</w:t>
       </w:r>
     </w:p>
     <w:p>
@@ -796,8 +643,8 @@
     </w:p>
     <w:p>
       <w:r>
-        <w:pict w14:anchorId="5436096D">
-          <v:rect id="_x0000_i1029" style="width:0;height:1.5pt" o:hralign="center" o:hrstd="t" o:hr="t" fillcolor="#a0a0a0" stroked="f"/>
+        <w:pict w14:anchorId="0523EB7B">
+          <v:rect id="_x0000_i1041" style="width:0;height:1.5pt" o:hralign="center" o:hrstd="t" o:hr="t" fillcolor="#a0a0a0" stroked="f"/>
         </w:pict>
       </w:r>
     </w:p>
@@ -861,20 +708,7 @@
           <w:lang w:val="en-GB"/>
         </w:rPr>
         <w:br/>
-      </w:r>
-      <w:proofErr w:type="spellStart"/>
-      <w:r>
-        <w:rPr>
-          <w:lang w:val="en-GB"/>
-        </w:rPr>
-        <w:t>npm</w:t>
-      </w:r>
-      <w:proofErr w:type="spellEnd"/>
-      <w:r>
-        <w:rPr>
-          <w:lang w:val="en-GB"/>
-        </w:rPr>
-        <w:t xml:space="preserve"> run dev</w:t>
+        <w:t>npm run dev</w:t>
       </w:r>
     </w:p>
     <w:p>
@@ -896,19 +730,11 @@
           <w:lang w:val="en-GB"/>
         </w:rPr>
       </w:pPr>
-      <w:proofErr w:type="spellStart"/>
-      <w:r>
-        <w:rPr>
-          <w:lang w:val="en-GB"/>
-        </w:rPr>
-        <w:t>npm</w:t>
-      </w:r>
-      <w:proofErr w:type="spellEnd"/>
-      <w:r>
-        <w:rPr>
-          <w:lang w:val="en-GB"/>
-        </w:rPr>
-        <w:t xml:space="preserve"> run dev</w:t>
+      <w:r>
+        <w:rPr>
+          <w:lang w:val="en-GB"/>
+        </w:rPr>
+        <w:t>npm run dev</w:t>
       </w:r>
     </w:p>
     <w:p>
@@ -939,8 +765,8 @@
     </w:p>
     <w:p>
       <w:r>
-        <w:pict w14:anchorId="3814867F">
-          <v:rect id="_x0000_i1030" style="width:0;height:1.5pt" o:hralign="center" o:hrstd="t" o:hr="t" fillcolor="#a0a0a0" stroked="f"/>
+        <w:pict w14:anchorId="4E0D7E63">
+          <v:rect id="_x0000_i1042" style="width:0;height:1.5pt" o:hralign="center" o:hrstd="t" o:hr="t" fillcolor="#a0a0a0" stroked="f"/>
         </w:pict>
       </w:r>
     </w:p>
@@ -971,35 +797,7 @@
         <w:rPr>
           <w:lang w:val="en-GB"/>
         </w:rPr>
-        <w:t xml:space="preserve">This project helped me understand </w:t>
-      </w:r>
-      <w:proofErr w:type="spellStart"/>
-      <w:r>
-        <w:rPr>
-          <w:lang w:val="en-GB"/>
-        </w:rPr>
-        <w:t>fullstack</w:t>
-      </w:r>
-      <w:proofErr w:type="spellEnd"/>
-      <w:r>
-        <w:rPr>
-          <w:lang w:val="en-GB"/>
-        </w:rPr>
-        <w:t xml:space="preserve"> development better, especially how different parts of the system </w:t>
-      </w:r>
-      <w:proofErr w:type="gramStart"/>
-      <w:r>
-        <w:rPr>
-          <w:lang w:val="en-GB"/>
-        </w:rPr>
-        <w:t>connect together</w:t>
-      </w:r>
-      <w:proofErr w:type="gramEnd"/>
-      <w:r>
-        <w:rPr>
-          <w:lang w:val="en-GB"/>
-        </w:rPr>
-        <w:t>.</w:t>
+        <w:t>This project helped me understand fullstack development better, especially how different parts of the system connect together.</w:t>
       </w:r>
       <w:r>
         <w:rPr>
@@ -1263,26 +1061,16 @@
                               <w:jc w:val="center"/>
                             </w:pPr>
                             <w:r>
-                              <w:t xml:space="preserve">- </w:t>
+                              <w:t>- movieId</w:t>
                             </w:r>
-                            <w:proofErr w:type="spellStart"/>
-                            <w:r>
-                              <w:t>movieId</w:t>
-                            </w:r>
-                            <w:proofErr w:type="spellEnd"/>
                           </w:p>
                           <w:p>
                             <w:pPr>
                               <w:jc w:val="center"/>
                             </w:pPr>
                             <w:r>
-                              <w:t xml:space="preserve">- </w:t>
+                              <w:t>- userId</w:t>
                             </w:r>
-                            <w:proofErr w:type="spellStart"/>
-                            <w:r>
-                              <w:t>userId</w:t>
-                            </w:r>
-                            <w:proofErr w:type="spellEnd"/>
                           </w:p>
                           <w:p>
                             <w:pPr>
@@ -1297,13 +1085,8 @@
                               <w:jc w:val="center"/>
                             </w:pPr>
                             <w:r>
-                              <w:t xml:space="preserve">- </w:t>
+                              <w:t>- comment</w:t>
                             </w:r>
-                            <w:proofErr w:type="spellStart"/>
-                            <w:r>
-                              <w:t>comment</w:t>
-                            </w:r>
-                            <w:proofErr w:type="spellEnd"/>
                           </w:p>
                         </w:txbxContent>
                       </wps:txbx>
@@ -1340,26 +1123,16 @@
                         <w:jc w:val="center"/>
                       </w:pPr>
                       <w:r>
-                        <w:t xml:space="preserve">- </w:t>
+                        <w:t>- movieId</w:t>
                       </w:r>
-                      <w:proofErr w:type="spellStart"/>
-                      <w:r>
-                        <w:t>movieId</w:t>
-                      </w:r>
-                      <w:proofErr w:type="spellEnd"/>
                     </w:p>
                     <w:p>
                       <w:pPr>
                         <w:jc w:val="center"/>
                       </w:pPr>
                       <w:r>
-                        <w:t xml:space="preserve">- </w:t>
+                        <w:t>- userId</w:t>
                       </w:r>
-                      <w:proofErr w:type="spellStart"/>
-                      <w:r>
-                        <w:t>userId</w:t>
-                      </w:r>
-                      <w:proofErr w:type="spellEnd"/>
                     </w:p>
                     <w:p>
                       <w:pPr>
@@ -1374,13 +1147,8 @@
                         <w:jc w:val="center"/>
                       </w:pPr>
                       <w:r>
-                        <w:t xml:space="preserve">- </w:t>
+                        <w:t>- comment</w:t>
                       </w:r>
-                      <w:proofErr w:type="spellStart"/>
-                      <w:r>
-                        <w:t>comment</w:t>
-                      </w:r>
-                      <w:proofErr w:type="spellEnd"/>
                     </w:p>
                   </w:txbxContent>
                 </v:textbox>
@@ -1454,13 +1222,8 @@
                               <w:jc w:val="center"/>
                             </w:pPr>
                             <w:r>
-                              <w:t xml:space="preserve">- </w:t>
+                              <w:t>- title</w:t>
                             </w:r>
-                            <w:proofErr w:type="spellStart"/>
-                            <w:r>
-                              <w:t>title</w:t>
-                            </w:r>
-                            <w:proofErr w:type="spellEnd"/>
                           </w:p>
                           <w:p>
                             <w:pPr>
@@ -1502,13 +1265,8 @@
                         <w:jc w:val="center"/>
                       </w:pPr>
                       <w:r>
-                        <w:t xml:space="preserve">- </w:t>
+                        <w:t>- title</w:t>
                       </w:r>
-                      <w:proofErr w:type="spellStart"/>
-                      <w:r>
-                        <w:t>title</w:t>
-                      </w:r>
-                      <w:proofErr w:type="spellEnd"/>
                     </w:p>
                     <w:p>
                       <w:pPr>
@@ -1581,24 +1339,17 @@
                             <w:pPr>
                               <w:jc w:val="center"/>
                             </w:pPr>
-                            <w:proofErr w:type="spellStart"/>
                             <w:r>
                               <w:t>User</w:t>
                             </w:r>
-                            <w:proofErr w:type="spellEnd"/>
                           </w:p>
                           <w:p>
                             <w:pPr>
                               <w:jc w:val="center"/>
                             </w:pPr>
                             <w:r>
-                              <w:t xml:space="preserve">- </w:t>
+                              <w:t>- name</w:t>
                             </w:r>
-                            <w:proofErr w:type="spellStart"/>
-                            <w:r>
-                              <w:t>name</w:t>
-                            </w:r>
-                            <w:proofErr w:type="spellEnd"/>
                           </w:p>
                           <w:p>
                             <w:pPr>
@@ -1631,24 +1382,17 @@
                       <w:pPr>
                         <w:jc w:val="center"/>
                       </w:pPr>
-                      <w:proofErr w:type="spellStart"/>
                       <w:r>
                         <w:t>User</w:t>
                       </w:r>
-                      <w:proofErr w:type="spellEnd"/>
                     </w:p>
                     <w:p>
                       <w:pPr>
                         <w:jc w:val="center"/>
                       </w:pPr>
                       <w:r>
-                        <w:t xml:space="preserve">- </w:t>
+                        <w:t>- name</w:t>
                       </w:r>
-                      <w:proofErr w:type="spellStart"/>
-                      <w:r>
-                        <w:t>name</w:t>
-                      </w:r>
-                      <w:proofErr w:type="spellEnd"/>
                     </w:p>
                     <w:p>
                       <w:pPr>
@@ -1678,11 +1422,9 @@
       <w:pPr>
         <w:jc w:val="center"/>
       </w:pPr>
-      <w:proofErr w:type="spellStart"/>
       <w:r>
         <w:t>writes</w:t>
       </w:r>
-      <w:proofErr w:type="spellEnd"/>
     </w:p>
     <w:p>
       <w:pPr>
@@ -1713,7 +1455,6 @@
           <w:tab w:val="left" w:pos="3720"/>
         </w:tabs>
         <w:rPr>
-          <w:rFonts w:hint="cs"/>
           <w:rtl/>
           <w:lang w:val="en-GB"/>
         </w:rPr>
@@ -3180,6 +2921,7 @@
   <w:style w:type="character" w:default="1" w:styleId="DefaultParagraphFont">
     <w:name w:val="Default Paragraph Font"/>
     <w:uiPriority w:val="1"/>
+    <w:semiHidden/>
     <w:unhideWhenUsed/>
   </w:style>
   <w:style w:type="table" w:default="1" w:styleId="TableNormal">

--- a/Report.docx
+++ b/Report.docx
@@ -72,7 +72,7 @@
     <w:p>
       <w:r>
         <w:pict w14:anchorId="53F7EE8F">
-          <v:rect id="_x0000_i1037" style="width:0;height:1.5pt" o:hralign="center" o:hrstd="t" o:hr="t" fillcolor="#a0a0a0" stroked="f"/>
+          <v:rect id="_x0000_i1025" style="width:0;height:1.5pt" o:hralign="center" o:hrstd="t" o:hr="t" fillcolor="#a0a0a0" stroked="f"/>
         </w:pict>
       </w:r>
     </w:p>
@@ -333,7 +333,7 @@
     <w:p>
       <w:r>
         <w:pict w14:anchorId="6987BBEA">
-          <v:rect id="_x0000_i1038" style="width:0;height:1.5pt" o:hralign="center" o:hrstd="t" o:hr="t" fillcolor="#a0a0a0" stroked="f"/>
+          <v:rect id="_x0000_i1026" style="width:0;height:1.5pt" o:hralign="center" o:hrstd="t" o:hr="t" fillcolor="#a0a0a0" stroked="f"/>
         </w:pict>
       </w:r>
     </w:p>
@@ -462,7 +462,7 @@
     <w:p>
       <w:r>
         <w:pict w14:anchorId="1740E34A">
-          <v:rect id="_x0000_i1039" style="width:0;height:1.5pt" o:hralign="center" o:hrstd="t" o:hr="t" fillcolor="#a0a0a0" stroked="f"/>
+          <v:rect id="_x0000_i1027" style="width:0;height:1.5pt" o:hralign="center" o:hrstd="t" o:hr="t" fillcolor="#a0a0a0" stroked="f"/>
         </w:pict>
       </w:r>
     </w:p>
@@ -546,7 +546,7 @@
     <w:p>
       <w:r>
         <w:pict w14:anchorId="2F5C5B36">
-          <v:rect id="_x0000_i1040" style="width:0;height:1.5pt" o:hralign="center" o:hrstd="t" o:hr="t" fillcolor="#a0a0a0" stroked="f"/>
+          <v:rect id="_x0000_i1028" style="width:0;height:1.5pt" o:hralign="center" o:hrstd="t" o:hr="t" fillcolor="#a0a0a0" stroked="f"/>
         </w:pict>
       </w:r>
     </w:p>
@@ -570,81 +570,283 @@
     <w:p>
       <w:pPr>
         <w:rPr>
-          <w:lang w:val="en-GB"/>
-        </w:rPr>
-      </w:pPr>
-      <w:r>
-        <w:rPr>
-          <w:lang w:val="en-GB"/>
-        </w:rPr>
-        <w:t>One challenge I faced was connecting the frontend with the backend correctly.</w:t>
-      </w:r>
-      <w:r>
-        <w:rPr>
-          <w:lang w:val="en-GB"/>
-        </w:rPr>
-        <w:br/>
-        <w:t>At the beginning, I had issues with requests not working and errors in the console.</w:t>
-      </w:r>
-    </w:p>
-    <w:p>
-      <w:pPr>
-        <w:rPr>
-          <w:lang w:val="en-GB"/>
-        </w:rPr>
-      </w:pPr>
-      <w:r>
-        <w:rPr>
-          <w:lang w:val="en-GB"/>
-        </w:rPr>
-        <w:t>Another issue was handling empty inputs in the form.</w:t>
-      </w:r>
-      <w:r>
-        <w:rPr>
-          <w:lang w:val="en-GB"/>
-        </w:rPr>
-        <w:br/>
-        <w:t>When I tried to add a movie without filling the fields, it caused problems, so I added validation in the frontend.</w:t>
-      </w:r>
-    </w:p>
-    <w:p>
-      <w:pPr>
-        <w:rPr>
-          <w:lang w:val="en-GB"/>
-        </w:rPr>
-      </w:pPr>
-      <w:r>
-        <w:rPr>
-          <w:lang w:val="en-GB"/>
-        </w:rPr>
-        <w:t>I also had a problem with Git where I accidentally committed node_modules, which made the project very large.</w:t>
-      </w:r>
-      <w:r>
-        <w:rPr>
-          <w:lang w:val="en-GB"/>
-        </w:rPr>
-        <w:br/>
-        <w:t>I fixed it by using a .gitignore file and removing node_modules from Git.</w:t>
-      </w:r>
-    </w:p>
-    <w:p>
-      <w:pPr>
-        <w:rPr>
-          <w:lang w:val="en-GB"/>
-        </w:rPr>
-      </w:pPr>
-      <w:r>
-        <w:rPr>
+          <w:b/>
+          <w:bCs/>
+          <w:lang w:val="en-GB"/>
+        </w:rPr>
+      </w:pPr>
+    </w:p>
+    <w:p>
+      <w:pPr>
+        <w:rPr>
+          <w:b/>
+          <w:bCs/>
+          <w:lang w:val="en-GB"/>
+        </w:rPr>
+      </w:pPr>
+      <w:r>
+        <w:rPr>
+          <w:b/>
+          <w:bCs/>
+          <w:lang w:val="en-GB"/>
+        </w:rPr>
+        <w:t xml:space="preserve">One challenge I faced was connecting the frontend with the backend correctly. </w:t>
+      </w:r>
+    </w:p>
+    <w:p>
+      <w:pPr>
+        <w:rPr>
+          <w:b/>
+          <w:bCs/>
+          <w:lang w:val="en-GB"/>
+        </w:rPr>
+      </w:pPr>
+      <w:r>
+        <w:rPr>
+          <w:b/>
+          <w:bCs/>
+          <w:lang w:val="en-GB"/>
+        </w:rPr>
+        <w:t>At the beginning, I had issues with requests not working and errors appearing in the console.</w:t>
+      </w:r>
+    </w:p>
+    <w:p>
+      <w:pPr>
+        <w:rPr>
+          <w:b/>
+          <w:bCs/>
+          <w:lang w:val="en-GB"/>
+        </w:rPr>
+      </w:pPr>
+    </w:p>
+    <w:p>
+      <w:pPr>
+        <w:rPr>
+          <w:b/>
+          <w:bCs/>
+          <w:lang w:val="en-GB"/>
+        </w:rPr>
+      </w:pPr>
+      <w:r>
+        <w:rPr>
+          <w:b/>
+          <w:bCs/>
+          <w:lang w:val="en-GB"/>
+        </w:rPr>
+        <w:t xml:space="preserve">Another issue was handling empty inputs in the form. </w:t>
+      </w:r>
+    </w:p>
+    <w:p>
+      <w:pPr>
+        <w:rPr>
+          <w:b/>
+          <w:bCs/>
+          <w:lang w:val="en-GB"/>
+        </w:rPr>
+      </w:pPr>
+      <w:r>
+        <w:rPr>
+          <w:b/>
+          <w:bCs/>
           <w:lang w:val="en-GB"/>
         </w:rPr>
         <w:lastRenderedPageBreak/>
-        <w:t>From this project, I learned how React and Express work together, how to use APIs, and how to manage a MongoDB database.</w:t>
-      </w:r>
-    </w:p>
-    <w:p>
+        <w:t>When I tried to add a movie without filling all fields, it caused problems, so I added validation in the frontend.</w:t>
+      </w:r>
+    </w:p>
+    <w:p>
+      <w:pPr>
+        <w:rPr>
+          <w:b/>
+          <w:bCs/>
+          <w:lang w:val="en-GB"/>
+        </w:rPr>
+      </w:pPr>
+    </w:p>
+    <w:p>
+      <w:pPr>
+        <w:rPr>
+          <w:b/>
+          <w:bCs/>
+          <w:lang w:val="en-GB"/>
+        </w:rPr>
+      </w:pPr>
+      <w:r>
+        <w:rPr>
+          <w:b/>
+          <w:bCs/>
+          <w:lang w:val="en-GB"/>
+        </w:rPr>
+        <w:t xml:space="preserve">I also faced a problem with Git where I accidentally committed the node_modules folder, which made the project very large. </w:t>
+      </w:r>
+    </w:p>
+    <w:p>
+      <w:pPr>
+        <w:rPr>
+          <w:b/>
+          <w:bCs/>
+          <w:lang w:val="en-GB"/>
+        </w:rPr>
+      </w:pPr>
+      <w:r>
+        <w:rPr>
+          <w:b/>
+          <w:bCs/>
+          <w:lang w:val="en-GB"/>
+        </w:rPr>
+        <w:t>I fixed this by using a .gitignore file and removing node_modules from the repository.</w:t>
+      </w:r>
+    </w:p>
+    <w:p>
+      <w:pPr>
+        <w:rPr>
+          <w:b/>
+          <w:bCs/>
+          <w:lang w:val="en-GB"/>
+        </w:rPr>
+      </w:pPr>
+    </w:p>
+    <w:p>
+      <w:pPr>
+        <w:rPr>
+          <w:b/>
+          <w:bCs/>
+          <w:lang w:val="en-GB"/>
+        </w:rPr>
+      </w:pPr>
+      <w:r>
+        <w:rPr>
+          <w:b/>
+          <w:bCs/>
+          <w:lang w:val="en-GB"/>
+        </w:rPr>
+        <w:t xml:space="preserve">Another challenge was handling ObjectId validation when creating reviews. </w:t>
+      </w:r>
+    </w:p>
+    <w:p>
+      <w:pPr>
+        <w:rPr>
+          <w:b/>
+          <w:bCs/>
+          <w:lang w:val="en-GB"/>
+        </w:rPr>
+      </w:pPr>
+      <w:r>
+        <w:rPr>
+          <w:b/>
+          <w:bCs/>
+          <w:lang w:val="en-GB"/>
+        </w:rPr>
+        <w:t xml:space="preserve">Initially, I received errors when sending userId and movieId. </w:t>
+      </w:r>
+    </w:p>
+    <w:p>
+      <w:pPr>
+        <w:rPr>
+          <w:b/>
+          <w:bCs/>
+          <w:lang w:val="en-GB"/>
+        </w:rPr>
+      </w:pPr>
+      <w:r>
+        <w:rPr>
+          <w:b/>
+          <w:bCs/>
+          <w:lang w:val="en-GB"/>
+        </w:rPr>
+        <w:t>I solved this by validating the IDs and ensuring they are in the correct format before saving them to the database.</w:t>
+      </w:r>
+    </w:p>
+    <w:p>
+      <w:pPr>
+        <w:rPr>
+          <w:b/>
+          <w:bCs/>
+          <w:lang w:val="en-GB"/>
+        </w:rPr>
+      </w:pPr>
+    </w:p>
+    <w:p>
+      <w:pPr>
+        <w:rPr>
+          <w:b/>
+          <w:bCs/>
+          <w:lang w:val="en-GB"/>
+        </w:rPr>
+      </w:pPr>
+      <w:r>
+        <w:rPr>
+          <w:b/>
+          <w:bCs/>
+          <w:lang w:val="en-GB"/>
+        </w:rPr>
+        <w:t xml:space="preserve">In addition, I implemented relationships between collections using ObjectId references. </w:t>
+      </w:r>
+    </w:p>
+    <w:p>
+      <w:pPr>
+        <w:rPr>
+          <w:b/>
+          <w:bCs/>
+          <w:lang w:val="en-GB"/>
+        </w:rPr>
+      </w:pPr>
+      <w:r>
+        <w:rPr>
+          <w:b/>
+          <w:bCs/>
+          <w:lang w:val="en-GB"/>
+        </w:rPr>
+        <w:t>I used the populate() function to retrieve related data such as movie title and user information.</w:t>
+      </w:r>
+    </w:p>
+    <w:p>
+      <w:pPr>
+        <w:rPr>
+          <w:b/>
+          <w:bCs/>
+          <w:lang w:val="en-GB"/>
+        </w:rPr>
+      </w:pPr>
+    </w:p>
+    <w:p>
+      <w:pPr>
+        <w:rPr>
+          <w:b/>
+          <w:bCs/>
+          <w:lang w:val="en-GB"/>
+        </w:rPr>
+      </w:pPr>
+      <w:r>
+        <w:rPr>
+          <w:b/>
+          <w:bCs/>
+          <w:lang w:val="en-GB"/>
+        </w:rPr>
+        <w:t>Finally, I extended the API by adding new endpoints, such as getting reviews by user and deleting reviews.</w:t>
+      </w:r>
+    </w:p>
+    <w:p>
+      <w:pPr>
+        <w:rPr>
+          <w:b/>
+          <w:bCs/>
+          <w:lang w:val="en-GB"/>
+        </w:rPr>
+      </w:pPr>
+    </w:p>
+    <w:p>
+      <w:r>
+        <w:rPr>
+          <w:b/>
+          <w:bCs/>
+          <w:lang w:val="en-GB"/>
+        </w:rPr>
+        <w:t>Through this project, I learned how React and Express work together, how APIs are structured, and how to manage relational data using MongoDB.</w:t>
+      </w:r>
       <w:r>
         <w:pict w14:anchorId="0523EB7B">
-          <v:rect id="_x0000_i1041" style="width:0;height:1.5pt" o:hralign="center" o:hrstd="t" o:hr="t" fillcolor="#a0a0a0" stroked="f"/>
+          <v:rect id="_x0000_i1029" style="width:0;height:1.5pt" o:hralign="center" o:hrstd="t" o:hr="t" fillcolor="#a0a0a0" stroked="f"/>
         </w:pict>
       </w:r>
     </w:p>
@@ -747,6 +949,7 @@
         <w:rPr>
           <w:lang w:val="en-GB"/>
         </w:rPr>
+        <w:lastRenderedPageBreak/>
         <w:t>This made the project easier to run and more professional.</w:t>
       </w:r>
     </w:p>
@@ -766,7 +969,7 @@
     <w:p>
       <w:r>
         <w:pict w14:anchorId="4E0D7E63">
-          <v:rect id="_x0000_i1042" style="width:0;height:1.5pt" o:hralign="center" o:hrstd="t" o:hr="t" fillcolor="#a0a0a0" stroked="f"/>
+          <v:rect id="_x0000_i1030" style="width:0;height:1.5pt" o:hralign="center" o:hrstd="t" o:hr="t" fillcolor="#a0a0a0" stroked="f"/>
         </w:pict>
       </w:r>
     </w:p>

--- a/Report.docx
+++ b/Report.docx
@@ -7,14 +7,12 @@
         <w:rPr>
           <w:b/>
           <w:bCs/>
-          <w:lang w:val="en-GB"/>
-        </w:rPr>
-      </w:pPr>
-      <w:r>
-        <w:rPr>
-          <w:b/>
-          <w:bCs/>
-          <w:lang w:val="en-GB"/>
+        </w:rPr>
+      </w:pPr>
+      <w:r>
+        <w:rPr>
+          <w:b/>
+          <w:bCs/>
         </w:rPr>
         <w:t>Fullstack Movie App Report</w:t>
       </w:r>
@@ -24,14 +22,29 @@
         <w:rPr>
           <w:b/>
           <w:bCs/>
-          <w:lang w:val="en-GB"/>
-        </w:rPr>
-      </w:pPr>
-      <w:r>
-        <w:rPr>
-          <w:b/>
-          <w:bCs/>
-          <w:lang w:val="en-GB"/>
+        </w:rPr>
+      </w:pPr>
+      <w:r>
+        <w:rPr>
+          <w:b/>
+          <w:bCs/>
+        </w:rPr>
+        <w:pict w14:anchorId="07BD62FB">
+          <v:rect id="_x0000_i1097" style="width:0;height:1.5pt" o:hralign="center" o:hrstd="t" o:hr="t" fillcolor="#a0a0a0" stroked="f"/>
+        </w:pict>
+      </w:r>
+    </w:p>
+    <w:p>
+      <w:pPr>
+        <w:rPr>
+          <w:b/>
+          <w:bCs/>
+        </w:rPr>
+      </w:pPr>
+      <w:r>
+        <w:rPr>
+          <w:b/>
+          <w:bCs/>
         </w:rPr>
         <w:t>1. System Overview</w:t>
       </w:r>
@@ -39,40 +52,55 @@
     <w:p>
       <w:pPr>
         <w:rPr>
-          <w:lang w:val="en-GB"/>
-        </w:rPr>
-      </w:pPr>
-      <w:r>
-        <w:rPr>
-          <w:lang w:val="en-GB"/>
-        </w:rPr>
-        <w:t>This project is a simple full stack movie application.</w:t>
-      </w:r>
-      <w:r>
-        <w:rPr>
-          <w:lang w:val="en-GB"/>
+          <w:b/>
+          <w:bCs/>
+        </w:rPr>
+      </w:pPr>
+      <w:r>
+        <w:rPr>
+          <w:b/>
+          <w:bCs/>
+        </w:rPr>
+        <w:t>This project is a full stack movie application built using React, Node.js, Express, and MongoDB.</w:t>
+      </w:r>
+    </w:p>
+    <w:p>
+      <w:pPr>
+        <w:rPr>
+          <w:b/>
+          <w:bCs/>
+        </w:rPr>
+      </w:pPr>
+      <w:r>
+        <w:rPr>
+          <w:b/>
+          <w:bCs/>
+        </w:rPr>
+        <w:t>The goal of the application is to allow users to manage movies, create users, and add reviews linked to both movies and users.</w:t>
+      </w:r>
+      <w:r>
+        <w:rPr>
+          <w:b/>
+          <w:bCs/>
         </w:rPr>
         <w:br/>
-        <w:t>The goal of the app is to allow users to manage a list of movies by adding, viewing, and deleting them.</w:t>
-      </w:r>
-    </w:p>
-    <w:p>
-      <w:pPr>
-        <w:rPr>
-          <w:lang w:val="en-GB"/>
-        </w:rPr>
-      </w:pPr>
-      <w:r>
-        <w:rPr>
-          <w:lang w:val="en-GB"/>
-        </w:rPr>
-        <w:t>The idea is useful for organizing personal movie lists and tracking what movies a user has.</w:t>
-      </w:r>
-    </w:p>
-    <w:p>
-      <w:r>
-        <w:pict w14:anchorId="53F7EE8F">
-          <v:rect id="_x0000_i1025" style="width:0;height:1.5pt" o:hralign="center" o:hrstd="t" o:hr="t" fillcolor="#a0a0a0" stroked="f"/>
+        <w:t>It solves the problem of organizing movie collections and associating them with user-generated reviews in a structured and scalable way.</w:t>
+      </w:r>
+    </w:p>
+    <w:p>
+      <w:pPr>
+        <w:rPr>
+          <w:b/>
+          <w:bCs/>
+        </w:rPr>
+      </w:pPr>
+      <w:r>
+        <w:rPr>
+          <w:b/>
+          <w:bCs/>
+        </w:rPr>
+        <w:pict w14:anchorId="078AF36E">
+          <v:rect id="_x0000_i1098" style="width:0;height:1.5pt" o:hralign="center" o:hrstd="t" o:hr="t" fillcolor="#a0a0a0" stroked="f"/>
         </w:pict>
       </w:r>
     </w:p>
@@ -81,14 +109,12 @@
         <w:rPr>
           <w:b/>
           <w:bCs/>
-          <w:lang w:val="en-GB"/>
-        </w:rPr>
-      </w:pPr>
-      <w:r>
-        <w:rPr>
-          <w:b/>
-          <w:bCs/>
-          <w:lang w:val="en-GB"/>
+        </w:rPr>
+      </w:pPr>
+      <w:r>
+        <w:rPr>
+          <w:b/>
+          <w:bCs/>
         </w:rPr>
         <w:t>2. Database Design</w:t>
       </w:r>
@@ -96,24 +122,34 @@
     <w:p>
       <w:pPr>
         <w:rPr>
-          <w:lang w:val="en-GB"/>
-        </w:rPr>
-      </w:pPr>
-      <w:r>
-        <w:rPr>
-          <w:lang w:val="en-GB"/>
-        </w:rPr>
-        <w:t>The database contains 3 collections:</w:t>
+          <w:b/>
+          <w:bCs/>
+        </w:rPr>
+      </w:pPr>
+      <w:r>
+        <w:rPr>
+          <w:b/>
+          <w:bCs/>
+        </w:rPr>
+        <w:t>The database consists of three main collections:</w:t>
       </w:r>
     </w:p>
     <w:p>
       <w:pPr>
         <w:numPr>
           <w:ilvl w:val="0"/>
-          <w:numId w:val="1"/>
+          <w:numId w:val="6"/>
         </w:numPr>
-      </w:pPr>
-      <w:r>
+        <w:rPr>
+          <w:b/>
+          <w:bCs/>
+        </w:rPr>
+      </w:pPr>
+      <w:r>
+        <w:rPr>
+          <w:b/>
+          <w:bCs/>
+        </w:rPr>
         <w:t>Movies</w:t>
       </w:r>
     </w:p>
@@ -121,10 +157,18 @@
       <w:pPr>
         <w:numPr>
           <w:ilvl w:val="0"/>
-          <w:numId w:val="1"/>
+          <w:numId w:val="6"/>
         </w:numPr>
-      </w:pPr>
-      <w:r>
+        <w:rPr>
+          <w:b/>
+          <w:bCs/>
+        </w:rPr>
+      </w:pPr>
+      <w:r>
+        <w:rPr>
+          <w:b/>
+          <w:bCs/>
+        </w:rPr>
         <w:t>Users</w:t>
       </w:r>
     </w:p>
@@ -132,28 +176,33 @@
       <w:pPr>
         <w:numPr>
           <w:ilvl w:val="0"/>
-          <w:numId w:val="1"/>
+          <w:numId w:val="6"/>
         </w:numPr>
-      </w:pPr>
-      <w:r>
+        <w:rPr>
+          <w:b/>
+          <w:bCs/>
+        </w:rPr>
+      </w:pPr>
+      <w:r>
+        <w:rPr>
+          <w:b/>
+          <w:bCs/>
+        </w:rPr>
         <w:t>Reviews</w:t>
       </w:r>
     </w:p>
     <w:p>
       <w:pPr>
         <w:rPr>
-          <w:lang w:val="en-GB"/>
-        </w:rPr>
-      </w:pPr>
-      <w:r>
-        <w:rPr>
-          <w:lang w:val="en-GB"/>
-        </w:rPr>
-        <w:t>Each collection has its own purpose:</w:t>
-      </w:r>
-    </w:p>
-    <w:p>
-      <w:r>
+          <w:b/>
+          <w:bCs/>
+        </w:rPr>
+      </w:pPr>
+      <w:r>
+        <w:rPr>
+          <w:b/>
+          <w:bCs/>
+        </w:rPr>
         <w:t>Movies:</w:t>
       </w:r>
     </w:p>
@@ -161,10 +210,18 @@
       <w:pPr>
         <w:numPr>
           <w:ilvl w:val="0"/>
-          <w:numId w:val="2"/>
+          <w:numId w:val="7"/>
         </w:numPr>
-      </w:pPr>
-      <w:r>
+        <w:rPr>
+          <w:b/>
+          <w:bCs/>
+        </w:rPr>
+      </w:pPr>
+      <w:r>
+        <w:rPr>
+          <w:b/>
+          <w:bCs/>
+        </w:rPr>
         <w:t>title</w:t>
       </w:r>
     </w:p>
@@ -172,10 +229,18 @@
       <w:pPr>
         <w:numPr>
           <w:ilvl w:val="0"/>
-          <w:numId w:val="2"/>
+          <w:numId w:val="7"/>
         </w:numPr>
-      </w:pPr>
-      <w:r>
+        <w:rPr>
+          <w:b/>
+          <w:bCs/>
+        </w:rPr>
+      </w:pPr>
+      <w:r>
+        <w:rPr>
+          <w:b/>
+          <w:bCs/>
+        </w:rPr>
         <w:t>genre</w:t>
       </w:r>
     </w:p>
@@ -183,10 +248,18 @@
       <w:pPr>
         <w:numPr>
           <w:ilvl w:val="0"/>
-          <w:numId w:val="2"/>
+          <w:numId w:val="7"/>
         </w:numPr>
-      </w:pPr>
-      <w:r>
+        <w:rPr>
+          <w:b/>
+          <w:bCs/>
+        </w:rPr>
+      </w:pPr>
+      <w:r>
+        <w:rPr>
+          <w:b/>
+          <w:bCs/>
+        </w:rPr>
         <w:t>releaseYear</w:t>
       </w:r>
     </w:p>
@@ -194,15 +267,33 @@
       <w:pPr>
         <w:numPr>
           <w:ilvl w:val="0"/>
-          <w:numId w:val="2"/>
+          <w:numId w:val="7"/>
         </w:numPr>
-      </w:pPr>
-      <w:r>
+        <w:rPr>
+          <w:b/>
+          <w:bCs/>
+        </w:rPr>
+      </w:pPr>
+      <w:r>
+        <w:rPr>
+          <w:b/>
+          <w:bCs/>
+        </w:rPr>
         <w:t>averageRating</w:t>
       </w:r>
     </w:p>
     <w:p>
-      <w:r>
+      <w:pPr>
+        <w:rPr>
+          <w:b/>
+          <w:bCs/>
+        </w:rPr>
+      </w:pPr>
+      <w:r>
+        <w:rPr>
+          <w:b/>
+          <w:bCs/>
+        </w:rPr>
         <w:t>Users:</w:t>
       </w:r>
     </w:p>
@@ -210,10 +301,18 @@
       <w:pPr>
         <w:numPr>
           <w:ilvl w:val="0"/>
-          <w:numId w:val="3"/>
+          <w:numId w:val="8"/>
         </w:numPr>
-      </w:pPr>
-      <w:r>
+        <w:rPr>
+          <w:b/>
+          <w:bCs/>
+        </w:rPr>
+      </w:pPr>
+      <w:r>
+        <w:rPr>
+          <w:b/>
+          <w:bCs/>
+        </w:rPr>
         <w:t>name</w:t>
       </w:r>
     </w:p>
@@ -221,15 +320,33 @@
       <w:pPr>
         <w:numPr>
           <w:ilvl w:val="0"/>
-          <w:numId w:val="3"/>
+          <w:numId w:val="8"/>
         </w:numPr>
-      </w:pPr>
-      <w:r>
+        <w:rPr>
+          <w:b/>
+          <w:bCs/>
+        </w:rPr>
+      </w:pPr>
+      <w:r>
+        <w:rPr>
+          <w:b/>
+          <w:bCs/>
+        </w:rPr>
         <w:t>email</w:t>
       </w:r>
     </w:p>
     <w:p>
-      <w:r>
+      <w:pPr>
+        <w:rPr>
+          <w:b/>
+          <w:bCs/>
+        </w:rPr>
+      </w:pPr>
+      <w:r>
+        <w:rPr>
+          <w:b/>
+          <w:bCs/>
+        </w:rPr>
         <w:t>Reviews:</w:t>
       </w:r>
     </w:p>
@@ -237,10 +354,18 @@
       <w:pPr>
         <w:numPr>
           <w:ilvl w:val="0"/>
-          <w:numId w:val="4"/>
+          <w:numId w:val="9"/>
         </w:numPr>
-      </w:pPr>
-      <w:r>
+        <w:rPr>
+          <w:b/>
+          <w:bCs/>
+        </w:rPr>
+      </w:pPr>
+      <w:r>
+        <w:rPr>
+          <w:b/>
+          <w:bCs/>
+        </w:rPr>
         <w:t>movieId (reference to Movie)</w:t>
       </w:r>
     </w:p>
@@ -248,10 +373,18 @@
       <w:pPr>
         <w:numPr>
           <w:ilvl w:val="0"/>
-          <w:numId w:val="4"/>
+          <w:numId w:val="9"/>
         </w:numPr>
-      </w:pPr>
-      <w:r>
+        <w:rPr>
+          <w:b/>
+          <w:bCs/>
+        </w:rPr>
+      </w:pPr>
+      <w:r>
+        <w:rPr>
+          <w:b/>
+          <w:bCs/>
+        </w:rPr>
         <w:t>userId (reference to User)</w:t>
       </w:r>
     </w:p>
@@ -259,10 +392,18 @@
       <w:pPr>
         <w:numPr>
           <w:ilvl w:val="0"/>
-          <w:numId w:val="4"/>
+          <w:numId w:val="9"/>
         </w:numPr>
-      </w:pPr>
-      <w:r>
+        <w:rPr>
+          <w:b/>
+          <w:bCs/>
+        </w:rPr>
+      </w:pPr>
+      <w:r>
+        <w:rPr>
+          <w:b/>
+          <w:bCs/>
+        </w:rPr>
         <w:t>comment</w:t>
       </w:r>
     </w:p>
@@ -270,15 +411,33 @@
       <w:pPr>
         <w:numPr>
           <w:ilvl w:val="0"/>
-          <w:numId w:val="4"/>
+          <w:numId w:val="9"/>
         </w:numPr>
-      </w:pPr>
-      <w:r>
+        <w:rPr>
+          <w:b/>
+          <w:bCs/>
+        </w:rPr>
+      </w:pPr>
+      <w:r>
+        <w:rPr>
+          <w:b/>
+          <w:bCs/>
+        </w:rPr>
         <w:t>rating</w:t>
       </w:r>
     </w:p>
     <w:p>
-      <w:r>
+      <w:pPr>
+        <w:rPr>
+          <w:b/>
+          <w:bCs/>
+        </w:rPr>
+      </w:pPr>
+      <w:r>
+        <w:rPr>
+          <w:b/>
+          <w:bCs/>
+        </w:rPr>
         <w:t>Relationships:</w:t>
       </w:r>
     </w:p>
@@ -286,722 +445,936 @@
       <w:pPr>
         <w:numPr>
           <w:ilvl w:val="0"/>
-          <w:numId w:val="5"/>
+          <w:numId w:val="10"/>
         </w:numPr>
         <w:rPr>
-          <w:lang w:val="en-GB"/>
-        </w:rPr>
-      </w:pPr>
-      <w:r>
-        <w:rPr>
-          <w:lang w:val="en-GB"/>
-        </w:rPr>
-        <w:t>A review is connected to a movie and a user using ObjectId.</w:t>
+          <w:b/>
+          <w:bCs/>
+        </w:rPr>
+      </w:pPr>
+      <w:r>
+        <w:rPr>
+          <w:b/>
+          <w:bCs/>
+        </w:rPr>
+        <w:lastRenderedPageBreak/>
+        <w:t>Each review is linked to a movie and a user using ObjectId references.</w:t>
       </w:r>
     </w:p>
     <w:p>
       <w:pPr>
         <w:numPr>
           <w:ilvl w:val="0"/>
-          <w:numId w:val="5"/>
+          <w:numId w:val="10"/>
         </w:numPr>
         <w:rPr>
+          <w:b/>
+          <w:bCs/>
+        </w:rPr>
+      </w:pPr>
+      <w:r>
+        <w:rPr>
+          <w:b/>
+          <w:bCs/>
+        </w:rPr>
+        <w:t>This allows relational data handling in MongoDB.</w:t>
+      </w:r>
+    </w:p>
+    <w:p>
+      <w:pPr>
+        <w:numPr>
+          <w:ilvl w:val="0"/>
+          <w:numId w:val="10"/>
+        </w:numPr>
+        <w:rPr>
+          <w:b/>
+          <w:bCs/>
+        </w:rPr>
+      </w:pPr>
+      <w:r>
+        <w:rPr>
+          <w:b/>
+          <w:bCs/>
+        </w:rPr>
+        <w:t>I used populate() to retrieve related data such as movie title and user information.</w:t>
+      </w:r>
+    </w:p>
+    <w:p>
+      <w:pPr>
+        <w:rPr>
+          <w:b/>
+          <w:bCs/>
+        </w:rPr>
+      </w:pPr>
+      <w:r>
+        <w:rPr>
+          <w:b/>
+          <w:bCs/>
+        </w:rPr>
+        <w:t>Validation:</w:t>
+      </w:r>
+    </w:p>
+    <w:p>
+      <w:pPr>
+        <w:numPr>
+          <w:ilvl w:val="0"/>
+          <w:numId w:val="11"/>
+        </w:numPr>
+        <w:rPr>
+          <w:b/>
+          <w:bCs/>
+        </w:rPr>
+      </w:pPr>
+      <w:r>
+        <w:rPr>
+          <w:b/>
+          <w:bCs/>
+        </w:rPr>
+        <w:t>Required fields were enforced in schemas.</w:t>
+      </w:r>
+    </w:p>
+    <w:p>
+      <w:pPr>
+        <w:numPr>
+          <w:ilvl w:val="0"/>
+          <w:numId w:val="11"/>
+        </w:numPr>
+        <w:rPr>
+          <w:b/>
+          <w:bCs/>
+        </w:rPr>
+      </w:pPr>
+      <w:r>
+        <w:rPr>
+          <w:b/>
+          <w:bCs/>
+        </w:rPr>
+        <w:t>Rating values were limited using min/max validation.</w:t>
+      </w:r>
+    </w:p>
+    <w:p>
+      <w:pPr>
+        <w:numPr>
+          <w:ilvl w:val="0"/>
+          <w:numId w:val="11"/>
+        </w:numPr>
+        <w:rPr>
+          <w:b/>
+          <w:bCs/>
+        </w:rPr>
+      </w:pPr>
+      <w:r>
+        <w:rPr>
+          <w:b/>
+          <w:bCs/>
+        </w:rPr>
+        <w:t>ObjectId validation was implemented in the backend to prevent invalid data.</w:t>
+      </w:r>
+    </w:p>
+    <w:p>
+      <w:pPr>
+        <w:rPr>
+          <w:b/>
+          <w:bCs/>
+        </w:rPr>
+      </w:pPr>
+      <w:r>
+        <w:rPr>
+          <w:b/>
+          <w:bCs/>
+        </w:rPr>
+        <w:pict w14:anchorId="78A977EF">
+          <v:rect id="_x0000_i1099" style="width:0;height:1.5pt" o:hralign="center" o:hrstd="t" o:hr="t" fillcolor="#a0a0a0" stroked="f"/>
+        </w:pict>
+      </w:r>
+    </w:p>
+    <w:p>
+      <w:pPr>
+        <w:rPr>
+          <w:b/>
+          <w:bCs/>
+        </w:rPr>
+      </w:pPr>
+      <w:r>
+        <w:rPr>
+          <w:b/>
+          <w:bCs/>
+        </w:rPr>
+        <w:t>3. API Endpoints</w:t>
+      </w:r>
+    </w:p>
+    <w:p>
+      <w:pPr>
+        <w:rPr>
+          <w:b/>
+          <w:bCs/>
+        </w:rPr>
+      </w:pPr>
+      <w:r>
+        <w:rPr>
+          <w:b/>
+          <w:bCs/>
+        </w:rPr>
+        <w:t>Movies:</w:t>
+      </w:r>
+    </w:p>
+    <w:p>
+      <w:pPr>
+        <w:numPr>
+          <w:ilvl w:val="0"/>
+          <w:numId w:val="12"/>
+        </w:numPr>
+        <w:rPr>
+          <w:b/>
+          <w:bCs/>
+        </w:rPr>
+      </w:pPr>
+      <w:r>
+        <w:rPr>
+          <w:b/>
+          <w:bCs/>
+        </w:rPr>
+        <w:t>GET /api/movies → Retrieve all movies</w:t>
+      </w:r>
+    </w:p>
+    <w:p>
+      <w:pPr>
+        <w:numPr>
+          <w:ilvl w:val="0"/>
+          <w:numId w:val="12"/>
+        </w:numPr>
+        <w:rPr>
+          <w:b/>
+          <w:bCs/>
+        </w:rPr>
+      </w:pPr>
+      <w:r>
+        <w:rPr>
+          <w:b/>
+          <w:bCs/>
+        </w:rPr>
+        <w:t>POST /api/movies → Add a new movie</w:t>
+      </w:r>
+    </w:p>
+    <w:p>
+      <w:pPr>
+        <w:numPr>
+          <w:ilvl w:val="0"/>
+          <w:numId w:val="12"/>
+        </w:numPr>
+        <w:rPr>
+          <w:b/>
+          <w:bCs/>
+        </w:rPr>
+      </w:pPr>
+      <w:r>
+        <w:rPr>
+          <w:b/>
+          <w:bCs/>
+        </w:rPr>
+        <w:t>PUT /api/movies/:id → Update a movie</w:t>
+      </w:r>
+    </w:p>
+    <w:p>
+      <w:pPr>
+        <w:numPr>
+          <w:ilvl w:val="0"/>
+          <w:numId w:val="12"/>
+        </w:numPr>
+        <w:rPr>
+          <w:b/>
+          <w:bCs/>
+        </w:rPr>
+      </w:pPr>
+      <w:r>
+        <w:rPr>
+          <w:b/>
+          <w:bCs/>
+        </w:rPr>
+        <w:t>DELETE /api/movies/:id → Delete a movie</w:t>
+      </w:r>
+    </w:p>
+    <w:p>
+      <w:pPr>
+        <w:rPr>
+          <w:b/>
+          <w:bCs/>
+        </w:rPr>
+      </w:pPr>
+      <w:r>
+        <w:rPr>
+          <w:b/>
+          <w:bCs/>
+        </w:rPr>
+        <w:t>Users:</w:t>
+      </w:r>
+    </w:p>
+    <w:p>
+      <w:pPr>
+        <w:numPr>
+          <w:ilvl w:val="0"/>
+          <w:numId w:val="13"/>
+        </w:numPr>
+        <w:rPr>
+          <w:b/>
+          <w:bCs/>
+        </w:rPr>
+      </w:pPr>
+      <w:r>
+        <w:rPr>
+          <w:b/>
+          <w:bCs/>
+        </w:rPr>
+        <w:t>GET /api/users → Retrieve all users</w:t>
+      </w:r>
+    </w:p>
+    <w:p>
+      <w:pPr>
+        <w:numPr>
+          <w:ilvl w:val="0"/>
+          <w:numId w:val="13"/>
+        </w:numPr>
+        <w:rPr>
+          <w:b/>
+          <w:bCs/>
+        </w:rPr>
+      </w:pPr>
+      <w:r>
+        <w:rPr>
+          <w:b/>
+          <w:bCs/>
+        </w:rPr>
+        <w:t>POST /api/users → Create a new user</w:t>
+      </w:r>
+    </w:p>
+    <w:p>
+      <w:pPr>
+        <w:rPr>
+          <w:b/>
+          <w:bCs/>
+        </w:rPr>
+      </w:pPr>
+      <w:r>
+        <w:rPr>
+          <w:b/>
+          <w:bCs/>
+        </w:rPr>
+        <w:t>Reviews:</w:t>
+      </w:r>
+    </w:p>
+    <w:p>
+      <w:pPr>
+        <w:numPr>
+          <w:ilvl w:val="0"/>
+          <w:numId w:val="14"/>
+        </w:numPr>
+        <w:rPr>
+          <w:b/>
+          <w:bCs/>
+        </w:rPr>
+      </w:pPr>
+      <w:r>
+        <w:rPr>
+          <w:b/>
+          <w:bCs/>
+        </w:rPr>
+        <w:t>GET /api/reviews → Retrieve all reviews (with populated data)</w:t>
+      </w:r>
+    </w:p>
+    <w:p>
+      <w:pPr>
+        <w:numPr>
+          <w:ilvl w:val="0"/>
+          <w:numId w:val="14"/>
+        </w:numPr>
+        <w:rPr>
+          <w:b/>
+          <w:bCs/>
+        </w:rPr>
+      </w:pPr>
+      <w:r>
+        <w:rPr>
+          <w:b/>
+          <w:bCs/>
+        </w:rPr>
+        <w:t>POST /api/reviews → Add a new review</w:t>
+      </w:r>
+    </w:p>
+    <w:p>
+      <w:pPr>
+        <w:numPr>
+          <w:ilvl w:val="0"/>
+          <w:numId w:val="14"/>
+        </w:numPr>
+        <w:rPr>
+          <w:b/>
+          <w:bCs/>
+        </w:rPr>
+      </w:pPr>
+      <w:r>
+        <w:rPr>
+          <w:b/>
+          <w:bCs/>
+        </w:rPr>
+        <w:t>GET /api/reviews/user/:userId → Get reviews by user</w:t>
+      </w:r>
+    </w:p>
+    <w:p>
+      <w:pPr>
+        <w:numPr>
+          <w:ilvl w:val="0"/>
+          <w:numId w:val="14"/>
+        </w:numPr>
+        <w:rPr>
+          <w:b/>
+          <w:bCs/>
+        </w:rPr>
+      </w:pPr>
+      <w:r>
+        <w:rPr>
+          <w:b/>
+          <w:bCs/>
+        </w:rPr>
+        <w:t>DELETE /api/reviews/:id → Delete a review</w:t>
+      </w:r>
+    </w:p>
+    <w:p>
+      <w:pPr>
+        <w:rPr>
+          <w:b/>
+          <w:bCs/>
+        </w:rPr>
+      </w:pPr>
+      <w:r>
+        <w:rPr>
+          <w:b/>
+          <w:bCs/>
+        </w:rPr>
+        <w:pict w14:anchorId="186AF5C7">
+          <v:rect id="_x0000_i1100" style="width:0;height:1.5pt" o:hralign="center" o:hrstd="t" o:hr="t" fillcolor="#a0a0a0" stroked="f"/>
+        </w:pict>
+      </w:r>
+    </w:p>
+    <w:p>
+      <w:pPr>
+        <w:rPr>
+          <w:b/>
+          <w:bCs/>
+        </w:rPr>
+      </w:pPr>
+      <w:r>
+        <w:rPr>
+          <w:b/>
+          <w:bCs/>
+        </w:rPr>
+        <w:t>4. Reflection</w:t>
+      </w:r>
+    </w:p>
+    <w:p>
+      <w:pPr>
+        <w:rPr>
+          <w:b/>
+          <w:bCs/>
+        </w:rPr>
+      </w:pPr>
+      <w:r>
+        <w:rPr>
+          <w:b/>
+          <w:bCs/>
+        </w:rPr>
+        <w:t>During the development of this project, I faced several challenges.</w:t>
+      </w:r>
+    </w:p>
+    <w:p>
+      <w:pPr>
+        <w:rPr>
+          <w:b/>
+          <w:bCs/>
+        </w:rPr>
+      </w:pPr>
+      <w:r>
+        <w:rPr>
+          <w:b/>
+          <w:bCs/>
+        </w:rPr>
+        <w:t>One of the main challenges was connecting the frontend with the backend correctly.</w:t>
+      </w:r>
+      <w:r>
+        <w:rPr>
+          <w:b/>
+          <w:bCs/>
+        </w:rPr>
+        <w:br/>
+        <w:t xml:space="preserve">At the beginning, some API requests were not working, and I encountered multiple </w:t>
+      </w:r>
+      <w:r>
+        <w:rPr>
+          <w:b/>
+          <w:bCs/>
+        </w:rPr>
+        <w:lastRenderedPageBreak/>
+        <w:t>errors in the console. I resolved this by debugging endpoints and ensuring correct request formatting.</w:t>
+      </w:r>
+    </w:p>
+    <w:p>
+      <w:pPr>
+        <w:rPr>
+          <w:b/>
+          <w:bCs/>
+        </w:rPr>
+      </w:pPr>
+      <w:r>
+        <w:rPr>
+          <w:b/>
+          <w:bCs/>
+        </w:rPr>
+        <w:t>Another issue was handling empty inputs in forms.</w:t>
+      </w:r>
+      <w:r>
+        <w:rPr>
+          <w:b/>
+          <w:bCs/>
+        </w:rPr>
+        <w:br/>
+        <w:t>Submitting incomplete data caused errors, so I implemented validation in the frontend to ensure all required fields are filled.</w:t>
+      </w:r>
+    </w:p>
+    <w:p>
+      <w:pPr>
+        <w:rPr>
+          <w:b/>
+          <w:bCs/>
+        </w:rPr>
+      </w:pPr>
+      <w:r>
+        <w:rPr>
+          <w:b/>
+          <w:bCs/>
+        </w:rPr>
+        <w:t>I also faced a Git-related issue where I accidentally committed the node_modules folder, which made the repository very large.</w:t>
+      </w:r>
+      <w:r>
+        <w:rPr>
+          <w:b/>
+          <w:bCs/>
+        </w:rPr>
+        <w:br/>
+        <w:t>I fixed this by adding a .gitignore file and removing node_modules from version control.</w:t>
+      </w:r>
+    </w:p>
+    <w:p>
+      <w:pPr>
+        <w:rPr>
+          <w:b/>
+          <w:bCs/>
+        </w:rPr>
+      </w:pPr>
+      <w:r>
+        <w:rPr>
+          <w:b/>
+          <w:bCs/>
+        </w:rPr>
+        <w:t>A significant challenge was handling ObjectId validation when creating reviews.</w:t>
+      </w:r>
+      <w:r>
+        <w:rPr>
+          <w:b/>
+          <w:bCs/>
+        </w:rPr>
+        <w:br/>
+        <w:t>Initially, I received errors when sending userId and movieId. I solved this by validating IDs using Mongoose and ensuring proper conversion before saving them.</w:t>
+      </w:r>
+    </w:p>
+    <w:p>
+      <w:pPr>
+        <w:rPr>
+          <w:b/>
+          <w:bCs/>
+        </w:rPr>
+      </w:pPr>
+      <w:r>
+        <w:rPr>
+          <w:b/>
+          <w:bCs/>
+        </w:rPr>
+        <w:t>Additionally, I implemented relationships between collections using ObjectId references and used the populate() function to retrieve related data such as movie titles and user details.</w:t>
+      </w:r>
+    </w:p>
+    <w:p>
+      <w:pPr>
+        <w:rPr>
+          <w:b/>
+          <w:bCs/>
+        </w:rPr>
+      </w:pPr>
+      <w:r>
+        <w:rPr>
+          <w:b/>
+          <w:bCs/>
+        </w:rPr>
+        <w:t>I also improved the backend structure by introducing a controller layer, separating logic from routes, following the pattern:</w:t>
+      </w:r>
+      <w:r>
+        <w:rPr>
+          <w:b/>
+          <w:bCs/>
+        </w:rPr>
+        <w:br/>
+        <w:t>routes → controllers → models.</w:t>
+      </w:r>
+    </w:p>
+    <w:p>
+      <w:pPr>
+        <w:rPr>
+          <w:b/>
+          <w:bCs/>
+        </w:rPr>
+      </w:pPr>
+      <w:r>
+        <w:rPr>
+          <w:b/>
+          <w:bCs/>
+        </w:rPr>
+        <w:t>Finally, I extended the API by adding new endpoints such as retrieving reviews by user and deleting reviews.</w:t>
+      </w:r>
+    </w:p>
+    <w:p>
+      <w:pPr>
+        <w:rPr>
+          <w:b/>
+          <w:bCs/>
+        </w:rPr>
+      </w:pPr>
+      <w:r>
+        <w:rPr>
+          <w:b/>
+          <w:bCs/>
+        </w:rPr>
+        <w:t>Through this project, I learned how React and Express integrate, how APIs are designed, and how to manage relational data using MongoDB effectively.</w:t>
+      </w:r>
+    </w:p>
+    <w:p>
+      <w:pPr>
+        <w:rPr>
+          <w:b/>
+          <w:bCs/>
+        </w:rPr>
+      </w:pPr>
+      <w:r>
+        <w:rPr>
+          <w:b/>
+          <w:bCs/>
+        </w:rPr>
+        <w:pict w14:anchorId="5A6380C6">
+          <v:rect id="_x0000_i1101" style="width:0;height:1.5pt" o:hralign="center" o:hrstd="t" o:hr="t" fillcolor="#a0a0a0" stroked="f"/>
+        </w:pict>
+      </w:r>
+    </w:p>
+    <w:p>
+      <w:pPr>
+        <w:rPr>
+          <w:b/>
+          <w:bCs/>
+        </w:rPr>
+      </w:pPr>
+      <w:r>
+        <w:rPr>
+          <w:b/>
+          <w:bCs/>
+        </w:rPr>
+        <w:t>5. Feature Iteration</w:t>
+      </w:r>
+    </w:p>
+    <w:p>
+      <w:pPr>
+        <w:rPr>
+          <w:b/>
+          <w:bCs/>
+        </w:rPr>
+      </w:pPr>
+      <w:r>
+        <w:rPr>
+          <w:b/>
+          <w:bCs/>
+        </w:rPr>
+        <w:t>One feature I improved was how the application runs.</w:t>
+      </w:r>
+    </w:p>
+    <w:p>
+      <w:pPr>
+        <w:rPr>
+          <w:b/>
+          <w:bCs/>
+        </w:rPr>
+      </w:pPr>
+      <w:r>
+        <w:rPr>
+          <w:b/>
+          <w:bCs/>
+        </w:rPr>
+        <w:t>Initially, I ran the backend and frontend separately using:</w:t>
+      </w:r>
+    </w:p>
+    <w:p>
+      <w:pPr>
+        <w:numPr>
+          <w:ilvl w:val="0"/>
+          <w:numId w:val="15"/>
+        </w:numPr>
+        <w:rPr>
+          <w:b/>
+          <w:bCs/>
+        </w:rPr>
+      </w:pPr>
+      <w:r>
+        <w:rPr>
+          <w:b/>
+          <w:bCs/>
+        </w:rPr>
+        <w:t>node index.js</w:t>
+      </w:r>
+    </w:p>
+    <w:p>
+      <w:pPr>
+        <w:numPr>
+          <w:ilvl w:val="0"/>
+          <w:numId w:val="15"/>
+        </w:numPr>
+        <w:rPr>
+          <w:b/>
+          <w:bCs/>
+        </w:rPr>
+      </w:pPr>
+      <w:r>
+        <w:rPr>
+          <w:b/>
+          <w:bCs/>
+        </w:rPr>
+        <w:t>npm run dev</w:t>
+      </w:r>
+    </w:p>
+    <w:p>
+      <w:pPr>
+        <w:rPr>
+          <w:b/>
+          <w:bCs/>
+        </w:rPr>
+      </w:pPr>
+      <w:r>
+        <w:rPr>
+          <w:b/>
+          <w:bCs/>
+        </w:rPr>
+        <w:t>Later, I improved this by using a single command:</w:t>
+      </w:r>
+    </w:p>
+    <w:p>
+      <w:pPr>
+        <w:numPr>
+          <w:ilvl w:val="0"/>
+          <w:numId w:val="16"/>
+        </w:numPr>
+        <w:rPr>
+          <w:b/>
+          <w:bCs/>
+        </w:rPr>
+      </w:pPr>
+      <w:r>
+        <w:rPr>
+          <w:b/>
+          <w:bCs/>
+        </w:rPr>
+        <w:t>npm run dev</w:t>
+      </w:r>
+    </w:p>
+    <w:p>
+      <w:pPr>
+        <w:rPr>
+          <w:b/>
+          <w:bCs/>
+        </w:rPr>
+      </w:pPr>
+      <w:r>
+        <w:rPr>
+          <w:b/>
+          <w:bCs/>
+        </w:rPr>
+        <w:t>This made the workflow more efficient and professional.</w:t>
+      </w:r>
+    </w:p>
+    <w:p>
+      <w:pPr>
+        <w:rPr>
+          <w:b/>
+          <w:bCs/>
+        </w:rPr>
+      </w:pPr>
+      <w:r>
+        <w:rPr>
+          <w:b/>
+          <w:bCs/>
+        </w:rPr>
+        <w:t>Another improvement was adding loading indicators and error handling in the frontend, instead of displaying an empty screen during data fetching.</w:t>
+      </w:r>
+    </w:p>
+    <w:p>
+      <w:pPr>
+        <w:rPr>
+          <w:b/>
+          <w:bCs/>
+        </w:rPr>
+      </w:pPr>
+      <w:r>
+        <w:rPr>
+          <w:b/>
+          <w:bCs/>
+        </w:rPr>
+        <w:lastRenderedPageBreak/>
+        <w:pict w14:anchorId="36500F96">
+          <v:rect id="_x0000_i1102" style="width:0;height:1.5pt" o:hralign="center" o:hrstd="t" o:hr="t" fillcolor="#a0a0a0" stroked="f"/>
+        </w:pict>
+      </w:r>
+    </w:p>
+    <w:p>
+      <w:pPr>
+        <w:rPr>
+          <w:b/>
+          <w:bCs/>
+        </w:rPr>
+      </w:pPr>
+      <w:r>
+        <w:rPr>
+          <w:b/>
+          <w:bCs/>
+        </w:rPr>
+        <w:t>Conclusion</w:t>
+      </w:r>
+    </w:p>
+    <w:p>
+      <w:pPr>
+        <w:rPr>
+          <w:b/>
+          <w:bCs/>
+        </w:rPr>
+      </w:pPr>
+      <w:r>
+        <w:rPr>
+          <w:b/>
+          <w:bCs/>
+        </w:rPr>
+        <w:t>This project enhanced my understanding of full stack development, especially how different layers of an application interact together.</w:t>
+      </w:r>
+    </w:p>
+    <w:p>
+      <w:pPr>
+        <w:rPr>
+          <w:b/>
+          <w:bCs/>
+        </w:rPr>
+      </w:pPr>
+      <w:r>
+        <w:rPr>
+          <w:b/>
+          <w:bCs/>
+        </w:rPr>
+        <w:t>I gained practical experience in building APIs, structuring backend code, managing databases, and connecting frontend interfaces with backend services.</w:t>
+      </w:r>
+    </w:p>
+    <w:p>
+      <w:pPr>
+        <w:rPr>
+          <w:b/>
+          <w:bCs/>
+        </w:rPr>
+      </w:pPr>
+      <w:r>
+        <w:rPr>
+          <w:b/>
+          <w:bCs/>
+        </w:rPr>
+        <w:pict w14:anchorId="3872B74C">
+          <v:rect id="_x0000_i1103" style="width:0;height:1.5pt" o:hralign="center" o:hrstd="t" o:hr="t" fillcolor="#a0a0a0" stroked="f"/>
+        </w:pict>
+      </w:r>
+    </w:p>
+    <w:p>
+      <w:pPr>
+        <w:rPr>
+          <w:b/>
+          <w:bCs/>
+        </w:rPr>
+      </w:pPr>
+      <w:r>
+        <w:rPr>
+          <w:b/>
+          <w:bCs/>
+        </w:rPr>
+        <w:t>ERD Diagram</w:t>
+      </w:r>
+    </w:p>
+    <w:p>
+      <w:pPr>
+        <w:numPr>
+          <w:ilvl w:val="0"/>
+          <w:numId w:val="17"/>
+        </w:numPr>
+        <w:rPr>
+          <w:b/>
+          <w:bCs/>
+        </w:rPr>
+      </w:pPr>
+      <w:r>
+        <w:rPr>
+          <w:b/>
+          <w:bCs/>
+        </w:rPr>
+        <w:t>A User writes Reviews</w:t>
+      </w:r>
+    </w:p>
+    <w:p>
+      <w:pPr>
+        <w:numPr>
+          <w:ilvl w:val="0"/>
+          <w:numId w:val="17"/>
+        </w:numPr>
+        <w:rPr>
+          <w:b/>
+          <w:bCs/>
+        </w:rPr>
+      </w:pPr>
+      <w:r>
+        <w:rPr>
+          <w:b/>
+          <w:bCs/>
+        </w:rPr>
+        <w:t>A Movie has Reviews</w:t>
+      </w:r>
+    </w:p>
+    <w:p>
+      <w:pPr>
+        <w:numPr>
+          <w:ilvl w:val="0"/>
+          <w:numId w:val="17"/>
+        </w:numPr>
+        <w:rPr>
+          <w:b/>
+          <w:bCs/>
+        </w:rPr>
+      </w:pPr>
+      <w:r>
+        <w:rPr>
+          <w:b/>
+          <w:bCs/>
+        </w:rPr>
+        <w:t>Reviews connect Users and Movies</w:t>
+      </w:r>
+    </w:p>
+    <w:p>
+      <w:pPr>
+        <w:rPr>
           <w:lang w:val="en-GB"/>
         </w:rPr>
       </w:pPr>
-      <w:r>
-        <w:rPr>
-          <w:lang w:val="en-GB"/>
-        </w:rPr>
-        <w:lastRenderedPageBreak/>
-        <w:t>This allows linking data between collections.</w:t>
-      </w:r>
-    </w:p>
-    <w:p>
-      <w:pPr>
-        <w:rPr>
-          <w:lang w:val="en-GB"/>
-        </w:rPr>
-      </w:pPr>
-      <w:r>
-        <w:rPr>
-          <w:lang w:val="en-GB"/>
-        </w:rPr>
-        <w:t>I also used validation in the schema like required fields and min/max rating.</w:t>
-      </w:r>
-    </w:p>
-    <w:p>
-      <w:r>
-        <w:pict w14:anchorId="6987BBEA">
-          <v:rect id="_x0000_i1026" style="width:0;height:1.5pt" o:hralign="center" o:hrstd="t" o:hr="t" fillcolor="#a0a0a0" stroked="f"/>
-        </w:pict>
-      </w:r>
-    </w:p>
-    <w:p>
-      <w:pPr>
-        <w:rPr>
-          <w:b/>
-          <w:bCs/>
-          <w:lang w:val="en-GB"/>
-        </w:rPr>
-      </w:pPr>
-      <w:r>
-        <w:rPr>
-          <w:b/>
-          <w:bCs/>
-          <w:lang w:val="en-GB"/>
-        </w:rPr>
-        <w:t>3. API Endpoints</w:t>
-      </w:r>
-    </w:p>
-    <w:p>
-      <w:pPr>
-        <w:rPr>
-          <w:b/>
-          <w:bCs/>
-          <w:lang w:val="en-GB"/>
-        </w:rPr>
-      </w:pPr>
-      <w:r>
-        <w:rPr>
-          <w:b/>
-          <w:bCs/>
-          <w:lang w:val="en-GB"/>
-        </w:rPr>
-        <w:t>1. Get all movies</w:t>
-      </w:r>
-    </w:p>
-    <w:p>
-      <w:pPr>
-        <w:rPr>
-          <w:lang w:val="en-GB"/>
-        </w:rPr>
-      </w:pPr>
-      <w:r>
-        <w:rPr>
-          <w:lang w:val="en-GB"/>
-        </w:rPr>
-        <w:t>GET /api/movies</w:t>
-      </w:r>
-    </w:p>
-    <w:p>
-      <w:pPr>
-        <w:rPr>
-          <w:lang w:val="en-GB"/>
-        </w:rPr>
-      </w:pPr>
-      <w:r>
-        <w:rPr>
-          <w:lang w:val="en-GB"/>
-        </w:rPr>
-        <w:t>This endpoint returns all movies from the database.</w:t>
-      </w:r>
-    </w:p>
-    <w:p>
-      <w:pPr>
-        <w:rPr>
-          <w:lang w:val="en-GB"/>
-        </w:rPr>
-      </w:pPr>
-      <w:r>
-        <w:rPr>
-          <w:lang w:val="en-GB"/>
-        </w:rPr>
-        <w:t>Example response:</w:t>
-      </w:r>
-      <w:r>
-        <w:rPr>
-          <w:lang w:val="en-GB"/>
-        </w:rPr>
-        <w:br/>
-        <w:t>[</w:t>
-      </w:r>
-      <w:r>
-        <w:rPr>
-          <w:lang w:val="en-GB"/>
-        </w:rPr>
-        <w:br/>
-        <w:t>{</w:t>
-      </w:r>
-      <w:r>
-        <w:rPr>
-          <w:lang w:val="en-GB"/>
-        </w:rPr>
-        <w:br/>
-        <w:t>"_id": "...",</w:t>
-      </w:r>
-      <w:r>
-        <w:rPr>
-          <w:lang w:val="en-GB"/>
-        </w:rPr>
-        <w:br/>
-        <w:t>"title": "Inception",</w:t>
-      </w:r>
-      <w:r>
-        <w:rPr>
-          <w:lang w:val="en-GB"/>
-        </w:rPr>
-        <w:br/>
-        <w:t>"genre": "Sci-Fi"</w:t>
-      </w:r>
-      <w:r>
-        <w:rPr>
-          <w:lang w:val="en-GB"/>
-        </w:rPr>
-        <w:br/>
-        <w:t>}</w:t>
-      </w:r>
-      <w:r>
-        <w:rPr>
-          <w:lang w:val="en-GB"/>
-        </w:rPr>
-        <w:br/>
-        <w:t>]</w:t>
-      </w:r>
-    </w:p>
-    <w:p>
-      <w:r>
-        <w:pict w14:anchorId="1740E34A">
-          <v:rect id="_x0000_i1027" style="width:0;height:1.5pt" o:hralign="center" o:hrstd="t" o:hr="t" fillcolor="#a0a0a0" stroked="f"/>
-        </w:pict>
-      </w:r>
-    </w:p>
-    <w:p>
-      <w:pPr>
-        <w:rPr>
-          <w:b/>
-          <w:bCs/>
-          <w:lang w:val="en-GB"/>
-        </w:rPr>
-      </w:pPr>
-      <w:r>
-        <w:rPr>
-          <w:b/>
-          <w:bCs/>
-          <w:lang w:val="en-GB"/>
-        </w:rPr>
-        <w:t>2. Delete a movie</w:t>
-      </w:r>
-    </w:p>
-    <w:p>
-      <w:pPr>
-        <w:rPr>
-          <w:lang w:val="en-GB"/>
-        </w:rPr>
-      </w:pPr>
-      <w:r>
-        <w:rPr>
-          <w:lang w:val="en-GB"/>
-        </w:rPr>
-        <w:t>DELETE /api/movies/:id</w:t>
-      </w:r>
-    </w:p>
-    <w:p>
-      <w:pPr>
-        <w:rPr>
-          <w:lang w:val="en-GB"/>
-        </w:rPr>
-      </w:pPr>
-      <w:r>
-        <w:rPr>
-          <w:lang w:val="en-GB"/>
-        </w:rPr>
-        <w:t>This endpoint deletes a movie using its ID.</w:t>
-      </w:r>
-    </w:p>
-    <w:p>
-      <w:pPr>
-        <w:rPr>
-          <w:lang w:val="en-GB"/>
-        </w:rPr>
-      </w:pPr>
-      <w:r>
-        <w:rPr>
-          <w:lang w:val="en-GB"/>
-        </w:rPr>
-        <w:t>Example response:</w:t>
-      </w:r>
-      <w:r>
-        <w:rPr>
-          <w:lang w:val="en-GB"/>
-        </w:rPr>
-        <w:br/>
-        <w:t>{</w:t>
-      </w:r>
-      <w:r>
-        <w:rPr>
-          <w:lang w:val="en-GB"/>
-        </w:rPr>
-        <w:br/>
-        <w:t>"message": "Movie deleted successfully"</w:t>
-      </w:r>
-      <w:r>
-        <w:rPr>
-          <w:lang w:val="en-GB"/>
-        </w:rPr>
-        <w:br/>
-        <w:t>}</w:t>
-      </w:r>
-    </w:p>
-    <w:p>
-      <w:r>
-        <w:pict w14:anchorId="2F5C5B36">
-          <v:rect id="_x0000_i1028" style="width:0;height:1.5pt" o:hralign="center" o:hrstd="t" o:hr="t" fillcolor="#a0a0a0" stroked="f"/>
-        </w:pict>
-      </w:r>
-    </w:p>
-    <w:p>
-      <w:pPr>
-        <w:rPr>
-          <w:b/>
-          <w:bCs/>
-          <w:lang w:val="en-GB"/>
-        </w:rPr>
-      </w:pPr>
-      <w:r>
-        <w:rPr>
-          <w:b/>
-          <w:bCs/>
-          <w:lang w:val="en-GB"/>
-        </w:rPr>
-        <w:t>4. Reflection</w:t>
-      </w:r>
-    </w:p>
-    <w:p>
-      <w:pPr>
-        <w:rPr>
-          <w:b/>
-          <w:bCs/>
-          <w:lang w:val="en-GB"/>
-        </w:rPr>
-      </w:pPr>
-    </w:p>
-    <w:p>
-      <w:pPr>
-        <w:rPr>
-          <w:b/>
-          <w:bCs/>
-          <w:lang w:val="en-GB"/>
-        </w:rPr>
-      </w:pPr>
-      <w:r>
-        <w:rPr>
-          <w:b/>
-          <w:bCs/>
-          <w:lang w:val="en-GB"/>
-        </w:rPr>
-        <w:t xml:space="preserve">One challenge I faced was connecting the frontend with the backend correctly. </w:t>
-      </w:r>
-    </w:p>
-    <w:p>
-      <w:pPr>
-        <w:rPr>
-          <w:b/>
-          <w:bCs/>
-          <w:lang w:val="en-GB"/>
-        </w:rPr>
-      </w:pPr>
-      <w:r>
-        <w:rPr>
-          <w:b/>
-          <w:bCs/>
-          <w:lang w:val="en-GB"/>
-        </w:rPr>
-        <w:t>At the beginning, I had issues with requests not working and errors appearing in the console.</w:t>
-      </w:r>
-    </w:p>
-    <w:p>
-      <w:pPr>
-        <w:rPr>
-          <w:b/>
-          <w:bCs/>
-          <w:lang w:val="en-GB"/>
-        </w:rPr>
-      </w:pPr>
-    </w:p>
-    <w:p>
-      <w:pPr>
-        <w:rPr>
-          <w:b/>
-          <w:bCs/>
-          <w:lang w:val="en-GB"/>
-        </w:rPr>
-      </w:pPr>
-      <w:r>
-        <w:rPr>
-          <w:b/>
-          <w:bCs/>
-          <w:lang w:val="en-GB"/>
-        </w:rPr>
-        <w:t xml:space="preserve">Another issue was handling empty inputs in the form. </w:t>
-      </w:r>
-    </w:p>
-    <w:p>
-      <w:pPr>
-        <w:rPr>
-          <w:b/>
-          <w:bCs/>
-          <w:lang w:val="en-GB"/>
-        </w:rPr>
-      </w:pPr>
-      <w:r>
-        <w:rPr>
-          <w:b/>
-          <w:bCs/>
-          <w:lang w:val="en-GB"/>
-        </w:rPr>
-        <w:lastRenderedPageBreak/>
-        <w:t>When I tried to add a movie without filling all fields, it caused problems, so I added validation in the frontend.</w:t>
-      </w:r>
-    </w:p>
-    <w:p>
-      <w:pPr>
-        <w:rPr>
-          <w:b/>
-          <w:bCs/>
-          <w:lang w:val="en-GB"/>
-        </w:rPr>
-      </w:pPr>
-    </w:p>
-    <w:p>
-      <w:pPr>
-        <w:rPr>
-          <w:b/>
-          <w:bCs/>
-          <w:lang w:val="en-GB"/>
-        </w:rPr>
-      </w:pPr>
-      <w:r>
-        <w:rPr>
-          <w:b/>
-          <w:bCs/>
-          <w:lang w:val="en-GB"/>
-        </w:rPr>
-        <w:t xml:space="preserve">I also faced a problem with Git where I accidentally committed the node_modules folder, which made the project very large. </w:t>
-      </w:r>
-    </w:p>
-    <w:p>
-      <w:pPr>
-        <w:rPr>
-          <w:b/>
-          <w:bCs/>
-          <w:lang w:val="en-GB"/>
-        </w:rPr>
-      </w:pPr>
-      <w:r>
-        <w:rPr>
-          <w:b/>
-          <w:bCs/>
-          <w:lang w:val="en-GB"/>
-        </w:rPr>
-        <w:t>I fixed this by using a .gitignore file and removing node_modules from the repository.</w:t>
-      </w:r>
-    </w:p>
-    <w:p>
-      <w:pPr>
-        <w:rPr>
-          <w:b/>
-          <w:bCs/>
-          <w:lang w:val="en-GB"/>
-        </w:rPr>
-      </w:pPr>
-    </w:p>
-    <w:p>
-      <w:pPr>
-        <w:rPr>
-          <w:b/>
-          <w:bCs/>
-          <w:lang w:val="en-GB"/>
-        </w:rPr>
-      </w:pPr>
-      <w:r>
-        <w:rPr>
-          <w:b/>
-          <w:bCs/>
-          <w:lang w:val="en-GB"/>
-        </w:rPr>
-        <w:t xml:space="preserve">Another challenge was handling ObjectId validation when creating reviews. </w:t>
-      </w:r>
-    </w:p>
-    <w:p>
-      <w:pPr>
-        <w:rPr>
-          <w:b/>
-          <w:bCs/>
-          <w:lang w:val="en-GB"/>
-        </w:rPr>
-      </w:pPr>
-      <w:r>
-        <w:rPr>
-          <w:b/>
-          <w:bCs/>
-          <w:lang w:val="en-GB"/>
-        </w:rPr>
-        <w:t xml:space="preserve">Initially, I received errors when sending userId and movieId. </w:t>
-      </w:r>
-    </w:p>
-    <w:p>
-      <w:pPr>
-        <w:rPr>
-          <w:b/>
-          <w:bCs/>
-          <w:lang w:val="en-GB"/>
-        </w:rPr>
-      </w:pPr>
-      <w:r>
-        <w:rPr>
-          <w:b/>
-          <w:bCs/>
-          <w:lang w:val="en-GB"/>
-        </w:rPr>
-        <w:t>I solved this by validating the IDs and ensuring they are in the correct format before saving them to the database.</w:t>
-      </w:r>
-    </w:p>
-    <w:p>
-      <w:pPr>
-        <w:rPr>
-          <w:b/>
-          <w:bCs/>
-          <w:lang w:val="en-GB"/>
-        </w:rPr>
-      </w:pPr>
-    </w:p>
-    <w:p>
-      <w:pPr>
-        <w:rPr>
-          <w:b/>
-          <w:bCs/>
-          <w:lang w:val="en-GB"/>
-        </w:rPr>
-      </w:pPr>
-      <w:r>
-        <w:rPr>
-          <w:b/>
-          <w:bCs/>
-          <w:lang w:val="en-GB"/>
-        </w:rPr>
-        <w:t xml:space="preserve">In addition, I implemented relationships between collections using ObjectId references. </w:t>
-      </w:r>
-    </w:p>
-    <w:p>
-      <w:pPr>
-        <w:rPr>
-          <w:b/>
-          <w:bCs/>
-          <w:lang w:val="en-GB"/>
-        </w:rPr>
-      </w:pPr>
-      <w:r>
-        <w:rPr>
-          <w:b/>
-          <w:bCs/>
-          <w:lang w:val="en-GB"/>
-        </w:rPr>
-        <w:t>I used the populate() function to retrieve related data such as movie title and user information.</w:t>
-      </w:r>
-    </w:p>
-    <w:p>
-      <w:pPr>
-        <w:rPr>
-          <w:b/>
-          <w:bCs/>
-          <w:lang w:val="en-GB"/>
-        </w:rPr>
-      </w:pPr>
-    </w:p>
-    <w:p>
-      <w:pPr>
-        <w:rPr>
-          <w:b/>
-          <w:bCs/>
-          <w:lang w:val="en-GB"/>
-        </w:rPr>
-      </w:pPr>
-      <w:r>
-        <w:rPr>
-          <w:b/>
-          <w:bCs/>
-          <w:lang w:val="en-GB"/>
-        </w:rPr>
-        <w:t>Finally, I extended the API by adding new endpoints, such as getting reviews by user and deleting reviews.</w:t>
-      </w:r>
-    </w:p>
-    <w:p>
-      <w:pPr>
-        <w:rPr>
-          <w:b/>
-          <w:bCs/>
-          <w:lang w:val="en-GB"/>
-        </w:rPr>
-      </w:pPr>
-    </w:p>
-    <w:p>
-      <w:r>
-        <w:rPr>
-          <w:b/>
-          <w:bCs/>
-          <w:lang w:val="en-GB"/>
-        </w:rPr>
-        <w:t>Through this project, I learned how React and Express work together, how APIs are structured, and how to manage relational data using MongoDB.</w:t>
-      </w:r>
-      <w:r>
-        <w:pict w14:anchorId="0523EB7B">
-          <v:rect id="_x0000_i1029" style="width:0;height:1.5pt" o:hralign="center" o:hrstd="t" o:hr="t" fillcolor="#a0a0a0" stroked="f"/>
-        </w:pict>
-      </w:r>
-    </w:p>
-    <w:p>
-      <w:pPr>
-        <w:rPr>
-          <w:b/>
-          <w:bCs/>
-          <w:lang w:val="en-GB"/>
-        </w:rPr>
-      </w:pPr>
-      <w:r>
-        <w:rPr>
-          <w:b/>
-          <w:bCs/>
-          <w:lang w:val="en-GB"/>
-        </w:rPr>
-        <w:t>5. Feature Iteration</w:t>
-      </w:r>
-    </w:p>
-    <w:p>
-      <w:pPr>
-        <w:rPr>
-          <w:lang w:val="en-GB"/>
-        </w:rPr>
-      </w:pPr>
-      <w:r>
-        <w:rPr>
-          <w:lang w:val="en-GB"/>
-        </w:rPr>
-        <w:t>One feature that I improved was running the project.</w:t>
-      </w:r>
-    </w:p>
-    <w:p>
-      <w:pPr>
-        <w:rPr>
-          <w:lang w:val="en-GB"/>
-        </w:rPr>
-      </w:pPr>
-      <w:r>
-        <w:rPr>
-          <w:lang w:val="en-GB"/>
-        </w:rPr>
-        <w:t>At first, I was running the backend and frontend separately using two commands:</w:t>
-      </w:r>
-    </w:p>
-    <w:p>
-      <w:pPr>
-        <w:rPr>
-          <w:lang w:val="en-GB"/>
-        </w:rPr>
-      </w:pPr>
-      <w:r>
-        <w:rPr>
-          <w:lang w:val="en-GB"/>
-        </w:rPr>
-        <w:t>node index.js</w:t>
-      </w:r>
-      <w:r>
-        <w:rPr>
-          <w:lang w:val="en-GB"/>
-        </w:rPr>
-        <w:br/>
-        <w:t>npm run dev</w:t>
-      </w:r>
-    </w:p>
-    <w:p>
-      <w:pPr>
-        <w:rPr>
-          <w:lang w:val="en-GB"/>
-        </w:rPr>
-      </w:pPr>
-      <w:r>
-        <w:rPr>
-          <w:lang w:val="en-GB"/>
-        </w:rPr>
-        <w:t>Later, I improved this by using concurrently to run both with one command:</w:t>
-      </w:r>
-    </w:p>
-    <w:p>
-      <w:pPr>
-        <w:rPr>
-          <w:lang w:val="en-GB"/>
-        </w:rPr>
-      </w:pPr>
-      <w:r>
-        <w:rPr>
-          <w:lang w:val="en-GB"/>
-        </w:rPr>
-        <w:t>npm run dev</w:t>
-      </w:r>
-    </w:p>
-    <w:p>
-      <w:pPr>
-        <w:rPr>
-          <w:lang w:val="en-GB"/>
-        </w:rPr>
-      </w:pPr>
-      <w:r>
-        <w:rPr>
-          <w:lang w:val="en-GB"/>
-        </w:rPr>
-        <w:lastRenderedPageBreak/>
-        <w:t>This made the project easier to run and more professional.</w:t>
-      </w:r>
-    </w:p>
-    <w:p>
-      <w:pPr>
-        <w:rPr>
-          <w:lang w:val="en-GB"/>
-        </w:rPr>
-      </w:pPr>
-      <w:r>
-        <w:rPr>
-          <w:lang w:val="en-GB"/>
-        </w:rPr>
-        <w:t>Another small improvement was adding loading and error handling in the frontend instead of having an empty screen.</w:t>
-      </w:r>
-    </w:p>
-    <w:p>
-      <w:r>
-        <w:pict w14:anchorId="4E0D7E63">
-          <v:rect id="_x0000_i1030" style="width:0;height:1.5pt" o:hralign="center" o:hrstd="t" o:hr="t" fillcolor="#a0a0a0" stroked="f"/>
-        </w:pict>
-      </w:r>
-    </w:p>
-    <w:p>
-      <w:pPr>
-        <w:rPr>
-          <w:b/>
-          <w:bCs/>
-          <w:lang w:val="en-GB"/>
-        </w:rPr>
-      </w:pPr>
-      <w:r>
-        <w:rPr>
-          <w:b/>
-          <w:bCs/>
-          <w:lang w:val="en-GB"/>
-        </w:rPr>
-        <w:t>Conclusion</w:t>
-      </w:r>
-    </w:p>
-    <w:p>
-      <w:pPr>
-        <w:rPr>
-          <w:lang w:val="en-GB"/>
-        </w:rPr>
-      </w:pPr>
-      <w:r>
-        <w:rPr>
-          <w:lang w:val="en-GB"/>
-        </w:rPr>
-        <w:t>This project helped me understand fullstack development better, especially how different parts of the system connect together.</w:t>
-      </w:r>
       <w:r>
         <w:rPr>
           <w:rtl/>
@@ -1759,6 +2132,304 @@
 <file path=word/numbering.xml><?xml version="1.0" encoding="utf-8"?>
 <w:numbering xmlns:wpc="http://schemas.microsoft.com/office/word/2010/wordprocessingCanvas" xmlns:cx="http://schemas.microsoft.com/office/drawing/2014/chartex" xmlns:cx1="http://schemas.microsoft.com/office/drawing/2015/9/8/chartex" xmlns:cx2="http://schemas.microsoft.com/office/drawing/2015/10/21/chartex" xmlns:cx3="http://schemas.microsoft.com/office/drawing/2016/5/9/chartex" xmlns:cx4="http://schemas.microsoft.com/office/drawing/2016/5/10/chartex" xmlns:cx5="http://schemas.microsoft.com/office/drawing/2016/5/11/chartex" xmlns:cx6="http://schemas.microsoft.com/office/drawing/2016/5/12/chartex" xmlns:cx7="http://schemas.microsoft.com/office/drawing/2016/5/13/chartex" xmlns:cx8="http://schemas.microsoft.com/office/drawing/2016/5/14/chartex" xmlns:mc="http://schemas.openxmlformats.org/markup-compatibility/2006" xmlns:aink="http://schemas.microsoft.com/office/drawing/2016/ink" xmlns:am3d="http://schemas.microsoft.com/office/drawing/2017/model3d" xmlns:o="urn:schemas-microsoft-com:office:office" xmlns:oel="http://schemas.microsoft.com/office/2019/extlst" xmlns:r="http://schemas.openxmlformats.org/officeDocument/2006/relationships" xmlns:m="http://schemas.openxmlformats.org/officeDocument/2006/math" xmlns:v="urn:schemas-microsoft-com:vml" xmlns:wp14="http://schemas.microsoft.com/office/word/2010/wordprocessingDrawing" xmlns:wp="http://schemas.openxmlformats.org/drawingml/2006/wordprocessingDrawing" xmlns:w10="urn:schemas-microsoft-com:office:word" xmlns:w="http://schemas.openxmlformats.org/wordprocessingml/2006/main" xmlns:w14="http://schemas.microsoft.com/office/word/2010/wordml" xmlns:w15="http://schemas.microsoft.com/office/word/2012/wordml" xmlns:w16cex="http://schemas.microsoft.com/office/word/2018/wordml/cex" xmlns:w16cid="http://schemas.microsoft.com/office/word/2016/wordml/cid" xmlns:w16="http://schemas.microsoft.com/office/word/2018/wordml" xmlns:w16du="http://schemas.microsoft.com/office/word/2023/wordml/word16du" xmlns:w16sdtdh="http://schemas.microsoft.com/office/word/2020/wordml/sdtdatahash" xmlns:w16sdtfl="http://schemas.microsoft.com/office/word/2024/wordml/sdtformatlock" xmlns:w16se="http://schemas.microsoft.com/office/word/2015/wordml/symex" xmlns:wpg="http://schemas.microsoft.com/office/word/2010/wordprocessingGroup" xmlns:wpi="http://schemas.microsoft.com/office/word/2010/wordprocessingInk" xmlns:wne="http://schemas.microsoft.com/office/word/2006/wordml" xmlns:wps="http://schemas.microsoft.com/office/word/2010/wordprocessingShape" mc:Ignorable="w14 w15 w16se w16cid w16 w16cex w16sdtdh w16sdtfl w16du wp14">
   <w:abstractNum w:abstractNumId="0" w15:restartNumberingAfterBreak="0">
+    <w:nsid w:val="091E7E1C"/>
+    <w:multiLevelType w:val="multilevel"/>
+    <w:tmpl w:val="7C32FD30"/>
+    <w:lvl w:ilvl="0">
+      <w:start w:val="1"/>
+      <w:numFmt w:val="bullet"/>
+      <w:lvlText w:val=""/>
+      <w:lvlJc w:val="left"/>
+      <w:pPr>
+        <w:tabs>
+          <w:tab w:val="num" w:pos="720"/>
+        </w:tabs>
+        <w:ind w:left="720" w:hanging="360"/>
+      </w:pPr>
+      <w:rPr>
+        <w:rFonts w:ascii="Symbol" w:hAnsi="Symbol" w:hint="default"/>
+        <w:sz w:val="20"/>
+      </w:rPr>
+    </w:lvl>
+    <w:lvl w:ilvl="1" w:tentative="1">
+      <w:start w:val="1"/>
+      <w:numFmt w:val="bullet"/>
+      <w:lvlText w:val="o"/>
+      <w:lvlJc w:val="left"/>
+      <w:pPr>
+        <w:tabs>
+          <w:tab w:val="num" w:pos="1440"/>
+        </w:tabs>
+        <w:ind w:left="1440" w:hanging="360"/>
+      </w:pPr>
+      <w:rPr>
+        <w:rFonts w:ascii="Courier New" w:hAnsi="Courier New" w:hint="default"/>
+        <w:sz w:val="20"/>
+      </w:rPr>
+    </w:lvl>
+    <w:lvl w:ilvl="2" w:tentative="1">
+      <w:start w:val="1"/>
+      <w:numFmt w:val="bullet"/>
+      <w:lvlText w:val=""/>
+      <w:lvlJc w:val="left"/>
+      <w:pPr>
+        <w:tabs>
+          <w:tab w:val="num" w:pos="2160"/>
+        </w:tabs>
+        <w:ind w:left="2160" w:hanging="360"/>
+      </w:pPr>
+      <w:rPr>
+        <w:rFonts w:ascii="Wingdings" w:hAnsi="Wingdings" w:hint="default"/>
+        <w:sz w:val="20"/>
+      </w:rPr>
+    </w:lvl>
+    <w:lvl w:ilvl="3" w:tentative="1">
+      <w:start w:val="1"/>
+      <w:numFmt w:val="bullet"/>
+      <w:lvlText w:val=""/>
+      <w:lvlJc w:val="left"/>
+      <w:pPr>
+        <w:tabs>
+          <w:tab w:val="num" w:pos="2880"/>
+        </w:tabs>
+        <w:ind w:left="2880" w:hanging="360"/>
+      </w:pPr>
+      <w:rPr>
+        <w:rFonts w:ascii="Wingdings" w:hAnsi="Wingdings" w:hint="default"/>
+        <w:sz w:val="20"/>
+      </w:rPr>
+    </w:lvl>
+    <w:lvl w:ilvl="4" w:tentative="1">
+      <w:start w:val="1"/>
+      <w:numFmt w:val="bullet"/>
+      <w:lvlText w:val=""/>
+      <w:lvlJc w:val="left"/>
+      <w:pPr>
+        <w:tabs>
+          <w:tab w:val="num" w:pos="3600"/>
+        </w:tabs>
+        <w:ind w:left="3600" w:hanging="360"/>
+      </w:pPr>
+      <w:rPr>
+        <w:rFonts w:ascii="Wingdings" w:hAnsi="Wingdings" w:hint="default"/>
+        <w:sz w:val="20"/>
+      </w:rPr>
+    </w:lvl>
+    <w:lvl w:ilvl="5" w:tentative="1">
+      <w:start w:val="1"/>
+      <w:numFmt w:val="bullet"/>
+      <w:lvlText w:val=""/>
+      <w:lvlJc w:val="left"/>
+      <w:pPr>
+        <w:tabs>
+          <w:tab w:val="num" w:pos="4320"/>
+        </w:tabs>
+        <w:ind w:left="4320" w:hanging="360"/>
+      </w:pPr>
+      <w:rPr>
+        <w:rFonts w:ascii="Wingdings" w:hAnsi="Wingdings" w:hint="default"/>
+        <w:sz w:val="20"/>
+      </w:rPr>
+    </w:lvl>
+    <w:lvl w:ilvl="6" w:tentative="1">
+      <w:start w:val="1"/>
+      <w:numFmt w:val="bullet"/>
+      <w:lvlText w:val=""/>
+      <w:lvlJc w:val="left"/>
+      <w:pPr>
+        <w:tabs>
+          <w:tab w:val="num" w:pos="5040"/>
+        </w:tabs>
+        <w:ind w:left="5040" w:hanging="360"/>
+      </w:pPr>
+      <w:rPr>
+        <w:rFonts w:ascii="Wingdings" w:hAnsi="Wingdings" w:hint="default"/>
+        <w:sz w:val="20"/>
+      </w:rPr>
+    </w:lvl>
+    <w:lvl w:ilvl="7" w:tentative="1">
+      <w:start w:val="1"/>
+      <w:numFmt w:val="bullet"/>
+      <w:lvlText w:val=""/>
+      <w:lvlJc w:val="left"/>
+      <w:pPr>
+        <w:tabs>
+          <w:tab w:val="num" w:pos="5760"/>
+        </w:tabs>
+        <w:ind w:left="5760" w:hanging="360"/>
+      </w:pPr>
+      <w:rPr>
+        <w:rFonts w:ascii="Wingdings" w:hAnsi="Wingdings" w:hint="default"/>
+        <w:sz w:val="20"/>
+      </w:rPr>
+    </w:lvl>
+    <w:lvl w:ilvl="8" w:tentative="1">
+      <w:start w:val="1"/>
+      <w:numFmt w:val="bullet"/>
+      <w:lvlText w:val=""/>
+      <w:lvlJc w:val="left"/>
+      <w:pPr>
+        <w:tabs>
+          <w:tab w:val="num" w:pos="6480"/>
+        </w:tabs>
+        <w:ind w:left="6480" w:hanging="360"/>
+      </w:pPr>
+      <w:rPr>
+        <w:rFonts w:ascii="Wingdings" w:hAnsi="Wingdings" w:hint="default"/>
+        <w:sz w:val="20"/>
+      </w:rPr>
+    </w:lvl>
+  </w:abstractNum>
+  <w:abstractNum w:abstractNumId="1" w15:restartNumberingAfterBreak="0">
+    <w:nsid w:val="182E4EDF"/>
+    <w:multiLevelType w:val="multilevel"/>
+    <w:tmpl w:val="0B76F722"/>
+    <w:lvl w:ilvl="0">
+      <w:start w:val="1"/>
+      <w:numFmt w:val="bullet"/>
+      <w:lvlText w:val=""/>
+      <w:lvlJc w:val="left"/>
+      <w:pPr>
+        <w:tabs>
+          <w:tab w:val="num" w:pos="720"/>
+        </w:tabs>
+        <w:ind w:left="720" w:hanging="360"/>
+      </w:pPr>
+      <w:rPr>
+        <w:rFonts w:ascii="Symbol" w:hAnsi="Symbol" w:hint="default"/>
+        <w:sz w:val="20"/>
+      </w:rPr>
+    </w:lvl>
+    <w:lvl w:ilvl="1" w:tentative="1">
+      <w:start w:val="1"/>
+      <w:numFmt w:val="bullet"/>
+      <w:lvlText w:val="o"/>
+      <w:lvlJc w:val="left"/>
+      <w:pPr>
+        <w:tabs>
+          <w:tab w:val="num" w:pos="1440"/>
+        </w:tabs>
+        <w:ind w:left="1440" w:hanging="360"/>
+      </w:pPr>
+      <w:rPr>
+        <w:rFonts w:ascii="Courier New" w:hAnsi="Courier New" w:hint="default"/>
+        <w:sz w:val="20"/>
+      </w:rPr>
+    </w:lvl>
+    <w:lvl w:ilvl="2" w:tentative="1">
+      <w:start w:val="1"/>
+      <w:numFmt w:val="bullet"/>
+      <w:lvlText w:val=""/>
+      <w:lvlJc w:val="left"/>
+      <w:pPr>
+        <w:tabs>
+          <w:tab w:val="num" w:pos="2160"/>
+        </w:tabs>
+        <w:ind w:left="2160" w:hanging="360"/>
+      </w:pPr>
+      <w:rPr>
+        <w:rFonts w:ascii="Wingdings" w:hAnsi="Wingdings" w:hint="default"/>
+        <w:sz w:val="20"/>
+      </w:rPr>
+    </w:lvl>
+    <w:lvl w:ilvl="3" w:tentative="1">
+      <w:start w:val="1"/>
+      <w:numFmt w:val="bullet"/>
+      <w:lvlText w:val=""/>
+      <w:lvlJc w:val="left"/>
+      <w:pPr>
+        <w:tabs>
+          <w:tab w:val="num" w:pos="2880"/>
+        </w:tabs>
+        <w:ind w:left="2880" w:hanging="360"/>
+      </w:pPr>
+      <w:rPr>
+        <w:rFonts w:ascii="Wingdings" w:hAnsi="Wingdings" w:hint="default"/>
+        <w:sz w:val="20"/>
+      </w:rPr>
+    </w:lvl>
+    <w:lvl w:ilvl="4" w:tentative="1">
+      <w:start w:val="1"/>
+      <w:numFmt w:val="bullet"/>
+      <w:lvlText w:val=""/>
+      <w:lvlJc w:val="left"/>
+      <w:pPr>
+        <w:tabs>
+          <w:tab w:val="num" w:pos="3600"/>
+        </w:tabs>
+        <w:ind w:left="3600" w:hanging="360"/>
+      </w:pPr>
+      <w:rPr>
+        <w:rFonts w:ascii="Wingdings" w:hAnsi="Wingdings" w:hint="default"/>
+        <w:sz w:val="20"/>
+      </w:rPr>
+    </w:lvl>
+    <w:lvl w:ilvl="5" w:tentative="1">
+      <w:start w:val="1"/>
+      <w:numFmt w:val="bullet"/>
+      <w:lvlText w:val=""/>
+      <w:lvlJc w:val="left"/>
+      <w:pPr>
+        <w:tabs>
+          <w:tab w:val="num" w:pos="4320"/>
+        </w:tabs>
+        <w:ind w:left="4320" w:hanging="360"/>
+      </w:pPr>
+      <w:rPr>
+        <w:rFonts w:ascii="Wingdings" w:hAnsi="Wingdings" w:hint="default"/>
+        <w:sz w:val="20"/>
+      </w:rPr>
+    </w:lvl>
+    <w:lvl w:ilvl="6" w:tentative="1">
+      <w:start w:val="1"/>
+      <w:numFmt w:val="bullet"/>
+      <w:lvlText w:val=""/>
+      <w:lvlJc w:val="left"/>
+      <w:pPr>
+        <w:tabs>
+          <w:tab w:val="num" w:pos="5040"/>
+        </w:tabs>
+        <w:ind w:left="5040" w:hanging="360"/>
+      </w:pPr>
+      <w:rPr>
+        <w:rFonts w:ascii="Wingdings" w:hAnsi="Wingdings" w:hint="default"/>
+        <w:sz w:val="20"/>
+      </w:rPr>
+    </w:lvl>
+    <w:lvl w:ilvl="7" w:tentative="1">
+      <w:start w:val="1"/>
+      <w:numFmt w:val="bullet"/>
+      <w:lvlText w:val=""/>
+      <w:lvlJc w:val="left"/>
+      <w:pPr>
+        <w:tabs>
+          <w:tab w:val="num" w:pos="5760"/>
+        </w:tabs>
+        <w:ind w:left="5760" w:hanging="360"/>
+      </w:pPr>
+      <w:rPr>
+        <w:rFonts w:ascii="Wingdings" w:hAnsi="Wingdings" w:hint="default"/>
+        <w:sz w:val="20"/>
+      </w:rPr>
+    </w:lvl>
+    <w:lvl w:ilvl="8" w:tentative="1">
+      <w:start w:val="1"/>
+      <w:numFmt w:val="bullet"/>
+      <w:lvlText w:val=""/>
+      <w:lvlJc w:val="left"/>
+      <w:pPr>
+        <w:tabs>
+          <w:tab w:val="num" w:pos="6480"/>
+        </w:tabs>
+        <w:ind w:left="6480" w:hanging="360"/>
+      </w:pPr>
+      <w:rPr>
+        <w:rFonts w:ascii="Wingdings" w:hAnsi="Wingdings" w:hint="default"/>
+        <w:sz w:val="20"/>
+      </w:rPr>
+    </w:lvl>
+  </w:abstractNum>
+  <w:abstractNum w:abstractNumId="2" w15:restartNumberingAfterBreak="0">
     <w:nsid w:val="19A90BB3"/>
     <w:multiLevelType w:val="multilevel"/>
     <w:tmpl w:val="1776761A"/>
@@ -1907,7 +2578,752 @@
       </w:rPr>
     </w:lvl>
   </w:abstractNum>
-  <w:abstractNum w:abstractNumId="1" w15:restartNumberingAfterBreak="0">
+  <w:abstractNum w:abstractNumId="3" w15:restartNumberingAfterBreak="0">
+    <w:nsid w:val="21D93FDE"/>
+    <w:multiLevelType w:val="multilevel"/>
+    <w:tmpl w:val="C0F28770"/>
+    <w:lvl w:ilvl="0">
+      <w:start w:val="1"/>
+      <w:numFmt w:val="bullet"/>
+      <w:lvlText w:val=""/>
+      <w:lvlJc w:val="left"/>
+      <w:pPr>
+        <w:tabs>
+          <w:tab w:val="num" w:pos="720"/>
+        </w:tabs>
+        <w:ind w:left="720" w:hanging="360"/>
+      </w:pPr>
+      <w:rPr>
+        <w:rFonts w:ascii="Symbol" w:hAnsi="Symbol" w:hint="default"/>
+        <w:sz w:val="20"/>
+      </w:rPr>
+    </w:lvl>
+    <w:lvl w:ilvl="1" w:tentative="1">
+      <w:start w:val="1"/>
+      <w:numFmt w:val="bullet"/>
+      <w:lvlText w:val="o"/>
+      <w:lvlJc w:val="left"/>
+      <w:pPr>
+        <w:tabs>
+          <w:tab w:val="num" w:pos="1440"/>
+        </w:tabs>
+        <w:ind w:left="1440" w:hanging="360"/>
+      </w:pPr>
+      <w:rPr>
+        <w:rFonts w:ascii="Courier New" w:hAnsi="Courier New" w:hint="default"/>
+        <w:sz w:val="20"/>
+      </w:rPr>
+    </w:lvl>
+    <w:lvl w:ilvl="2" w:tentative="1">
+      <w:start w:val="1"/>
+      <w:numFmt w:val="bullet"/>
+      <w:lvlText w:val=""/>
+      <w:lvlJc w:val="left"/>
+      <w:pPr>
+        <w:tabs>
+          <w:tab w:val="num" w:pos="2160"/>
+        </w:tabs>
+        <w:ind w:left="2160" w:hanging="360"/>
+      </w:pPr>
+      <w:rPr>
+        <w:rFonts w:ascii="Wingdings" w:hAnsi="Wingdings" w:hint="default"/>
+        <w:sz w:val="20"/>
+      </w:rPr>
+    </w:lvl>
+    <w:lvl w:ilvl="3" w:tentative="1">
+      <w:start w:val="1"/>
+      <w:numFmt w:val="bullet"/>
+      <w:lvlText w:val=""/>
+      <w:lvlJc w:val="left"/>
+      <w:pPr>
+        <w:tabs>
+          <w:tab w:val="num" w:pos="2880"/>
+        </w:tabs>
+        <w:ind w:left="2880" w:hanging="360"/>
+      </w:pPr>
+      <w:rPr>
+        <w:rFonts w:ascii="Wingdings" w:hAnsi="Wingdings" w:hint="default"/>
+        <w:sz w:val="20"/>
+      </w:rPr>
+    </w:lvl>
+    <w:lvl w:ilvl="4" w:tentative="1">
+      <w:start w:val="1"/>
+      <w:numFmt w:val="bullet"/>
+      <w:lvlText w:val=""/>
+      <w:lvlJc w:val="left"/>
+      <w:pPr>
+        <w:tabs>
+          <w:tab w:val="num" w:pos="3600"/>
+        </w:tabs>
+        <w:ind w:left="3600" w:hanging="360"/>
+      </w:pPr>
+      <w:rPr>
+        <w:rFonts w:ascii="Wingdings" w:hAnsi="Wingdings" w:hint="default"/>
+        <w:sz w:val="20"/>
+      </w:rPr>
+    </w:lvl>
+    <w:lvl w:ilvl="5" w:tentative="1">
+      <w:start w:val="1"/>
+      <w:numFmt w:val="bullet"/>
+      <w:lvlText w:val=""/>
+      <w:lvlJc w:val="left"/>
+      <w:pPr>
+        <w:tabs>
+          <w:tab w:val="num" w:pos="4320"/>
+        </w:tabs>
+        <w:ind w:left="4320" w:hanging="360"/>
+      </w:pPr>
+      <w:rPr>
+        <w:rFonts w:ascii="Wingdings" w:hAnsi="Wingdings" w:hint="default"/>
+        <w:sz w:val="20"/>
+      </w:rPr>
+    </w:lvl>
+    <w:lvl w:ilvl="6" w:tentative="1">
+      <w:start w:val="1"/>
+      <w:numFmt w:val="bullet"/>
+      <w:lvlText w:val=""/>
+      <w:lvlJc w:val="left"/>
+      <w:pPr>
+        <w:tabs>
+          <w:tab w:val="num" w:pos="5040"/>
+        </w:tabs>
+        <w:ind w:left="5040" w:hanging="360"/>
+      </w:pPr>
+      <w:rPr>
+        <w:rFonts w:ascii="Wingdings" w:hAnsi="Wingdings" w:hint="default"/>
+        <w:sz w:val="20"/>
+      </w:rPr>
+    </w:lvl>
+    <w:lvl w:ilvl="7" w:tentative="1">
+      <w:start w:val="1"/>
+      <w:numFmt w:val="bullet"/>
+      <w:lvlText w:val=""/>
+      <w:lvlJc w:val="left"/>
+      <w:pPr>
+        <w:tabs>
+          <w:tab w:val="num" w:pos="5760"/>
+        </w:tabs>
+        <w:ind w:left="5760" w:hanging="360"/>
+      </w:pPr>
+      <w:rPr>
+        <w:rFonts w:ascii="Wingdings" w:hAnsi="Wingdings" w:hint="default"/>
+        <w:sz w:val="20"/>
+      </w:rPr>
+    </w:lvl>
+    <w:lvl w:ilvl="8" w:tentative="1">
+      <w:start w:val="1"/>
+      <w:numFmt w:val="bullet"/>
+      <w:lvlText w:val=""/>
+      <w:lvlJc w:val="left"/>
+      <w:pPr>
+        <w:tabs>
+          <w:tab w:val="num" w:pos="6480"/>
+        </w:tabs>
+        <w:ind w:left="6480" w:hanging="360"/>
+      </w:pPr>
+      <w:rPr>
+        <w:rFonts w:ascii="Wingdings" w:hAnsi="Wingdings" w:hint="default"/>
+        <w:sz w:val="20"/>
+      </w:rPr>
+    </w:lvl>
+  </w:abstractNum>
+  <w:abstractNum w:abstractNumId="4" w15:restartNumberingAfterBreak="0">
+    <w:nsid w:val="2D542C35"/>
+    <w:multiLevelType w:val="multilevel"/>
+    <w:tmpl w:val="739A6686"/>
+    <w:lvl w:ilvl="0">
+      <w:start w:val="1"/>
+      <w:numFmt w:val="bullet"/>
+      <w:lvlText w:val=""/>
+      <w:lvlJc w:val="left"/>
+      <w:pPr>
+        <w:tabs>
+          <w:tab w:val="num" w:pos="720"/>
+        </w:tabs>
+        <w:ind w:left="720" w:hanging="360"/>
+      </w:pPr>
+      <w:rPr>
+        <w:rFonts w:ascii="Symbol" w:hAnsi="Symbol" w:hint="default"/>
+        <w:sz w:val="20"/>
+      </w:rPr>
+    </w:lvl>
+    <w:lvl w:ilvl="1" w:tentative="1">
+      <w:start w:val="1"/>
+      <w:numFmt w:val="bullet"/>
+      <w:lvlText w:val="o"/>
+      <w:lvlJc w:val="left"/>
+      <w:pPr>
+        <w:tabs>
+          <w:tab w:val="num" w:pos="1440"/>
+        </w:tabs>
+        <w:ind w:left="1440" w:hanging="360"/>
+      </w:pPr>
+      <w:rPr>
+        <w:rFonts w:ascii="Courier New" w:hAnsi="Courier New" w:hint="default"/>
+        <w:sz w:val="20"/>
+      </w:rPr>
+    </w:lvl>
+    <w:lvl w:ilvl="2" w:tentative="1">
+      <w:start w:val="1"/>
+      <w:numFmt w:val="bullet"/>
+      <w:lvlText w:val=""/>
+      <w:lvlJc w:val="left"/>
+      <w:pPr>
+        <w:tabs>
+          <w:tab w:val="num" w:pos="2160"/>
+        </w:tabs>
+        <w:ind w:left="2160" w:hanging="360"/>
+      </w:pPr>
+      <w:rPr>
+        <w:rFonts w:ascii="Wingdings" w:hAnsi="Wingdings" w:hint="default"/>
+        <w:sz w:val="20"/>
+      </w:rPr>
+    </w:lvl>
+    <w:lvl w:ilvl="3" w:tentative="1">
+      <w:start w:val="1"/>
+      <w:numFmt w:val="bullet"/>
+      <w:lvlText w:val=""/>
+      <w:lvlJc w:val="left"/>
+      <w:pPr>
+        <w:tabs>
+          <w:tab w:val="num" w:pos="2880"/>
+        </w:tabs>
+        <w:ind w:left="2880" w:hanging="360"/>
+      </w:pPr>
+      <w:rPr>
+        <w:rFonts w:ascii="Wingdings" w:hAnsi="Wingdings" w:hint="default"/>
+        <w:sz w:val="20"/>
+      </w:rPr>
+    </w:lvl>
+    <w:lvl w:ilvl="4" w:tentative="1">
+      <w:start w:val="1"/>
+      <w:numFmt w:val="bullet"/>
+      <w:lvlText w:val=""/>
+      <w:lvlJc w:val="left"/>
+      <w:pPr>
+        <w:tabs>
+          <w:tab w:val="num" w:pos="3600"/>
+        </w:tabs>
+        <w:ind w:left="3600" w:hanging="360"/>
+      </w:pPr>
+      <w:rPr>
+        <w:rFonts w:ascii="Wingdings" w:hAnsi="Wingdings" w:hint="default"/>
+        <w:sz w:val="20"/>
+      </w:rPr>
+    </w:lvl>
+    <w:lvl w:ilvl="5" w:tentative="1">
+      <w:start w:val="1"/>
+      <w:numFmt w:val="bullet"/>
+      <w:lvlText w:val=""/>
+      <w:lvlJc w:val="left"/>
+      <w:pPr>
+        <w:tabs>
+          <w:tab w:val="num" w:pos="4320"/>
+        </w:tabs>
+        <w:ind w:left="4320" w:hanging="360"/>
+      </w:pPr>
+      <w:rPr>
+        <w:rFonts w:ascii="Wingdings" w:hAnsi="Wingdings" w:hint="default"/>
+        <w:sz w:val="20"/>
+      </w:rPr>
+    </w:lvl>
+    <w:lvl w:ilvl="6" w:tentative="1">
+      <w:start w:val="1"/>
+      <w:numFmt w:val="bullet"/>
+      <w:lvlText w:val=""/>
+      <w:lvlJc w:val="left"/>
+      <w:pPr>
+        <w:tabs>
+          <w:tab w:val="num" w:pos="5040"/>
+        </w:tabs>
+        <w:ind w:left="5040" w:hanging="360"/>
+      </w:pPr>
+      <w:rPr>
+        <w:rFonts w:ascii="Wingdings" w:hAnsi="Wingdings" w:hint="default"/>
+        <w:sz w:val="20"/>
+      </w:rPr>
+    </w:lvl>
+    <w:lvl w:ilvl="7" w:tentative="1">
+      <w:start w:val="1"/>
+      <w:numFmt w:val="bullet"/>
+      <w:lvlText w:val=""/>
+      <w:lvlJc w:val="left"/>
+      <w:pPr>
+        <w:tabs>
+          <w:tab w:val="num" w:pos="5760"/>
+        </w:tabs>
+        <w:ind w:left="5760" w:hanging="360"/>
+      </w:pPr>
+      <w:rPr>
+        <w:rFonts w:ascii="Wingdings" w:hAnsi="Wingdings" w:hint="default"/>
+        <w:sz w:val="20"/>
+      </w:rPr>
+    </w:lvl>
+    <w:lvl w:ilvl="8" w:tentative="1">
+      <w:start w:val="1"/>
+      <w:numFmt w:val="bullet"/>
+      <w:lvlText w:val=""/>
+      <w:lvlJc w:val="left"/>
+      <w:pPr>
+        <w:tabs>
+          <w:tab w:val="num" w:pos="6480"/>
+        </w:tabs>
+        <w:ind w:left="6480" w:hanging="360"/>
+      </w:pPr>
+      <w:rPr>
+        <w:rFonts w:ascii="Wingdings" w:hAnsi="Wingdings" w:hint="default"/>
+        <w:sz w:val="20"/>
+      </w:rPr>
+    </w:lvl>
+  </w:abstractNum>
+  <w:abstractNum w:abstractNumId="5" w15:restartNumberingAfterBreak="0">
+    <w:nsid w:val="3FC05711"/>
+    <w:multiLevelType w:val="multilevel"/>
+    <w:tmpl w:val="BE9AABC8"/>
+    <w:lvl w:ilvl="0">
+      <w:start w:val="1"/>
+      <w:numFmt w:val="bullet"/>
+      <w:lvlText w:val=""/>
+      <w:lvlJc w:val="left"/>
+      <w:pPr>
+        <w:tabs>
+          <w:tab w:val="num" w:pos="720"/>
+        </w:tabs>
+        <w:ind w:left="720" w:hanging="360"/>
+      </w:pPr>
+      <w:rPr>
+        <w:rFonts w:ascii="Symbol" w:hAnsi="Symbol" w:hint="default"/>
+        <w:sz w:val="20"/>
+      </w:rPr>
+    </w:lvl>
+    <w:lvl w:ilvl="1" w:tentative="1">
+      <w:start w:val="1"/>
+      <w:numFmt w:val="bullet"/>
+      <w:lvlText w:val="o"/>
+      <w:lvlJc w:val="left"/>
+      <w:pPr>
+        <w:tabs>
+          <w:tab w:val="num" w:pos="1440"/>
+        </w:tabs>
+        <w:ind w:left="1440" w:hanging="360"/>
+      </w:pPr>
+      <w:rPr>
+        <w:rFonts w:ascii="Courier New" w:hAnsi="Courier New" w:hint="default"/>
+        <w:sz w:val="20"/>
+      </w:rPr>
+    </w:lvl>
+    <w:lvl w:ilvl="2" w:tentative="1">
+      <w:start w:val="1"/>
+      <w:numFmt w:val="bullet"/>
+      <w:lvlText w:val=""/>
+      <w:lvlJc w:val="left"/>
+      <w:pPr>
+        <w:tabs>
+          <w:tab w:val="num" w:pos="2160"/>
+        </w:tabs>
+        <w:ind w:left="2160" w:hanging="360"/>
+      </w:pPr>
+      <w:rPr>
+        <w:rFonts w:ascii="Wingdings" w:hAnsi="Wingdings" w:hint="default"/>
+        <w:sz w:val="20"/>
+      </w:rPr>
+    </w:lvl>
+    <w:lvl w:ilvl="3" w:tentative="1">
+      <w:start w:val="1"/>
+      <w:numFmt w:val="bullet"/>
+      <w:lvlText w:val=""/>
+      <w:lvlJc w:val="left"/>
+      <w:pPr>
+        <w:tabs>
+          <w:tab w:val="num" w:pos="2880"/>
+        </w:tabs>
+        <w:ind w:left="2880" w:hanging="360"/>
+      </w:pPr>
+      <w:rPr>
+        <w:rFonts w:ascii="Wingdings" w:hAnsi="Wingdings" w:hint="default"/>
+        <w:sz w:val="20"/>
+      </w:rPr>
+    </w:lvl>
+    <w:lvl w:ilvl="4" w:tentative="1">
+      <w:start w:val="1"/>
+      <w:numFmt w:val="bullet"/>
+      <w:lvlText w:val=""/>
+      <w:lvlJc w:val="left"/>
+      <w:pPr>
+        <w:tabs>
+          <w:tab w:val="num" w:pos="3600"/>
+        </w:tabs>
+        <w:ind w:left="3600" w:hanging="360"/>
+      </w:pPr>
+      <w:rPr>
+        <w:rFonts w:ascii="Wingdings" w:hAnsi="Wingdings" w:hint="default"/>
+        <w:sz w:val="20"/>
+      </w:rPr>
+    </w:lvl>
+    <w:lvl w:ilvl="5" w:tentative="1">
+      <w:start w:val="1"/>
+      <w:numFmt w:val="bullet"/>
+      <w:lvlText w:val=""/>
+      <w:lvlJc w:val="left"/>
+      <w:pPr>
+        <w:tabs>
+          <w:tab w:val="num" w:pos="4320"/>
+        </w:tabs>
+        <w:ind w:left="4320" w:hanging="360"/>
+      </w:pPr>
+      <w:rPr>
+        <w:rFonts w:ascii="Wingdings" w:hAnsi="Wingdings" w:hint="default"/>
+        <w:sz w:val="20"/>
+      </w:rPr>
+    </w:lvl>
+    <w:lvl w:ilvl="6" w:tentative="1">
+      <w:start w:val="1"/>
+      <w:numFmt w:val="bullet"/>
+      <w:lvlText w:val=""/>
+      <w:lvlJc w:val="left"/>
+      <w:pPr>
+        <w:tabs>
+          <w:tab w:val="num" w:pos="5040"/>
+        </w:tabs>
+        <w:ind w:left="5040" w:hanging="360"/>
+      </w:pPr>
+      <w:rPr>
+        <w:rFonts w:ascii="Wingdings" w:hAnsi="Wingdings" w:hint="default"/>
+        <w:sz w:val="20"/>
+      </w:rPr>
+    </w:lvl>
+    <w:lvl w:ilvl="7" w:tentative="1">
+      <w:start w:val="1"/>
+      <w:numFmt w:val="bullet"/>
+      <w:lvlText w:val=""/>
+      <w:lvlJc w:val="left"/>
+      <w:pPr>
+        <w:tabs>
+          <w:tab w:val="num" w:pos="5760"/>
+        </w:tabs>
+        <w:ind w:left="5760" w:hanging="360"/>
+      </w:pPr>
+      <w:rPr>
+        <w:rFonts w:ascii="Wingdings" w:hAnsi="Wingdings" w:hint="default"/>
+        <w:sz w:val="20"/>
+      </w:rPr>
+    </w:lvl>
+    <w:lvl w:ilvl="8" w:tentative="1">
+      <w:start w:val="1"/>
+      <w:numFmt w:val="bullet"/>
+      <w:lvlText w:val=""/>
+      <w:lvlJc w:val="left"/>
+      <w:pPr>
+        <w:tabs>
+          <w:tab w:val="num" w:pos="6480"/>
+        </w:tabs>
+        <w:ind w:left="6480" w:hanging="360"/>
+      </w:pPr>
+      <w:rPr>
+        <w:rFonts w:ascii="Wingdings" w:hAnsi="Wingdings" w:hint="default"/>
+        <w:sz w:val="20"/>
+      </w:rPr>
+    </w:lvl>
+  </w:abstractNum>
+  <w:abstractNum w:abstractNumId="6" w15:restartNumberingAfterBreak="0">
+    <w:nsid w:val="48D85AC9"/>
+    <w:multiLevelType w:val="multilevel"/>
+    <w:tmpl w:val="4E56C4B2"/>
+    <w:lvl w:ilvl="0">
+      <w:start w:val="1"/>
+      <w:numFmt w:val="bullet"/>
+      <w:lvlText w:val=""/>
+      <w:lvlJc w:val="left"/>
+      <w:pPr>
+        <w:tabs>
+          <w:tab w:val="num" w:pos="720"/>
+        </w:tabs>
+        <w:ind w:left="720" w:hanging="360"/>
+      </w:pPr>
+      <w:rPr>
+        <w:rFonts w:ascii="Symbol" w:hAnsi="Symbol" w:hint="default"/>
+        <w:sz w:val="20"/>
+      </w:rPr>
+    </w:lvl>
+    <w:lvl w:ilvl="1" w:tentative="1">
+      <w:start w:val="1"/>
+      <w:numFmt w:val="bullet"/>
+      <w:lvlText w:val="o"/>
+      <w:lvlJc w:val="left"/>
+      <w:pPr>
+        <w:tabs>
+          <w:tab w:val="num" w:pos="1440"/>
+        </w:tabs>
+        <w:ind w:left="1440" w:hanging="360"/>
+      </w:pPr>
+      <w:rPr>
+        <w:rFonts w:ascii="Courier New" w:hAnsi="Courier New" w:hint="default"/>
+        <w:sz w:val="20"/>
+      </w:rPr>
+    </w:lvl>
+    <w:lvl w:ilvl="2" w:tentative="1">
+      <w:start w:val="1"/>
+      <w:numFmt w:val="bullet"/>
+      <w:lvlText w:val=""/>
+      <w:lvlJc w:val="left"/>
+      <w:pPr>
+        <w:tabs>
+          <w:tab w:val="num" w:pos="2160"/>
+        </w:tabs>
+        <w:ind w:left="2160" w:hanging="360"/>
+      </w:pPr>
+      <w:rPr>
+        <w:rFonts w:ascii="Wingdings" w:hAnsi="Wingdings" w:hint="default"/>
+        <w:sz w:val="20"/>
+      </w:rPr>
+    </w:lvl>
+    <w:lvl w:ilvl="3" w:tentative="1">
+      <w:start w:val="1"/>
+      <w:numFmt w:val="bullet"/>
+      <w:lvlText w:val=""/>
+      <w:lvlJc w:val="left"/>
+      <w:pPr>
+        <w:tabs>
+          <w:tab w:val="num" w:pos="2880"/>
+        </w:tabs>
+        <w:ind w:left="2880" w:hanging="360"/>
+      </w:pPr>
+      <w:rPr>
+        <w:rFonts w:ascii="Wingdings" w:hAnsi="Wingdings" w:hint="default"/>
+        <w:sz w:val="20"/>
+      </w:rPr>
+    </w:lvl>
+    <w:lvl w:ilvl="4" w:tentative="1">
+      <w:start w:val="1"/>
+      <w:numFmt w:val="bullet"/>
+      <w:lvlText w:val=""/>
+      <w:lvlJc w:val="left"/>
+      <w:pPr>
+        <w:tabs>
+          <w:tab w:val="num" w:pos="3600"/>
+        </w:tabs>
+        <w:ind w:left="3600" w:hanging="360"/>
+      </w:pPr>
+      <w:rPr>
+        <w:rFonts w:ascii="Wingdings" w:hAnsi="Wingdings" w:hint="default"/>
+        <w:sz w:val="20"/>
+      </w:rPr>
+    </w:lvl>
+    <w:lvl w:ilvl="5" w:tentative="1">
+      <w:start w:val="1"/>
+      <w:numFmt w:val="bullet"/>
+      <w:lvlText w:val=""/>
+      <w:lvlJc w:val="left"/>
+      <w:pPr>
+        <w:tabs>
+          <w:tab w:val="num" w:pos="4320"/>
+        </w:tabs>
+        <w:ind w:left="4320" w:hanging="360"/>
+      </w:pPr>
+      <w:rPr>
+        <w:rFonts w:ascii="Wingdings" w:hAnsi="Wingdings" w:hint="default"/>
+        <w:sz w:val="20"/>
+      </w:rPr>
+    </w:lvl>
+    <w:lvl w:ilvl="6" w:tentative="1">
+      <w:start w:val="1"/>
+      <w:numFmt w:val="bullet"/>
+      <w:lvlText w:val=""/>
+      <w:lvlJc w:val="left"/>
+      <w:pPr>
+        <w:tabs>
+          <w:tab w:val="num" w:pos="5040"/>
+        </w:tabs>
+        <w:ind w:left="5040" w:hanging="360"/>
+      </w:pPr>
+      <w:rPr>
+        <w:rFonts w:ascii="Wingdings" w:hAnsi="Wingdings" w:hint="default"/>
+        <w:sz w:val="20"/>
+      </w:rPr>
+    </w:lvl>
+    <w:lvl w:ilvl="7" w:tentative="1">
+      <w:start w:val="1"/>
+      <w:numFmt w:val="bullet"/>
+      <w:lvlText w:val=""/>
+      <w:lvlJc w:val="left"/>
+      <w:pPr>
+        <w:tabs>
+          <w:tab w:val="num" w:pos="5760"/>
+        </w:tabs>
+        <w:ind w:left="5760" w:hanging="360"/>
+      </w:pPr>
+      <w:rPr>
+        <w:rFonts w:ascii="Wingdings" w:hAnsi="Wingdings" w:hint="default"/>
+        <w:sz w:val="20"/>
+      </w:rPr>
+    </w:lvl>
+    <w:lvl w:ilvl="8" w:tentative="1">
+      <w:start w:val="1"/>
+      <w:numFmt w:val="bullet"/>
+      <w:lvlText w:val=""/>
+      <w:lvlJc w:val="left"/>
+      <w:pPr>
+        <w:tabs>
+          <w:tab w:val="num" w:pos="6480"/>
+        </w:tabs>
+        <w:ind w:left="6480" w:hanging="360"/>
+      </w:pPr>
+      <w:rPr>
+        <w:rFonts w:ascii="Wingdings" w:hAnsi="Wingdings" w:hint="default"/>
+        <w:sz w:val="20"/>
+      </w:rPr>
+    </w:lvl>
+  </w:abstractNum>
+  <w:abstractNum w:abstractNumId="7" w15:restartNumberingAfterBreak="0">
+    <w:nsid w:val="4F1760DC"/>
+    <w:multiLevelType w:val="multilevel"/>
+    <w:tmpl w:val="3320B37E"/>
+    <w:lvl w:ilvl="0">
+      <w:start w:val="1"/>
+      <w:numFmt w:val="bullet"/>
+      <w:lvlText w:val=""/>
+      <w:lvlJc w:val="left"/>
+      <w:pPr>
+        <w:tabs>
+          <w:tab w:val="num" w:pos="720"/>
+        </w:tabs>
+        <w:ind w:left="720" w:hanging="360"/>
+      </w:pPr>
+      <w:rPr>
+        <w:rFonts w:ascii="Symbol" w:hAnsi="Symbol" w:hint="default"/>
+        <w:sz w:val="20"/>
+      </w:rPr>
+    </w:lvl>
+    <w:lvl w:ilvl="1" w:tentative="1">
+      <w:start w:val="1"/>
+      <w:numFmt w:val="bullet"/>
+      <w:lvlText w:val="o"/>
+      <w:lvlJc w:val="left"/>
+      <w:pPr>
+        <w:tabs>
+          <w:tab w:val="num" w:pos="1440"/>
+        </w:tabs>
+        <w:ind w:left="1440" w:hanging="360"/>
+      </w:pPr>
+      <w:rPr>
+        <w:rFonts w:ascii="Courier New" w:hAnsi="Courier New" w:hint="default"/>
+        <w:sz w:val="20"/>
+      </w:rPr>
+    </w:lvl>
+    <w:lvl w:ilvl="2" w:tentative="1">
+      <w:start w:val="1"/>
+      <w:numFmt w:val="bullet"/>
+      <w:lvlText w:val=""/>
+      <w:lvlJc w:val="left"/>
+      <w:pPr>
+        <w:tabs>
+          <w:tab w:val="num" w:pos="2160"/>
+        </w:tabs>
+        <w:ind w:left="2160" w:hanging="360"/>
+      </w:pPr>
+      <w:rPr>
+        <w:rFonts w:ascii="Wingdings" w:hAnsi="Wingdings" w:hint="default"/>
+        <w:sz w:val="20"/>
+      </w:rPr>
+    </w:lvl>
+    <w:lvl w:ilvl="3" w:tentative="1">
+      <w:start w:val="1"/>
+      <w:numFmt w:val="bullet"/>
+      <w:lvlText w:val=""/>
+      <w:lvlJc w:val="left"/>
+      <w:pPr>
+        <w:tabs>
+          <w:tab w:val="num" w:pos="2880"/>
+        </w:tabs>
+        <w:ind w:left="2880" w:hanging="360"/>
+      </w:pPr>
+      <w:rPr>
+        <w:rFonts w:ascii="Wingdings" w:hAnsi="Wingdings" w:hint="default"/>
+        <w:sz w:val="20"/>
+      </w:rPr>
+    </w:lvl>
+    <w:lvl w:ilvl="4" w:tentative="1">
+      <w:start w:val="1"/>
+      <w:numFmt w:val="bullet"/>
+      <w:lvlText w:val=""/>
+      <w:lvlJc w:val="left"/>
+      <w:pPr>
+        <w:tabs>
+          <w:tab w:val="num" w:pos="3600"/>
+        </w:tabs>
+        <w:ind w:left="3600" w:hanging="360"/>
+      </w:pPr>
+      <w:rPr>
+        <w:rFonts w:ascii="Wingdings" w:hAnsi="Wingdings" w:hint="default"/>
+        <w:sz w:val="20"/>
+      </w:rPr>
+    </w:lvl>
+    <w:lvl w:ilvl="5" w:tentative="1">
+      <w:start w:val="1"/>
+      <w:numFmt w:val="bullet"/>
+      <w:lvlText w:val=""/>
+      <w:lvlJc w:val="left"/>
+      <w:pPr>
+        <w:tabs>
+          <w:tab w:val="num" w:pos="4320"/>
+        </w:tabs>
+        <w:ind w:left="4320" w:hanging="360"/>
+      </w:pPr>
+      <w:rPr>
+        <w:rFonts w:ascii="Wingdings" w:hAnsi="Wingdings" w:hint="default"/>
+        <w:sz w:val="20"/>
+      </w:rPr>
+    </w:lvl>
+    <w:lvl w:ilvl="6" w:tentative="1">
+      <w:start w:val="1"/>
+      <w:numFmt w:val="bullet"/>
+      <w:lvlText w:val=""/>
+      <w:lvlJc w:val="left"/>
+      <w:pPr>
+        <w:tabs>
+          <w:tab w:val="num" w:pos="5040"/>
+        </w:tabs>
+        <w:ind w:left="5040" w:hanging="360"/>
+      </w:pPr>
+      <w:rPr>
+        <w:rFonts w:ascii="Wingdings" w:hAnsi="Wingdings" w:hint="default"/>
+        <w:sz w:val="20"/>
+      </w:rPr>
+    </w:lvl>
+    <w:lvl w:ilvl="7" w:tentative="1">
+      <w:start w:val="1"/>
+      <w:numFmt w:val="bullet"/>
+      <w:lvlText w:val=""/>
+      <w:lvlJc w:val="left"/>
+      <w:pPr>
+        <w:tabs>
+          <w:tab w:val="num" w:pos="5760"/>
+        </w:tabs>
+        <w:ind w:left="5760" w:hanging="360"/>
+      </w:pPr>
+      <w:rPr>
+        <w:rFonts w:ascii="Wingdings" w:hAnsi="Wingdings" w:hint="default"/>
+        <w:sz w:val="20"/>
+      </w:rPr>
+    </w:lvl>
+    <w:lvl w:ilvl="8" w:tentative="1">
+      <w:start w:val="1"/>
+      <w:numFmt w:val="bullet"/>
+      <w:lvlText w:val=""/>
+      <w:lvlJc w:val="left"/>
+      <w:pPr>
+        <w:tabs>
+          <w:tab w:val="num" w:pos="6480"/>
+        </w:tabs>
+        <w:ind w:left="6480" w:hanging="360"/>
+      </w:pPr>
+      <w:rPr>
+        <w:rFonts w:ascii="Wingdings" w:hAnsi="Wingdings" w:hint="default"/>
+        <w:sz w:val="20"/>
+      </w:rPr>
+    </w:lvl>
+  </w:abstractNum>
+  <w:abstractNum w:abstractNumId="8" w15:restartNumberingAfterBreak="0">
     <w:nsid w:val="53D963FE"/>
     <w:multiLevelType w:val="multilevel"/>
     <w:tmpl w:val="B47810D8"/>
@@ -2056,7 +3472,7 @@
       </w:rPr>
     </w:lvl>
   </w:abstractNum>
-  <w:abstractNum w:abstractNumId="2" w15:restartNumberingAfterBreak="0">
+  <w:abstractNum w:abstractNumId="9" w15:restartNumberingAfterBreak="0">
     <w:nsid w:val="557528DB"/>
     <w:multiLevelType w:val="multilevel"/>
     <w:tmpl w:val="3DAA1EF4"/>
@@ -2205,7 +3621,156 @@
       </w:rPr>
     </w:lvl>
   </w:abstractNum>
-  <w:abstractNum w:abstractNumId="3" w15:restartNumberingAfterBreak="0">
+  <w:abstractNum w:abstractNumId="10" w15:restartNumberingAfterBreak="0">
+    <w:nsid w:val="562E67EF"/>
+    <w:multiLevelType w:val="multilevel"/>
+    <w:tmpl w:val="125CB9C8"/>
+    <w:lvl w:ilvl="0">
+      <w:start w:val="1"/>
+      <w:numFmt w:val="bullet"/>
+      <w:lvlText w:val=""/>
+      <w:lvlJc w:val="left"/>
+      <w:pPr>
+        <w:tabs>
+          <w:tab w:val="num" w:pos="720"/>
+        </w:tabs>
+        <w:ind w:left="720" w:hanging="360"/>
+      </w:pPr>
+      <w:rPr>
+        <w:rFonts w:ascii="Symbol" w:hAnsi="Symbol" w:hint="default"/>
+        <w:sz w:val="20"/>
+      </w:rPr>
+    </w:lvl>
+    <w:lvl w:ilvl="1" w:tentative="1">
+      <w:start w:val="1"/>
+      <w:numFmt w:val="bullet"/>
+      <w:lvlText w:val="o"/>
+      <w:lvlJc w:val="left"/>
+      <w:pPr>
+        <w:tabs>
+          <w:tab w:val="num" w:pos="1440"/>
+        </w:tabs>
+        <w:ind w:left="1440" w:hanging="360"/>
+      </w:pPr>
+      <w:rPr>
+        <w:rFonts w:ascii="Courier New" w:hAnsi="Courier New" w:hint="default"/>
+        <w:sz w:val="20"/>
+      </w:rPr>
+    </w:lvl>
+    <w:lvl w:ilvl="2" w:tentative="1">
+      <w:start w:val="1"/>
+      <w:numFmt w:val="bullet"/>
+      <w:lvlText w:val=""/>
+      <w:lvlJc w:val="left"/>
+      <w:pPr>
+        <w:tabs>
+          <w:tab w:val="num" w:pos="2160"/>
+        </w:tabs>
+        <w:ind w:left="2160" w:hanging="360"/>
+      </w:pPr>
+      <w:rPr>
+        <w:rFonts w:ascii="Wingdings" w:hAnsi="Wingdings" w:hint="default"/>
+        <w:sz w:val="20"/>
+      </w:rPr>
+    </w:lvl>
+    <w:lvl w:ilvl="3" w:tentative="1">
+      <w:start w:val="1"/>
+      <w:numFmt w:val="bullet"/>
+      <w:lvlText w:val=""/>
+      <w:lvlJc w:val="left"/>
+      <w:pPr>
+        <w:tabs>
+          <w:tab w:val="num" w:pos="2880"/>
+        </w:tabs>
+        <w:ind w:left="2880" w:hanging="360"/>
+      </w:pPr>
+      <w:rPr>
+        <w:rFonts w:ascii="Wingdings" w:hAnsi="Wingdings" w:hint="default"/>
+        <w:sz w:val="20"/>
+      </w:rPr>
+    </w:lvl>
+    <w:lvl w:ilvl="4" w:tentative="1">
+      <w:start w:val="1"/>
+      <w:numFmt w:val="bullet"/>
+      <w:lvlText w:val=""/>
+      <w:lvlJc w:val="left"/>
+      <w:pPr>
+        <w:tabs>
+          <w:tab w:val="num" w:pos="3600"/>
+        </w:tabs>
+        <w:ind w:left="3600" w:hanging="360"/>
+      </w:pPr>
+      <w:rPr>
+        <w:rFonts w:ascii="Wingdings" w:hAnsi="Wingdings" w:hint="default"/>
+        <w:sz w:val="20"/>
+      </w:rPr>
+    </w:lvl>
+    <w:lvl w:ilvl="5" w:tentative="1">
+      <w:start w:val="1"/>
+      <w:numFmt w:val="bullet"/>
+      <w:lvlText w:val=""/>
+      <w:lvlJc w:val="left"/>
+      <w:pPr>
+        <w:tabs>
+          <w:tab w:val="num" w:pos="4320"/>
+        </w:tabs>
+        <w:ind w:left="4320" w:hanging="360"/>
+      </w:pPr>
+      <w:rPr>
+        <w:rFonts w:ascii="Wingdings" w:hAnsi="Wingdings" w:hint="default"/>
+        <w:sz w:val="20"/>
+      </w:rPr>
+    </w:lvl>
+    <w:lvl w:ilvl="6" w:tentative="1">
+      <w:start w:val="1"/>
+      <w:numFmt w:val="bullet"/>
+      <w:lvlText w:val=""/>
+      <w:lvlJc w:val="left"/>
+      <w:pPr>
+        <w:tabs>
+          <w:tab w:val="num" w:pos="5040"/>
+        </w:tabs>
+        <w:ind w:left="5040" w:hanging="360"/>
+      </w:pPr>
+      <w:rPr>
+        <w:rFonts w:ascii="Wingdings" w:hAnsi="Wingdings" w:hint="default"/>
+        <w:sz w:val="20"/>
+      </w:rPr>
+    </w:lvl>
+    <w:lvl w:ilvl="7" w:tentative="1">
+      <w:start w:val="1"/>
+      <w:numFmt w:val="bullet"/>
+      <w:lvlText w:val=""/>
+      <w:lvlJc w:val="left"/>
+      <w:pPr>
+        <w:tabs>
+          <w:tab w:val="num" w:pos="5760"/>
+        </w:tabs>
+        <w:ind w:left="5760" w:hanging="360"/>
+      </w:pPr>
+      <w:rPr>
+        <w:rFonts w:ascii="Wingdings" w:hAnsi="Wingdings" w:hint="default"/>
+        <w:sz w:val="20"/>
+      </w:rPr>
+    </w:lvl>
+    <w:lvl w:ilvl="8" w:tentative="1">
+      <w:start w:val="1"/>
+      <w:numFmt w:val="bullet"/>
+      <w:lvlText w:val=""/>
+      <w:lvlJc w:val="left"/>
+      <w:pPr>
+        <w:tabs>
+          <w:tab w:val="num" w:pos="6480"/>
+        </w:tabs>
+        <w:ind w:left="6480" w:hanging="360"/>
+      </w:pPr>
+      <w:rPr>
+        <w:rFonts w:ascii="Wingdings" w:hAnsi="Wingdings" w:hint="default"/>
+        <w:sz w:val="20"/>
+      </w:rPr>
+    </w:lvl>
+  </w:abstractNum>
+  <w:abstractNum w:abstractNumId="11" w15:restartNumberingAfterBreak="0">
     <w:nsid w:val="57A21B6F"/>
     <w:multiLevelType w:val="multilevel"/>
     <w:tmpl w:val="4D368458"/>
@@ -2354,7 +3919,156 @@
       </w:rPr>
     </w:lvl>
   </w:abstractNum>
-  <w:abstractNum w:abstractNumId="4" w15:restartNumberingAfterBreak="0">
+  <w:abstractNum w:abstractNumId="12" w15:restartNumberingAfterBreak="0">
+    <w:nsid w:val="61652E99"/>
+    <w:multiLevelType w:val="multilevel"/>
+    <w:tmpl w:val="CDF24FD8"/>
+    <w:lvl w:ilvl="0">
+      <w:start w:val="1"/>
+      <w:numFmt w:val="bullet"/>
+      <w:lvlText w:val=""/>
+      <w:lvlJc w:val="left"/>
+      <w:pPr>
+        <w:tabs>
+          <w:tab w:val="num" w:pos="720"/>
+        </w:tabs>
+        <w:ind w:left="720" w:hanging="360"/>
+      </w:pPr>
+      <w:rPr>
+        <w:rFonts w:ascii="Symbol" w:hAnsi="Symbol" w:hint="default"/>
+        <w:sz w:val="20"/>
+      </w:rPr>
+    </w:lvl>
+    <w:lvl w:ilvl="1" w:tentative="1">
+      <w:start w:val="1"/>
+      <w:numFmt w:val="bullet"/>
+      <w:lvlText w:val="o"/>
+      <w:lvlJc w:val="left"/>
+      <w:pPr>
+        <w:tabs>
+          <w:tab w:val="num" w:pos="1440"/>
+        </w:tabs>
+        <w:ind w:left="1440" w:hanging="360"/>
+      </w:pPr>
+      <w:rPr>
+        <w:rFonts w:ascii="Courier New" w:hAnsi="Courier New" w:hint="default"/>
+        <w:sz w:val="20"/>
+      </w:rPr>
+    </w:lvl>
+    <w:lvl w:ilvl="2" w:tentative="1">
+      <w:start w:val="1"/>
+      <w:numFmt w:val="bullet"/>
+      <w:lvlText w:val=""/>
+      <w:lvlJc w:val="left"/>
+      <w:pPr>
+        <w:tabs>
+          <w:tab w:val="num" w:pos="2160"/>
+        </w:tabs>
+        <w:ind w:left="2160" w:hanging="360"/>
+      </w:pPr>
+      <w:rPr>
+        <w:rFonts w:ascii="Wingdings" w:hAnsi="Wingdings" w:hint="default"/>
+        <w:sz w:val="20"/>
+      </w:rPr>
+    </w:lvl>
+    <w:lvl w:ilvl="3" w:tentative="1">
+      <w:start w:val="1"/>
+      <w:numFmt w:val="bullet"/>
+      <w:lvlText w:val=""/>
+      <w:lvlJc w:val="left"/>
+      <w:pPr>
+        <w:tabs>
+          <w:tab w:val="num" w:pos="2880"/>
+        </w:tabs>
+        <w:ind w:left="2880" w:hanging="360"/>
+      </w:pPr>
+      <w:rPr>
+        <w:rFonts w:ascii="Wingdings" w:hAnsi="Wingdings" w:hint="default"/>
+        <w:sz w:val="20"/>
+      </w:rPr>
+    </w:lvl>
+    <w:lvl w:ilvl="4" w:tentative="1">
+      <w:start w:val="1"/>
+      <w:numFmt w:val="bullet"/>
+      <w:lvlText w:val=""/>
+      <w:lvlJc w:val="left"/>
+      <w:pPr>
+        <w:tabs>
+          <w:tab w:val="num" w:pos="3600"/>
+        </w:tabs>
+        <w:ind w:left="3600" w:hanging="360"/>
+      </w:pPr>
+      <w:rPr>
+        <w:rFonts w:ascii="Wingdings" w:hAnsi="Wingdings" w:hint="default"/>
+        <w:sz w:val="20"/>
+      </w:rPr>
+    </w:lvl>
+    <w:lvl w:ilvl="5" w:tentative="1">
+      <w:start w:val="1"/>
+      <w:numFmt w:val="bullet"/>
+      <w:lvlText w:val=""/>
+      <w:lvlJc w:val="left"/>
+      <w:pPr>
+        <w:tabs>
+          <w:tab w:val="num" w:pos="4320"/>
+        </w:tabs>
+        <w:ind w:left="4320" w:hanging="360"/>
+      </w:pPr>
+      <w:rPr>
+        <w:rFonts w:ascii="Wingdings" w:hAnsi="Wingdings" w:hint="default"/>
+        <w:sz w:val="20"/>
+      </w:rPr>
+    </w:lvl>
+    <w:lvl w:ilvl="6" w:tentative="1">
+      <w:start w:val="1"/>
+      <w:numFmt w:val="bullet"/>
+      <w:lvlText w:val=""/>
+      <w:lvlJc w:val="left"/>
+      <w:pPr>
+        <w:tabs>
+          <w:tab w:val="num" w:pos="5040"/>
+        </w:tabs>
+        <w:ind w:left="5040" w:hanging="360"/>
+      </w:pPr>
+      <w:rPr>
+        <w:rFonts w:ascii="Wingdings" w:hAnsi="Wingdings" w:hint="default"/>
+        <w:sz w:val="20"/>
+      </w:rPr>
+    </w:lvl>
+    <w:lvl w:ilvl="7" w:tentative="1">
+      <w:start w:val="1"/>
+      <w:numFmt w:val="bullet"/>
+      <w:lvlText w:val=""/>
+      <w:lvlJc w:val="left"/>
+      <w:pPr>
+        <w:tabs>
+          <w:tab w:val="num" w:pos="5760"/>
+        </w:tabs>
+        <w:ind w:left="5760" w:hanging="360"/>
+      </w:pPr>
+      <w:rPr>
+        <w:rFonts w:ascii="Wingdings" w:hAnsi="Wingdings" w:hint="default"/>
+        <w:sz w:val="20"/>
+      </w:rPr>
+    </w:lvl>
+    <w:lvl w:ilvl="8" w:tentative="1">
+      <w:start w:val="1"/>
+      <w:numFmt w:val="bullet"/>
+      <w:lvlText w:val=""/>
+      <w:lvlJc w:val="left"/>
+      <w:pPr>
+        <w:tabs>
+          <w:tab w:val="num" w:pos="6480"/>
+        </w:tabs>
+        <w:ind w:left="6480" w:hanging="360"/>
+      </w:pPr>
+      <w:rPr>
+        <w:rFonts w:ascii="Wingdings" w:hAnsi="Wingdings" w:hint="default"/>
+        <w:sz w:val="20"/>
+      </w:rPr>
+    </w:lvl>
+  </w:abstractNum>
+  <w:abstractNum w:abstractNumId="13" w15:restartNumberingAfterBreak="0">
     <w:nsid w:val="6B932C0E"/>
     <w:multiLevelType w:val="multilevel"/>
     <w:tmpl w:val="B50C1044"/>
@@ -2503,20 +4217,503 @@
       </w:rPr>
     </w:lvl>
   </w:abstractNum>
+  <w:abstractNum w:abstractNumId="14" w15:restartNumberingAfterBreak="0">
+    <w:nsid w:val="76196576"/>
+    <w:multiLevelType w:val="multilevel"/>
+    <w:tmpl w:val="76F63EDA"/>
+    <w:lvl w:ilvl="0">
+      <w:start w:val="1"/>
+      <w:numFmt w:val="bullet"/>
+      <w:lvlText w:val=""/>
+      <w:lvlJc w:val="left"/>
+      <w:pPr>
+        <w:tabs>
+          <w:tab w:val="num" w:pos="720"/>
+        </w:tabs>
+        <w:ind w:left="720" w:hanging="360"/>
+      </w:pPr>
+      <w:rPr>
+        <w:rFonts w:ascii="Symbol" w:hAnsi="Symbol" w:hint="default"/>
+        <w:sz w:val="20"/>
+      </w:rPr>
+    </w:lvl>
+    <w:lvl w:ilvl="1" w:tentative="1">
+      <w:start w:val="1"/>
+      <w:numFmt w:val="bullet"/>
+      <w:lvlText w:val="o"/>
+      <w:lvlJc w:val="left"/>
+      <w:pPr>
+        <w:tabs>
+          <w:tab w:val="num" w:pos="1440"/>
+        </w:tabs>
+        <w:ind w:left="1440" w:hanging="360"/>
+      </w:pPr>
+      <w:rPr>
+        <w:rFonts w:ascii="Courier New" w:hAnsi="Courier New" w:hint="default"/>
+        <w:sz w:val="20"/>
+      </w:rPr>
+    </w:lvl>
+    <w:lvl w:ilvl="2" w:tentative="1">
+      <w:start w:val="1"/>
+      <w:numFmt w:val="bullet"/>
+      <w:lvlText w:val=""/>
+      <w:lvlJc w:val="left"/>
+      <w:pPr>
+        <w:tabs>
+          <w:tab w:val="num" w:pos="2160"/>
+        </w:tabs>
+        <w:ind w:left="2160" w:hanging="360"/>
+      </w:pPr>
+      <w:rPr>
+        <w:rFonts w:ascii="Wingdings" w:hAnsi="Wingdings" w:hint="default"/>
+        <w:sz w:val="20"/>
+      </w:rPr>
+    </w:lvl>
+    <w:lvl w:ilvl="3" w:tentative="1">
+      <w:start w:val="1"/>
+      <w:numFmt w:val="bullet"/>
+      <w:lvlText w:val=""/>
+      <w:lvlJc w:val="left"/>
+      <w:pPr>
+        <w:tabs>
+          <w:tab w:val="num" w:pos="2880"/>
+        </w:tabs>
+        <w:ind w:left="2880" w:hanging="360"/>
+      </w:pPr>
+      <w:rPr>
+        <w:rFonts w:ascii="Wingdings" w:hAnsi="Wingdings" w:hint="default"/>
+        <w:sz w:val="20"/>
+      </w:rPr>
+    </w:lvl>
+    <w:lvl w:ilvl="4" w:tentative="1">
+      <w:start w:val="1"/>
+      <w:numFmt w:val="bullet"/>
+      <w:lvlText w:val=""/>
+      <w:lvlJc w:val="left"/>
+      <w:pPr>
+        <w:tabs>
+          <w:tab w:val="num" w:pos="3600"/>
+        </w:tabs>
+        <w:ind w:left="3600" w:hanging="360"/>
+      </w:pPr>
+      <w:rPr>
+        <w:rFonts w:ascii="Wingdings" w:hAnsi="Wingdings" w:hint="default"/>
+        <w:sz w:val="20"/>
+      </w:rPr>
+    </w:lvl>
+    <w:lvl w:ilvl="5" w:tentative="1">
+      <w:start w:val="1"/>
+      <w:numFmt w:val="bullet"/>
+      <w:lvlText w:val=""/>
+      <w:lvlJc w:val="left"/>
+      <w:pPr>
+        <w:tabs>
+          <w:tab w:val="num" w:pos="4320"/>
+        </w:tabs>
+        <w:ind w:left="4320" w:hanging="360"/>
+      </w:pPr>
+      <w:rPr>
+        <w:rFonts w:ascii="Wingdings" w:hAnsi="Wingdings" w:hint="default"/>
+        <w:sz w:val="20"/>
+      </w:rPr>
+    </w:lvl>
+    <w:lvl w:ilvl="6" w:tentative="1">
+      <w:start w:val="1"/>
+      <w:numFmt w:val="bullet"/>
+      <w:lvlText w:val=""/>
+      <w:lvlJc w:val="left"/>
+      <w:pPr>
+        <w:tabs>
+          <w:tab w:val="num" w:pos="5040"/>
+        </w:tabs>
+        <w:ind w:left="5040" w:hanging="360"/>
+      </w:pPr>
+      <w:rPr>
+        <w:rFonts w:ascii="Wingdings" w:hAnsi="Wingdings" w:hint="default"/>
+        <w:sz w:val="20"/>
+      </w:rPr>
+    </w:lvl>
+    <w:lvl w:ilvl="7" w:tentative="1">
+      <w:start w:val="1"/>
+      <w:numFmt w:val="bullet"/>
+      <w:lvlText w:val=""/>
+      <w:lvlJc w:val="left"/>
+      <w:pPr>
+        <w:tabs>
+          <w:tab w:val="num" w:pos="5760"/>
+        </w:tabs>
+        <w:ind w:left="5760" w:hanging="360"/>
+      </w:pPr>
+      <w:rPr>
+        <w:rFonts w:ascii="Wingdings" w:hAnsi="Wingdings" w:hint="default"/>
+        <w:sz w:val="20"/>
+      </w:rPr>
+    </w:lvl>
+    <w:lvl w:ilvl="8" w:tentative="1">
+      <w:start w:val="1"/>
+      <w:numFmt w:val="bullet"/>
+      <w:lvlText w:val=""/>
+      <w:lvlJc w:val="left"/>
+      <w:pPr>
+        <w:tabs>
+          <w:tab w:val="num" w:pos="6480"/>
+        </w:tabs>
+        <w:ind w:left="6480" w:hanging="360"/>
+      </w:pPr>
+      <w:rPr>
+        <w:rFonts w:ascii="Wingdings" w:hAnsi="Wingdings" w:hint="default"/>
+        <w:sz w:val="20"/>
+      </w:rPr>
+    </w:lvl>
+  </w:abstractNum>
+  <w:abstractNum w:abstractNumId="15" w15:restartNumberingAfterBreak="0">
+    <w:nsid w:val="7A52777A"/>
+    <w:multiLevelType w:val="multilevel"/>
+    <w:tmpl w:val="C16242BE"/>
+    <w:lvl w:ilvl="0">
+      <w:start w:val="1"/>
+      <w:numFmt w:val="bullet"/>
+      <w:lvlText w:val=""/>
+      <w:lvlJc w:val="left"/>
+      <w:pPr>
+        <w:tabs>
+          <w:tab w:val="num" w:pos="720"/>
+        </w:tabs>
+        <w:ind w:left="720" w:hanging="360"/>
+      </w:pPr>
+      <w:rPr>
+        <w:rFonts w:ascii="Symbol" w:hAnsi="Symbol" w:hint="default"/>
+        <w:sz w:val="20"/>
+      </w:rPr>
+    </w:lvl>
+    <w:lvl w:ilvl="1" w:tentative="1">
+      <w:start w:val="1"/>
+      <w:numFmt w:val="bullet"/>
+      <w:lvlText w:val="o"/>
+      <w:lvlJc w:val="left"/>
+      <w:pPr>
+        <w:tabs>
+          <w:tab w:val="num" w:pos="1440"/>
+        </w:tabs>
+        <w:ind w:left="1440" w:hanging="360"/>
+      </w:pPr>
+      <w:rPr>
+        <w:rFonts w:ascii="Courier New" w:hAnsi="Courier New" w:hint="default"/>
+        <w:sz w:val="20"/>
+      </w:rPr>
+    </w:lvl>
+    <w:lvl w:ilvl="2" w:tentative="1">
+      <w:start w:val="1"/>
+      <w:numFmt w:val="bullet"/>
+      <w:lvlText w:val=""/>
+      <w:lvlJc w:val="left"/>
+      <w:pPr>
+        <w:tabs>
+          <w:tab w:val="num" w:pos="2160"/>
+        </w:tabs>
+        <w:ind w:left="2160" w:hanging="360"/>
+      </w:pPr>
+      <w:rPr>
+        <w:rFonts w:ascii="Wingdings" w:hAnsi="Wingdings" w:hint="default"/>
+        <w:sz w:val="20"/>
+      </w:rPr>
+    </w:lvl>
+    <w:lvl w:ilvl="3" w:tentative="1">
+      <w:start w:val="1"/>
+      <w:numFmt w:val="bullet"/>
+      <w:lvlText w:val=""/>
+      <w:lvlJc w:val="left"/>
+      <w:pPr>
+        <w:tabs>
+          <w:tab w:val="num" w:pos="2880"/>
+        </w:tabs>
+        <w:ind w:left="2880" w:hanging="360"/>
+      </w:pPr>
+      <w:rPr>
+        <w:rFonts w:ascii="Wingdings" w:hAnsi="Wingdings" w:hint="default"/>
+        <w:sz w:val="20"/>
+      </w:rPr>
+    </w:lvl>
+    <w:lvl w:ilvl="4" w:tentative="1">
+      <w:start w:val="1"/>
+      <w:numFmt w:val="bullet"/>
+      <w:lvlText w:val=""/>
+      <w:lvlJc w:val="left"/>
+      <w:pPr>
+        <w:tabs>
+          <w:tab w:val="num" w:pos="3600"/>
+        </w:tabs>
+        <w:ind w:left="3600" w:hanging="360"/>
+      </w:pPr>
+      <w:rPr>
+        <w:rFonts w:ascii="Wingdings" w:hAnsi="Wingdings" w:hint="default"/>
+        <w:sz w:val="20"/>
+      </w:rPr>
+    </w:lvl>
+    <w:lvl w:ilvl="5" w:tentative="1">
+      <w:start w:val="1"/>
+      <w:numFmt w:val="bullet"/>
+      <w:lvlText w:val=""/>
+      <w:lvlJc w:val="left"/>
+      <w:pPr>
+        <w:tabs>
+          <w:tab w:val="num" w:pos="4320"/>
+        </w:tabs>
+        <w:ind w:left="4320" w:hanging="360"/>
+      </w:pPr>
+      <w:rPr>
+        <w:rFonts w:ascii="Wingdings" w:hAnsi="Wingdings" w:hint="default"/>
+        <w:sz w:val="20"/>
+      </w:rPr>
+    </w:lvl>
+    <w:lvl w:ilvl="6" w:tentative="1">
+      <w:start w:val="1"/>
+      <w:numFmt w:val="bullet"/>
+      <w:lvlText w:val=""/>
+      <w:lvlJc w:val="left"/>
+      <w:pPr>
+        <w:tabs>
+          <w:tab w:val="num" w:pos="5040"/>
+        </w:tabs>
+        <w:ind w:left="5040" w:hanging="360"/>
+      </w:pPr>
+      <w:rPr>
+        <w:rFonts w:ascii="Wingdings" w:hAnsi="Wingdings" w:hint="default"/>
+        <w:sz w:val="20"/>
+      </w:rPr>
+    </w:lvl>
+    <w:lvl w:ilvl="7" w:tentative="1">
+      <w:start w:val="1"/>
+      <w:numFmt w:val="bullet"/>
+      <w:lvlText w:val=""/>
+      <w:lvlJc w:val="left"/>
+      <w:pPr>
+        <w:tabs>
+          <w:tab w:val="num" w:pos="5760"/>
+        </w:tabs>
+        <w:ind w:left="5760" w:hanging="360"/>
+      </w:pPr>
+      <w:rPr>
+        <w:rFonts w:ascii="Wingdings" w:hAnsi="Wingdings" w:hint="default"/>
+        <w:sz w:val="20"/>
+      </w:rPr>
+    </w:lvl>
+    <w:lvl w:ilvl="8" w:tentative="1">
+      <w:start w:val="1"/>
+      <w:numFmt w:val="bullet"/>
+      <w:lvlText w:val=""/>
+      <w:lvlJc w:val="left"/>
+      <w:pPr>
+        <w:tabs>
+          <w:tab w:val="num" w:pos="6480"/>
+        </w:tabs>
+        <w:ind w:left="6480" w:hanging="360"/>
+      </w:pPr>
+      <w:rPr>
+        <w:rFonts w:ascii="Wingdings" w:hAnsi="Wingdings" w:hint="default"/>
+        <w:sz w:val="20"/>
+      </w:rPr>
+    </w:lvl>
+  </w:abstractNum>
+  <w:abstractNum w:abstractNumId="16" w15:restartNumberingAfterBreak="0">
+    <w:nsid w:val="7F4976D2"/>
+    <w:multiLevelType w:val="multilevel"/>
+    <w:tmpl w:val="6D12A746"/>
+    <w:lvl w:ilvl="0">
+      <w:start w:val="1"/>
+      <w:numFmt w:val="bullet"/>
+      <w:lvlText w:val=""/>
+      <w:lvlJc w:val="left"/>
+      <w:pPr>
+        <w:tabs>
+          <w:tab w:val="num" w:pos="720"/>
+        </w:tabs>
+        <w:ind w:left="720" w:hanging="360"/>
+      </w:pPr>
+      <w:rPr>
+        <w:rFonts w:ascii="Symbol" w:hAnsi="Symbol" w:hint="default"/>
+        <w:sz w:val="20"/>
+      </w:rPr>
+    </w:lvl>
+    <w:lvl w:ilvl="1" w:tentative="1">
+      <w:start w:val="1"/>
+      <w:numFmt w:val="bullet"/>
+      <w:lvlText w:val="o"/>
+      <w:lvlJc w:val="left"/>
+      <w:pPr>
+        <w:tabs>
+          <w:tab w:val="num" w:pos="1440"/>
+        </w:tabs>
+        <w:ind w:left="1440" w:hanging="360"/>
+      </w:pPr>
+      <w:rPr>
+        <w:rFonts w:ascii="Courier New" w:hAnsi="Courier New" w:hint="default"/>
+        <w:sz w:val="20"/>
+      </w:rPr>
+    </w:lvl>
+    <w:lvl w:ilvl="2" w:tentative="1">
+      <w:start w:val="1"/>
+      <w:numFmt w:val="bullet"/>
+      <w:lvlText w:val=""/>
+      <w:lvlJc w:val="left"/>
+      <w:pPr>
+        <w:tabs>
+          <w:tab w:val="num" w:pos="2160"/>
+        </w:tabs>
+        <w:ind w:left="2160" w:hanging="360"/>
+      </w:pPr>
+      <w:rPr>
+        <w:rFonts w:ascii="Wingdings" w:hAnsi="Wingdings" w:hint="default"/>
+        <w:sz w:val="20"/>
+      </w:rPr>
+    </w:lvl>
+    <w:lvl w:ilvl="3" w:tentative="1">
+      <w:start w:val="1"/>
+      <w:numFmt w:val="bullet"/>
+      <w:lvlText w:val=""/>
+      <w:lvlJc w:val="left"/>
+      <w:pPr>
+        <w:tabs>
+          <w:tab w:val="num" w:pos="2880"/>
+        </w:tabs>
+        <w:ind w:left="2880" w:hanging="360"/>
+      </w:pPr>
+      <w:rPr>
+        <w:rFonts w:ascii="Wingdings" w:hAnsi="Wingdings" w:hint="default"/>
+        <w:sz w:val="20"/>
+      </w:rPr>
+    </w:lvl>
+    <w:lvl w:ilvl="4" w:tentative="1">
+      <w:start w:val="1"/>
+      <w:numFmt w:val="bullet"/>
+      <w:lvlText w:val=""/>
+      <w:lvlJc w:val="left"/>
+      <w:pPr>
+        <w:tabs>
+          <w:tab w:val="num" w:pos="3600"/>
+        </w:tabs>
+        <w:ind w:left="3600" w:hanging="360"/>
+      </w:pPr>
+      <w:rPr>
+        <w:rFonts w:ascii="Wingdings" w:hAnsi="Wingdings" w:hint="default"/>
+        <w:sz w:val="20"/>
+      </w:rPr>
+    </w:lvl>
+    <w:lvl w:ilvl="5" w:tentative="1">
+      <w:start w:val="1"/>
+      <w:numFmt w:val="bullet"/>
+      <w:lvlText w:val=""/>
+      <w:lvlJc w:val="left"/>
+      <w:pPr>
+        <w:tabs>
+          <w:tab w:val="num" w:pos="4320"/>
+        </w:tabs>
+        <w:ind w:left="4320" w:hanging="360"/>
+      </w:pPr>
+      <w:rPr>
+        <w:rFonts w:ascii="Wingdings" w:hAnsi="Wingdings" w:hint="default"/>
+        <w:sz w:val="20"/>
+      </w:rPr>
+    </w:lvl>
+    <w:lvl w:ilvl="6" w:tentative="1">
+      <w:start w:val="1"/>
+      <w:numFmt w:val="bullet"/>
+      <w:lvlText w:val=""/>
+      <w:lvlJc w:val="left"/>
+      <w:pPr>
+        <w:tabs>
+          <w:tab w:val="num" w:pos="5040"/>
+        </w:tabs>
+        <w:ind w:left="5040" w:hanging="360"/>
+      </w:pPr>
+      <w:rPr>
+        <w:rFonts w:ascii="Wingdings" w:hAnsi="Wingdings" w:hint="default"/>
+        <w:sz w:val="20"/>
+      </w:rPr>
+    </w:lvl>
+    <w:lvl w:ilvl="7" w:tentative="1">
+      <w:start w:val="1"/>
+      <w:numFmt w:val="bullet"/>
+      <w:lvlText w:val=""/>
+      <w:lvlJc w:val="left"/>
+      <w:pPr>
+        <w:tabs>
+          <w:tab w:val="num" w:pos="5760"/>
+        </w:tabs>
+        <w:ind w:left="5760" w:hanging="360"/>
+      </w:pPr>
+      <w:rPr>
+        <w:rFonts w:ascii="Wingdings" w:hAnsi="Wingdings" w:hint="default"/>
+        <w:sz w:val="20"/>
+      </w:rPr>
+    </w:lvl>
+    <w:lvl w:ilvl="8" w:tentative="1">
+      <w:start w:val="1"/>
+      <w:numFmt w:val="bullet"/>
+      <w:lvlText w:val=""/>
+      <w:lvlJc w:val="left"/>
+      <w:pPr>
+        <w:tabs>
+          <w:tab w:val="num" w:pos="6480"/>
+        </w:tabs>
+        <w:ind w:left="6480" w:hanging="360"/>
+      </w:pPr>
+      <w:rPr>
+        <w:rFonts w:ascii="Wingdings" w:hAnsi="Wingdings" w:hint="default"/>
+        <w:sz w:val="20"/>
+      </w:rPr>
+    </w:lvl>
+  </w:abstractNum>
   <w:num w:numId="1" w16cid:durableId="354424047">
+    <w:abstractNumId w:val="2"/>
+  </w:num>
+  <w:num w:numId="2" w16cid:durableId="1105029749">
+    <w:abstractNumId w:val="11"/>
+  </w:num>
+  <w:num w:numId="3" w16cid:durableId="852256633">
+    <w:abstractNumId w:val="13"/>
+  </w:num>
+  <w:num w:numId="4" w16cid:durableId="1114909887">
+    <w:abstractNumId w:val="8"/>
+  </w:num>
+  <w:num w:numId="5" w16cid:durableId="1933391980">
+    <w:abstractNumId w:val="9"/>
+  </w:num>
+  <w:num w:numId="6" w16cid:durableId="1112626129">
+    <w:abstractNumId w:val="12"/>
+  </w:num>
+  <w:num w:numId="7" w16cid:durableId="824660000">
+    <w:abstractNumId w:val="6"/>
+  </w:num>
+  <w:num w:numId="8" w16cid:durableId="796607970">
+    <w:abstractNumId w:val="1"/>
+  </w:num>
+  <w:num w:numId="9" w16cid:durableId="538972465">
+    <w:abstractNumId w:val="3"/>
+  </w:num>
+  <w:num w:numId="10" w16cid:durableId="1535191602">
+    <w:abstractNumId w:val="4"/>
+  </w:num>
+  <w:num w:numId="11" w16cid:durableId="2045516736">
+    <w:abstractNumId w:val="15"/>
+  </w:num>
+  <w:num w:numId="12" w16cid:durableId="1743872076">
+    <w:abstractNumId w:val="10"/>
+  </w:num>
+  <w:num w:numId="13" w16cid:durableId="1459450103">
     <w:abstractNumId w:val="0"/>
   </w:num>
-  <w:num w:numId="2" w16cid:durableId="1105029749">
-    <w:abstractNumId w:val="3"/>
+  <w:num w:numId="14" w16cid:durableId="1427187362">
+    <w:abstractNumId w:val="16"/>
   </w:num>
-  <w:num w:numId="3" w16cid:durableId="852256633">
-    <w:abstractNumId w:val="4"/>
+  <w:num w:numId="15" w16cid:durableId="1354382883">
+    <w:abstractNumId w:val="5"/>
   </w:num>
-  <w:num w:numId="4" w16cid:durableId="1114909887">
-    <w:abstractNumId w:val="1"/>
+  <w:num w:numId="16" w16cid:durableId="1427340114">
+    <w:abstractNumId w:val="14"/>
   </w:num>
-  <w:num w:numId="5" w16cid:durableId="1933391980">
-    <w:abstractNumId w:val="2"/>
+  <w:num w:numId="17" w16cid:durableId="1171528194">
+    <w:abstractNumId w:val="7"/>
   </w:num>
 </w:numbering>
 </file>
@@ -3124,7 +5321,6 @@
   <w:style w:type="character" w:default="1" w:styleId="DefaultParagraphFont">
     <w:name w:val="Default Paragraph Font"/>
     <w:uiPriority w:val="1"/>
-    <w:semiHidden/>
     <w:unhideWhenUsed/>
   </w:style>
   <w:style w:type="table" w:default="1" w:styleId="TableNormal">

--- a/Report.docx
+++ b/Report.docx
@@ -14,8 +14,33 @@
           <w:b/>
           <w:bCs/>
         </w:rPr>
-        <w:t>Fullstack Movie App Report</w:t>
-      </w:r>
+        <w:t xml:space="preserve">Fullstack Movie </w:t>
+      </w:r>
+      <w:proofErr w:type="spellStart"/>
+      <w:r>
+        <w:rPr>
+          <w:b/>
+          <w:bCs/>
+        </w:rPr>
+        <w:t>App</w:t>
+      </w:r>
+      <w:proofErr w:type="spellEnd"/>
+      <w:r>
+        <w:rPr>
+          <w:b/>
+          <w:bCs/>
+        </w:rPr>
+        <w:t xml:space="preserve"> </w:t>
+      </w:r>
+      <w:proofErr w:type="spellStart"/>
+      <w:r>
+        <w:rPr>
+          <w:b/>
+          <w:bCs/>
+        </w:rPr>
+        <w:t>Report</w:t>
+      </w:r>
+      <w:proofErr w:type="spellEnd"/>
     </w:p>
     <w:p>
       <w:pPr>
@@ -29,37 +54,52 @@
           <w:b/>
           <w:bCs/>
         </w:rPr>
-        <w:pict w14:anchorId="07BD62FB">
-          <v:rect id="_x0000_i1097" style="width:0;height:1.5pt" o:hralign="center" o:hrstd="t" o:hr="t" fillcolor="#a0a0a0" stroked="f"/>
+        <w:pict w14:anchorId="2BE80B22">
+          <v:rect id="_x0000_i1102" style="width:0;height:1.5pt" o:hralign="center" o:hrstd="t" o:hr="t" fillcolor="#a0a0a0" stroked="f"/>
         </w:pict>
       </w:r>
     </w:p>
     <w:p>
       <w:pPr>
-        <w:rPr>
-          <w:b/>
-          <w:bCs/>
-        </w:rPr>
-      </w:pPr>
-      <w:r>
-        <w:rPr>
-          <w:b/>
-          <w:bCs/>
-        </w:rPr>
-        <w:t>1. System Overview</w:t>
-      </w:r>
+        <w:numPr>
+          <w:ilvl w:val="0"/>
+          <w:numId w:val="18"/>
+        </w:numPr>
+        <w:rPr>
+          <w:b/>
+          <w:bCs/>
+        </w:rPr>
+      </w:pPr>
+      <w:r>
+        <w:rPr>
+          <w:b/>
+          <w:bCs/>
+        </w:rPr>
+        <w:t xml:space="preserve">System </w:t>
+      </w:r>
+      <w:proofErr w:type="spellStart"/>
+      <w:r>
+        <w:rPr>
+          <w:b/>
+          <w:bCs/>
+        </w:rPr>
+        <w:t>Overview</w:t>
+      </w:r>
+      <w:proofErr w:type="spellEnd"/>
     </w:p>
     <w:p>
       <w:pPr>
         <w:rPr>
           <w:b/>
           <w:bCs/>
-        </w:rPr>
-      </w:pPr>
-      <w:r>
-        <w:rPr>
-          <w:b/>
-          <w:bCs/>
+          <w:lang w:val="en-GB"/>
+        </w:rPr>
+      </w:pPr>
+      <w:r>
+        <w:rPr>
+          <w:b/>
+          <w:bCs/>
+          <w:lang w:val="en-GB"/>
         </w:rPr>
         <w:t>This project is a full stack movie application built using React, Node.js, Express, and MongoDB.</w:t>
       </w:r>
@@ -69,22 +109,16 @@
         <w:rPr>
           <w:b/>
           <w:bCs/>
-        </w:rPr>
-      </w:pPr>
-      <w:r>
-        <w:rPr>
-          <w:b/>
-          <w:bCs/>
-        </w:rPr>
-        <w:t>The goal of the application is to allow users to manage movies, create users, and add reviews linked to both movies and users.</w:t>
-      </w:r>
-      <w:r>
-        <w:rPr>
-          <w:b/>
-          <w:bCs/>
-        </w:rPr>
-        <w:br/>
-        <w:t>It solves the problem of organizing movie collections and associating them with user-generated reviews in a structured and scalable way.</w:t>
+          <w:lang w:val="en-GB"/>
+        </w:rPr>
+      </w:pPr>
+      <w:r>
+        <w:rPr>
+          <w:b/>
+          <w:bCs/>
+          <w:lang w:val="en-GB"/>
+        </w:rPr>
+        <w:t>The application allows users to manage movies, create users, and add reviews linked to both movies and users. It solves the problem of organizing movie collections and associating them with user-generated reviews in a structured and scalable way.</w:t>
       </w:r>
     </w:p>
     <w:p>
@@ -99,24 +133,37 @@
           <w:b/>
           <w:bCs/>
         </w:rPr>
-        <w:pict w14:anchorId="078AF36E">
-          <v:rect id="_x0000_i1098" style="width:0;height:1.5pt" o:hralign="center" o:hrstd="t" o:hr="t" fillcolor="#a0a0a0" stroked="f"/>
+        <w:pict w14:anchorId="7FFFE01A">
+          <v:rect id="_x0000_i1103" style="width:0;height:1.5pt" o:hralign="center" o:hrstd="t" o:hr="t" fillcolor="#a0a0a0" stroked="f"/>
         </w:pict>
       </w:r>
     </w:p>
     <w:p>
       <w:pPr>
-        <w:rPr>
-          <w:b/>
-          <w:bCs/>
-        </w:rPr>
-      </w:pPr>
-      <w:r>
-        <w:rPr>
-          <w:b/>
-          <w:bCs/>
-        </w:rPr>
-        <w:t>2. Database Design</w:t>
+        <w:numPr>
+          <w:ilvl w:val="0"/>
+          <w:numId w:val="19"/>
+        </w:numPr>
+        <w:rPr>
+          <w:b/>
+          <w:bCs/>
+        </w:rPr>
+      </w:pPr>
+      <w:proofErr w:type="spellStart"/>
+      <w:r>
+        <w:rPr>
+          <w:b/>
+          <w:bCs/>
+        </w:rPr>
+        <w:t>Database</w:t>
+      </w:r>
+      <w:proofErr w:type="spellEnd"/>
+      <w:r>
+        <w:rPr>
+          <w:b/>
+          <w:bCs/>
+        </w:rPr>
+        <w:t xml:space="preserve"> Design</w:t>
       </w:r>
     </w:p>
     <w:p>
@@ -124,21 +171,485 @@
         <w:rPr>
           <w:b/>
           <w:bCs/>
-        </w:rPr>
-      </w:pPr>
-      <w:r>
-        <w:rPr>
-          <w:b/>
-          <w:bCs/>
+          <w:lang w:val="en-GB"/>
+        </w:rPr>
+      </w:pPr>
+      <w:r>
+        <w:rPr>
+          <w:b/>
+          <w:bCs/>
+          <w:lang w:val="en-GB"/>
         </w:rPr>
         <w:t>The database consists of three main collections:</w:t>
       </w:r>
     </w:p>
     <w:p>
       <w:pPr>
+        <w:rPr>
+          <w:b/>
+          <w:bCs/>
+          <w:lang w:val="en-GB"/>
+        </w:rPr>
+      </w:pPr>
+      <w:r>
+        <w:rPr>
+          <w:b/>
+          <w:bCs/>
+          <w:lang w:val="en-GB"/>
+        </w:rPr>
+        <w:t>• Movies</w:t>
+      </w:r>
+      <w:r>
+        <w:rPr>
+          <w:b/>
+          <w:bCs/>
+          <w:lang w:val="en-GB"/>
+        </w:rPr>
+        <w:br/>
+        <w:t>• Users</w:t>
+      </w:r>
+      <w:r>
+        <w:rPr>
+          <w:b/>
+          <w:bCs/>
+          <w:lang w:val="en-GB"/>
+        </w:rPr>
+        <w:br/>
+        <w:t>• Reviews</w:t>
+      </w:r>
+    </w:p>
+    <w:p>
+      <w:pPr>
+        <w:rPr>
+          <w:b/>
+          <w:bCs/>
+          <w:lang w:val="en-GB"/>
+        </w:rPr>
+      </w:pPr>
+      <w:r>
+        <w:rPr>
+          <w:b/>
+          <w:bCs/>
+          <w:lang w:val="en-GB"/>
+        </w:rPr>
+        <w:t>Movies:</w:t>
+      </w:r>
+      <w:r>
+        <w:rPr>
+          <w:b/>
+          <w:bCs/>
+          <w:lang w:val="en-GB"/>
+        </w:rPr>
+        <w:br/>
+        <w:t>• title</w:t>
+      </w:r>
+      <w:r>
+        <w:rPr>
+          <w:b/>
+          <w:bCs/>
+          <w:lang w:val="en-GB"/>
+        </w:rPr>
+        <w:br/>
+        <w:t>• genre</w:t>
+      </w:r>
+      <w:r>
+        <w:rPr>
+          <w:b/>
+          <w:bCs/>
+          <w:lang w:val="en-GB"/>
+        </w:rPr>
+        <w:br/>
+        <w:t>• releaseYear</w:t>
+      </w:r>
+      <w:r>
+        <w:rPr>
+          <w:b/>
+          <w:bCs/>
+          <w:lang w:val="en-GB"/>
+        </w:rPr>
+        <w:br/>
+        <w:t>• averageRating</w:t>
+      </w:r>
+    </w:p>
+    <w:p>
+      <w:pPr>
+        <w:rPr>
+          <w:b/>
+          <w:bCs/>
+          <w:lang w:val="en-GB"/>
+        </w:rPr>
+      </w:pPr>
+      <w:r>
+        <w:rPr>
+          <w:b/>
+          <w:bCs/>
+          <w:lang w:val="en-GB"/>
+        </w:rPr>
+        <w:t>Users:</w:t>
+      </w:r>
+      <w:r>
+        <w:rPr>
+          <w:b/>
+          <w:bCs/>
+          <w:lang w:val="en-GB"/>
+        </w:rPr>
+        <w:br/>
+        <w:t>• name</w:t>
+      </w:r>
+      <w:r>
+        <w:rPr>
+          <w:b/>
+          <w:bCs/>
+          <w:lang w:val="en-GB"/>
+        </w:rPr>
+        <w:br/>
+        <w:t>• email</w:t>
+      </w:r>
+    </w:p>
+    <w:p>
+      <w:pPr>
+        <w:rPr>
+          <w:b/>
+          <w:bCs/>
+          <w:lang w:val="en-GB"/>
+        </w:rPr>
+      </w:pPr>
+      <w:r>
+        <w:rPr>
+          <w:b/>
+          <w:bCs/>
+          <w:lang w:val="en-GB"/>
+        </w:rPr>
+        <w:t>Reviews:</w:t>
+      </w:r>
+      <w:r>
+        <w:rPr>
+          <w:b/>
+          <w:bCs/>
+          <w:lang w:val="en-GB"/>
+        </w:rPr>
+        <w:br/>
+        <w:t>• movieId (reference to Movie)</w:t>
+      </w:r>
+      <w:r>
+        <w:rPr>
+          <w:b/>
+          <w:bCs/>
+          <w:lang w:val="en-GB"/>
+        </w:rPr>
+        <w:br/>
+        <w:t>• userId (reference to User)</w:t>
+      </w:r>
+      <w:r>
+        <w:rPr>
+          <w:b/>
+          <w:bCs/>
+          <w:lang w:val="en-GB"/>
+        </w:rPr>
+        <w:br/>
+        <w:t>• comment</w:t>
+      </w:r>
+      <w:r>
+        <w:rPr>
+          <w:b/>
+          <w:bCs/>
+          <w:lang w:val="en-GB"/>
+        </w:rPr>
+        <w:br/>
+        <w:t>• rating</w:t>
+      </w:r>
+    </w:p>
+    <w:p>
+      <w:pPr>
+        <w:rPr>
+          <w:b/>
+          <w:bCs/>
+          <w:lang w:val="en-GB"/>
+        </w:rPr>
+      </w:pPr>
+      <w:r>
+        <w:rPr>
+          <w:b/>
+          <w:bCs/>
+          <w:lang w:val="en-GB"/>
+        </w:rPr>
+        <w:t>Relationships:</w:t>
+      </w:r>
+      <w:r>
+        <w:rPr>
+          <w:b/>
+          <w:bCs/>
+          <w:lang w:val="en-GB"/>
+        </w:rPr>
+        <w:br/>
+        <w:t>• Each review is linked to a movie and a user using ObjectId references.</w:t>
+      </w:r>
+      <w:r>
+        <w:rPr>
+          <w:b/>
+          <w:bCs/>
+          <w:lang w:val="en-GB"/>
+        </w:rPr>
+        <w:br/>
+        <w:t>• This allows relational data handling in MongoDB.</w:t>
+      </w:r>
+      <w:r>
+        <w:rPr>
+          <w:b/>
+          <w:bCs/>
+          <w:lang w:val="en-GB"/>
+        </w:rPr>
+        <w:br/>
+        <w:t>• I used populate() to retrieve related data such as movie title and user information.</w:t>
+      </w:r>
+    </w:p>
+    <w:p>
+      <w:pPr>
+        <w:rPr>
+          <w:b/>
+          <w:bCs/>
+        </w:rPr>
+      </w:pPr>
+      <w:r>
+        <w:rPr>
+          <w:b/>
+          <w:bCs/>
+          <w:lang w:val="en-GB"/>
+        </w:rPr>
+        <w:t>Validation:</w:t>
+      </w:r>
+      <w:r>
+        <w:rPr>
+          <w:b/>
+          <w:bCs/>
+          <w:lang w:val="en-GB"/>
+        </w:rPr>
+        <w:br/>
+        <w:t>• Required fields were enforced in schemas.</w:t>
+      </w:r>
+      <w:r>
+        <w:rPr>
+          <w:b/>
+          <w:bCs/>
+          <w:lang w:val="en-GB"/>
+        </w:rPr>
+        <w:br/>
+      </w:r>
+      <w:r>
+        <w:rPr>
+          <w:b/>
+          <w:bCs/>
+        </w:rPr>
+        <w:lastRenderedPageBreak/>
+        <w:t xml:space="preserve">• Rating </w:t>
+      </w:r>
+      <w:proofErr w:type="spellStart"/>
+      <w:r>
+        <w:rPr>
+          <w:b/>
+          <w:bCs/>
+        </w:rPr>
+        <w:t>values</w:t>
+      </w:r>
+      <w:proofErr w:type="spellEnd"/>
+      <w:r>
+        <w:rPr>
+          <w:b/>
+          <w:bCs/>
+        </w:rPr>
+        <w:t xml:space="preserve"> </w:t>
+      </w:r>
+      <w:proofErr w:type="spellStart"/>
+      <w:r>
+        <w:rPr>
+          <w:b/>
+          <w:bCs/>
+        </w:rPr>
+        <w:t>were</w:t>
+      </w:r>
+      <w:proofErr w:type="spellEnd"/>
+      <w:r>
+        <w:rPr>
+          <w:b/>
+          <w:bCs/>
+        </w:rPr>
+        <w:t xml:space="preserve"> </w:t>
+      </w:r>
+      <w:proofErr w:type="spellStart"/>
+      <w:r>
+        <w:rPr>
+          <w:b/>
+          <w:bCs/>
+        </w:rPr>
+        <w:t>limited</w:t>
+      </w:r>
+      <w:proofErr w:type="spellEnd"/>
+      <w:r>
+        <w:rPr>
+          <w:b/>
+          <w:bCs/>
+        </w:rPr>
+        <w:t xml:space="preserve"> </w:t>
+      </w:r>
+      <w:proofErr w:type="spellStart"/>
+      <w:r>
+        <w:rPr>
+          <w:b/>
+          <w:bCs/>
+        </w:rPr>
+        <w:t>using</w:t>
+      </w:r>
+      <w:proofErr w:type="spellEnd"/>
+      <w:r>
+        <w:rPr>
+          <w:b/>
+          <w:bCs/>
+        </w:rPr>
+        <w:t xml:space="preserve"> min/max </w:t>
+      </w:r>
+      <w:proofErr w:type="spellStart"/>
+      <w:r>
+        <w:rPr>
+          <w:b/>
+          <w:bCs/>
+        </w:rPr>
+        <w:t>validation</w:t>
+      </w:r>
+      <w:proofErr w:type="spellEnd"/>
+      <w:r>
+        <w:rPr>
+          <w:b/>
+          <w:bCs/>
+        </w:rPr>
+        <w:t>.</w:t>
+      </w:r>
+      <w:r>
+        <w:rPr>
+          <w:b/>
+          <w:bCs/>
+        </w:rPr>
+        <w:br/>
+        <w:t xml:space="preserve">• </w:t>
+      </w:r>
+      <w:proofErr w:type="spellStart"/>
+      <w:r>
+        <w:rPr>
+          <w:b/>
+          <w:bCs/>
+        </w:rPr>
+        <w:t>ObjectId</w:t>
+      </w:r>
+      <w:proofErr w:type="spellEnd"/>
+      <w:r>
+        <w:rPr>
+          <w:b/>
+          <w:bCs/>
+        </w:rPr>
+        <w:t xml:space="preserve"> </w:t>
+      </w:r>
+      <w:proofErr w:type="spellStart"/>
+      <w:r>
+        <w:rPr>
+          <w:b/>
+          <w:bCs/>
+        </w:rPr>
+        <w:t>validation</w:t>
+      </w:r>
+      <w:proofErr w:type="spellEnd"/>
+      <w:r>
+        <w:rPr>
+          <w:b/>
+          <w:bCs/>
+        </w:rPr>
+        <w:t xml:space="preserve"> </w:t>
+      </w:r>
+      <w:proofErr w:type="spellStart"/>
+      <w:r>
+        <w:rPr>
+          <w:b/>
+          <w:bCs/>
+        </w:rPr>
+        <w:t>was</w:t>
+      </w:r>
+      <w:proofErr w:type="spellEnd"/>
+      <w:r>
+        <w:rPr>
+          <w:b/>
+          <w:bCs/>
+        </w:rPr>
+        <w:t xml:space="preserve"> </w:t>
+      </w:r>
+      <w:proofErr w:type="spellStart"/>
+      <w:r>
+        <w:rPr>
+          <w:b/>
+          <w:bCs/>
+        </w:rPr>
+        <w:t>implemented</w:t>
+      </w:r>
+      <w:proofErr w:type="spellEnd"/>
+      <w:r>
+        <w:rPr>
+          <w:b/>
+          <w:bCs/>
+        </w:rPr>
+        <w:t xml:space="preserve"> in the </w:t>
+      </w:r>
+      <w:proofErr w:type="spellStart"/>
+      <w:r>
+        <w:rPr>
+          <w:b/>
+          <w:bCs/>
+        </w:rPr>
+        <w:t>backend</w:t>
+      </w:r>
+      <w:proofErr w:type="spellEnd"/>
+      <w:r>
+        <w:rPr>
+          <w:b/>
+          <w:bCs/>
+        </w:rPr>
+        <w:t xml:space="preserve"> to </w:t>
+      </w:r>
+      <w:proofErr w:type="spellStart"/>
+      <w:r>
+        <w:rPr>
+          <w:b/>
+          <w:bCs/>
+        </w:rPr>
+        <w:t>prevent</w:t>
+      </w:r>
+      <w:proofErr w:type="spellEnd"/>
+      <w:r>
+        <w:rPr>
+          <w:b/>
+          <w:bCs/>
+        </w:rPr>
+        <w:t xml:space="preserve"> invalid data.</w:t>
+      </w:r>
+    </w:p>
+    <w:p>
+      <w:pPr>
+        <w:rPr>
+          <w:b/>
+          <w:bCs/>
+        </w:rPr>
+      </w:pPr>
+      <w:r>
+        <w:rPr>
+          <w:b/>
+          <w:bCs/>
+        </w:rPr>
+        <w:pict w14:anchorId="164553F6">
+          <v:rect id="_x0000_i1104" style="width:0;height:1.5pt" o:hralign="center" o:hrstd="t" o:hr="t" fillcolor="#a0a0a0" stroked="f"/>
+        </w:pict>
+      </w:r>
+    </w:p>
+    <w:p>
+      <w:pPr>
         <w:numPr>
           <w:ilvl w:val="0"/>
-          <w:numId w:val="6"/>
+          <w:numId w:val="20"/>
         </w:numPr>
         <w:rPr>
           <w:b/>
@@ -150,33 +661,3458 @@
           <w:b/>
           <w:bCs/>
         </w:rPr>
-        <w:t>Movies</w:t>
-      </w:r>
+        <w:t xml:space="preserve">API </w:t>
+      </w:r>
+      <w:proofErr w:type="spellStart"/>
+      <w:r>
+        <w:rPr>
+          <w:b/>
+          <w:bCs/>
+        </w:rPr>
+        <w:t>Endpoints</w:t>
+      </w:r>
+      <w:proofErr w:type="spellEnd"/>
     </w:p>
     <w:p>
       <w:pPr>
+        <w:rPr>
+          <w:b/>
+          <w:bCs/>
+        </w:rPr>
+      </w:pPr>
+      <w:r>
+        <w:rPr>
+          <w:b/>
+          <w:bCs/>
+        </w:rPr>
+        <w:t>Movies:</w:t>
+      </w:r>
+      <w:r>
+        <w:rPr>
+          <w:b/>
+          <w:bCs/>
+        </w:rPr>
+        <w:br/>
+        <w:t>• GET /</w:t>
+      </w:r>
+      <w:proofErr w:type="spellStart"/>
+      <w:r>
+        <w:rPr>
+          <w:b/>
+          <w:bCs/>
+        </w:rPr>
+        <w:t>api</w:t>
+      </w:r>
+      <w:proofErr w:type="spellEnd"/>
+      <w:r>
+        <w:rPr>
+          <w:b/>
+          <w:bCs/>
+        </w:rPr>
+        <w:t>/</w:t>
+      </w:r>
+      <w:proofErr w:type="spellStart"/>
+      <w:r>
+        <w:rPr>
+          <w:b/>
+          <w:bCs/>
+        </w:rPr>
+        <w:t>movies</w:t>
+      </w:r>
+      <w:proofErr w:type="spellEnd"/>
+      <w:r>
+        <w:rPr>
+          <w:b/>
+          <w:bCs/>
+        </w:rPr>
+        <w:t xml:space="preserve"> → </w:t>
+      </w:r>
+      <w:proofErr w:type="spellStart"/>
+      <w:r>
+        <w:rPr>
+          <w:b/>
+          <w:bCs/>
+        </w:rPr>
+        <w:t>Retrieve</w:t>
+      </w:r>
+      <w:proofErr w:type="spellEnd"/>
+      <w:r>
+        <w:rPr>
+          <w:b/>
+          <w:bCs/>
+        </w:rPr>
+        <w:t xml:space="preserve"> all </w:t>
+      </w:r>
+      <w:proofErr w:type="spellStart"/>
+      <w:r>
+        <w:rPr>
+          <w:b/>
+          <w:bCs/>
+        </w:rPr>
+        <w:t>movies</w:t>
+      </w:r>
+      <w:proofErr w:type="spellEnd"/>
+      <w:r>
+        <w:rPr>
+          <w:b/>
+          <w:bCs/>
+        </w:rPr>
+        <w:br/>
+        <w:t>• GET /</w:t>
+      </w:r>
+      <w:proofErr w:type="spellStart"/>
+      <w:r>
+        <w:rPr>
+          <w:b/>
+          <w:bCs/>
+        </w:rPr>
+        <w:t>api</w:t>
+      </w:r>
+      <w:proofErr w:type="spellEnd"/>
+      <w:r>
+        <w:rPr>
+          <w:b/>
+          <w:bCs/>
+        </w:rPr>
+        <w:t>/</w:t>
+      </w:r>
+      <w:proofErr w:type="spellStart"/>
+      <w:r>
+        <w:rPr>
+          <w:b/>
+          <w:bCs/>
+        </w:rPr>
+        <w:t>movies?genre</w:t>
+      </w:r>
+      <w:proofErr w:type="spellEnd"/>
+      <w:r>
+        <w:rPr>
+          <w:b/>
+          <w:bCs/>
+        </w:rPr>
+        <w:t xml:space="preserve">=Action → Filter </w:t>
+      </w:r>
+      <w:proofErr w:type="spellStart"/>
+      <w:r>
+        <w:rPr>
+          <w:b/>
+          <w:bCs/>
+        </w:rPr>
+        <w:t>movies</w:t>
+      </w:r>
+      <w:proofErr w:type="spellEnd"/>
+      <w:r>
+        <w:rPr>
+          <w:b/>
+          <w:bCs/>
+        </w:rPr>
+        <w:t xml:space="preserve"> by genre (</w:t>
+      </w:r>
+      <w:proofErr w:type="spellStart"/>
+      <w:r>
+        <w:rPr>
+          <w:b/>
+          <w:bCs/>
+        </w:rPr>
+        <w:t>custom</w:t>
+      </w:r>
+      <w:proofErr w:type="spellEnd"/>
+      <w:r>
+        <w:rPr>
+          <w:b/>
+          <w:bCs/>
+        </w:rPr>
+        <w:t xml:space="preserve"> endpoint) </w:t>
+      </w:r>
+      <w:r>
+        <w:rPr>
+          <w:rFonts w:ascii="Segoe UI Emoji" w:hAnsi="Segoe UI Emoji" w:cs="Segoe UI Emoji"/>
+          <w:b/>
+          <w:bCs/>
+        </w:rPr>
+        <w:t>⭐</w:t>
+      </w:r>
+      <w:r>
+        <w:rPr>
+          <w:b/>
+          <w:bCs/>
+        </w:rPr>
+        <w:br/>
+        <w:t>• POST /</w:t>
+      </w:r>
+      <w:proofErr w:type="spellStart"/>
+      <w:r>
+        <w:rPr>
+          <w:b/>
+          <w:bCs/>
+        </w:rPr>
+        <w:t>api</w:t>
+      </w:r>
+      <w:proofErr w:type="spellEnd"/>
+      <w:r>
+        <w:rPr>
+          <w:b/>
+          <w:bCs/>
+        </w:rPr>
+        <w:t>/</w:t>
+      </w:r>
+      <w:proofErr w:type="spellStart"/>
+      <w:r>
+        <w:rPr>
+          <w:b/>
+          <w:bCs/>
+        </w:rPr>
+        <w:t>movies</w:t>
+      </w:r>
+      <w:proofErr w:type="spellEnd"/>
+      <w:r>
+        <w:rPr>
+          <w:b/>
+          <w:bCs/>
+        </w:rPr>
+        <w:t xml:space="preserve"> → </w:t>
+      </w:r>
+      <w:proofErr w:type="spellStart"/>
+      <w:r>
+        <w:rPr>
+          <w:b/>
+          <w:bCs/>
+        </w:rPr>
+        <w:t>Add</w:t>
+      </w:r>
+      <w:proofErr w:type="spellEnd"/>
+      <w:r>
+        <w:rPr>
+          <w:b/>
+          <w:bCs/>
+        </w:rPr>
+        <w:t xml:space="preserve"> a new </w:t>
+      </w:r>
+      <w:proofErr w:type="spellStart"/>
+      <w:r>
+        <w:rPr>
+          <w:b/>
+          <w:bCs/>
+        </w:rPr>
+        <w:t>movie</w:t>
+      </w:r>
+      <w:proofErr w:type="spellEnd"/>
+      <w:r>
+        <w:rPr>
+          <w:b/>
+          <w:bCs/>
+        </w:rPr>
+        <w:br/>
+        <w:t>• PUT /</w:t>
+      </w:r>
+      <w:proofErr w:type="spellStart"/>
+      <w:r>
+        <w:rPr>
+          <w:b/>
+          <w:bCs/>
+        </w:rPr>
+        <w:t>api</w:t>
+      </w:r>
+      <w:proofErr w:type="spellEnd"/>
+      <w:r>
+        <w:rPr>
+          <w:b/>
+          <w:bCs/>
+        </w:rPr>
+        <w:t>/</w:t>
+      </w:r>
+      <w:proofErr w:type="spellStart"/>
+      <w:r>
+        <w:rPr>
+          <w:b/>
+          <w:bCs/>
+        </w:rPr>
+        <w:t>movies</w:t>
+      </w:r>
+      <w:proofErr w:type="spellEnd"/>
+      <w:r>
+        <w:rPr>
+          <w:b/>
+          <w:bCs/>
+        </w:rPr>
+        <w:t xml:space="preserve">/:id → </w:t>
+      </w:r>
+      <w:proofErr w:type="spellStart"/>
+      <w:r>
+        <w:rPr>
+          <w:b/>
+          <w:bCs/>
+        </w:rPr>
+        <w:t>Update</w:t>
+      </w:r>
+      <w:proofErr w:type="spellEnd"/>
+      <w:r>
+        <w:rPr>
+          <w:b/>
+          <w:bCs/>
+        </w:rPr>
+        <w:t xml:space="preserve"> a </w:t>
+      </w:r>
+      <w:proofErr w:type="spellStart"/>
+      <w:r>
+        <w:rPr>
+          <w:b/>
+          <w:bCs/>
+        </w:rPr>
+        <w:t>movie</w:t>
+      </w:r>
+      <w:proofErr w:type="spellEnd"/>
+      <w:r>
+        <w:rPr>
+          <w:b/>
+          <w:bCs/>
+        </w:rPr>
+        <w:br/>
+        <w:t>• DELETE /</w:t>
+      </w:r>
+      <w:proofErr w:type="spellStart"/>
+      <w:r>
+        <w:rPr>
+          <w:b/>
+          <w:bCs/>
+        </w:rPr>
+        <w:t>api</w:t>
+      </w:r>
+      <w:proofErr w:type="spellEnd"/>
+      <w:r>
+        <w:rPr>
+          <w:b/>
+          <w:bCs/>
+        </w:rPr>
+        <w:t>/</w:t>
+      </w:r>
+      <w:proofErr w:type="spellStart"/>
+      <w:r>
+        <w:rPr>
+          <w:b/>
+          <w:bCs/>
+        </w:rPr>
+        <w:t>movies</w:t>
+      </w:r>
+      <w:proofErr w:type="spellEnd"/>
+      <w:r>
+        <w:rPr>
+          <w:b/>
+          <w:bCs/>
+        </w:rPr>
+        <w:t xml:space="preserve">/:id → </w:t>
+      </w:r>
+      <w:proofErr w:type="spellStart"/>
+      <w:r>
+        <w:rPr>
+          <w:b/>
+          <w:bCs/>
+        </w:rPr>
+        <w:t>Delete</w:t>
+      </w:r>
+      <w:proofErr w:type="spellEnd"/>
+      <w:r>
+        <w:rPr>
+          <w:b/>
+          <w:bCs/>
+        </w:rPr>
+        <w:t xml:space="preserve"> a </w:t>
+      </w:r>
+      <w:proofErr w:type="spellStart"/>
+      <w:r>
+        <w:rPr>
+          <w:b/>
+          <w:bCs/>
+        </w:rPr>
+        <w:t>movie</w:t>
+      </w:r>
+      <w:proofErr w:type="spellEnd"/>
+    </w:p>
+    <w:p>
+      <w:pPr>
+        <w:rPr>
+          <w:b/>
+          <w:bCs/>
+        </w:rPr>
+      </w:pPr>
+      <w:proofErr w:type="spellStart"/>
+      <w:r>
+        <w:rPr>
+          <w:b/>
+          <w:bCs/>
+        </w:rPr>
+        <w:t>Users</w:t>
+      </w:r>
+      <w:proofErr w:type="spellEnd"/>
+      <w:r>
+        <w:rPr>
+          <w:b/>
+          <w:bCs/>
+        </w:rPr>
+        <w:t>:</w:t>
+      </w:r>
+      <w:r>
+        <w:rPr>
+          <w:b/>
+          <w:bCs/>
+        </w:rPr>
+        <w:br/>
+        <w:t>• GET /</w:t>
+      </w:r>
+      <w:proofErr w:type="spellStart"/>
+      <w:r>
+        <w:rPr>
+          <w:b/>
+          <w:bCs/>
+        </w:rPr>
+        <w:t>api</w:t>
+      </w:r>
+      <w:proofErr w:type="spellEnd"/>
+      <w:r>
+        <w:rPr>
+          <w:b/>
+          <w:bCs/>
+        </w:rPr>
+        <w:t>/</w:t>
+      </w:r>
+      <w:proofErr w:type="spellStart"/>
+      <w:r>
+        <w:rPr>
+          <w:b/>
+          <w:bCs/>
+        </w:rPr>
+        <w:t>users</w:t>
+      </w:r>
+      <w:proofErr w:type="spellEnd"/>
+      <w:r>
+        <w:rPr>
+          <w:b/>
+          <w:bCs/>
+        </w:rPr>
+        <w:t xml:space="preserve"> → </w:t>
+      </w:r>
+      <w:proofErr w:type="spellStart"/>
+      <w:r>
+        <w:rPr>
+          <w:b/>
+          <w:bCs/>
+        </w:rPr>
+        <w:t>Retrieve</w:t>
+      </w:r>
+      <w:proofErr w:type="spellEnd"/>
+      <w:r>
+        <w:rPr>
+          <w:b/>
+          <w:bCs/>
+        </w:rPr>
+        <w:t xml:space="preserve"> all </w:t>
+      </w:r>
+      <w:proofErr w:type="spellStart"/>
+      <w:r>
+        <w:rPr>
+          <w:b/>
+          <w:bCs/>
+        </w:rPr>
+        <w:t>users</w:t>
+      </w:r>
+      <w:proofErr w:type="spellEnd"/>
+      <w:r>
+        <w:rPr>
+          <w:b/>
+          <w:bCs/>
+        </w:rPr>
+        <w:br/>
+        <w:t>• POST /</w:t>
+      </w:r>
+      <w:proofErr w:type="spellStart"/>
+      <w:r>
+        <w:rPr>
+          <w:b/>
+          <w:bCs/>
+        </w:rPr>
+        <w:t>api</w:t>
+      </w:r>
+      <w:proofErr w:type="spellEnd"/>
+      <w:r>
+        <w:rPr>
+          <w:b/>
+          <w:bCs/>
+        </w:rPr>
+        <w:t>/</w:t>
+      </w:r>
+      <w:proofErr w:type="spellStart"/>
+      <w:r>
+        <w:rPr>
+          <w:b/>
+          <w:bCs/>
+        </w:rPr>
+        <w:t>users</w:t>
+      </w:r>
+      <w:proofErr w:type="spellEnd"/>
+      <w:r>
+        <w:rPr>
+          <w:b/>
+          <w:bCs/>
+        </w:rPr>
+        <w:t xml:space="preserve"> → </w:t>
+      </w:r>
+      <w:proofErr w:type="spellStart"/>
+      <w:r>
+        <w:rPr>
+          <w:b/>
+          <w:bCs/>
+        </w:rPr>
+        <w:t>Create</w:t>
+      </w:r>
+      <w:proofErr w:type="spellEnd"/>
+      <w:r>
+        <w:rPr>
+          <w:b/>
+          <w:bCs/>
+        </w:rPr>
+        <w:t xml:space="preserve"> a new </w:t>
+      </w:r>
+      <w:proofErr w:type="spellStart"/>
+      <w:r>
+        <w:rPr>
+          <w:b/>
+          <w:bCs/>
+        </w:rPr>
+        <w:t>user</w:t>
+      </w:r>
+      <w:proofErr w:type="spellEnd"/>
+    </w:p>
+    <w:p>
+      <w:pPr>
+        <w:rPr>
+          <w:b/>
+          <w:bCs/>
+        </w:rPr>
+      </w:pPr>
+      <w:r>
+        <w:rPr>
+          <w:b/>
+          <w:bCs/>
+        </w:rPr>
+        <w:t>Reviews:</w:t>
+      </w:r>
+      <w:r>
+        <w:rPr>
+          <w:b/>
+          <w:bCs/>
+        </w:rPr>
+        <w:br/>
+        <w:t>• GET /</w:t>
+      </w:r>
+      <w:proofErr w:type="spellStart"/>
+      <w:r>
+        <w:rPr>
+          <w:b/>
+          <w:bCs/>
+        </w:rPr>
+        <w:t>api</w:t>
+      </w:r>
+      <w:proofErr w:type="spellEnd"/>
+      <w:r>
+        <w:rPr>
+          <w:b/>
+          <w:bCs/>
+        </w:rPr>
+        <w:t>/</w:t>
+      </w:r>
+      <w:proofErr w:type="spellStart"/>
+      <w:r>
+        <w:rPr>
+          <w:b/>
+          <w:bCs/>
+        </w:rPr>
+        <w:t>reviews</w:t>
+      </w:r>
+      <w:proofErr w:type="spellEnd"/>
+      <w:r>
+        <w:rPr>
+          <w:b/>
+          <w:bCs/>
+        </w:rPr>
+        <w:t xml:space="preserve"> → </w:t>
+      </w:r>
+      <w:proofErr w:type="spellStart"/>
+      <w:r>
+        <w:rPr>
+          <w:b/>
+          <w:bCs/>
+        </w:rPr>
+        <w:t>Retrieve</w:t>
+      </w:r>
+      <w:proofErr w:type="spellEnd"/>
+      <w:r>
+        <w:rPr>
+          <w:b/>
+          <w:bCs/>
+        </w:rPr>
+        <w:t xml:space="preserve"> all </w:t>
+      </w:r>
+      <w:proofErr w:type="spellStart"/>
+      <w:r>
+        <w:rPr>
+          <w:b/>
+          <w:bCs/>
+        </w:rPr>
+        <w:t>reviews</w:t>
+      </w:r>
+      <w:proofErr w:type="spellEnd"/>
+      <w:r>
+        <w:rPr>
+          <w:b/>
+          <w:bCs/>
+        </w:rPr>
+        <w:t xml:space="preserve"> (</w:t>
+      </w:r>
+      <w:proofErr w:type="spellStart"/>
+      <w:r>
+        <w:rPr>
+          <w:b/>
+          <w:bCs/>
+        </w:rPr>
+        <w:t>with</w:t>
+      </w:r>
+      <w:proofErr w:type="spellEnd"/>
+      <w:r>
+        <w:rPr>
+          <w:b/>
+          <w:bCs/>
+        </w:rPr>
+        <w:t xml:space="preserve"> </w:t>
+      </w:r>
+      <w:proofErr w:type="spellStart"/>
+      <w:r>
+        <w:rPr>
+          <w:b/>
+          <w:bCs/>
+        </w:rPr>
+        <w:t>populated</w:t>
+      </w:r>
+      <w:proofErr w:type="spellEnd"/>
+      <w:r>
+        <w:rPr>
+          <w:b/>
+          <w:bCs/>
+        </w:rPr>
+        <w:t xml:space="preserve"> data)</w:t>
+      </w:r>
+      <w:r>
+        <w:rPr>
+          <w:b/>
+          <w:bCs/>
+        </w:rPr>
+        <w:br/>
+        <w:t>• POST /</w:t>
+      </w:r>
+      <w:proofErr w:type="spellStart"/>
+      <w:r>
+        <w:rPr>
+          <w:b/>
+          <w:bCs/>
+        </w:rPr>
+        <w:t>api</w:t>
+      </w:r>
+      <w:proofErr w:type="spellEnd"/>
+      <w:r>
+        <w:rPr>
+          <w:b/>
+          <w:bCs/>
+        </w:rPr>
+        <w:t>/</w:t>
+      </w:r>
+      <w:proofErr w:type="spellStart"/>
+      <w:r>
+        <w:rPr>
+          <w:b/>
+          <w:bCs/>
+        </w:rPr>
+        <w:t>reviews</w:t>
+      </w:r>
+      <w:proofErr w:type="spellEnd"/>
+      <w:r>
+        <w:rPr>
+          <w:b/>
+          <w:bCs/>
+        </w:rPr>
+        <w:t xml:space="preserve"> → </w:t>
+      </w:r>
+      <w:proofErr w:type="spellStart"/>
+      <w:r>
+        <w:rPr>
+          <w:b/>
+          <w:bCs/>
+        </w:rPr>
+        <w:t>Add</w:t>
+      </w:r>
+      <w:proofErr w:type="spellEnd"/>
+      <w:r>
+        <w:rPr>
+          <w:b/>
+          <w:bCs/>
+        </w:rPr>
+        <w:t xml:space="preserve"> a new </w:t>
+      </w:r>
+      <w:proofErr w:type="spellStart"/>
+      <w:r>
+        <w:rPr>
+          <w:b/>
+          <w:bCs/>
+        </w:rPr>
+        <w:t>review</w:t>
+      </w:r>
+      <w:proofErr w:type="spellEnd"/>
+      <w:r>
+        <w:rPr>
+          <w:b/>
+          <w:bCs/>
+        </w:rPr>
+        <w:br/>
+        <w:t>• GET /</w:t>
+      </w:r>
+      <w:proofErr w:type="spellStart"/>
+      <w:r>
+        <w:rPr>
+          <w:b/>
+          <w:bCs/>
+        </w:rPr>
+        <w:t>api</w:t>
+      </w:r>
+      <w:proofErr w:type="spellEnd"/>
+      <w:r>
+        <w:rPr>
+          <w:b/>
+          <w:bCs/>
+        </w:rPr>
+        <w:t>/</w:t>
+      </w:r>
+      <w:proofErr w:type="spellStart"/>
+      <w:r>
+        <w:rPr>
+          <w:b/>
+          <w:bCs/>
+        </w:rPr>
+        <w:t>reviews</w:t>
+      </w:r>
+      <w:proofErr w:type="spellEnd"/>
+      <w:r>
+        <w:rPr>
+          <w:b/>
+          <w:bCs/>
+        </w:rPr>
+        <w:t>/</w:t>
+      </w:r>
+      <w:proofErr w:type="spellStart"/>
+      <w:r>
+        <w:rPr>
+          <w:b/>
+          <w:bCs/>
+        </w:rPr>
+        <w:t>user</w:t>
+      </w:r>
+      <w:proofErr w:type="spellEnd"/>
+      <w:r>
+        <w:rPr>
+          <w:b/>
+          <w:bCs/>
+        </w:rPr>
+        <w:t>/:</w:t>
+      </w:r>
+      <w:proofErr w:type="spellStart"/>
+      <w:r>
+        <w:rPr>
+          <w:b/>
+          <w:bCs/>
+        </w:rPr>
+        <w:t>userId</w:t>
+      </w:r>
+      <w:proofErr w:type="spellEnd"/>
+      <w:r>
+        <w:rPr>
+          <w:b/>
+          <w:bCs/>
+        </w:rPr>
+        <w:t xml:space="preserve"> → Get </w:t>
+      </w:r>
+      <w:proofErr w:type="spellStart"/>
+      <w:r>
+        <w:rPr>
+          <w:b/>
+          <w:bCs/>
+        </w:rPr>
+        <w:t>reviews</w:t>
+      </w:r>
+      <w:proofErr w:type="spellEnd"/>
+      <w:r>
+        <w:rPr>
+          <w:b/>
+          <w:bCs/>
+        </w:rPr>
+        <w:t xml:space="preserve"> by </w:t>
+      </w:r>
+      <w:proofErr w:type="spellStart"/>
+      <w:r>
+        <w:rPr>
+          <w:b/>
+          <w:bCs/>
+        </w:rPr>
+        <w:t>user</w:t>
+      </w:r>
+      <w:proofErr w:type="spellEnd"/>
+      <w:r>
+        <w:rPr>
+          <w:b/>
+          <w:bCs/>
+        </w:rPr>
+        <w:br/>
+        <w:t>• DELETE /</w:t>
+      </w:r>
+      <w:proofErr w:type="spellStart"/>
+      <w:r>
+        <w:rPr>
+          <w:b/>
+          <w:bCs/>
+        </w:rPr>
+        <w:t>api</w:t>
+      </w:r>
+      <w:proofErr w:type="spellEnd"/>
+      <w:r>
+        <w:rPr>
+          <w:b/>
+          <w:bCs/>
+        </w:rPr>
+        <w:t>/</w:t>
+      </w:r>
+      <w:proofErr w:type="spellStart"/>
+      <w:r>
+        <w:rPr>
+          <w:b/>
+          <w:bCs/>
+        </w:rPr>
+        <w:t>reviews</w:t>
+      </w:r>
+      <w:proofErr w:type="spellEnd"/>
+      <w:r>
+        <w:rPr>
+          <w:b/>
+          <w:bCs/>
+        </w:rPr>
+        <w:t xml:space="preserve">/:id → </w:t>
+      </w:r>
+      <w:proofErr w:type="spellStart"/>
+      <w:r>
+        <w:rPr>
+          <w:b/>
+          <w:bCs/>
+        </w:rPr>
+        <w:t>Delete</w:t>
+      </w:r>
+      <w:proofErr w:type="spellEnd"/>
+      <w:r>
+        <w:rPr>
+          <w:b/>
+          <w:bCs/>
+        </w:rPr>
+        <w:t xml:space="preserve"> a </w:t>
+      </w:r>
+      <w:proofErr w:type="spellStart"/>
+      <w:r>
+        <w:rPr>
+          <w:b/>
+          <w:bCs/>
+        </w:rPr>
+        <w:t>review</w:t>
+      </w:r>
+      <w:proofErr w:type="spellEnd"/>
+    </w:p>
+    <w:p>
+      <w:pPr>
+        <w:rPr>
+          <w:b/>
+          <w:bCs/>
+        </w:rPr>
+      </w:pPr>
+      <w:r>
+        <w:rPr>
+          <w:b/>
+          <w:bCs/>
+        </w:rPr>
+        <w:pict w14:anchorId="7CB2CA6C">
+          <v:rect id="_x0000_i1105" style="width:0;height:1.5pt" o:hralign="center" o:hrstd="t" o:hr="t" fillcolor="#a0a0a0" stroked="f"/>
+        </w:pict>
+      </w:r>
+    </w:p>
+    <w:p>
+      <w:pPr>
         <w:numPr>
           <w:ilvl w:val="0"/>
-          <w:numId w:val="6"/>
+          <w:numId w:val="21"/>
         </w:numPr>
         <w:rPr>
           <w:b/>
           <w:bCs/>
         </w:rPr>
       </w:pPr>
-      <w:r>
-        <w:rPr>
-          <w:b/>
-          <w:bCs/>
-        </w:rPr>
-        <w:t>Users</w:t>
-      </w:r>
+      <w:proofErr w:type="spellStart"/>
+      <w:r>
+        <w:rPr>
+          <w:b/>
+          <w:bCs/>
+        </w:rPr>
+        <w:t>Reflection</w:t>
+      </w:r>
+      <w:proofErr w:type="spellEnd"/>
     </w:p>
     <w:p>
       <w:pPr>
+        <w:rPr>
+          <w:b/>
+          <w:bCs/>
+        </w:rPr>
+      </w:pPr>
+      <w:proofErr w:type="spellStart"/>
+      <w:r>
+        <w:rPr>
+          <w:b/>
+          <w:bCs/>
+        </w:rPr>
+        <w:t>During</w:t>
+      </w:r>
+      <w:proofErr w:type="spellEnd"/>
+      <w:r>
+        <w:rPr>
+          <w:b/>
+          <w:bCs/>
+        </w:rPr>
+        <w:t xml:space="preserve"> the </w:t>
+      </w:r>
+      <w:proofErr w:type="spellStart"/>
+      <w:r>
+        <w:rPr>
+          <w:b/>
+          <w:bCs/>
+        </w:rPr>
+        <w:t>development</w:t>
+      </w:r>
+      <w:proofErr w:type="spellEnd"/>
+      <w:r>
+        <w:rPr>
+          <w:b/>
+          <w:bCs/>
+        </w:rPr>
+        <w:t xml:space="preserve"> </w:t>
+      </w:r>
+      <w:proofErr w:type="spellStart"/>
+      <w:r>
+        <w:rPr>
+          <w:b/>
+          <w:bCs/>
+        </w:rPr>
+        <w:t>of</w:t>
+      </w:r>
+      <w:proofErr w:type="spellEnd"/>
+      <w:r>
+        <w:rPr>
+          <w:b/>
+          <w:bCs/>
+        </w:rPr>
+        <w:t xml:space="preserve"> </w:t>
+      </w:r>
+      <w:proofErr w:type="spellStart"/>
+      <w:r>
+        <w:rPr>
+          <w:b/>
+          <w:bCs/>
+        </w:rPr>
+        <w:t>this</w:t>
+      </w:r>
+      <w:proofErr w:type="spellEnd"/>
+      <w:r>
+        <w:rPr>
+          <w:b/>
+          <w:bCs/>
+        </w:rPr>
+        <w:t xml:space="preserve"> </w:t>
+      </w:r>
+      <w:proofErr w:type="spellStart"/>
+      <w:r>
+        <w:rPr>
+          <w:b/>
+          <w:bCs/>
+        </w:rPr>
+        <w:t>project</w:t>
+      </w:r>
+      <w:proofErr w:type="spellEnd"/>
+      <w:r>
+        <w:rPr>
+          <w:b/>
+          <w:bCs/>
+        </w:rPr>
+        <w:t xml:space="preserve">, I </w:t>
+      </w:r>
+      <w:proofErr w:type="spellStart"/>
+      <w:r>
+        <w:rPr>
+          <w:b/>
+          <w:bCs/>
+        </w:rPr>
+        <w:t>faced</w:t>
+      </w:r>
+      <w:proofErr w:type="spellEnd"/>
+      <w:r>
+        <w:rPr>
+          <w:b/>
+          <w:bCs/>
+        </w:rPr>
+        <w:t xml:space="preserve"> </w:t>
+      </w:r>
+      <w:proofErr w:type="spellStart"/>
+      <w:r>
+        <w:rPr>
+          <w:b/>
+          <w:bCs/>
+        </w:rPr>
+        <w:t>several</w:t>
+      </w:r>
+      <w:proofErr w:type="spellEnd"/>
+      <w:r>
+        <w:rPr>
+          <w:b/>
+          <w:bCs/>
+        </w:rPr>
+        <w:t xml:space="preserve"> </w:t>
+      </w:r>
+      <w:proofErr w:type="spellStart"/>
+      <w:r>
+        <w:rPr>
+          <w:b/>
+          <w:bCs/>
+        </w:rPr>
+        <w:t>challenges</w:t>
+      </w:r>
+      <w:proofErr w:type="spellEnd"/>
+      <w:r>
+        <w:rPr>
+          <w:b/>
+          <w:bCs/>
+        </w:rPr>
+        <w:t>.</w:t>
+      </w:r>
+    </w:p>
+    <w:p>
+      <w:pPr>
+        <w:rPr>
+          <w:b/>
+          <w:bCs/>
+        </w:rPr>
+      </w:pPr>
+      <w:proofErr w:type="spellStart"/>
+      <w:r>
+        <w:rPr>
+          <w:b/>
+          <w:bCs/>
+        </w:rPr>
+        <w:t>One</w:t>
+      </w:r>
+      <w:proofErr w:type="spellEnd"/>
+      <w:r>
+        <w:rPr>
+          <w:b/>
+          <w:bCs/>
+        </w:rPr>
+        <w:t xml:space="preserve"> </w:t>
+      </w:r>
+      <w:proofErr w:type="spellStart"/>
+      <w:r>
+        <w:rPr>
+          <w:b/>
+          <w:bCs/>
+        </w:rPr>
+        <w:t>of</w:t>
+      </w:r>
+      <w:proofErr w:type="spellEnd"/>
+      <w:r>
+        <w:rPr>
+          <w:b/>
+          <w:bCs/>
+        </w:rPr>
+        <w:t xml:space="preserve"> the </w:t>
+      </w:r>
+      <w:proofErr w:type="spellStart"/>
+      <w:r>
+        <w:rPr>
+          <w:b/>
+          <w:bCs/>
+        </w:rPr>
+        <w:t>main</w:t>
+      </w:r>
+      <w:proofErr w:type="spellEnd"/>
+      <w:r>
+        <w:rPr>
+          <w:b/>
+          <w:bCs/>
+        </w:rPr>
+        <w:t xml:space="preserve"> </w:t>
+      </w:r>
+      <w:proofErr w:type="spellStart"/>
+      <w:r>
+        <w:rPr>
+          <w:b/>
+          <w:bCs/>
+        </w:rPr>
+        <w:t>challenges</w:t>
+      </w:r>
+      <w:proofErr w:type="spellEnd"/>
+      <w:r>
+        <w:rPr>
+          <w:b/>
+          <w:bCs/>
+        </w:rPr>
+        <w:t xml:space="preserve"> </w:t>
+      </w:r>
+      <w:proofErr w:type="spellStart"/>
+      <w:r>
+        <w:rPr>
+          <w:b/>
+          <w:bCs/>
+        </w:rPr>
+        <w:t>was</w:t>
+      </w:r>
+      <w:proofErr w:type="spellEnd"/>
+      <w:r>
+        <w:rPr>
+          <w:b/>
+          <w:bCs/>
+        </w:rPr>
+        <w:t xml:space="preserve"> </w:t>
+      </w:r>
+      <w:proofErr w:type="spellStart"/>
+      <w:r>
+        <w:rPr>
+          <w:b/>
+          <w:bCs/>
+        </w:rPr>
+        <w:t>connecting</w:t>
+      </w:r>
+      <w:proofErr w:type="spellEnd"/>
+      <w:r>
+        <w:rPr>
+          <w:b/>
+          <w:bCs/>
+        </w:rPr>
+        <w:t xml:space="preserve"> the </w:t>
+      </w:r>
+      <w:proofErr w:type="spellStart"/>
+      <w:r>
+        <w:rPr>
+          <w:b/>
+          <w:bCs/>
+        </w:rPr>
+        <w:t>frontend</w:t>
+      </w:r>
+      <w:proofErr w:type="spellEnd"/>
+      <w:r>
+        <w:rPr>
+          <w:b/>
+          <w:bCs/>
+        </w:rPr>
+        <w:t xml:space="preserve"> </w:t>
+      </w:r>
+      <w:proofErr w:type="spellStart"/>
+      <w:r>
+        <w:rPr>
+          <w:b/>
+          <w:bCs/>
+        </w:rPr>
+        <w:t>with</w:t>
+      </w:r>
+      <w:proofErr w:type="spellEnd"/>
+      <w:r>
+        <w:rPr>
+          <w:b/>
+          <w:bCs/>
+        </w:rPr>
+        <w:t xml:space="preserve"> the </w:t>
+      </w:r>
+      <w:proofErr w:type="spellStart"/>
+      <w:r>
+        <w:rPr>
+          <w:b/>
+          <w:bCs/>
+        </w:rPr>
+        <w:t>backend</w:t>
+      </w:r>
+      <w:proofErr w:type="spellEnd"/>
+      <w:r>
+        <w:rPr>
+          <w:b/>
+          <w:bCs/>
+        </w:rPr>
+        <w:t xml:space="preserve"> </w:t>
+      </w:r>
+      <w:proofErr w:type="spellStart"/>
+      <w:r>
+        <w:rPr>
+          <w:b/>
+          <w:bCs/>
+        </w:rPr>
+        <w:t>correctly</w:t>
+      </w:r>
+      <w:proofErr w:type="spellEnd"/>
+      <w:r>
+        <w:rPr>
+          <w:b/>
+          <w:bCs/>
+        </w:rPr>
+        <w:t xml:space="preserve">. </w:t>
+      </w:r>
+      <w:proofErr w:type="spellStart"/>
+      <w:r>
+        <w:rPr>
+          <w:b/>
+          <w:bCs/>
+        </w:rPr>
+        <w:t>Initially</w:t>
+      </w:r>
+      <w:proofErr w:type="spellEnd"/>
+      <w:r>
+        <w:rPr>
+          <w:b/>
+          <w:bCs/>
+        </w:rPr>
+        <w:t xml:space="preserve">, </w:t>
+      </w:r>
+      <w:proofErr w:type="spellStart"/>
+      <w:r>
+        <w:rPr>
+          <w:b/>
+          <w:bCs/>
+        </w:rPr>
+        <w:t>some</w:t>
+      </w:r>
+      <w:proofErr w:type="spellEnd"/>
+      <w:r>
+        <w:rPr>
+          <w:b/>
+          <w:bCs/>
+        </w:rPr>
+        <w:t xml:space="preserve"> API </w:t>
+      </w:r>
+      <w:proofErr w:type="spellStart"/>
+      <w:r>
+        <w:rPr>
+          <w:b/>
+          <w:bCs/>
+        </w:rPr>
+        <w:t>requests</w:t>
+      </w:r>
+      <w:proofErr w:type="spellEnd"/>
+      <w:r>
+        <w:rPr>
+          <w:b/>
+          <w:bCs/>
+        </w:rPr>
+        <w:t xml:space="preserve"> </w:t>
+      </w:r>
+      <w:proofErr w:type="spellStart"/>
+      <w:r>
+        <w:rPr>
+          <w:b/>
+          <w:bCs/>
+        </w:rPr>
+        <w:t>were</w:t>
+      </w:r>
+      <w:proofErr w:type="spellEnd"/>
+      <w:r>
+        <w:rPr>
+          <w:b/>
+          <w:bCs/>
+        </w:rPr>
+        <w:t xml:space="preserve"> not </w:t>
+      </w:r>
+      <w:proofErr w:type="spellStart"/>
+      <w:r>
+        <w:rPr>
+          <w:b/>
+          <w:bCs/>
+        </w:rPr>
+        <w:t>working</w:t>
+      </w:r>
+      <w:proofErr w:type="spellEnd"/>
+      <w:r>
+        <w:rPr>
+          <w:b/>
+          <w:bCs/>
+        </w:rPr>
+        <w:t xml:space="preserve">, and I </w:t>
+      </w:r>
+      <w:proofErr w:type="spellStart"/>
+      <w:r>
+        <w:rPr>
+          <w:b/>
+          <w:bCs/>
+        </w:rPr>
+        <w:t>encountered</w:t>
+      </w:r>
+      <w:proofErr w:type="spellEnd"/>
+      <w:r>
+        <w:rPr>
+          <w:b/>
+          <w:bCs/>
+        </w:rPr>
+        <w:t xml:space="preserve"> </w:t>
+      </w:r>
+      <w:proofErr w:type="spellStart"/>
+      <w:r>
+        <w:rPr>
+          <w:b/>
+          <w:bCs/>
+        </w:rPr>
+        <w:t>multiple</w:t>
+      </w:r>
+      <w:proofErr w:type="spellEnd"/>
+      <w:r>
+        <w:rPr>
+          <w:b/>
+          <w:bCs/>
+        </w:rPr>
+        <w:t xml:space="preserve"> </w:t>
+      </w:r>
+      <w:proofErr w:type="spellStart"/>
+      <w:r>
+        <w:rPr>
+          <w:b/>
+          <w:bCs/>
+        </w:rPr>
+        <w:t>errors</w:t>
+      </w:r>
+      <w:proofErr w:type="spellEnd"/>
+      <w:r>
+        <w:rPr>
+          <w:b/>
+          <w:bCs/>
+        </w:rPr>
+        <w:t xml:space="preserve"> in the </w:t>
+      </w:r>
+      <w:proofErr w:type="spellStart"/>
+      <w:r>
+        <w:rPr>
+          <w:b/>
+          <w:bCs/>
+        </w:rPr>
+        <w:t>console</w:t>
+      </w:r>
+      <w:proofErr w:type="spellEnd"/>
+      <w:r>
+        <w:rPr>
+          <w:b/>
+          <w:bCs/>
+        </w:rPr>
+        <w:t xml:space="preserve">. I </w:t>
+      </w:r>
+      <w:proofErr w:type="spellStart"/>
+      <w:r>
+        <w:rPr>
+          <w:b/>
+          <w:bCs/>
+        </w:rPr>
+        <w:t>resolved</w:t>
+      </w:r>
+      <w:proofErr w:type="spellEnd"/>
+      <w:r>
+        <w:rPr>
+          <w:b/>
+          <w:bCs/>
+        </w:rPr>
+        <w:t xml:space="preserve"> </w:t>
+      </w:r>
+      <w:proofErr w:type="spellStart"/>
+      <w:r>
+        <w:rPr>
+          <w:b/>
+          <w:bCs/>
+        </w:rPr>
+        <w:t>this</w:t>
+      </w:r>
+      <w:proofErr w:type="spellEnd"/>
+      <w:r>
+        <w:rPr>
+          <w:b/>
+          <w:bCs/>
+        </w:rPr>
+        <w:t xml:space="preserve"> by </w:t>
+      </w:r>
+      <w:proofErr w:type="spellStart"/>
+      <w:r>
+        <w:rPr>
+          <w:b/>
+          <w:bCs/>
+        </w:rPr>
+        <w:t>debugging</w:t>
+      </w:r>
+      <w:proofErr w:type="spellEnd"/>
+      <w:r>
+        <w:rPr>
+          <w:b/>
+          <w:bCs/>
+        </w:rPr>
+        <w:t xml:space="preserve"> </w:t>
+      </w:r>
+      <w:proofErr w:type="spellStart"/>
+      <w:r>
+        <w:rPr>
+          <w:b/>
+          <w:bCs/>
+        </w:rPr>
+        <w:t>endpoints</w:t>
+      </w:r>
+      <w:proofErr w:type="spellEnd"/>
+      <w:r>
+        <w:rPr>
+          <w:b/>
+          <w:bCs/>
+        </w:rPr>
+        <w:t xml:space="preserve"> and </w:t>
+      </w:r>
+      <w:proofErr w:type="spellStart"/>
+      <w:r>
+        <w:rPr>
+          <w:b/>
+          <w:bCs/>
+        </w:rPr>
+        <w:t>ensuring</w:t>
+      </w:r>
+      <w:proofErr w:type="spellEnd"/>
+      <w:r>
+        <w:rPr>
+          <w:b/>
+          <w:bCs/>
+        </w:rPr>
+        <w:t xml:space="preserve"> </w:t>
+      </w:r>
+      <w:proofErr w:type="spellStart"/>
+      <w:r>
+        <w:rPr>
+          <w:b/>
+          <w:bCs/>
+        </w:rPr>
+        <w:t>correct</w:t>
+      </w:r>
+      <w:proofErr w:type="spellEnd"/>
+      <w:r>
+        <w:rPr>
+          <w:b/>
+          <w:bCs/>
+        </w:rPr>
+        <w:t xml:space="preserve"> </w:t>
+      </w:r>
+      <w:proofErr w:type="spellStart"/>
+      <w:r>
+        <w:rPr>
+          <w:b/>
+          <w:bCs/>
+        </w:rPr>
+        <w:t>request</w:t>
+      </w:r>
+      <w:proofErr w:type="spellEnd"/>
+      <w:r>
+        <w:rPr>
+          <w:b/>
+          <w:bCs/>
+        </w:rPr>
+        <w:t xml:space="preserve"> formatting.</w:t>
+      </w:r>
+    </w:p>
+    <w:p>
+      <w:pPr>
+        <w:rPr>
+          <w:b/>
+          <w:bCs/>
+        </w:rPr>
+      </w:pPr>
+      <w:r>
+        <w:rPr>
+          <w:b/>
+          <w:bCs/>
+        </w:rPr>
+        <w:t xml:space="preserve">Another </w:t>
+      </w:r>
+      <w:proofErr w:type="spellStart"/>
+      <w:r>
+        <w:rPr>
+          <w:b/>
+          <w:bCs/>
+        </w:rPr>
+        <w:t>issue</w:t>
+      </w:r>
+      <w:proofErr w:type="spellEnd"/>
+      <w:r>
+        <w:rPr>
+          <w:b/>
+          <w:bCs/>
+        </w:rPr>
+        <w:t xml:space="preserve"> </w:t>
+      </w:r>
+      <w:proofErr w:type="spellStart"/>
+      <w:r>
+        <w:rPr>
+          <w:b/>
+          <w:bCs/>
+        </w:rPr>
+        <w:t>was</w:t>
+      </w:r>
+      <w:proofErr w:type="spellEnd"/>
+      <w:r>
+        <w:rPr>
+          <w:b/>
+          <w:bCs/>
+        </w:rPr>
+        <w:t xml:space="preserve"> handling </w:t>
+      </w:r>
+      <w:proofErr w:type="spellStart"/>
+      <w:r>
+        <w:rPr>
+          <w:b/>
+          <w:bCs/>
+        </w:rPr>
+        <w:t>empty</w:t>
+      </w:r>
+      <w:proofErr w:type="spellEnd"/>
+      <w:r>
+        <w:rPr>
+          <w:b/>
+          <w:bCs/>
+        </w:rPr>
+        <w:t xml:space="preserve"> inputs in forms. </w:t>
+      </w:r>
+      <w:proofErr w:type="spellStart"/>
+      <w:r>
+        <w:rPr>
+          <w:b/>
+          <w:bCs/>
+        </w:rPr>
+        <w:t>Submitting</w:t>
+      </w:r>
+      <w:proofErr w:type="spellEnd"/>
+      <w:r>
+        <w:rPr>
+          <w:b/>
+          <w:bCs/>
+        </w:rPr>
+        <w:t xml:space="preserve"> </w:t>
+      </w:r>
+      <w:proofErr w:type="spellStart"/>
+      <w:r>
+        <w:rPr>
+          <w:b/>
+          <w:bCs/>
+        </w:rPr>
+        <w:t>incomplete</w:t>
+      </w:r>
+      <w:proofErr w:type="spellEnd"/>
+      <w:r>
+        <w:rPr>
+          <w:b/>
+          <w:bCs/>
+        </w:rPr>
+        <w:t xml:space="preserve"> data </w:t>
+      </w:r>
+      <w:proofErr w:type="spellStart"/>
+      <w:r>
+        <w:rPr>
+          <w:b/>
+          <w:bCs/>
+        </w:rPr>
+        <w:t>caused</w:t>
+      </w:r>
+      <w:proofErr w:type="spellEnd"/>
+      <w:r>
+        <w:rPr>
+          <w:b/>
+          <w:bCs/>
+        </w:rPr>
+        <w:t xml:space="preserve"> </w:t>
+      </w:r>
+      <w:proofErr w:type="spellStart"/>
+      <w:r>
+        <w:rPr>
+          <w:b/>
+          <w:bCs/>
+        </w:rPr>
+        <w:t>errors</w:t>
+      </w:r>
+      <w:proofErr w:type="spellEnd"/>
+      <w:r>
+        <w:rPr>
+          <w:b/>
+          <w:bCs/>
+        </w:rPr>
+        <w:t xml:space="preserve">, so I </w:t>
+      </w:r>
+      <w:proofErr w:type="spellStart"/>
+      <w:r>
+        <w:rPr>
+          <w:b/>
+          <w:bCs/>
+        </w:rPr>
+        <w:t>implemented</w:t>
+      </w:r>
+      <w:proofErr w:type="spellEnd"/>
+      <w:r>
+        <w:rPr>
+          <w:b/>
+          <w:bCs/>
+        </w:rPr>
+        <w:t xml:space="preserve"> </w:t>
+      </w:r>
+      <w:proofErr w:type="spellStart"/>
+      <w:r>
+        <w:rPr>
+          <w:b/>
+          <w:bCs/>
+        </w:rPr>
+        <w:t>validation</w:t>
+      </w:r>
+      <w:proofErr w:type="spellEnd"/>
+      <w:r>
+        <w:rPr>
+          <w:b/>
+          <w:bCs/>
+        </w:rPr>
+        <w:t xml:space="preserve"> in the </w:t>
+      </w:r>
+      <w:proofErr w:type="spellStart"/>
+      <w:r>
+        <w:rPr>
+          <w:b/>
+          <w:bCs/>
+        </w:rPr>
+        <w:t>frontend</w:t>
+      </w:r>
+      <w:proofErr w:type="spellEnd"/>
+      <w:r>
+        <w:rPr>
+          <w:b/>
+          <w:bCs/>
+        </w:rPr>
+        <w:t xml:space="preserve"> to </w:t>
+      </w:r>
+      <w:proofErr w:type="spellStart"/>
+      <w:r>
+        <w:rPr>
+          <w:b/>
+          <w:bCs/>
+        </w:rPr>
+        <w:t>ensure</w:t>
+      </w:r>
+      <w:proofErr w:type="spellEnd"/>
+      <w:r>
+        <w:rPr>
+          <w:b/>
+          <w:bCs/>
+        </w:rPr>
+        <w:t xml:space="preserve"> all </w:t>
+      </w:r>
+      <w:proofErr w:type="spellStart"/>
+      <w:r>
+        <w:rPr>
+          <w:b/>
+          <w:bCs/>
+        </w:rPr>
+        <w:t>required</w:t>
+      </w:r>
+      <w:proofErr w:type="spellEnd"/>
+      <w:r>
+        <w:rPr>
+          <w:b/>
+          <w:bCs/>
+        </w:rPr>
+        <w:t xml:space="preserve"> </w:t>
+      </w:r>
+      <w:proofErr w:type="spellStart"/>
+      <w:r>
+        <w:rPr>
+          <w:b/>
+          <w:bCs/>
+        </w:rPr>
+        <w:t>fields</w:t>
+      </w:r>
+      <w:proofErr w:type="spellEnd"/>
+      <w:r>
+        <w:rPr>
+          <w:b/>
+          <w:bCs/>
+        </w:rPr>
+        <w:t xml:space="preserve"> </w:t>
+      </w:r>
+      <w:proofErr w:type="spellStart"/>
+      <w:r>
+        <w:rPr>
+          <w:b/>
+          <w:bCs/>
+        </w:rPr>
+        <w:t>are</w:t>
+      </w:r>
+      <w:proofErr w:type="spellEnd"/>
+      <w:r>
+        <w:rPr>
+          <w:b/>
+          <w:bCs/>
+        </w:rPr>
+        <w:t xml:space="preserve"> </w:t>
+      </w:r>
+      <w:proofErr w:type="spellStart"/>
+      <w:r>
+        <w:rPr>
+          <w:b/>
+          <w:bCs/>
+        </w:rPr>
+        <w:t>filled</w:t>
+      </w:r>
+      <w:proofErr w:type="spellEnd"/>
+      <w:r>
+        <w:rPr>
+          <w:b/>
+          <w:bCs/>
+        </w:rPr>
+        <w:t>.</w:t>
+      </w:r>
+    </w:p>
+    <w:p>
+      <w:pPr>
+        <w:rPr>
+          <w:b/>
+          <w:bCs/>
+        </w:rPr>
+      </w:pPr>
+      <w:r>
+        <w:rPr>
+          <w:b/>
+          <w:bCs/>
+        </w:rPr>
+        <w:t xml:space="preserve">I </w:t>
+      </w:r>
+      <w:proofErr w:type="spellStart"/>
+      <w:r>
+        <w:rPr>
+          <w:b/>
+          <w:bCs/>
+        </w:rPr>
+        <w:t>also</w:t>
+      </w:r>
+      <w:proofErr w:type="spellEnd"/>
+      <w:r>
+        <w:rPr>
+          <w:b/>
+          <w:bCs/>
+        </w:rPr>
+        <w:t xml:space="preserve"> </w:t>
+      </w:r>
+      <w:proofErr w:type="spellStart"/>
+      <w:r>
+        <w:rPr>
+          <w:b/>
+          <w:bCs/>
+        </w:rPr>
+        <w:t>faced</w:t>
+      </w:r>
+      <w:proofErr w:type="spellEnd"/>
+      <w:r>
+        <w:rPr>
+          <w:b/>
+          <w:bCs/>
+        </w:rPr>
+        <w:t xml:space="preserve"> a Git-</w:t>
+      </w:r>
+      <w:proofErr w:type="spellStart"/>
+      <w:r>
+        <w:rPr>
+          <w:b/>
+          <w:bCs/>
+        </w:rPr>
+        <w:t>related</w:t>
+      </w:r>
+      <w:proofErr w:type="spellEnd"/>
+      <w:r>
+        <w:rPr>
+          <w:b/>
+          <w:bCs/>
+        </w:rPr>
+        <w:t xml:space="preserve"> </w:t>
+      </w:r>
+      <w:proofErr w:type="spellStart"/>
+      <w:r>
+        <w:rPr>
+          <w:b/>
+          <w:bCs/>
+        </w:rPr>
+        <w:t>issue</w:t>
+      </w:r>
+      <w:proofErr w:type="spellEnd"/>
+      <w:r>
+        <w:rPr>
+          <w:b/>
+          <w:bCs/>
+        </w:rPr>
+        <w:t xml:space="preserve"> </w:t>
+      </w:r>
+      <w:proofErr w:type="spellStart"/>
+      <w:r>
+        <w:rPr>
+          <w:b/>
+          <w:bCs/>
+        </w:rPr>
+        <w:t>where</w:t>
+      </w:r>
+      <w:proofErr w:type="spellEnd"/>
+      <w:r>
+        <w:rPr>
+          <w:b/>
+          <w:bCs/>
+        </w:rPr>
+        <w:t xml:space="preserve"> I </w:t>
+      </w:r>
+      <w:proofErr w:type="spellStart"/>
+      <w:r>
+        <w:rPr>
+          <w:b/>
+          <w:bCs/>
+        </w:rPr>
+        <w:t>accidentally</w:t>
+      </w:r>
+      <w:proofErr w:type="spellEnd"/>
+      <w:r>
+        <w:rPr>
+          <w:b/>
+          <w:bCs/>
+        </w:rPr>
+        <w:t xml:space="preserve"> </w:t>
+      </w:r>
+      <w:proofErr w:type="spellStart"/>
+      <w:r>
+        <w:rPr>
+          <w:b/>
+          <w:bCs/>
+        </w:rPr>
+        <w:t>committed</w:t>
+      </w:r>
+      <w:proofErr w:type="spellEnd"/>
+      <w:r>
+        <w:rPr>
+          <w:b/>
+          <w:bCs/>
+        </w:rPr>
+        <w:t xml:space="preserve"> the </w:t>
+      </w:r>
+      <w:proofErr w:type="spellStart"/>
+      <w:r>
+        <w:rPr>
+          <w:b/>
+          <w:bCs/>
+        </w:rPr>
+        <w:t>node_modules</w:t>
+      </w:r>
+      <w:proofErr w:type="spellEnd"/>
+      <w:r>
+        <w:rPr>
+          <w:b/>
+          <w:bCs/>
+        </w:rPr>
+        <w:t xml:space="preserve"> folder, </w:t>
+      </w:r>
+      <w:proofErr w:type="spellStart"/>
+      <w:r>
+        <w:rPr>
+          <w:b/>
+          <w:bCs/>
+        </w:rPr>
+        <w:t>which</w:t>
+      </w:r>
+      <w:proofErr w:type="spellEnd"/>
+      <w:r>
+        <w:rPr>
+          <w:b/>
+          <w:bCs/>
+        </w:rPr>
+        <w:t xml:space="preserve"> </w:t>
+      </w:r>
+      <w:proofErr w:type="spellStart"/>
+      <w:r>
+        <w:rPr>
+          <w:b/>
+          <w:bCs/>
+        </w:rPr>
+        <w:t>made</w:t>
+      </w:r>
+      <w:proofErr w:type="spellEnd"/>
+      <w:r>
+        <w:rPr>
+          <w:b/>
+          <w:bCs/>
+        </w:rPr>
+        <w:t xml:space="preserve"> the </w:t>
+      </w:r>
+      <w:proofErr w:type="spellStart"/>
+      <w:r>
+        <w:rPr>
+          <w:b/>
+          <w:bCs/>
+        </w:rPr>
+        <w:t>repository</w:t>
+      </w:r>
+      <w:proofErr w:type="spellEnd"/>
+      <w:r>
+        <w:rPr>
+          <w:b/>
+          <w:bCs/>
+        </w:rPr>
+        <w:t xml:space="preserve"> </w:t>
+      </w:r>
+      <w:proofErr w:type="spellStart"/>
+      <w:r>
+        <w:rPr>
+          <w:b/>
+          <w:bCs/>
+        </w:rPr>
+        <w:t>very</w:t>
+      </w:r>
+      <w:proofErr w:type="spellEnd"/>
+      <w:r>
+        <w:rPr>
+          <w:b/>
+          <w:bCs/>
+        </w:rPr>
+        <w:t xml:space="preserve"> </w:t>
+      </w:r>
+      <w:proofErr w:type="spellStart"/>
+      <w:r>
+        <w:rPr>
+          <w:b/>
+          <w:bCs/>
+        </w:rPr>
+        <w:t>large</w:t>
+      </w:r>
+      <w:proofErr w:type="spellEnd"/>
+      <w:r>
+        <w:rPr>
+          <w:b/>
+          <w:bCs/>
+        </w:rPr>
+        <w:t xml:space="preserve">. I </w:t>
+      </w:r>
+      <w:proofErr w:type="spellStart"/>
+      <w:r>
+        <w:rPr>
+          <w:b/>
+          <w:bCs/>
+        </w:rPr>
+        <w:t>fixed</w:t>
+      </w:r>
+      <w:proofErr w:type="spellEnd"/>
+      <w:r>
+        <w:rPr>
+          <w:b/>
+          <w:bCs/>
+        </w:rPr>
+        <w:t xml:space="preserve"> </w:t>
+      </w:r>
+      <w:proofErr w:type="spellStart"/>
+      <w:r>
+        <w:rPr>
+          <w:b/>
+          <w:bCs/>
+        </w:rPr>
+        <w:t>this</w:t>
+      </w:r>
+      <w:proofErr w:type="spellEnd"/>
+      <w:r>
+        <w:rPr>
+          <w:b/>
+          <w:bCs/>
+        </w:rPr>
+        <w:t xml:space="preserve"> by </w:t>
+      </w:r>
+      <w:proofErr w:type="spellStart"/>
+      <w:r>
+        <w:rPr>
+          <w:b/>
+          <w:bCs/>
+        </w:rPr>
+        <w:t>adding</w:t>
+      </w:r>
+      <w:proofErr w:type="spellEnd"/>
+      <w:r>
+        <w:rPr>
+          <w:b/>
+          <w:bCs/>
+        </w:rPr>
+        <w:t xml:space="preserve"> a .</w:t>
+      </w:r>
+      <w:proofErr w:type="spellStart"/>
+      <w:r>
+        <w:rPr>
+          <w:b/>
+          <w:bCs/>
+        </w:rPr>
+        <w:t>gitignore</w:t>
+      </w:r>
+      <w:proofErr w:type="spellEnd"/>
+      <w:r>
+        <w:rPr>
+          <w:b/>
+          <w:bCs/>
+        </w:rPr>
+        <w:t xml:space="preserve"> </w:t>
+      </w:r>
+      <w:proofErr w:type="spellStart"/>
+      <w:r>
+        <w:rPr>
+          <w:b/>
+          <w:bCs/>
+        </w:rPr>
+        <w:t>file</w:t>
+      </w:r>
+      <w:proofErr w:type="spellEnd"/>
+      <w:r>
+        <w:rPr>
+          <w:b/>
+          <w:bCs/>
+        </w:rPr>
+        <w:t xml:space="preserve"> and </w:t>
+      </w:r>
+      <w:proofErr w:type="spellStart"/>
+      <w:r>
+        <w:rPr>
+          <w:b/>
+          <w:bCs/>
+        </w:rPr>
+        <w:t>removing</w:t>
+      </w:r>
+      <w:proofErr w:type="spellEnd"/>
+      <w:r>
+        <w:rPr>
+          <w:b/>
+          <w:bCs/>
+        </w:rPr>
+        <w:t xml:space="preserve"> </w:t>
+      </w:r>
+      <w:proofErr w:type="spellStart"/>
+      <w:r>
+        <w:rPr>
+          <w:b/>
+          <w:bCs/>
+        </w:rPr>
+        <w:t>node_modules</w:t>
+      </w:r>
+      <w:proofErr w:type="spellEnd"/>
+      <w:r>
+        <w:rPr>
+          <w:b/>
+          <w:bCs/>
+        </w:rPr>
+        <w:t xml:space="preserve"> from version </w:t>
+      </w:r>
+      <w:proofErr w:type="spellStart"/>
+      <w:r>
+        <w:rPr>
+          <w:b/>
+          <w:bCs/>
+        </w:rPr>
+        <w:t>control</w:t>
+      </w:r>
+      <w:proofErr w:type="spellEnd"/>
+      <w:r>
+        <w:rPr>
+          <w:b/>
+          <w:bCs/>
+        </w:rPr>
+        <w:t>.</w:t>
+      </w:r>
+    </w:p>
+    <w:p>
+      <w:pPr>
+        <w:rPr>
+          <w:b/>
+          <w:bCs/>
+        </w:rPr>
+      </w:pPr>
+      <w:r>
+        <w:rPr>
+          <w:b/>
+          <w:bCs/>
+        </w:rPr>
+        <w:t xml:space="preserve">A </w:t>
+      </w:r>
+      <w:proofErr w:type="spellStart"/>
+      <w:r>
+        <w:rPr>
+          <w:b/>
+          <w:bCs/>
+        </w:rPr>
+        <w:t>significant</w:t>
+      </w:r>
+      <w:proofErr w:type="spellEnd"/>
+      <w:r>
+        <w:rPr>
+          <w:b/>
+          <w:bCs/>
+        </w:rPr>
+        <w:t xml:space="preserve"> </w:t>
+      </w:r>
+      <w:proofErr w:type="spellStart"/>
+      <w:r>
+        <w:rPr>
+          <w:b/>
+          <w:bCs/>
+        </w:rPr>
+        <w:t>challenge</w:t>
+      </w:r>
+      <w:proofErr w:type="spellEnd"/>
+      <w:r>
+        <w:rPr>
+          <w:b/>
+          <w:bCs/>
+        </w:rPr>
+        <w:t xml:space="preserve"> </w:t>
+      </w:r>
+      <w:proofErr w:type="spellStart"/>
+      <w:r>
+        <w:rPr>
+          <w:b/>
+          <w:bCs/>
+        </w:rPr>
+        <w:t>was</w:t>
+      </w:r>
+      <w:proofErr w:type="spellEnd"/>
+      <w:r>
+        <w:rPr>
+          <w:b/>
+          <w:bCs/>
+        </w:rPr>
+        <w:t xml:space="preserve"> handling </w:t>
+      </w:r>
+      <w:proofErr w:type="spellStart"/>
+      <w:r>
+        <w:rPr>
+          <w:b/>
+          <w:bCs/>
+        </w:rPr>
+        <w:t>ObjectId</w:t>
+      </w:r>
+      <w:proofErr w:type="spellEnd"/>
+      <w:r>
+        <w:rPr>
+          <w:b/>
+          <w:bCs/>
+        </w:rPr>
+        <w:t xml:space="preserve"> </w:t>
+      </w:r>
+      <w:proofErr w:type="spellStart"/>
+      <w:r>
+        <w:rPr>
+          <w:b/>
+          <w:bCs/>
+        </w:rPr>
+        <w:t>validation</w:t>
+      </w:r>
+      <w:proofErr w:type="spellEnd"/>
+      <w:r>
+        <w:rPr>
+          <w:b/>
+          <w:bCs/>
+        </w:rPr>
+        <w:t xml:space="preserve"> </w:t>
+      </w:r>
+      <w:proofErr w:type="spellStart"/>
+      <w:r>
+        <w:rPr>
+          <w:b/>
+          <w:bCs/>
+        </w:rPr>
+        <w:t>when</w:t>
+      </w:r>
+      <w:proofErr w:type="spellEnd"/>
+      <w:r>
+        <w:rPr>
+          <w:b/>
+          <w:bCs/>
+        </w:rPr>
+        <w:t xml:space="preserve"> </w:t>
+      </w:r>
+      <w:proofErr w:type="spellStart"/>
+      <w:r>
+        <w:rPr>
+          <w:b/>
+          <w:bCs/>
+        </w:rPr>
+        <w:t>creating</w:t>
+      </w:r>
+      <w:proofErr w:type="spellEnd"/>
+      <w:r>
+        <w:rPr>
+          <w:b/>
+          <w:bCs/>
+        </w:rPr>
+        <w:t xml:space="preserve"> </w:t>
+      </w:r>
+      <w:proofErr w:type="spellStart"/>
+      <w:r>
+        <w:rPr>
+          <w:b/>
+          <w:bCs/>
+        </w:rPr>
+        <w:t>reviews</w:t>
+      </w:r>
+      <w:proofErr w:type="spellEnd"/>
+      <w:r>
+        <w:rPr>
+          <w:b/>
+          <w:bCs/>
+        </w:rPr>
+        <w:t xml:space="preserve">. </w:t>
+      </w:r>
+      <w:proofErr w:type="spellStart"/>
+      <w:r>
+        <w:rPr>
+          <w:b/>
+          <w:bCs/>
+        </w:rPr>
+        <w:t>Initially</w:t>
+      </w:r>
+      <w:proofErr w:type="spellEnd"/>
+      <w:r>
+        <w:rPr>
+          <w:b/>
+          <w:bCs/>
+        </w:rPr>
+        <w:t xml:space="preserve">, I </w:t>
+      </w:r>
+      <w:proofErr w:type="spellStart"/>
+      <w:r>
+        <w:rPr>
+          <w:b/>
+          <w:bCs/>
+        </w:rPr>
+        <w:t>received</w:t>
+      </w:r>
+      <w:proofErr w:type="spellEnd"/>
+      <w:r>
+        <w:rPr>
+          <w:b/>
+          <w:bCs/>
+        </w:rPr>
+        <w:t xml:space="preserve"> </w:t>
+      </w:r>
+      <w:proofErr w:type="spellStart"/>
+      <w:r>
+        <w:rPr>
+          <w:b/>
+          <w:bCs/>
+        </w:rPr>
+        <w:t>errors</w:t>
+      </w:r>
+      <w:proofErr w:type="spellEnd"/>
+      <w:r>
+        <w:rPr>
+          <w:b/>
+          <w:bCs/>
+        </w:rPr>
+        <w:t xml:space="preserve"> </w:t>
+      </w:r>
+      <w:proofErr w:type="spellStart"/>
+      <w:r>
+        <w:rPr>
+          <w:b/>
+          <w:bCs/>
+        </w:rPr>
+        <w:t>when</w:t>
+      </w:r>
+      <w:proofErr w:type="spellEnd"/>
+      <w:r>
+        <w:rPr>
+          <w:b/>
+          <w:bCs/>
+        </w:rPr>
+        <w:t xml:space="preserve"> </w:t>
+      </w:r>
+      <w:proofErr w:type="spellStart"/>
+      <w:r>
+        <w:rPr>
+          <w:b/>
+          <w:bCs/>
+        </w:rPr>
+        <w:t>sending</w:t>
+      </w:r>
+      <w:proofErr w:type="spellEnd"/>
+      <w:r>
+        <w:rPr>
+          <w:b/>
+          <w:bCs/>
+        </w:rPr>
+        <w:t xml:space="preserve"> </w:t>
+      </w:r>
+      <w:proofErr w:type="spellStart"/>
+      <w:r>
+        <w:rPr>
+          <w:b/>
+          <w:bCs/>
+        </w:rPr>
+        <w:t>userId</w:t>
+      </w:r>
+      <w:proofErr w:type="spellEnd"/>
+      <w:r>
+        <w:rPr>
+          <w:b/>
+          <w:bCs/>
+        </w:rPr>
+        <w:t xml:space="preserve"> and </w:t>
+      </w:r>
+      <w:proofErr w:type="spellStart"/>
+      <w:r>
+        <w:rPr>
+          <w:b/>
+          <w:bCs/>
+        </w:rPr>
+        <w:t>movieId</w:t>
+      </w:r>
+      <w:proofErr w:type="spellEnd"/>
+      <w:r>
+        <w:rPr>
+          <w:b/>
+          <w:bCs/>
+        </w:rPr>
+        <w:t xml:space="preserve">. I </w:t>
+      </w:r>
+      <w:proofErr w:type="spellStart"/>
+      <w:r>
+        <w:rPr>
+          <w:b/>
+          <w:bCs/>
+        </w:rPr>
+        <w:t>solved</w:t>
+      </w:r>
+      <w:proofErr w:type="spellEnd"/>
+      <w:r>
+        <w:rPr>
+          <w:b/>
+          <w:bCs/>
+        </w:rPr>
+        <w:t xml:space="preserve"> </w:t>
+      </w:r>
+      <w:proofErr w:type="spellStart"/>
+      <w:r>
+        <w:rPr>
+          <w:b/>
+          <w:bCs/>
+        </w:rPr>
+        <w:t>this</w:t>
+      </w:r>
+      <w:proofErr w:type="spellEnd"/>
+      <w:r>
+        <w:rPr>
+          <w:b/>
+          <w:bCs/>
+        </w:rPr>
+        <w:t xml:space="preserve"> by </w:t>
+      </w:r>
+      <w:proofErr w:type="spellStart"/>
+      <w:r>
+        <w:rPr>
+          <w:b/>
+          <w:bCs/>
+        </w:rPr>
+        <w:t>validating</w:t>
+      </w:r>
+      <w:proofErr w:type="spellEnd"/>
+      <w:r>
+        <w:rPr>
+          <w:b/>
+          <w:bCs/>
+        </w:rPr>
+        <w:t xml:space="preserve"> IDs </w:t>
+      </w:r>
+      <w:proofErr w:type="spellStart"/>
+      <w:r>
+        <w:rPr>
+          <w:b/>
+          <w:bCs/>
+        </w:rPr>
+        <w:t>using</w:t>
+      </w:r>
+      <w:proofErr w:type="spellEnd"/>
+      <w:r>
+        <w:rPr>
+          <w:b/>
+          <w:bCs/>
+        </w:rPr>
+        <w:t xml:space="preserve"> </w:t>
+      </w:r>
+      <w:proofErr w:type="spellStart"/>
+      <w:r>
+        <w:rPr>
+          <w:b/>
+          <w:bCs/>
+        </w:rPr>
+        <w:t>Mongoose</w:t>
+      </w:r>
+      <w:proofErr w:type="spellEnd"/>
+      <w:r>
+        <w:rPr>
+          <w:b/>
+          <w:bCs/>
+        </w:rPr>
+        <w:t xml:space="preserve"> and </w:t>
+      </w:r>
+      <w:proofErr w:type="spellStart"/>
+      <w:r>
+        <w:rPr>
+          <w:b/>
+          <w:bCs/>
+        </w:rPr>
+        <w:t>ensuring</w:t>
+      </w:r>
+      <w:proofErr w:type="spellEnd"/>
+      <w:r>
+        <w:rPr>
+          <w:b/>
+          <w:bCs/>
+        </w:rPr>
+        <w:t xml:space="preserve"> proper </w:t>
+      </w:r>
+      <w:proofErr w:type="spellStart"/>
+      <w:r>
+        <w:rPr>
+          <w:b/>
+          <w:bCs/>
+        </w:rPr>
+        <w:t>conversion</w:t>
+      </w:r>
+      <w:proofErr w:type="spellEnd"/>
+      <w:r>
+        <w:rPr>
+          <w:b/>
+          <w:bCs/>
+        </w:rPr>
+        <w:t xml:space="preserve"> </w:t>
+      </w:r>
+      <w:proofErr w:type="spellStart"/>
+      <w:r>
+        <w:rPr>
+          <w:b/>
+          <w:bCs/>
+        </w:rPr>
+        <w:t>before</w:t>
+      </w:r>
+      <w:proofErr w:type="spellEnd"/>
+      <w:r>
+        <w:rPr>
+          <w:b/>
+          <w:bCs/>
+        </w:rPr>
+        <w:t xml:space="preserve"> </w:t>
+      </w:r>
+      <w:proofErr w:type="spellStart"/>
+      <w:r>
+        <w:rPr>
+          <w:b/>
+          <w:bCs/>
+        </w:rPr>
+        <w:t>saving</w:t>
+      </w:r>
+      <w:proofErr w:type="spellEnd"/>
+      <w:r>
+        <w:rPr>
+          <w:b/>
+          <w:bCs/>
+        </w:rPr>
+        <w:t xml:space="preserve"> </w:t>
+      </w:r>
+      <w:proofErr w:type="spellStart"/>
+      <w:r>
+        <w:rPr>
+          <w:b/>
+          <w:bCs/>
+        </w:rPr>
+        <w:t>them</w:t>
+      </w:r>
+      <w:proofErr w:type="spellEnd"/>
+      <w:r>
+        <w:rPr>
+          <w:b/>
+          <w:bCs/>
+        </w:rPr>
+        <w:t>.</w:t>
+      </w:r>
+    </w:p>
+    <w:p>
+      <w:pPr>
+        <w:rPr>
+          <w:b/>
+          <w:bCs/>
+        </w:rPr>
+      </w:pPr>
+      <w:proofErr w:type="spellStart"/>
+      <w:r>
+        <w:rPr>
+          <w:b/>
+          <w:bCs/>
+        </w:rPr>
+        <w:lastRenderedPageBreak/>
+        <w:t>Additionally</w:t>
+      </w:r>
+      <w:proofErr w:type="spellEnd"/>
+      <w:r>
+        <w:rPr>
+          <w:b/>
+          <w:bCs/>
+        </w:rPr>
+        <w:t xml:space="preserve">, I </w:t>
+      </w:r>
+      <w:proofErr w:type="spellStart"/>
+      <w:r>
+        <w:rPr>
+          <w:b/>
+          <w:bCs/>
+        </w:rPr>
+        <w:t>implemented</w:t>
+      </w:r>
+      <w:proofErr w:type="spellEnd"/>
+      <w:r>
+        <w:rPr>
+          <w:b/>
+          <w:bCs/>
+        </w:rPr>
+        <w:t xml:space="preserve"> relationships </w:t>
+      </w:r>
+      <w:proofErr w:type="spellStart"/>
+      <w:r>
+        <w:rPr>
+          <w:b/>
+          <w:bCs/>
+        </w:rPr>
+        <w:t>between</w:t>
+      </w:r>
+      <w:proofErr w:type="spellEnd"/>
+      <w:r>
+        <w:rPr>
+          <w:b/>
+          <w:bCs/>
+        </w:rPr>
+        <w:t xml:space="preserve"> </w:t>
+      </w:r>
+      <w:proofErr w:type="spellStart"/>
+      <w:r>
+        <w:rPr>
+          <w:b/>
+          <w:bCs/>
+        </w:rPr>
+        <w:t>collections</w:t>
+      </w:r>
+      <w:proofErr w:type="spellEnd"/>
+      <w:r>
+        <w:rPr>
+          <w:b/>
+          <w:bCs/>
+        </w:rPr>
+        <w:t xml:space="preserve"> </w:t>
+      </w:r>
+      <w:proofErr w:type="spellStart"/>
+      <w:r>
+        <w:rPr>
+          <w:b/>
+          <w:bCs/>
+        </w:rPr>
+        <w:t>using</w:t>
+      </w:r>
+      <w:proofErr w:type="spellEnd"/>
+      <w:r>
+        <w:rPr>
+          <w:b/>
+          <w:bCs/>
+        </w:rPr>
+        <w:t xml:space="preserve"> </w:t>
+      </w:r>
+      <w:proofErr w:type="spellStart"/>
+      <w:r>
+        <w:rPr>
+          <w:b/>
+          <w:bCs/>
+        </w:rPr>
+        <w:t>ObjectId</w:t>
+      </w:r>
+      <w:proofErr w:type="spellEnd"/>
+      <w:r>
+        <w:rPr>
+          <w:b/>
+          <w:bCs/>
+        </w:rPr>
+        <w:t xml:space="preserve"> </w:t>
+      </w:r>
+      <w:proofErr w:type="spellStart"/>
+      <w:r>
+        <w:rPr>
+          <w:b/>
+          <w:bCs/>
+        </w:rPr>
+        <w:t>references</w:t>
+      </w:r>
+      <w:proofErr w:type="spellEnd"/>
+      <w:r>
+        <w:rPr>
+          <w:b/>
+          <w:bCs/>
+        </w:rPr>
+        <w:t xml:space="preserve"> and </w:t>
+      </w:r>
+      <w:proofErr w:type="spellStart"/>
+      <w:r>
+        <w:rPr>
+          <w:b/>
+          <w:bCs/>
+        </w:rPr>
+        <w:t>used</w:t>
+      </w:r>
+      <w:proofErr w:type="spellEnd"/>
+      <w:r>
+        <w:rPr>
+          <w:b/>
+          <w:bCs/>
+        </w:rPr>
+        <w:t xml:space="preserve"> the </w:t>
+      </w:r>
+      <w:proofErr w:type="spellStart"/>
+      <w:r>
+        <w:rPr>
+          <w:b/>
+          <w:bCs/>
+        </w:rPr>
+        <w:t>populate</w:t>
+      </w:r>
+      <w:proofErr w:type="spellEnd"/>
+      <w:r>
+        <w:rPr>
+          <w:b/>
+          <w:bCs/>
+        </w:rPr>
+        <w:t xml:space="preserve">() </w:t>
+      </w:r>
+      <w:proofErr w:type="spellStart"/>
+      <w:r>
+        <w:rPr>
+          <w:b/>
+          <w:bCs/>
+        </w:rPr>
+        <w:t>function</w:t>
+      </w:r>
+      <w:proofErr w:type="spellEnd"/>
+      <w:r>
+        <w:rPr>
+          <w:b/>
+          <w:bCs/>
+        </w:rPr>
+        <w:t xml:space="preserve"> to </w:t>
+      </w:r>
+      <w:proofErr w:type="spellStart"/>
+      <w:r>
+        <w:rPr>
+          <w:b/>
+          <w:bCs/>
+        </w:rPr>
+        <w:t>retrieve</w:t>
+      </w:r>
+      <w:proofErr w:type="spellEnd"/>
+      <w:r>
+        <w:rPr>
+          <w:b/>
+          <w:bCs/>
+        </w:rPr>
+        <w:t xml:space="preserve"> </w:t>
+      </w:r>
+      <w:proofErr w:type="spellStart"/>
+      <w:r>
+        <w:rPr>
+          <w:b/>
+          <w:bCs/>
+        </w:rPr>
+        <w:t>related</w:t>
+      </w:r>
+      <w:proofErr w:type="spellEnd"/>
+      <w:r>
+        <w:rPr>
+          <w:b/>
+          <w:bCs/>
+        </w:rPr>
+        <w:t xml:space="preserve"> data </w:t>
+      </w:r>
+      <w:proofErr w:type="spellStart"/>
+      <w:r>
+        <w:rPr>
+          <w:b/>
+          <w:bCs/>
+        </w:rPr>
+        <w:t>such</w:t>
+      </w:r>
+      <w:proofErr w:type="spellEnd"/>
+      <w:r>
+        <w:rPr>
+          <w:b/>
+          <w:bCs/>
+        </w:rPr>
+        <w:t xml:space="preserve"> as </w:t>
+      </w:r>
+      <w:proofErr w:type="spellStart"/>
+      <w:r>
+        <w:rPr>
+          <w:b/>
+          <w:bCs/>
+        </w:rPr>
+        <w:t>movie</w:t>
+      </w:r>
+      <w:proofErr w:type="spellEnd"/>
+      <w:r>
+        <w:rPr>
+          <w:b/>
+          <w:bCs/>
+        </w:rPr>
+        <w:t xml:space="preserve"> </w:t>
+      </w:r>
+      <w:proofErr w:type="spellStart"/>
+      <w:r>
+        <w:rPr>
+          <w:b/>
+          <w:bCs/>
+        </w:rPr>
+        <w:t>titles</w:t>
+      </w:r>
+      <w:proofErr w:type="spellEnd"/>
+      <w:r>
+        <w:rPr>
+          <w:b/>
+          <w:bCs/>
+        </w:rPr>
+        <w:t xml:space="preserve"> and </w:t>
+      </w:r>
+      <w:proofErr w:type="spellStart"/>
+      <w:r>
+        <w:rPr>
+          <w:b/>
+          <w:bCs/>
+        </w:rPr>
+        <w:t>user</w:t>
+      </w:r>
+      <w:proofErr w:type="spellEnd"/>
+      <w:r>
+        <w:rPr>
+          <w:b/>
+          <w:bCs/>
+        </w:rPr>
+        <w:t xml:space="preserve"> </w:t>
+      </w:r>
+      <w:proofErr w:type="spellStart"/>
+      <w:r>
+        <w:rPr>
+          <w:b/>
+          <w:bCs/>
+        </w:rPr>
+        <w:t>details</w:t>
+      </w:r>
+      <w:proofErr w:type="spellEnd"/>
+      <w:r>
+        <w:rPr>
+          <w:b/>
+          <w:bCs/>
+        </w:rPr>
+        <w:t>.</w:t>
+      </w:r>
+    </w:p>
+    <w:p>
+      <w:pPr>
+        <w:rPr>
+          <w:b/>
+          <w:bCs/>
+        </w:rPr>
+      </w:pPr>
+      <w:r>
+        <w:rPr>
+          <w:b/>
+          <w:bCs/>
+        </w:rPr>
+        <w:t xml:space="preserve">I </w:t>
+      </w:r>
+      <w:proofErr w:type="spellStart"/>
+      <w:r>
+        <w:rPr>
+          <w:b/>
+          <w:bCs/>
+        </w:rPr>
+        <w:t>also</w:t>
+      </w:r>
+      <w:proofErr w:type="spellEnd"/>
+      <w:r>
+        <w:rPr>
+          <w:b/>
+          <w:bCs/>
+        </w:rPr>
+        <w:t xml:space="preserve"> </w:t>
+      </w:r>
+      <w:proofErr w:type="spellStart"/>
+      <w:r>
+        <w:rPr>
+          <w:b/>
+          <w:bCs/>
+        </w:rPr>
+        <w:t>improved</w:t>
+      </w:r>
+      <w:proofErr w:type="spellEnd"/>
+      <w:r>
+        <w:rPr>
+          <w:b/>
+          <w:bCs/>
+        </w:rPr>
+        <w:t xml:space="preserve"> the </w:t>
+      </w:r>
+      <w:proofErr w:type="spellStart"/>
+      <w:r>
+        <w:rPr>
+          <w:b/>
+          <w:bCs/>
+        </w:rPr>
+        <w:t>backend</w:t>
+      </w:r>
+      <w:proofErr w:type="spellEnd"/>
+      <w:r>
+        <w:rPr>
+          <w:b/>
+          <w:bCs/>
+        </w:rPr>
+        <w:t xml:space="preserve"> </w:t>
+      </w:r>
+      <w:proofErr w:type="spellStart"/>
+      <w:r>
+        <w:rPr>
+          <w:b/>
+          <w:bCs/>
+        </w:rPr>
+        <w:t>structure</w:t>
+      </w:r>
+      <w:proofErr w:type="spellEnd"/>
+      <w:r>
+        <w:rPr>
+          <w:b/>
+          <w:bCs/>
+        </w:rPr>
+        <w:t xml:space="preserve"> by </w:t>
+      </w:r>
+      <w:proofErr w:type="spellStart"/>
+      <w:r>
+        <w:rPr>
+          <w:b/>
+          <w:bCs/>
+        </w:rPr>
+        <w:t>introducing</w:t>
+      </w:r>
+      <w:proofErr w:type="spellEnd"/>
+      <w:r>
+        <w:rPr>
+          <w:b/>
+          <w:bCs/>
+        </w:rPr>
+        <w:t xml:space="preserve"> a controller </w:t>
+      </w:r>
+      <w:proofErr w:type="spellStart"/>
+      <w:r>
+        <w:rPr>
+          <w:b/>
+          <w:bCs/>
+        </w:rPr>
+        <w:t>layer</w:t>
+      </w:r>
+      <w:proofErr w:type="spellEnd"/>
+      <w:r>
+        <w:rPr>
+          <w:b/>
+          <w:bCs/>
+        </w:rPr>
+        <w:t xml:space="preserve">, </w:t>
+      </w:r>
+      <w:proofErr w:type="spellStart"/>
+      <w:r>
+        <w:rPr>
+          <w:b/>
+          <w:bCs/>
+        </w:rPr>
+        <w:t>separating</w:t>
+      </w:r>
+      <w:proofErr w:type="spellEnd"/>
+      <w:r>
+        <w:rPr>
+          <w:b/>
+          <w:bCs/>
+        </w:rPr>
+        <w:t xml:space="preserve"> </w:t>
+      </w:r>
+      <w:proofErr w:type="spellStart"/>
+      <w:r>
+        <w:rPr>
+          <w:b/>
+          <w:bCs/>
+        </w:rPr>
+        <w:t>logic</w:t>
+      </w:r>
+      <w:proofErr w:type="spellEnd"/>
+      <w:r>
+        <w:rPr>
+          <w:b/>
+          <w:bCs/>
+        </w:rPr>
+        <w:t xml:space="preserve"> from routes, </w:t>
+      </w:r>
+      <w:proofErr w:type="spellStart"/>
+      <w:r>
+        <w:rPr>
+          <w:b/>
+          <w:bCs/>
+        </w:rPr>
+        <w:t>following</w:t>
+      </w:r>
+      <w:proofErr w:type="spellEnd"/>
+      <w:r>
+        <w:rPr>
+          <w:b/>
+          <w:bCs/>
+        </w:rPr>
+        <w:t xml:space="preserve"> the </w:t>
+      </w:r>
+      <w:proofErr w:type="spellStart"/>
+      <w:r>
+        <w:rPr>
+          <w:b/>
+          <w:bCs/>
+        </w:rPr>
+        <w:t>pattern</w:t>
+      </w:r>
+      <w:proofErr w:type="spellEnd"/>
+      <w:r>
+        <w:rPr>
+          <w:b/>
+          <w:bCs/>
+        </w:rPr>
+        <w:t>:</w:t>
+      </w:r>
+      <w:r>
+        <w:rPr>
+          <w:b/>
+          <w:bCs/>
+        </w:rPr>
+        <w:br/>
+        <w:t xml:space="preserve">routes → controllers → </w:t>
+      </w:r>
+      <w:proofErr w:type="spellStart"/>
+      <w:r>
+        <w:rPr>
+          <w:b/>
+          <w:bCs/>
+        </w:rPr>
+        <w:t>models</w:t>
+      </w:r>
+      <w:proofErr w:type="spellEnd"/>
+      <w:r>
+        <w:rPr>
+          <w:b/>
+          <w:bCs/>
+        </w:rPr>
+        <w:t>.</w:t>
+      </w:r>
+    </w:p>
+    <w:p>
+      <w:pPr>
+        <w:rPr>
+          <w:b/>
+          <w:bCs/>
+        </w:rPr>
+      </w:pPr>
+      <w:proofErr w:type="spellStart"/>
+      <w:r>
+        <w:rPr>
+          <w:b/>
+          <w:bCs/>
+        </w:rPr>
+        <w:t>Finally</w:t>
+      </w:r>
+      <w:proofErr w:type="spellEnd"/>
+      <w:r>
+        <w:rPr>
+          <w:b/>
+          <w:bCs/>
+        </w:rPr>
+        <w:t xml:space="preserve">, I </w:t>
+      </w:r>
+      <w:proofErr w:type="spellStart"/>
+      <w:r>
+        <w:rPr>
+          <w:b/>
+          <w:bCs/>
+        </w:rPr>
+        <w:t>extended</w:t>
+      </w:r>
+      <w:proofErr w:type="spellEnd"/>
+      <w:r>
+        <w:rPr>
+          <w:b/>
+          <w:bCs/>
+        </w:rPr>
+        <w:t xml:space="preserve"> the API by </w:t>
+      </w:r>
+      <w:proofErr w:type="spellStart"/>
+      <w:r>
+        <w:rPr>
+          <w:b/>
+          <w:bCs/>
+        </w:rPr>
+        <w:t>adding</w:t>
+      </w:r>
+      <w:proofErr w:type="spellEnd"/>
+      <w:r>
+        <w:rPr>
+          <w:b/>
+          <w:bCs/>
+        </w:rPr>
+        <w:t xml:space="preserve"> new features </w:t>
+      </w:r>
+      <w:proofErr w:type="spellStart"/>
+      <w:r>
+        <w:rPr>
+          <w:b/>
+          <w:bCs/>
+        </w:rPr>
+        <w:t>such</w:t>
+      </w:r>
+      <w:proofErr w:type="spellEnd"/>
+      <w:r>
+        <w:rPr>
+          <w:b/>
+          <w:bCs/>
+        </w:rPr>
+        <w:t xml:space="preserve"> as </w:t>
+      </w:r>
+      <w:proofErr w:type="spellStart"/>
+      <w:r>
+        <w:rPr>
+          <w:b/>
+          <w:bCs/>
+        </w:rPr>
+        <w:t>retrieving</w:t>
+      </w:r>
+      <w:proofErr w:type="spellEnd"/>
+      <w:r>
+        <w:rPr>
+          <w:b/>
+          <w:bCs/>
+        </w:rPr>
+        <w:t xml:space="preserve"> </w:t>
+      </w:r>
+      <w:proofErr w:type="spellStart"/>
+      <w:r>
+        <w:rPr>
+          <w:b/>
+          <w:bCs/>
+        </w:rPr>
+        <w:t>reviews</w:t>
+      </w:r>
+      <w:proofErr w:type="spellEnd"/>
+      <w:r>
+        <w:rPr>
+          <w:b/>
+          <w:bCs/>
+        </w:rPr>
+        <w:t xml:space="preserve"> by </w:t>
+      </w:r>
+      <w:proofErr w:type="spellStart"/>
+      <w:r>
+        <w:rPr>
+          <w:b/>
+          <w:bCs/>
+        </w:rPr>
+        <w:t>user</w:t>
+      </w:r>
+      <w:proofErr w:type="spellEnd"/>
+      <w:r>
+        <w:rPr>
+          <w:b/>
+          <w:bCs/>
+        </w:rPr>
+        <w:t xml:space="preserve">, </w:t>
+      </w:r>
+      <w:proofErr w:type="spellStart"/>
+      <w:r>
+        <w:rPr>
+          <w:b/>
+          <w:bCs/>
+        </w:rPr>
+        <w:t>deleting</w:t>
+      </w:r>
+      <w:proofErr w:type="spellEnd"/>
+      <w:r>
+        <w:rPr>
+          <w:b/>
+          <w:bCs/>
+        </w:rPr>
+        <w:t xml:space="preserve"> </w:t>
+      </w:r>
+      <w:proofErr w:type="spellStart"/>
+      <w:r>
+        <w:rPr>
+          <w:b/>
+          <w:bCs/>
+        </w:rPr>
+        <w:t>reviews</w:t>
+      </w:r>
+      <w:proofErr w:type="spellEnd"/>
+      <w:r>
+        <w:rPr>
+          <w:b/>
+          <w:bCs/>
+        </w:rPr>
+        <w:t xml:space="preserve">, and </w:t>
+      </w:r>
+      <w:proofErr w:type="spellStart"/>
+      <w:r>
+        <w:rPr>
+          <w:b/>
+          <w:bCs/>
+        </w:rPr>
+        <w:t>implementing</w:t>
+      </w:r>
+      <w:proofErr w:type="spellEnd"/>
+      <w:r>
+        <w:rPr>
+          <w:b/>
+          <w:bCs/>
+        </w:rPr>
+        <w:t xml:space="preserve"> a </w:t>
+      </w:r>
+      <w:proofErr w:type="spellStart"/>
+      <w:r>
+        <w:rPr>
+          <w:b/>
+          <w:bCs/>
+        </w:rPr>
+        <w:t>filtering</w:t>
+      </w:r>
+      <w:proofErr w:type="spellEnd"/>
+      <w:r>
+        <w:rPr>
+          <w:b/>
+          <w:bCs/>
+        </w:rPr>
+        <w:t xml:space="preserve"> endpoint for </w:t>
+      </w:r>
+      <w:proofErr w:type="spellStart"/>
+      <w:r>
+        <w:rPr>
+          <w:b/>
+          <w:bCs/>
+        </w:rPr>
+        <w:t>movies</w:t>
+      </w:r>
+      <w:proofErr w:type="spellEnd"/>
+      <w:r>
+        <w:rPr>
+          <w:b/>
+          <w:bCs/>
+        </w:rPr>
+        <w:t>.</w:t>
+      </w:r>
+    </w:p>
+    <w:p>
+      <w:pPr>
+        <w:rPr>
+          <w:b/>
+          <w:bCs/>
+        </w:rPr>
+      </w:pPr>
+      <w:proofErr w:type="spellStart"/>
+      <w:r>
+        <w:rPr>
+          <w:b/>
+          <w:bCs/>
+        </w:rPr>
+        <w:t>Through</w:t>
+      </w:r>
+      <w:proofErr w:type="spellEnd"/>
+      <w:r>
+        <w:rPr>
+          <w:b/>
+          <w:bCs/>
+        </w:rPr>
+        <w:t xml:space="preserve"> </w:t>
+      </w:r>
+      <w:proofErr w:type="spellStart"/>
+      <w:r>
+        <w:rPr>
+          <w:b/>
+          <w:bCs/>
+        </w:rPr>
+        <w:t>this</w:t>
+      </w:r>
+      <w:proofErr w:type="spellEnd"/>
+      <w:r>
+        <w:rPr>
+          <w:b/>
+          <w:bCs/>
+        </w:rPr>
+        <w:t xml:space="preserve"> </w:t>
+      </w:r>
+      <w:proofErr w:type="spellStart"/>
+      <w:r>
+        <w:rPr>
+          <w:b/>
+          <w:bCs/>
+        </w:rPr>
+        <w:t>project</w:t>
+      </w:r>
+      <w:proofErr w:type="spellEnd"/>
+      <w:r>
+        <w:rPr>
+          <w:b/>
+          <w:bCs/>
+        </w:rPr>
+        <w:t xml:space="preserve">, I </w:t>
+      </w:r>
+      <w:proofErr w:type="spellStart"/>
+      <w:r>
+        <w:rPr>
+          <w:b/>
+          <w:bCs/>
+        </w:rPr>
+        <w:t>learned</w:t>
+      </w:r>
+      <w:proofErr w:type="spellEnd"/>
+      <w:r>
+        <w:rPr>
+          <w:b/>
+          <w:bCs/>
+        </w:rPr>
+        <w:t xml:space="preserve"> </w:t>
+      </w:r>
+      <w:proofErr w:type="spellStart"/>
+      <w:r>
+        <w:rPr>
+          <w:b/>
+          <w:bCs/>
+        </w:rPr>
+        <w:t>how</w:t>
+      </w:r>
+      <w:proofErr w:type="spellEnd"/>
+      <w:r>
+        <w:rPr>
+          <w:b/>
+          <w:bCs/>
+        </w:rPr>
+        <w:t xml:space="preserve"> </w:t>
+      </w:r>
+      <w:proofErr w:type="spellStart"/>
+      <w:r>
+        <w:rPr>
+          <w:b/>
+          <w:bCs/>
+        </w:rPr>
+        <w:t>React</w:t>
+      </w:r>
+      <w:proofErr w:type="spellEnd"/>
+      <w:r>
+        <w:rPr>
+          <w:b/>
+          <w:bCs/>
+        </w:rPr>
+        <w:t xml:space="preserve"> and Express </w:t>
+      </w:r>
+      <w:proofErr w:type="spellStart"/>
+      <w:r>
+        <w:rPr>
+          <w:b/>
+          <w:bCs/>
+        </w:rPr>
+        <w:t>integrate</w:t>
+      </w:r>
+      <w:proofErr w:type="spellEnd"/>
+      <w:r>
+        <w:rPr>
+          <w:b/>
+          <w:bCs/>
+        </w:rPr>
+        <w:t xml:space="preserve">, </w:t>
+      </w:r>
+      <w:proofErr w:type="spellStart"/>
+      <w:r>
+        <w:rPr>
+          <w:b/>
+          <w:bCs/>
+        </w:rPr>
+        <w:t>how</w:t>
+      </w:r>
+      <w:proofErr w:type="spellEnd"/>
+      <w:r>
+        <w:rPr>
+          <w:b/>
+          <w:bCs/>
+        </w:rPr>
+        <w:t xml:space="preserve"> APIs </w:t>
+      </w:r>
+      <w:proofErr w:type="spellStart"/>
+      <w:r>
+        <w:rPr>
+          <w:b/>
+          <w:bCs/>
+        </w:rPr>
+        <w:t>are</w:t>
+      </w:r>
+      <w:proofErr w:type="spellEnd"/>
+      <w:r>
+        <w:rPr>
+          <w:b/>
+          <w:bCs/>
+        </w:rPr>
+        <w:t xml:space="preserve"> </w:t>
+      </w:r>
+      <w:proofErr w:type="spellStart"/>
+      <w:r>
+        <w:rPr>
+          <w:b/>
+          <w:bCs/>
+        </w:rPr>
+        <w:t>designed</w:t>
+      </w:r>
+      <w:proofErr w:type="spellEnd"/>
+      <w:r>
+        <w:rPr>
+          <w:b/>
+          <w:bCs/>
+        </w:rPr>
+        <w:t xml:space="preserve">, and </w:t>
+      </w:r>
+      <w:proofErr w:type="spellStart"/>
+      <w:r>
+        <w:rPr>
+          <w:b/>
+          <w:bCs/>
+        </w:rPr>
+        <w:t>how</w:t>
+      </w:r>
+      <w:proofErr w:type="spellEnd"/>
+      <w:r>
+        <w:rPr>
+          <w:b/>
+          <w:bCs/>
+        </w:rPr>
+        <w:t xml:space="preserve"> to </w:t>
+      </w:r>
+      <w:proofErr w:type="spellStart"/>
+      <w:r>
+        <w:rPr>
+          <w:b/>
+          <w:bCs/>
+        </w:rPr>
+        <w:t>manage</w:t>
+      </w:r>
+      <w:proofErr w:type="spellEnd"/>
+      <w:r>
+        <w:rPr>
+          <w:b/>
+          <w:bCs/>
+        </w:rPr>
+        <w:t xml:space="preserve"> </w:t>
+      </w:r>
+      <w:proofErr w:type="spellStart"/>
+      <w:r>
+        <w:rPr>
+          <w:b/>
+          <w:bCs/>
+        </w:rPr>
+        <w:t>relational</w:t>
+      </w:r>
+      <w:proofErr w:type="spellEnd"/>
+      <w:r>
+        <w:rPr>
+          <w:b/>
+          <w:bCs/>
+        </w:rPr>
+        <w:t xml:space="preserve"> data </w:t>
+      </w:r>
+      <w:proofErr w:type="spellStart"/>
+      <w:r>
+        <w:rPr>
+          <w:b/>
+          <w:bCs/>
+        </w:rPr>
+        <w:t>using</w:t>
+      </w:r>
+      <w:proofErr w:type="spellEnd"/>
+      <w:r>
+        <w:rPr>
+          <w:b/>
+          <w:bCs/>
+        </w:rPr>
+        <w:t xml:space="preserve"> </w:t>
+      </w:r>
+      <w:proofErr w:type="spellStart"/>
+      <w:r>
+        <w:rPr>
+          <w:b/>
+          <w:bCs/>
+        </w:rPr>
+        <w:t>MongoDB</w:t>
+      </w:r>
+      <w:proofErr w:type="spellEnd"/>
+      <w:r>
+        <w:rPr>
+          <w:b/>
+          <w:bCs/>
+        </w:rPr>
+        <w:t xml:space="preserve"> </w:t>
+      </w:r>
+      <w:proofErr w:type="spellStart"/>
+      <w:r>
+        <w:rPr>
+          <w:b/>
+          <w:bCs/>
+        </w:rPr>
+        <w:t>effectively</w:t>
+      </w:r>
+      <w:proofErr w:type="spellEnd"/>
+      <w:r>
+        <w:rPr>
+          <w:b/>
+          <w:bCs/>
+        </w:rPr>
+        <w:t>.</w:t>
+      </w:r>
+    </w:p>
+    <w:p>
+      <w:pPr>
+        <w:rPr>
+          <w:b/>
+          <w:bCs/>
+        </w:rPr>
+      </w:pPr>
+      <w:r>
+        <w:rPr>
+          <w:b/>
+          <w:bCs/>
+        </w:rPr>
+        <w:pict w14:anchorId="720C8B11">
+          <v:rect id="_x0000_i1106" style="width:0;height:1.5pt" o:hralign="center" o:hrstd="t" o:hr="t" fillcolor="#a0a0a0" stroked="f"/>
+        </w:pict>
+      </w:r>
+    </w:p>
+    <w:p>
+      <w:pPr>
         <w:numPr>
           <w:ilvl w:val="0"/>
-          <w:numId w:val="6"/>
+          <w:numId w:val="22"/>
         </w:numPr>
         <w:rPr>
           <w:b/>
@@ -188,7 +4124,7 @@
           <w:b/>
           <w:bCs/>
         </w:rPr>
-        <w:t>Reviews</w:t>
+        <w:t>Feature Iteration</w:t>
       </w:r>
     </w:p>
     <w:p>
@@ -198,88 +4134,909 @@
           <w:bCs/>
         </w:rPr>
       </w:pPr>
-      <w:r>
-        <w:rPr>
-          <w:b/>
-          <w:bCs/>
-        </w:rPr>
-        <w:t>Movies:</w:t>
+      <w:proofErr w:type="spellStart"/>
+      <w:r>
+        <w:rPr>
+          <w:b/>
+          <w:bCs/>
+        </w:rPr>
+        <w:t>One</w:t>
+      </w:r>
+      <w:proofErr w:type="spellEnd"/>
+      <w:r>
+        <w:rPr>
+          <w:b/>
+          <w:bCs/>
+        </w:rPr>
+        <w:t xml:space="preserve"> feature I </w:t>
+      </w:r>
+      <w:proofErr w:type="spellStart"/>
+      <w:r>
+        <w:rPr>
+          <w:b/>
+          <w:bCs/>
+        </w:rPr>
+        <w:t>improved</w:t>
+      </w:r>
+      <w:proofErr w:type="spellEnd"/>
+      <w:r>
+        <w:rPr>
+          <w:b/>
+          <w:bCs/>
+        </w:rPr>
+        <w:t xml:space="preserve"> </w:t>
+      </w:r>
+      <w:proofErr w:type="spellStart"/>
+      <w:r>
+        <w:rPr>
+          <w:b/>
+          <w:bCs/>
+        </w:rPr>
+        <w:t>was</w:t>
+      </w:r>
+      <w:proofErr w:type="spellEnd"/>
+      <w:r>
+        <w:rPr>
+          <w:b/>
+          <w:bCs/>
+        </w:rPr>
+        <w:t xml:space="preserve"> </w:t>
+      </w:r>
+      <w:proofErr w:type="spellStart"/>
+      <w:r>
+        <w:rPr>
+          <w:b/>
+          <w:bCs/>
+        </w:rPr>
+        <w:t>how</w:t>
+      </w:r>
+      <w:proofErr w:type="spellEnd"/>
+      <w:r>
+        <w:rPr>
+          <w:b/>
+          <w:bCs/>
+        </w:rPr>
+        <w:t xml:space="preserve"> the </w:t>
+      </w:r>
+      <w:proofErr w:type="spellStart"/>
+      <w:r>
+        <w:rPr>
+          <w:b/>
+          <w:bCs/>
+        </w:rPr>
+        <w:t>application</w:t>
+      </w:r>
+      <w:proofErr w:type="spellEnd"/>
+      <w:r>
+        <w:rPr>
+          <w:b/>
+          <w:bCs/>
+        </w:rPr>
+        <w:t xml:space="preserve"> </w:t>
+      </w:r>
+      <w:proofErr w:type="spellStart"/>
+      <w:r>
+        <w:rPr>
+          <w:b/>
+          <w:bCs/>
+        </w:rPr>
+        <w:t>runs</w:t>
+      </w:r>
+      <w:proofErr w:type="spellEnd"/>
+      <w:r>
+        <w:rPr>
+          <w:b/>
+          <w:bCs/>
+        </w:rPr>
+        <w:t>.</w:t>
       </w:r>
     </w:p>
     <w:p>
       <w:pPr>
-        <w:numPr>
-          <w:ilvl w:val="0"/>
-          <w:numId w:val="7"/>
-        </w:numPr>
-        <w:rPr>
-          <w:b/>
-          <w:bCs/>
-        </w:rPr>
-      </w:pPr>
-      <w:r>
-        <w:rPr>
-          <w:b/>
-          <w:bCs/>
-        </w:rPr>
-        <w:t>title</w:t>
-      </w:r>
+        <w:rPr>
+          <w:b/>
+          <w:bCs/>
+        </w:rPr>
+      </w:pPr>
+      <w:proofErr w:type="spellStart"/>
+      <w:r>
+        <w:rPr>
+          <w:b/>
+          <w:bCs/>
+        </w:rPr>
+        <w:t>Initially</w:t>
+      </w:r>
+      <w:proofErr w:type="spellEnd"/>
+      <w:r>
+        <w:rPr>
+          <w:b/>
+          <w:bCs/>
+        </w:rPr>
+        <w:t xml:space="preserve">, I </w:t>
+      </w:r>
+      <w:proofErr w:type="spellStart"/>
+      <w:r>
+        <w:rPr>
+          <w:b/>
+          <w:bCs/>
+        </w:rPr>
+        <w:t>ran</w:t>
+      </w:r>
+      <w:proofErr w:type="spellEnd"/>
+      <w:r>
+        <w:rPr>
+          <w:b/>
+          <w:bCs/>
+        </w:rPr>
+        <w:t xml:space="preserve"> the </w:t>
+      </w:r>
+      <w:proofErr w:type="spellStart"/>
+      <w:r>
+        <w:rPr>
+          <w:b/>
+          <w:bCs/>
+        </w:rPr>
+        <w:t>backend</w:t>
+      </w:r>
+      <w:proofErr w:type="spellEnd"/>
+      <w:r>
+        <w:rPr>
+          <w:b/>
+          <w:bCs/>
+        </w:rPr>
+        <w:t xml:space="preserve"> and </w:t>
+      </w:r>
+      <w:proofErr w:type="spellStart"/>
+      <w:r>
+        <w:rPr>
+          <w:b/>
+          <w:bCs/>
+        </w:rPr>
+        <w:t>frontend</w:t>
+      </w:r>
+      <w:proofErr w:type="spellEnd"/>
+      <w:r>
+        <w:rPr>
+          <w:b/>
+          <w:bCs/>
+        </w:rPr>
+        <w:t xml:space="preserve"> </w:t>
+      </w:r>
+      <w:proofErr w:type="spellStart"/>
+      <w:r>
+        <w:rPr>
+          <w:b/>
+          <w:bCs/>
+        </w:rPr>
+        <w:t>separately</w:t>
+      </w:r>
+      <w:proofErr w:type="spellEnd"/>
+      <w:r>
+        <w:rPr>
+          <w:b/>
+          <w:bCs/>
+        </w:rPr>
+        <w:t xml:space="preserve"> </w:t>
+      </w:r>
+      <w:proofErr w:type="spellStart"/>
+      <w:r>
+        <w:rPr>
+          <w:b/>
+          <w:bCs/>
+        </w:rPr>
+        <w:t>using</w:t>
+      </w:r>
+      <w:proofErr w:type="spellEnd"/>
+      <w:r>
+        <w:rPr>
+          <w:b/>
+          <w:bCs/>
+        </w:rPr>
+        <w:t>:</w:t>
+      </w:r>
+      <w:r>
+        <w:rPr>
+          <w:b/>
+          <w:bCs/>
+        </w:rPr>
+        <w:br/>
+        <w:t xml:space="preserve">• </w:t>
+      </w:r>
+      <w:proofErr w:type="spellStart"/>
+      <w:r>
+        <w:rPr>
+          <w:b/>
+          <w:bCs/>
+        </w:rPr>
+        <w:t>node</w:t>
+      </w:r>
+      <w:proofErr w:type="spellEnd"/>
+      <w:r>
+        <w:rPr>
+          <w:b/>
+          <w:bCs/>
+        </w:rPr>
+        <w:t xml:space="preserve"> index.js</w:t>
+      </w:r>
+      <w:r>
+        <w:rPr>
+          <w:b/>
+          <w:bCs/>
+        </w:rPr>
+        <w:br/>
+        <w:t xml:space="preserve">• </w:t>
+      </w:r>
+      <w:proofErr w:type="spellStart"/>
+      <w:r>
+        <w:rPr>
+          <w:b/>
+          <w:bCs/>
+        </w:rPr>
+        <w:t>npm</w:t>
+      </w:r>
+      <w:proofErr w:type="spellEnd"/>
+      <w:r>
+        <w:rPr>
+          <w:b/>
+          <w:bCs/>
+        </w:rPr>
+        <w:t xml:space="preserve"> </w:t>
+      </w:r>
+      <w:proofErr w:type="spellStart"/>
+      <w:r>
+        <w:rPr>
+          <w:b/>
+          <w:bCs/>
+        </w:rPr>
+        <w:t>run</w:t>
+      </w:r>
+      <w:proofErr w:type="spellEnd"/>
+      <w:r>
+        <w:rPr>
+          <w:b/>
+          <w:bCs/>
+        </w:rPr>
+        <w:t xml:space="preserve"> </w:t>
+      </w:r>
+      <w:proofErr w:type="spellStart"/>
+      <w:r>
+        <w:rPr>
+          <w:b/>
+          <w:bCs/>
+        </w:rPr>
+        <w:t>dev</w:t>
+      </w:r>
+      <w:proofErr w:type="spellEnd"/>
     </w:p>
     <w:p>
       <w:pPr>
-        <w:numPr>
-          <w:ilvl w:val="0"/>
-          <w:numId w:val="7"/>
-        </w:numPr>
-        <w:rPr>
-          <w:b/>
-          <w:bCs/>
-        </w:rPr>
-      </w:pPr>
-      <w:r>
-        <w:rPr>
-          <w:b/>
-          <w:bCs/>
-        </w:rPr>
-        <w:t>genre</w:t>
-      </w:r>
+        <w:rPr>
+          <w:b/>
+          <w:bCs/>
+        </w:rPr>
+      </w:pPr>
+      <w:r>
+        <w:rPr>
+          <w:b/>
+          <w:bCs/>
+        </w:rPr>
+        <w:t xml:space="preserve">Later, I </w:t>
+      </w:r>
+      <w:proofErr w:type="spellStart"/>
+      <w:r>
+        <w:rPr>
+          <w:b/>
+          <w:bCs/>
+        </w:rPr>
+        <w:t>improved</w:t>
+      </w:r>
+      <w:proofErr w:type="spellEnd"/>
+      <w:r>
+        <w:rPr>
+          <w:b/>
+          <w:bCs/>
+        </w:rPr>
+        <w:t xml:space="preserve"> </w:t>
+      </w:r>
+      <w:proofErr w:type="spellStart"/>
+      <w:r>
+        <w:rPr>
+          <w:b/>
+          <w:bCs/>
+        </w:rPr>
+        <w:t>this</w:t>
+      </w:r>
+      <w:proofErr w:type="spellEnd"/>
+      <w:r>
+        <w:rPr>
+          <w:b/>
+          <w:bCs/>
+        </w:rPr>
+        <w:t xml:space="preserve"> by </w:t>
+      </w:r>
+      <w:proofErr w:type="spellStart"/>
+      <w:r>
+        <w:rPr>
+          <w:b/>
+          <w:bCs/>
+        </w:rPr>
+        <w:t>using</w:t>
+      </w:r>
+      <w:proofErr w:type="spellEnd"/>
+      <w:r>
+        <w:rPr>
+          <w:b/>
+          <w:bCs/>
+        </w:rPr>
+        <w:t xml:space="preserve"> a </w:t>
+      </w:r>
+      <w:proofErr w:type="spellStart"/>
+      <w:r>
+        <w:rPr>
+          <w:b/>
+          <w:bCs/>
+        </w:rPr>
+        <w:t>single</w:t>
+      </w:r>
+      <w:proofErr w:type="spellEnd"/>
+      <w:r>
+        <w:rPr>
+          <w:b/>
+          <w:bCs/>
+        </w:rPr>
+        <w:t xml:space="preserve"> </w:t>
+      </w:r>
+      <w:proofErr w:type="spellStart"/>
+      <w:r>
+        <w:rPr>
+          <w:b/>
+          <w:bCs/>
+        </w:rPr>
+        <w:t>command</w:t>
+      </w:r>
+      <w:proofErr w:type="spellEnd"/>
+      <w:r>
+        <w:rPr>
+          <w:b/>
+          <w:bCs/>
+        </w:rPr>
+        <w:t>:</w:t>
+      </w:r>
+      <w:r>
+        <w:rPr>
+          <w:b/>
+          <w:bCs/>
+        </w:rPr>
+        <w:br/>
+        <w:t xml:space="preserve">• </w:t>
+      </w:r>
+      <w:proofErr w:type="spellStart"/>
+      <w:r>
+        <w:rPr>
+          <w:b/>
+          <w:bCs/>
+        </w:rPr>
+        <w:t>npm</w:t>
+      </w:r>
+      <w:proofErr w:type="spellEnd"/>
+      <w:r>
+        <w:rPr>
+          <w:b/>
+          <w:bCs/>
+        </w:rPr>
+        <w:t xml:space="preserve"> </w:t>
+      </w:r>
+      <w:proofErr w:type="spellStart"/>
+      <w:r>
+        <w:rPr>
+          <w:b/>
+          <w:bCs/>
+        </w:rPr>
+        <w:t>run</w:t>
+      </w:r>
+      <w:proofErr w:type="spellEnd"/>
+      <w:r>
+        <w:rPr>
+          <w:b/>
+          <w:bCs/>
+        </w:rPr>
+        <w:t xml:space="preserve"> </w:t>
+      </w:r>
+      <w:proofErr w:type="spellStart"/>
+      <w:r>
+        <w:rPr>
+          <w:b/>
+          <w:bCs/>
+        </w:rPr>
+        <w:t>dev</w:t>
+      </w:r>
+      <w:proofErr w:type="spellEnd"/>
     </w:p>
     <w:p>
       <w:pPr>
-        <w:numPr>
-          <w:ilvl w:val="0"/>
-          <w:numId w:val="7"/>
-        </w:numPr>
-        <w:rPr>
-          <w:b/>
-          <w:bCs/>
-        </w:rPr>
-      </w:pPr>
-      <w:r>
-        <w:rPr>
-          <w:b/>
-          <w:bCs/>
-        </w:rPr>
-        <w:t>releaseYear</w:t>
+        <w:rPr>
+          <w:b/>
+          <w:bCs/>
+        </w:rPr>
+      </w:pPr>
+      <w:proofErr w:type="spellStart"/>
+      <w:r>
+        <w:rPr>
+          <w:b/>
+          <w:bCs/>
+        </w:rPr>
+        <w:t>This</w:t>
+      </w:r>
+      <w:proofErr w:type="spellEnd"/>
+      <w:r>
+        <w:rPr>
+          <w:b/>
+          <w:bCs/>
+        </w:rPr>
+        <w:t xml:space="preserve"> </w:t>
+      </w:r>
+      <w:proofErr w:type="spellStart"/>
+      <w:r>
+        <w:rPr>
+          <w:b/>
+          <w:bCs/>
+        </w:rPr>
+        <w:t>was</w:t>
+      </w:r>
+      <w:proofErr w:type="spellEnd"/>
+      <w:r>
+        <w:rPr>
+          <w:b/>
+          <w:bCs/>
+        </w:rPr>
+        <w:t xml:space="preserve"> </w:t>
+      </w:r>
+      <w:proofErr w:type="spellStart"/>
+      <w:r>
+        <w:rPr>
+          <w:b/>
+          <w:bCs/>
+        </w:rPr>
+        <w:t>achieved</w:t>
+      </w:r>
+      <w:proofErr w:type="spellEnd"/>
+      <w:r>
+        <w:rPr>
+          <w:b/>
+          <w:bCs/>
+        </w:rPr>
+        <w:t xml:space="preserve"> </w:t>
+      </w:r>
+      <w:proofErr w:type="spellStart"/>
+      <w:r>
+        <w:rPr>
+          <w:b/>
+          <w:bCs/>
+        </w:rPr>
+        <w:t>using</w:t>
+      </w:r>
+      <w:proofErr w:type="spellEnd"/>
+      <w:r>
+        <w:rPr>
+          <w:b/>
+          <w:bCs/>
+        </w:rPr>
+        <w:t xml:space="preserve"> </w:t>
+      </w:r>
+      <w:proofErr w:type="spellStart"/>
+      <w:r>
+        <w:rPr>
+          <w:b/>
+          <w:bCs/>
+        </w:rPr>
+        <w:t>concurrently</w:t>
+      </w:r>
+      <w:proofErr w:type="spellEnd"/>
+      <w:r>
+        <w:rPr>
+          <w:b/>
+          <w:bCs/>
+        </w:rPr>
+        <w:t xml:space="preserve">, </w:t>
+      </w:r>
+      <w:proofErr w:type="spellStart"/>
+      <w:r>
+        <w:rPr>
+          <w:b/>
+          <w:bCs/>
+        </w:rPr>
+        <w:t>allowing</w:t>
+      </w:r>
+      <w:proofErr w:type="spellEnd"/>
+      <w:r>
+        <w:rPr>
+          <w:b/>
+          <w:bCs/>
+        </w:rPr>
+        <w:t xml:space="preserve"> </w:t>
+      </w:r>
+      <w:proofErr w:type="spellStart"/>
+      <w:r>
+        <w:rPr>
+          <w:b/>
+          <w:bCs/>
+        </w:rPr>
+        <w:t>both</w:t>
+      </w:r>
+      <w:proofErr w:type="spellEnd"/>
+      <w:r>
+        <w:rPr>
+          <w:b/>
+          <w:bCs/>
+        </w:rPr>
+        <w:t xml:space="preserve"> </w:t>
+      </w:r>
+      <w:proofErr w:type="spellStart"/>
+      <w:r>
+        <w:rPr>
+          <w:b/>
+          <w:bCs/>
+        </w:rPr>
+        <w:t>frontend</w:t>
+      </w:r>
+      <w:proofErr w:type="spellEnd"/>
+      <w:r>
+        <w:rPr>
+          <w:b/>
+          <w:bCs/>
+        </w:rPr>
+        <w:t xml:space="preserve"> and </w:t>
+      </w:r>
+      <w:proofErr w:type="spellStart"/>
+      <w:r>
+        <w:rPr>
+          <w:b/>
+          <w:bCs/>
+        </w:rPr>
+        <w:t>backend</w:t>
+      </w:r>
+      <w:proofErr w:type="spellEnd"/>
+      <w:r>
+        <w:rPr>
+          <w:b/>
+          <w:bCs/>
+        </w:rPr>
+        <w:t xml:space="preserve"> to </w:t>
+      </w:r>
+      <w:proofErr w:type="spellStart"/>
+      <w:r>
+        <w:rPr>
+          <w:b/>
+          <w:bCs/>
+        </w:rPr>
+        <w:t>run</w:t>
+      </w:r>
+      <w:proofErr w:type="spellEnd"/>
+      <w:r>
+        <w:rPr>
+          <w:b/>
+          <w:bCs/>
+        </w:rPr>
+        <w:t xml:space="preserve"> </w:t>
+      </w:r>
+      <w:proofErr w:type="spellStart"/>
+      <w:r>
+        <w:rPr>
+          <w:b/>
+          <w:bCs/>
+        </w:rPr>
+        <w:t>together</w:t>
+      </w:r>
+      <w:proofErr w:type="spellEnd"/>
+      <w:r>
+        <w:rPr>
+          <w:b/>
+          <w:bCs/>
+        </w:rPr>
+        <w:t xml:space="preserve">, </w:t>
+      </w:r>
+      <w:proofErr w:type="spellStart"/>
+      <w:r>
+        <w:rPr>
+          <w:b/>
+          <w:bCs/>
+        </w:rPr>
+        <w:t>making</w:t>
+      </w:r>
+      <w:proofErr w:type="spellEnd"/>
+      <w:r>
+        <w:rPr>
+          <w:b/>
+          <w:bCs/>
+        </w:rPr>
+        <w:t xml:space="preserve"> the workflow </w:t>
+      </w:r>
+      <w:proofErr w:type="spellStart"/>
+      <w:r>
+        <w:rPr>
+          <w:b/>
+          <w:bCs/>
+        </w:rPr>
+        <w:t>more</w:t>
+      </w:r>
+      <w:proofErr w:type="spellEnd"/>
+      <w:r>
+        <w:rPr>
+          <w:b/>
+          <w:bCs/>
+        </w:rPr>
+        <w:t xml:space="preserve"> </w:t>
+      </w:r>
+      <w:proofErr w:type="spellStart"/>
+      <w:r>
+        <w:rPr>
+          <w:b/>
+          <w:bCs/>
+        </w:rPr>
+        <w:t>efficient</w:t>
+      </w:r>
+      <w:proofErr w:type="spellEnd"/>
+      <w:r>
+        <w:rPr>
+          <w:b/>
+          <w:bCs/>
+        </w:rPr>
+        <w:t xml:space="preserve"> and </w:t>
+      </w:r>
+      <w:proofErr w:type="spellStart"/>
+      <w:r>
+        <w:rPr>
+          <w:b/>
+          <w:bCs/>
+        </w:rPr>
+        <w:t>professional</w:t>
+      </w:r>
+      <w:proofErr w:type="spellEnd"/>
+      <w:r>
+        <w:rPr>
+          <w:b/>
+          <w:bCs/>
+        </w:rPr>
+        <w:t>.</w:t>
       </w:r>
     </w:p>
     <w:p>
       <w:pPr>
-        <w:numPr>
-          <w:ilvl w:val="0"/>
-          <w:numId w:val="7"/>
-        </w:numPr>
-        <w:rPr>
-          <w:b/>
-          <w:bCs/>
-        </w:rPr>
-      </w:pPr>
-      <w:r>
-        <w:rPr>
-          <w:b/>
-          <w:bCs/>
-        </w:rPr>
-        <w:t>averageRating</w:t>
+        <w:rPr>
+          <w:b/>
+          <w:bCs/>
+        </w:rPr>
+      </w:pPr>
+      <w:r>
+        <w:rPr>
+          <w:b/>
+          <w:bCs/>
+        </w:rPr>
+        <w:t xml:space="preserve">Another </w:t>
+      </w:r>
+      <w:proofErr w:type="spellStart"/>
+      <w:r>
+        <w:rPr>
+          <w:b/>
+          <w:bCs/>
+        </w:rPr>
+        <w:t>improvement</w:t>
+      </w:r>
+      <w:proofErr w:type="spellEnd"/>
+      <w:r>
+        <w:rPr>
+          <w:b/>
+          <w:bCs/>
+        </w:rPr>
+        <w:t xml:space="preserve"> </w:t>
+      </w:r>
+      <w:proofErr w:type="spellStart"/>
+      <w:r>
+        <w:rPr>
+          <w:b/>
+          <w:bCs/>
+        </w:rPr>
+        <w:t>was</w:t>
+      </w:r>
+      <w:proofErr w:type="spellEnd"/>
+      <w:r>
+        <w:rPr>
+          <w:b/>
+          <w:bCs/>
+        </w:rPr>
+        <w:t xml:space="preserve"> </w:t>
+      </w:r>
+      <w:proofErr w:type="spellStart"/>
+      <w:r>
+        <w:rPr>
+          <w:b/>
+          <w:bCs/>
+        </w:rPr>
+        <w:t>adding</w:t>
+      </w:r>
+      <w:proofErr w:type="spellEnd"/>
+      <w:r>
+        <w:rPr>
+          <w:b/>
+          <w:bCs/>
+        </w:rPr>
+        <w:t xml:space="preserve"> </w:t>
+      </w:r>
+      <w:proofErr w:type="spellStart"/>
+      <w:r>
+        <w:rPr>
+          <w:b/>
+          <w:bCs/>
+        </w:rPr>
+        <w:t>loading</w:t>
+      </w:r>
+      <w:proofErr w:type="spellEnd"/>
+      <w:r>
+        <w:rPr>
+          <w:b/>
+          <w:bCs/>
+        </w:rPr>
+        <w:t xml:space="preserve"> </w:t>
+      </w:r>
+      <w:proofErr w:type="spellStart"/>
+      <w:r>
+        <w:rPr>
+          <w:b/>
+          <w:bCs/>
+        </w:rPr>
+        <w:t>indicators</w:t>
+      </w:r>
+      <w:proofErr w:type="spellEnd"/>
+      <w:r>
+        <w:rPr>
+          <w:b/>
+          <w:bCs/>
+        </w:rPr>
+        <w:t xml:space="preserve"> and </w:t>
+      </w:r>
+      <w:proofErr w:type="spellStart"/>
+      <w:r>
+        <w:rPr>
+          <w:b/>
+          <w:bCs/>
+        </w:rPr>
+        <w:t>error</w:t>
+      </w:r>
+      <w:proofErr w:type="spellEnd"/>
+      <w:r>
+        <w:rPr>
+          <w:b/>
+          <w:bCs/>
+        </w:rPr>
+        <w:t xml:space="preserve"> handling in the </w:t>
+      </w:r>
+      <w:proofErr w:type="spellStart"/>
+      <w:r>
+        <w:rPr>
+          <w:b/>
+          <w:bCs/>
+        </w:rPr>
+        <w:t>frontend</w:t>
+      </w:r>
+      <w:proofErr w:type="spellEnd"/>
+      <w:r>
+        <w:rPr>
+          <w:b/>
+          <w:bCs/>
+        </w:rPr>
+        <w:t xml:space="preserve">, </w:t>
+      </w:r>
+      <w:proofErr w:type="spellStart"/>
+      <w:r>
+        <w:rPr>
+          <w:b/>
+          <w:bCs/>
+        </w:rPr>
+        <w:t>instead</w:t>
+      </w:r>
+      <w:proofErr w:type="spellEnd"/>
+      <w:r>
+        <w:rPr>
+          <w:b/>
+          <w:bCs/>
+        </w:rPr>
+        <w:t xml:space="preserve"> </w:t>
+      </w:r>
+      <w:proofErr w:type="spellStart"/>
+      <w:r>
+        <w:rPr>
+          <w:b/>
+          <w:bCs/>
+        </w:rPr>
+        <w:t>of</w:t>
+      </w:r>
+      <w:proofErr w:type="spellEnd"/>
+      <w:r>
+        <w:rPr>
+          <w:b/>
+          <w:bCs/>
+        </w:rPr>
+        <w:t xml:space="preserve"> </w:t>
+      </w:r>
+      <w:proofErr w:type="spellStart"/>
+      <w:r>
+        <w:rPr>
+          <w:b/>
+          <w:bCs/>
+        </w:rPr>
+        <w:t>displaying</w:t>
+      </w:r>
+      <w:proofErr w:type="spellEnd"/>
+      <w:r>
+        <w:rPr>
+          <w:b/>
+          <w:bCs/>
+        </w:rPr>
+        <w:t xml:space="preserve"> an </w:t>
+      </w:r>
+      <w:proofErr w:type="spellStart"/>
+      <w:r>
+        <w:rPr>
+          <w:b/>
+          <w:bCs/>
+        </w:rPr>
+        <w:t>empty</w:t>
+      </w:r>
+      <w:proofErr w:type="spellEnd"/>
+      <w:r>
+        <w:rPr>
+          <w:b/>
+          <w:bCs/>
+        </w:rPr>
+        <w:t xml:space="preserve"> </w:t>
+      </w:r>
+      <w:proofErr w:type="spellStart"/>
+      <w:r>
+        <w:rPr>
+          <w:b/>
+          <w:bCs/>
+        </w:rPr>
+        <w:t>screen</w:t>
+      </w:r>
+      <w:proofErr w:type="spellEnd"/>
+      <w:r>
+        <w:rPr>
+          <w:b/>
+          <w:bCs/>
+        </w:rPr>
+        <w:t xml:space="preserve"> </w:t>
+      </w:r>
+      <w:proofErr w:type="spellStart"/>
+      <w:r>
+        <w:rPr>
+          <w:b/>
+          <w:bCs/>
+        </w:rPr>
+        <w:t>during</w:t>
+      </w:r>
+      <w:proofErr w:type="spellEnd"/>
+      <w:r>
+        <w:rPr>
+          <w:b/>
+          <w:bCs/>
+        </w:rPr>
+        <w:t xml:space="preserve"> data </w:t>
+      </w:r>
+      <w:proofErr w:type="spellStart"/>
+      <w:r>
+        <w:rPr>
+          <w:b/>
+          <w:bCs/>
+        </w:rPr>
+        <w:t>fetching</w:t>
+      </w:r>
+      <w:proofErr w:type="spellEnd"/>
+      <w:r>
+        <w:rPr>
+          <w:b/>
+          <w:bCs/>
+        </w:rPr>
+        <w:t>.</w:t>
       </w:r>
     </w:p>
     <w:p>
@@ -289,51 +5046,216 @@
           <w:bCs/>
         </w:rPr>
       </w:pPr>
-      <w:r>
-        <w:rPr>
-          <w:b/>
-          <w:bCs/>
-        </w:rPr>
-        <w:t>Users:</w:t>
+      <w:proofErr w:type="spellStart"/>
+      <w:r>
+        <w:rPr>
+          <w:b/>
+          <w:bCs/>
+        </w:rPr>
+        <w:t>Additionally</w:t>
+      </w:r>
+      <w:proofErr w:type="spellEnd"/>
+      <w:r>
+        <w:rPr>
+          <w:b/>
+          <w:bCs/>
+        </w:rPr>
+        <w:t xml:space="preserve">, I </w:t>
+      </w:r>
+      <w:proofErr w:type="spellStart"/>
+      <w:r>
+        <w:rPr>
+          <w:b/>
+          <w:bCs/>
+        </w:rPr>
+        <w:t>introduced</w:t>
+      </w:r>
+      <w:proofErr w:type="spellEnd"/>
+      <w:r>
+        <w:rPr>
+          <w:b/>
+          <w:bCs/>
+        </w:rPr>
+        <w:t xml:space="preserve"> a genre </w:t>
+      </w:r>
+      <w:proofErr w:type="spellStart"/>
+      <w:r>
+        <w:rPr>
+          <w:b/>
+          <w:bCs/>
+        </w:rPr>
+        <w:t>filtering</w:t>
+      </w:r>
+      <w:proofErr w:type="spellEnd"/>
+      <w:r>
+        <w:rPr>
+          <w:b/>
+          <w:bCs/>
+        </w:rPr>
+        <w:t xml:space="preserve"> feature, </w:t>
+      </w:r>
+      <w:proofErr w:type="spellStart"/>
+      <w:r>
+        <w:rPr>
+          <w:b/>
+          <w:bCs/>
+        </w:rPr>
+        <w:t>allowing</w:t>
+      </w:r>
+      <w:proofErr w:type="spellEnd"/>
+      <w:r>
+        <w:rPr>
+          <w:b/>
+          <w:bCs/>
+        </w:rPr>
+        <w:t xml:space="preserve"> </w:t>
+      </w:r>
+      <w:proofErr w:type="spellStart"/>
+      <w:r>
+        <w:rPr>
+          <w:b/>
+          <w:bCs/>
+        </w:rPr>
+        <w:t>users</w:t>
+      </w:r>
+      <w:proofErr w:type="spellEnd"/>
+      <w:r>
+        <w:rPr>
+          <w:b/>
+          <w:bCs/>
+        </w:rPr>
+        <w:t xml:space="preserve"> to </w:t>
+      </w:r>
+      <w:proofErr w:type="spellStart"/>
+      <w:r>
+        <w:rPr>
+          <w:b/>
+          <w:bCs/>
+        </w:rPr>
+        <w:t>dynamically</w:t>
+      </w:r>
+      <w:proofErr w:type="spellEnd"/>
+      <w:r>
+        <w:rPr>
+          <w:b/>
+          <w:bCs/>
+        </w:rPr>
+        <w:t xml:space="preserve"> filter </w:t>
+      </w:r>
+      <w:proofErr w:type="spellStart"/>
+      <w:r>
+        <w:rPr>
+          <w:b/>
+          <w:bCs/>
+        </w:rPr>
+        <w:t>movies</w:t>
+      </w:r>
+      <w:proofErr w:type="spellEnd"/>
+      <w:r>
+        <w:rPr>
+          <w:b/>
+          <w:bCs/>
+        </w:rPr>
+        <w:t xml:space="preserve"> in the UI, </w:t>
+      </w:r>
+      <w:proofErr w:type="spellStart"/>
+      <w:r>
+        <w:rPr>
+          <w:b/>
+          <w:bCs/>
+        </w:rPr>
+        <w:t>which</w:t>
+      </w:r>
+      <w:proofErr w:type="spellEnd"/>
+      <w:r>
+        <w:rPr>
+          <w:b/>
+          <w:bCs/>
+        </w:rPr>
+        <w:t xml:space="preserve"> </w:t>
+      </w:r>
+      <w:proofErr w:type="spellStart"/>
+      <w:r>
+        <w:rPr>
+          <w:b/>
+          <w:bCs/>
+        </w:rPr>
+        <w:t>improved</w:t>
+      </w:r>
+      <w:proofErr w:type="spellEnd"/>
+      <w:r>
+        <w:rPr>
+          <w:b/>
+          <w:bCs/>
+        </w:rPr>
+        <w:t xml:space="preserve"> </w:t>
+      </w:r>
+      <w:proofErr w:type="spellStart"/>
+      <w:r>
+        <w:rPr>
+          <w:b/>
+          <w:bCs/>
+        </w:rPr>
+        <w:t>user</w:t>
+      </w:r>
+      <w:proofErr w:type="spellEnd"/>
+      <w:r>
+        <w:rPr>
+          <w:b/>
+          <w:bCs/>
+        </w:rPr>
+        <w:t xml:space="preserve"> </w:t>
+      </w:r>
+      <w:proofErr w:type="spellStart"/>
+      <w:r>
+        <w:rPr>
+          <w:b/>
+          <w:bCs/>
+        </w:rPr>
+        <w:t>experience</w:t>
+      </w:r>
+      <w:proofErr w:type="spellEnd"/>
+      <w:r>
+        <w:rPr>
+          <w:b/>
+          <w:bCs/>
+        </w:rPr>
+        <w:t>.</w:t>
       </w:r>
     </w:p>
     <w:p>
       <w:pPr>
-        <w:numPr>
-          <w:ilvl w:val="0"/>
-          <w:numId w:val="8"/>
-        </w:numPr>
-        <w:rPr>
-          <w:b/>
-          <w:bCs/>
-        </w:rPr>
-      </w:pPr>
-      <w:r>
-        <w:rPr>
-          <w:b/>
-          <w:bCs/>
-        </w:rPr>
-        <w:t>name</w:t>
+        <w:rPr>
+          <w:b/>
+          <w:bCs/>
+        </w:rPr>
+      </w:pPr>
+      <w:r>
+        <w:rPr>
+          <w:b/>
+          <w:bCs/>
+        </w:rPr>
+        <w:pict w14:anchorId="663FF280">
+          <v:rect id="_x0000_i1107" style="width:0;height:1.5pt" o:hralign="center" o:hrstd="t" o:hr="t" fillcolor="#a0a0a0" stroked="f"/>
+        </w:pict>
       </w:r>
     </w:p>
     <w:p>
       <w:pPr>
-        <w:numPr>
-          <w:ilvl w:val="0"/>
-          <w:numId w:val="8"/>
-        </w:numPr>
-        <w:rPr>
-          <w:b/>
-          <w:bCs/>
-        </w:rPr>
-      </w:pPr>
-      <w:r>
-        <w:rPr>
-          <w:b/>
-          <w:bCs/>
-        </w:rPr>
-        <w:t>email</w:t>
-      </w:r>
+        <w:rPr>
+          <w:b/>
+          <w:bCs/>
+        </w:rPr>
+      </w:pPr>
+      <w:proofErr w:type="spellStart"/>
+      <w:r>
+        <w:rPr>
+          <w:b/>
+          <w:bCs/>
+        </w:rPr>
+        <w:t>Conclusion</w:t>
+      </w:r>
+      <w:proofErr w:type="spellEnd"/>
     </w:p>
     <w:p>
       <w:pPr>
@@ -342,88 +5264,612 @@
           <w:bCs/>
         </w:rPr>
       </w:pPr>
-      <w:r>
-        <w:rPr>
-          <w:b/>
-          <w:bCs/>
-        </w:rPr>
-        <w:t>Reviews:</w:t>
+      <w:proofErr w:type="spellStart"/>
+      <w:r>
+        <w:rPr>
+          <w:b/>
+          <w:bCs/>
+        </w:rPr>
+        <w:t>This</w:t>
+      </w:r>
+      <w:proofErr w:type="spellEnd"/>
+      <w:r>
+        <w:rPr>
+          <w:b/>
+          <w:bCs/>
+        </w:rPr>
+        <w:t xml:space="preserve"> </w:t>
+      </w:r>
+      <w:proofErr w:type="spellStart"/>
+      <w:r>
+        <w:rPr>
+          <w:b/>
+          <w:bCs/>
+        </w:rPr>
+        <w:t>project</w:t>
+      </w:r>
+      <w:proofErr w:type="spellEnd"/>
+      <w:r>
+        <w:rPr>
+          <w:b/>
+          <w:bCs/>
+        </w:rPr>
+        <w:t xml:space="preserve"> </w:t>
+      </w:r>
+      <w:proofErr w:type="spellStart"/>
+      <w:r>
+        <w:rPr>
+          <w:b/>
+          <w:bCs/>
+        </w:rPr>
+        <w:t>enhanced</w:t>
+      </w:r>
+      <w:proofErr w:type="spellEnd"/>
+      <w:r>
+        <w:rPr>
+          <w:b/>
+          <w:bCs/>
+        </w:rPr>
+        <w:t xml:space="preserve"> my </w:t>
+      </w:r>
+      <w:proofErr w:type="spellStart"/>
+      <w:r>
+        <w:rPr>
+          <w:b/>
+          <w:bCs/>
+        </w:rPr>
+        <w:t>understanding</w:t>
+      </w:r>
+      <w:proofErr w:type="spellEnd"/>
+      <w:r>
+        <w:rPr>
+          <w:b/>
+          <w:bCs/>
+        </w:rPr>
+        <w:t xml:space="preserve"> </w:t>
+      </w:r>
+      <w:proofErr w:type="spellStart"/>
+      <w:r>
+        <w:rPr>
+          <w:b/>
+          <w:bCs/>
+        </w:rPr>
+        <w:t>of</w:t>
+      </w:r>
+      <w:proofErr w:type="spellEnd"/>
+      <w:r>
+        <w:rPr>
+          <w:b/>
+          <w:bCs/>
+        </w:rPr>
+        <w:t xml:space="preserve"> full stack </w:t>
+      </w:r>
+      <w:proofErr w:type="spellStart"/>
+      <w:r>
+        <w:rPr>
+          <w:b/>
+          <w:bCs/>
+        </w:rPr>
+        <w:t>development</w:t>
+      </w:r>
+      <w:proofErr w:type="spellEnd"/>
+      <w:r>
+        <w:rPr>
+          <w:b/>
+          <w:bCs/>
+        </w:rPr>
+        <w:t xml:space="preserve">, </w:t>
+      </w:r>
+      <w:proofErr w:type="spellStart"/>
+      <w:r>
+        <w:rPr>
+          <w:b/>
+          <w:bCs/>
+        </w:rPr>
+        <w:t>especially</w:t>
+      </w:r>
+      <w:proofErr w:type="spellEnd"/>
+      <w:r>
+        <w:rPr>
+          <w:b/>
+          <w:bCs/>
+        </w:rPr>
+        <w:t xml:space="preserve"> </w:t>
+      </w:r>
+      <w:proofErr w:type="spellStart"/>
+      <w:r>
+        <w:rPr>
+          <w:b/>
+          <w:bCs/>
+        </w:rPr>
+        <w:t>how</w:t>
+      </w:r>
+      <w:proofErr w:type="spellEnd"/>
+      <w:r>
+        <w:rPr>
+          <w:b/>
+          <w:bCs/>
+        </w:rPr>
+        <w:t xml:space="preserve"> different </w:t>
+      </w:r>
+      <w:proofErr w:type="spellStart"/>
+      <w:r>
+        <w:rPr>
+          <w:b/>
+          <w:bCs/>
+        </w:rPr>
+        <w:t>layers</w:t>
+      </w:r>
+      <w:proofErr w:type="spellEnd"/>
+      <w:r>
+        <w:rPr>
+          <w:b/>
+          <w:bCs/>
+        </w:rPr>
+        <w:t xml:space="preserve"> </w:t>
+      </w:r>
+      <w:proofErr w:type="spellStart"/>
+      <w:r>
+        <w:rPr>
+          <w:b/>
+          <w:bCs/>
+        </w:rPr>
+        <w:t>of</w:t>
+      </w:r>
+      <w:proofErr w:type="spellEnd"/>
+      <w:r>
+        <w:rPr>
+          <w:b/>
+          <w:bCs/>
+        </w:rPr>
+        <w:t xml:space="preserve"> an </w:t>
+      </w:r>
+      <w:proofErr w:type="spellStart"/>
+      <w:r>
+        <w:rPr>
+          <w:b/>
+          <w:bCs/>
+        </w:rPr>
+        <w:t>application</w:t>
+      </w:r>
+      <w:proofErr w:type="spellEnd"/>
+      <w:r>
+        <w:rPr>
+          <w:b/>
+          <w:bCs/>
+        </w:rPr>
+        <w:t xml:space="preserve"> </w:t>
+      </w:r>
+      <w:proofErr w:type="spellStart"/>
+      <w:r>
+        <w:rPr>
+          <w:b/>
+          <w:bCs/>
+        </w:rPr>
+        <w:t>interact</w:t>
+      </w:r>
+      <w:proofErr w:type="spellEnd"/>
+      <w:r>
+        <w:rPr>
+          <w:b/>
+          <w:bCs/>
+        </w:rPr>
+        <w:t xml:space="preserve"> </w:t>
+      </w:r>
+      <w:proofErr w:type="spellStart"/>
+      <w:r>
+        <w:rPr>
+          <w:b/>
+          <w:bCs/>
+        </w:rPr>
+        <w:t>together</w:t>
+      </w:r>
+      <w:proofErr w:type="spellEnd"/>
+      <w:r>
+        <w:rPr>
+          <w:b/>
+          <w:bCs/>
+        </w:rPr>
+        <w:t>.</w:t>
       </w:r>
     </w:p>
     <w:p>
       <w:pPr>
-        <w:numPr>
-          <w:ilvl w:val="0"/>
-          <w:numId w:val="9"/>
-        </w:numPr>
-        <w:rPr>
-          <w:b/>
-          <w:bCs/>
-        </w:rPr>
-      </w:pPr>
-      <w:r>
-        <w:rPr>
-          <w:b/>
-          <w:bCs/>
-        </w:rPr>
-        <w:t>movieId (reference to Movie)</w:t>
+        <w:rPr>
+          <w:b/>
+          <w:bCs/>
+        </w:rPr>
+      </w:pPr>
+      <w:r>
+        <w:rPr>
+          <w:b/>
+          <w:bCs/>
+        </w:rPr>
+        <w:t xml:space="preserve">I </w:t>
+      </w:r>
+      <w:proofErr w:type="spellStart"/>
+      <w:r>
+        <w:rPr>
+          <w:b/>
+          <w:bCs/>
+        </w:rPr>
+        <w:t>gained</w:t>
+      </w:r>
+      <w:proofErr w:type="spellEnd"/>
+      <w:r>
+        <w:rPr>
+          <w:b/>
+          <w:bCs/>
+        </w:rPr>
+        <w:t xml:space="preserve"> practical </w:t>
+      </w:r>
+      <w:proofErr w:type="spellStart"/>
+      <w:r>
+        <w:rPr>
+          <w:b/>
+          <w:bCs/>
+        </w:rPr>
+        <w:t>experience</w:t>
+      </w:r>
+      <w:proofErr w:type="spellEnd"/>
+      <w:r>
+        <w:rPr>
+          <w:b/>
+          <w:bCs/>
+        </w:rPr>
+        <w:t xml:space="preserve"> in </w:t>
+      </w:r>
+      <w:proofErr w:type="spellStart"/>
+      <w:r>
+        <w:rPr>
+          <w:b/>
+          <w:bCs/>
+        </w:rPr>
+        <w:t>building</w:t>
+      </w:r>
+      <w:proofErr w:type="spellEnd"/>
+      <w:r>
+        <w:rPr>
+          <w:b/>
+          <w:bCs/>
+        </w:rPr>
+        <w:t xml:space="preserve"> APIs, </w:t>
+      </w:r>
+      <w:proofErr w:type="spellStart"/>
+      <w:r>
+        <w:rPr>
+          <w:b/>
+          <w:bCs/>
+        </w:rPr>
+        <w:t>structuring</w:t>
+      </w:r>
+      <w:proofErr w:type="spellEnd"/>
+      <w:r>
+        <w:rPr>
+          <w:b/>
+          <w:bCs/>
+        </w:rPr>
+        <w:t xml:space="preserve"> </w:t>
+      </w:r>
+      <w:proofErr w:type="spellStart"/>
+      <w:r>
+        <w:rPr>
+          <w:b/>
+          <w:bCs/>
+        </w:rPr>
+        <w:t>backend</w:t>
+      </w:r>
+      <w:proofErr w:type="spellEnd"/>
+      <w:r>
+        <w:rPr>
+          <w:b/>
+          <w:bCs/>
+        </w:rPr>
+        <w:t xml:space="preserve"> </w:t>
+      </w:r>
+      <w:proofErr w:type="spellStart"/>
+      <w:r>
+        <w:rPr>
+          <w:b/>
+          <w:bCs/>
+        </w:rPr>
+        <w:t>code</w:t>
+      </w:r>
+      <w:proofErr w:type="spellEnd"/>
+      <w:r>
+        <w:rPr>
+          <w:b/>
+          <w:bCs/>
+        </w:rPr>
+        <w:t xml:space="preserve">, </w:t>
+      </w:r>
+      <w:proofErr w:type="spellStart"/>
+      <w:r>
+        <w:rPr>
+          <w:b/>
+          <w:bCs/>
+        </w:rPr>
+        <w:t>managing</w:t>
+      </w:r>
+      <w:proofErr w:type="spellEnd"/>
+      <w:r>
+        <w:rPr>
+          <w:b/>
+          <w:bCs/>
+        </w:rPr>
+        <w:t xml:space="preserve"> </w:t>
+      </w:r>
+      <w:proofErr w:type="spellStart"/>
+      <w:r>
+        <w:rPr>
+          <w:b/>
+          <w:bCs/>
+        </w:rPr>
+        <w:t>databases</w:t>
+      </w:r>
+      <w:proofErr w:type="spellEnd"/>
+      <w:r>
+        <w:rPr>
+          <w:b/>
+          <w:bCs/>
+        </w:rPr>
+        <w:t xml:space="preserve">, and </w:t>
+      </w:r>
+      <w:proofErr w:type="spellStart"/>
+      <w:r>
+        <w:rPr>
+          <w:b/>
+          <w:bCs/>
+        </w:rPr>
+        <w:t>connecting</w:t>
+      </w:r>
+      <w:proofErr w:type="spellEnd"/>
+      <w:r>
+        <w:rPr>
+          <w:b/>
+          <w:bCs/>
+        </w:rPr>
+        <w:t xml:space="preserve"> </w:t>
+      </w:r>
+      <w:proofErr w:type="spellStart"/>
+      <w:r>
+        <w:rPr>
+          <w:b/>
+          <w:bCs/>
+        </w:rPr>
+        <w:t>frontend</w:t>
+      </w:r>
+      <w:proofErr w:type="spellEnd"/>
+      <w:r>
+        <w:rPr>
+          <w:b/>
+          <w:bCs/>
+        </w:rPr>
+        <w:t xml:space="preserve"> interfaces </w:t>
+      </w:r>
+      <w:proofErr w:type="spellStart"/>
+      <w:r>
+        <w:rPr>
+          <w:b/>
+          <w:bCs/>
+        </w:rPr>
+        <w:t>with</w:t>
+      </w:r>
+      <w:proofErr w:type="spellEnd"/>
+      <w:r>
+        <w:rPr>
+          <w:b/>
+          <w:bCs/>
+        </w:rPr>
+        <w:t xml:space="preserve"> </w:t>
+      </w:r>
+      <w:proofErr w:type="spellStart"/>
+      <w:r>
+        <w:rPr>
+          <w:b/>
+          <w:bCs/>
+        </w:rPr>
+        <w:t>backend</w:t>
+      </w:r>
+      <w:proofErr w:type="spellEnd"/>
+      <w:r>
+        <w:rPr>
+          <w:b/>
+          <w:bCs/>
+        </w:rPr>
+        <w:t xml:space="preserve"> services.</w:t>
       </w:r>
     </w:p>
     <w:p>
       <w:pPr>
-        <w:numPr>
-          <w:ilvl w:val="0"/>
-          <w:numId w:val="9"/>
-        </w:numPr>
-        <w:rPr>
-          <w:b/>
-          <w:bCs/>
-        </w:rPr>
-      </w:pPr>
-      <w:r>
-        <w:rPr>
-          <w:b/>
-          <w:bCs/>
-        </w:rPr>
-        <w:t>userId (reference to User)</w:t>
+        <w:rPr>
+          <w:b/>
+          <w:bCs/>
+        </w:rPr>
+      </w:pPr>
+      <w:r>
+        <w:rPr>
+          <w:b/>
+          <w:bCs/>
+        </w:rPr>
+        <w:pict w14:anchorId="3E4704EC">
+          <v:rect id="_x0000_i1108" style="width:0;height:1.5pt" o:hralign="center" o:hrstd="t" o:hr="t" fillcolor="#a0a0a0" stroked="f"/>
+        </w:pict>
       </w:r>
     </w:p>
     <w:p>
       <w:pPr>
-        <w:numPr>
-          <w:ilvl w:val="0"/>
-          <w:numId w:val="9"/>
-        </w:numPr>
-        <w:rPr>
-          <w:b/>
-          <w:bCs/>
-        </w:rPr>
-      </w:pPr>
-      <w:r>
-        <w:rPr>
-          <w:b/>
-          <w:bCs/>
-        </w:rPr>
-        <w:t>comment</w:t>
+        <w:rPr>
+          <w:b/>
+          <w:bCs/>
+        </w:rPr>
+      </w:pPr>
+      <w:r>
+        <w:rPr>
+          <w:b/>
+          <w:bCs/>
+        </w:rPr>
+        <w:t>ERD Diagram</w:t>
       </w:r>
     </w:p>
     <w:p>
       <w:pPr>
-        <w:numPr>
-          <w:ilvl w:val="0"/>
-          <w:numId w:val="9"/>
-        </w:numPr>
-        <w:rPr>
-          <w:b/>
-          <w:bCs/>
-        </w:rPr>
-      </w:pPr>
-      <w:r>
-        <w:rPr>
-          <w:b/>
-          <w:bCs/>
-        </w:rPr>
-        <w:t>rating</w:t>
+        <w:rPr>
+          <w:b/>
+          <w:bCs/>
+        </w:rPr>
+      </w:pPr>
+      <w:r>
+        <w:rPr>
+          <w:b/>
+          <w:bCs/>
+        </w:rPr>
+        <w:lastRenderedPageBreak/>
+        <w:t xml:space="preserve">• A </w:t>
+      </w:r>
+      <w:proofErr w:type="spellStart"/>
+      <w:r>
+        <w:rPr>
+          <w:b/>
+          <w:bCs/>
+        </w:rPr>
+        <w:t>User</w:t>
+      </w:r>
+      <w:proofErr w:type="spellEnd"/>
+      <w:r>
+        <w:rPr>
+          <w:b/>
+          <w:bCs/>
+        </w:rPr>
+        <w:t xml:space="preserve"> </w:t>
+      </w:r>
+      <w:proofErr w:type="spellStart"/>
+      <w:r>
+        <w:rPr>
+          <w:b/>
+          <w:bCs/>
+        </w:rPr>
+        <w:t>writes</w:t>
+      </w:r>
+      <w:proofErr w:type="spellEnd"/>
+      <w:r>
+        <w:rPr>
+          <w:b/>
+          <w:bCs/>
+        </w:rPr>
+        <w:t xml:space="preserve"> </w:t>
+      </w:r>
+      <w:proofErr w:type="spellStart"/>
+      <w:r>
+        <w:rPr>
+          <w:b/>
+          <w:bCs/>
+        </w:rPr>
+        <w:t>many</w:t>
+      </w:r>
+      <w:proofErr w:type="spellEnd"/>
+      <w:r>
+        <w:rPr>
+          <w:b/>
+          <w:bCs/>
+        </w:rPr>
+        <w:t xml:space="preserve"> Reviews</w:t>
+      </w:r>
+      <w:r>
+        <w:rPr>
+          <w:b/>
+          <w:bCs/>
+        </w:rPr>
+        <w:br/>
+        <w:t xml:space="preserve">• A Movie has </w:t>
+      </w:r>
+      <w:proofErr w:type="spellStart"/>
+      <w:r>
+        <w:rPr>
+          <w:b/>
+          <w:bCs/>
+        </w:rPr>
+        <w:t>many</w:t>
+      </w:r>
+      <w:proofErr w:type="spellEnd"/>
+      <w:r>
+        <w:rPr>
+          <w:b/>
+          <w:bCs/>
+        </w:rPr>
+        <w:t xml:space="preserve"> Reviews</w:t>
+      </w:r>
+      <w:r>
+        <w:rPr>
+          <w:b/>
+          <w:bCs/>
+        </w:rPr>
+        <w:br/>
+        <w:t xml:space="preserve">• A Review </w:t>
+      </w:r>
+      <w:proofErr w:type="spellStart"/>
+      <w:r>
+        <w:rPr>
+          <w:b/>
+          <w:bCs/>
+        </w:rPr>
+        <w:t>belongs</w:t>
+      </w:r>
+      <w:proofErr w:type="spellEnd"/>
+      <w:r>
+        <w:rPr>
+          <w:b/>
+          <w:bCs/>
+        </w:rPr>
+        <w:t xml:space="preserve"> to </w:t>
+      </w:r>
+      <w:proofErr w:type="spellStart"/>
+      <w:r>
+        <w:rPr>
+          <w:b/>
+          <w:bCs/>
+        </w:rPr>
+        <w:t>one</w:t>
+      </w:r>
+      <w:proofErr w:type="spellEnd"/>
+      <w:r>
+        <w:rPr>
+          <w:b/>
+          <w:bCs/>
+        </w:rPr>
+        <w:t xml:space="preserve"> </w:t>
+      </w:r>
+      <w:proofErr w:type="spellStart"/>
+      <w:r>
+        <w:rPr>
+          <w:b/>
+          <w:bCs/>
+        </w:rPr>
+        <w:t>User</w:t>
+      </w:r>
+      <w:proofErr w:type="spellEnd"/>
+      <w:r>
+        <w:rPr>
+          <w:b/>
+          <w:bCs/>
+        </w:rPr>
+        <w:t xml:space="preserve"> and </w:t>
+      </w:r>
+      <w:proofErr w:type="spellStart"/>
+      <w:r>
+        <w:rPr>
+          <w:b/>
+          <w:bCs/>
+        </w:rPr>
+        <w:t>one</w:t>
+      </w:r>
+      <w:proofErr w:type="spellEnd"/>
+      <w:r>
+        <w:rPr>
+          <w:b/>
+          <w:bCs/>
+        </w:rPr>
+        <w:t xml:space="preserve"> Movie</w:t>
       </w:r>
     </w:p>
     <w:p>
@@ -433,940 +5879,133 @@
           <w:bCs/>
         </w:rPr>
       </w:pPr>
-      <w:r>
-        <w:rPr>
-          <w:b/>
-          <w:bCs/>
-        </w:rPr>
-        <w:t>Relationships:</w:t>
-      </w:r>
-    </w:p>
-    <w:p>
-      <w:pPr>
-        <w:numPr>
-          <w:ilvl w:val="0"/>
-          <w:numId w:val="10"/>
-        </w:numPr>
-        <w:rPr>
-          <w:b/>
-          <w:bCs/>
-        </w:rPr>
-      </w:pPr>
-      <w:r>
-        <w:rPr>
-          <w:b/>
-          <w:bCs/>
-        </w:rPr>
-        <w:lastRenderedPageBreak/>
-        <w:t>Each review is linked to a movie and a user using ObjectId references.</w:t>
-      </w:r>
-    </w:p>
-    <w:p>
-      <w:pPr>
-        <w:numPr>
-          <w:ilvl w:val="0"/>
-          <w:numId w:val="10"/>
-        </w:numPr>
-        <w:rPr>
-          <w:b/>
-          <w:bCs/>
-        </w:rPr>
-      </w:pPr>
-      <w:r>
-        <w:rPr>
-          <w:b/>
-          <w:bCs/>
-        </w:rPr>
-        <w:t>This allows relational data handling in MongoDB.</w:t>
-      </w:r>
-    </w:p>
-    <w:p>
-      <w:pPr>
-        <w:numPr>
-          <w:ilvl w:val="0"/>
-          <w:numId w:val="10"/>
-        </w:numPr>
-        <w:rPr>
-          <w:b/>
-          <w:bCs/>
-        </w:rPr>
-      </w:pPr>
-      <w:r>
-        <w:rPr>
-          <w:b/>
-          <w:bCs/>
-        </w:rPr>
-        <w:t>I used populate() to retrieve related data such as movie title and user information.</w:t>
-      </w:r>
-    </w:p>
-    <w:p>
-      <w:pPr>
-        <w:rPr>
-          <w:b/>
-          <w:bCs/>
-        </w:rPr>
-      </w:pPr>
-      <w:r>
-        <w:rPr>
-          <w:b/>
-          <w:bCs/>
-        </w:rPr>
-        <w:t>Validation:</w:t>
-      </w:r>
-    </w:p>
-    <w:p>
-      <w:pPr>
-        <w:numPr>
-          <w:ilvl w:val="0"/>
-          <w:numId w:val="11"/>
-        </w:numPr>
-        <w:rPr>
-          <w:b/>
-          <w:bCs/>
-        </w:rPr>
-      </w:pPr>
-      <w:r>
-        <w:rPr>
-          <w:b/>
-          <w:bCs/>
-        </w:rPr>
-        <w:t>Required fields were enforced in schemas.</w:t>
-      </w:r>
-    </w:p>
-    <w:p>
-      <w:pPr>
-        <w:numPr>
-          <w:ilvl w:val="0"/>
-          <w:numId w:val="11"/>
-        </w:numPr>
-        <w:rPr>
-          <w:b/>
-          <w:bCs/>
-        </w:rPr>
-      </w:pPr>
-      <w:r>
-        <w:rPr>
-          <w:b/>
-          <w:bCs/>
-        </w:rPr>
-        <w:t>Rating values were limited using min/max validation.</w:t>
-      </w:r>
-    </w:p>
-    <w:p>
-      <w:pPr>
-        <w:numPr>
-          <w:ilvl w:val="0"/>
-          <w:numId w:val="11"/>
-        </w:numPr>
-        <w:rPr>
-          <w:b/>
-          <w:bCs/>
-        </w:rPr>
-      </w:pPr>
-      <w:r>
-        <w:rPr>
-          <w:b/>
-          <w:bCs/>
-        </w:rPr>
-        <w:t>ObjectId validation was implemented in the backend to prevent invalid data.</w:t>
-      </w:r>
-    </w:p>
-    <w:p>
-      <w:pPr>
-        <w:rPr>
-          <w:b/>
-          <w:bCs/>
-        </w:rPr>
-      </w:pPr>
-      <w:r>
-        <w:rPr>
-          <w:b/>
-          <w:bCs/>
-        </w:rPr>
-        <w:pict w14:anchorId="78A977EF">
-          <v:rect id="_x0000_i1099" style="width:0;height:1.5pt" o:hralign="center" o:hrstd="t" o:hr="t" fillcolor="#a0a0a0" stroked="f"/>
-        </w:pict>
-      </w:r>
-    </w:p>
-    <w:p>
-      <w:pPr>
-        <w:rPr>
-          <w:b/>
-          <w:bCs/>
-        </w:rPr>
-      </w:pPr>
-      <w:r>
-        <w:rPr>
-          <w:b/>
-          <w:bCs/>
-        </w:rPr>
-        <w:t>3. API Endpoints</w:t>
-      </w:r>
-    </w:p>
-    <w:p>
-      <w:pPr>
-        <w:rPr>
-          <w:b/>
-          <w:bCs/>
-        </w:rPr>
-      </w:pPr>
-      <w:r>
-        <w:rPr>
-          <w:b/>
-          <w:bCs/>
-        </w:rPr>
-        <w:t>Movies:</w:t>
-      </w:r>
-    </w:p>
-    <w:p>
-      <w:pPr>
-        <w:numPr>
-          <w:ilvl w:val="0"/>
-          <w:numId w:val="12"/>
-        </w:numPr>
-        <w:rPr>
-          <w:b/>
-          <w:bCs/>
-        </w:rPr>
-      </w:pPr>
-      <w:r>
-        <w:rPr>
-          <w:b/>
-          <w:bCs/>
-        </w:rPr>
-        <w:t>GET /api/movies → Retrieve all movies</w:t>
-      </w:r>
-    </w:p>
-    <w:p>
-      <w:pPr>
-        <w:numPr>
-          <w:ilvl w:val="0"/>
-          <w:numId w:val="12"/>
-        </w:numPr>
-        <w:rPr>
-          <w:b/>
-          <w:bCs/>
-        </w:rPr>
-      </w:pPr>
-      <w:r>
-        <w:rPr>
-          <w:b/>
-          <w:bCs/>
-        </w:rPr>
-        <w:t>POST /api/movies → Add a new movie</w:t>
-      </w:r>
-    </w:p>
-    <w:p>
-      <w:pPr>
-        <w:numPr>
-          <w:ilvl w:val="0"/>
-          <w:numId w:val="12"/>
-        </w:numPr>
-        <w:rPr>
-          <w:b/>
-          <w:bCs/>
-        </w:rPr>
-      </w:pPr>
-      <w:r>
-        <w:rPr>
-          <w:b/>
-          <w:bCs/>
-        </w:rPr>
-        <w:t>PUT /api/movies/:id → Update a movie</w:t>
-      </w:r>
-    </w:p>
-    <w:p>
-      <w:pPr>
-        <w:numPr>
-          <w:ilvl w:val="0"/>
-          <w:numId w:val="12"/>
-        </w:numPr>
-        <w:rPr>
-          <w:b/>
-          <w:bCs/>
-        </w:rPr>
-      </w:pPr>
-      <w:r>
-        <w:rPr>
-          <w:b/>
-          <w:bCs/>
-        </w:rPr>
-        <w:t>DELETE /api/movies/:id → Delete a movie</w:t>
-      </w:r>
-    </w:p>
-    <w:p>
-      <w:pPr>
-        <w:rPr>
-          <w:b/>
-          <w:bCs/>
-        </w:rPr>
-      </w:pPr>
-      <w:r>
-        <w:rPr>
-          <w:b/>
-          <w:bCs/>
-        </w:rPr>
-        <w:t>Users:</w:t>
-      </w:r>
-    </w:p>
-    <w:p>
-      <w:pPr>
-        <w:numPr>
-          <w:ilvl w:val="0"/>
-          <w:numId w:val="13"/>
-        </w:numPr>
-        <w:rPr>
-          <w:b/>
-          <w:bCs/>
-        </w:rPr>
-      </w:pPr>
-      <w:r>
-        <w:rPr>
-          <w:b/>
-          <w:bCs/>
-        </w:rPr>
-        <w:t>GET /api/users → Retrieve all users</w:t>
-      </w:r>
-    </w:p>
-    <w:p>
-      <w:pPr>
-        <w:numPr>
-          <w:ilvl w:val="0"/>
-          <w:numId w:val="13"/>
-        </w:numPr>
-        <w:rPr>
-          <w:b/>
-          <w:bCs/>
-        </w:rPr>
-      </w:pPr>
-      <w:r>
-        <w:rPr>
-          <w:b/>
-          <w:bCs/>
-        </w:rPr>
-        <w:t>POST /api/users → Create a new user</w:t>
-      </w:r>
-    </w:p>
-    <w:p>
-      <w:pPr>
-        <w:rPr>
-          <w:b/>
-          <w:bCs/>
-        </w:rPr>
-      </w:pPr>
-      <w:r>
-        <w:rPr>
-          <w:b/>
-          <w:bCs/>
-        </w:rPr>
-        <w:t>Reviews:</w:t>
-      </w:r>
-    </w:p>
-    <w:p>
-      <w:pPr>
-        <w:numPr>
-          <w:ilvl w:val="0"/>
-          <w:numId w:val="14"/>
-        </w:numPr>
-        <w:rPr>
-          <w:b/>
-          <w:bCs/>
-        </w:rPr>
-      </w:pPr>
-      <w:r>
-        <w:rPr>
-          <w:b/>
-          <w:bCs/>
-        </w:rPr>
-        <w:t>GET /api/reviews → Retrieve all reviews (with populated data)</w:t>
-      </w:r>
-    </w:p>
-    <w:p>
-      <w:pPr>
-        <w:numPr>
-          <w:ilvl w:val="0"/>
-          <w:numId w:val="14"/>
-        </w:numPr>
-        <w:rPr>
-          <w:b/>
-          <w:bCs/>
-        </w:rPr>
-      </w:pPr>
-      <w:r>
-        <w:rPr>
-          <w:b/>
-          <w:bCs/>
-        </w:rPr>
-        <w:t>POST /api/reviews → Add a new review</w:t>
-      </w:r>
-    </w:p>
-    <w:p>
-      <w:pPr>
-        <w:numPr>
-          <w:ilvl w:val="0"/>
-          <w:numId w:val="14"/>
-        </w:numPr>
-        <w:rPr>
-          <w:b/>
-          <w:bCs/>
-        </w:rPr>
-      </w:pPr>
-      <w:r>
-        <w:rPr>
-          <w:b/>
-          <w:bCs/>
-        </w:rPr>
-        <w:t>GET /api/reviews/user/:userId → Get reviews by user</w:t>
-      </w:r>
-    </w:p>
-    <w:p>
-      <w:pPr>
-        <w:numPr>
-          <w:ilvl w:val="0"/>
-          <w:numId w:val="14"/>
-        </w:numPr>
-        <w:rPr>
-          <w:b/>
-          <w:bCs/>
-        </w:rPr>
-      </w:pPr>
-      <w:r>
-        <w:rPr>
-          <w:b/>
-          <w:bCs/>
-        </w:rPr>
-        <w:t>DELETE /api/reviews/:id → Delete a review</w:t>
-      </w:r>
-    </w:p>
-    <w:p>
-      <w:pPr>
-        <w:rPr>
-          <w:b/>
-          <w:bCs/>
-        </w:rPr>
-      </w:pPr>
-      <w:r>
-        <w:rPr>
-          <w:b/>
-          <w:bCs/>
-        </w:rPr>
-        <w:pict w14:anchorId="186AF5C7">
-          <v:rect id="_x0000_i1100" style="width:0;height:1.5pt" o:hralign="center" o:hrstd="t" o:hr="t" fillcolor="#a0a0a0" stroked="f"/>
-        </w:pict>
-      </w:r>
-    </w:p>
-    <w:p>
-      <w:pPr>
-        <w:rPr>
-          <w:b/>
-          <w:bCs/>
-        </w:rPr>
-      </w:pPr>
-      <w:r>
-        <w:rPr>
-          <w:b/>
-          <w:bCs/>
-        </w:rPr>
-        <w:t>4. Reflection</w:t>
-      </w:r>
-    </w:p>
-    <w:p>
-      <w:pPr>
-        <w:rPr>
-          <w:b/>
-          <w:bCs/>
-        </w:rPr>
-      </w:pPr>
-      <w:r>
-        <w:rPr>
-          <w:b/>
-          <w:bCs/>
-        </w:rPr>
-        <w:t>During the development of this project, I faced several challenges.</w:t>
-      </w:r>
-    </w:p>
-    <w:p>
-      <w:pPr>
-        <w:rPr>
-          <w:b/>
-          <w:bCs/>
-        </w:rPr>
-      </w:pPr>
-      <w:r>
-        <w:rPr>
-          <w:b/>
-          <w:bCs/>
-        </w:rPr>
-        <w:t>One of the main challenges was connecting the frontend with the backend correctly.</w:t>
-      </w:r>
-      <w:r>
-        <w:rPr>
-          <w:b/>
-          <w:bCs/>
-        </w:rPr>
-        <w:br/>
-        <w:t xml:space="preserve">At the beginning, some API requests were not working, and I encountered multiple </w:t>
-      </w:r>
-      <w:r>
-        <w:rPr>
-          <w:b/>
-          <w:bCs/>
-        </w:rPr>
-        <w:lastRenderedPageBreak/>
-        <w:t>errors in the console. I resolved this by debugging endpoints and ensuring correct request formatting.</w:t>
-      </w:r>
-    </w:p>
-    <w:p>
-      <w:pPr>
-        <w:rPr>
-          <w:b/>
-          <w:bCs/>
-        </w:rPr>
-      </w:pPr>
-      <w:r>
-        <w:rPr>
-          <w:b/>
-          <w:bCs/>
-        </w:rPr>
-        <w:t>Another issue was handling empty inputs in forms.</w:t>
-      </w:r>
-      <w:r>
-        <w:rPr>
-          <w:b/>
-          <w:bCs/>
-        </w:rPr>
-        <w:br/>
-        <w:t>Submitting incomplete data caused errors, so I implemented validation in the frontend to ensure all required fields are filled.</w:t>
-      </w:r>
-    </w:p>
-    <w:p>
-      <w:pPr>
-        <w:rPr>
-          <w:b/>
-          <w:bCs/>
-        </w:rPr>
-      </w:pPr>
-      <w:r>
-        <w:rPr>
-          <w:b/>
-          <w:bCs/>
-        </w:rPr>
-        <w:t>I also faced a Git-related issue where I accidentally committed the node_modules folder, which made the repository very large.</w:t>
-      </w:r>
-      <w:r>
-        <w:rPr>
-          <w:b/>
-          <w:bCs/>
-        </w:rPr>
-        <w:br/>
-        <w:t>I fixed this by adding a .gitignore file and removing node_modules from version control.</w:t>
-      </w:r>
-    </w:p>
-    <w:p>
-      <w:pPr>
-        <w:rPr>
-          <w:b/>
-          <w:bCs/>
-        </w:rPr>
-      </w:pPr>
-      <w:r>
-        <w:rPr>
-          <w:b/>
-          <w:bCs/>
-        </w:rPr>
-        <w:t>A significant challenge was handling ObjectId validation when creating reviews.</w:t>
-      </w:r>
-      <w:r>
-        <w:rPr>
-          <w:b/>
-          <w:bCs/>
-        </w:rPr>
-        <w:br/>
-        <w:t>Initially, I received errors when sending userId and movieId. I solved this by validating IDs using Mongoose and ensuring proper conversion before saving them.</w:t>
-      </w:r>
-    </w:p>
-    <w:p>
-      <w:pPr>
-        <w:rPr>
-          <w:b/>
-          <w:bCs/>
-        </w:rPr>
-      </w:pPr>
-      <w:r>
-        <w:rPr>
-          <w:b/>
-          <w:bCs/>
-        </w:rPr>
-        <w:t>Additionally, I implemented relationships between collections using ObjectId references and used the populate() function to retrieve related data such as movie titles and user details.</w:t>
-      </w:r>
-    </w:p>
-    <w:p>
-      <w:pPr>
-        <w:rPr>
-          <w:b/>
-          <w:bCs/>
-        </w:rPr>
-      </w:pPr>
-      <w:r>
-        <w:rPr>
-          <w:b/>
-          <w:bCs/>
-        </w:rPr>
-        <w:t>I also improved the backend structure by introducing a controller layer, separating logic from routes, following the pattern:</w:t>
-      </w:r>
-      <w:r>
-        <w:rPr>
-          <w:b/>
-          <w:bCs/>
-        </w:rPr>
-        <w:br/>
-        <w:t>routes → controllers → models.</w:t>
-      </w:r>
-    </w:p>
-    <w:p>
-      <w:pPr>
-        <w:rPr>
-          <w:b/>
-          <w:bCs/>
-        </w:rPr>
-      </w:pPr>
-      <w:r>
-        <w:rPr>
-          <w:b/>
-          <w:bCs/>
-        </w:rPr>
-        <w:t>Finally, I extended the API by adding new endpoints such as retrieving reviews by user and deleting reviews.</w:t>
-      </w:r>
-    </w:p>
-    <w:p>
-      <w:pPr>
-        <w:rPr>
-          <w:b/>
-          <w:bCs/>
-        </w:rPr>
-      </w:pPr>
-      <w:r>
-        <w:rPr>
-          <w:b/>
-          <w:bCs/>
-        </w:rPr>
-        <w:t>Through this project, I learned how React and Express integrate, how APIs are designed, and how to manage relational data using MongoDB effectively.</w:t>
-      </w:r>
-    </w:p>
-    <w:p>
-      <w:pPr>
-        <w:rPr>
-          <w:b/>
-          <w:bCs/>
-        </w:rPr>
-      </w:pPr>
-      <w:r>
-        <w:rPr>
-          <w:b/>
-          <w:bCs/>
-        </w:rPr>
-        <w:pict w14:anchorId="5A6380C6">
-          <v:rect id="_x0000_i1101" style="width:0;height:1.5pt" o:hralign="center" o:hrstd="t" o:hr="t" fillcolor="#a0a0a0" stroked="f"/>
-        </w:pict>
-      </w:r>
-    </w:p>
-    <w:p>
-      <w:pPr>
-        <w:rPr>
-          <w:b/>
-          <w:bCs/>
-        </w:rPr>
-      </w:pPr>
-      <w:r>
-        <w:rPr>
-          <w:b/>
-          <w:bCs/>
-        </w:rPr>
-        <w:t>5. Feature Iteration</w:t>
-      </w:r>
-    </w:p>
-    <w:p>
-      <w:pPr>
-        <w:rPr>
-          <w:b/>
-          <w:bCs/>
-        </w:rPr>
-      </w:pPr>
-      <w:r>
-        <w:rPr>
-          <w:b/>
-          <w:bCs/>
-        </w:rPr>
-        <w:t>One feature I improved was how the application runs.</w:t>
-      </w:r>
-    </w:p>
-    <w:p>
-      <w:pPr>
-        <w:rPr>
-          <w:b/>
-          <w:bCs/>
-        </w:rPr>
-      </w:pPr>
-      <w:r>
-        <w:rPr>
-          <w:b/>
-          <w:bCs/>
-        </w:rPr>
-        <w:t>Initially, I ran the backend and frontend separately using:</w:t>
-      </w:r>
-    </w:p>
-    <w:p>
-      <w:pPr>
-        <w:numPr>
-          <w:ilvl w:val="0"/>
-          <w:numId w:val="15"/>
-        </w:numPr>
-        <w:rPr>
-          <w:b/>
-          <w:bCs/>
-        </w:rPr>
-      </w:pPr>
-      <w:r>
-        <w:rPr>
-          <w:b/>
-          <w:bCs/>
-        </w:rPr>
-        <w:t>node index.js</w:t>
-      </w:r>
-    </w:p>
-    <w:p>
-      <w:pPr>
-        <w:numPr>
-          <w:ilvl w:val="0"/>
-          <w:numId w:val="15"/>
-        </w:numPr>
-        <w:rPr>
-          <w:b/>
-          <w:bCs/>
-        </w:rPr>
-      </w:pPr>
-      <w:r>
-        <w:rPr>
-          <w:b/>
-          <w:bCs/>
-        </w:rPr>
-        <w:t>npm run dev</w:t>
-      </w:r>
-    </w:p>
-    <w:p>
-      <w:pPr>
-        <w:rPr>
-          <w:b/>
-          <w:bCs/>
-        </w:rPr>
-      </w:pPr>
-      <w:r>
-        <w:rPr>
-          <w:b/>
-          <w:bCs/>
-        </w:rPr>
-        <w:t>Later, I improved this by using a single command:</w:t>
-      </w:r>
-    </w:p>
-    <w:p>
-      <w:pPr>
-        <w:numPr>
-          <w:ilvl w:val="0"/>
-          <w:numId w:val="16"/>
-        </w:numPr>
-        <w:rPr>
-          <w:b/>
-          <w:bCs/>
-        </w:rPr>
-      </w:pPr>
-      <w:r>
-        <w:rPr>
-          <w:b/>
-          <w:bCs/>
-        </w:rPr>
-        <w:t>npm run dev</w:t>
-      </w:r>
-    </w:p>
-    <w:p>
-      <w:pPr>
-        <w:rPr>
-          <w:b/>
-          <w:bCs/>
-        </w:rPr>
-      </w:pPr>
-      <w:r>
-        <w:rPr>
-          <w:b/>
-          <w:bCs/>
-        </w:rPr>
-        <w:t>This made the workflow more efficient and professional.</w:t>
-      </w:r>
-    </w:p>
-    <w:p>
-      <w:pPr>
-        <w:rPr>
-          <w:b/>
-          <w:bCs/>
-        </w:rPr>
-      </w:pPr>
-      <w:r>
-        <w:rPr>
-          <w:b/>
-          <w:bCs/>
-        </w:rPr>
-        <w:t>Another improvement was adding loading indicators and error handling in the frontend, instead of displaying an empty screen during data fetching.</w:t>
-      </w:r>
-    </w:p>
-    <w:p>
-      <w:pPr>
-        <w:rPr>
-          <w:b/>
-          <w:bCs/>
-        </w:rPr>
-      </w:pPr>
-      <w:r>
-        <w:rPr>
-          <w:b/>
-          <w:bCs/>
-        </w:rPr>
-        <w:lastRenderedPageBreak/>
-        <w:pict w14:anchorId="36500F96">
-          <v:rect id="_x0000_i1102" style="width:0;height:1.5pt" o:hralign="center" o:hrstd="t" o:hr="t" fillcolor="#a0a0a0" stroked="f"/>
-        </w:pict>
-      </w:r>
-    </w:p>
-    <w:p>
-      <w:pPr>
-        <w:rPr>
-          <w:b/>
-          <w:bCs/>
-        </w:rPr>
-      </w:pPr>
-      <w:r>
-        <w:rPr>
-          <w:b/>
-          <w:bCs/>
-        </w:rPr>
-        <w:t>Conclusion</w:t>
-      </w:r>
-    </w:p>
-    <w:p>
-      <w:pPr>
-        <w:rPr>
-          <w:b/>
-          <w:bCs/>
-        </w:rPr>
-      </w:pPr>
-      <w:r>
-        <w:rPr>
-          <w:b/>
-          <w:bCs/>
-        </w:rPr>
-        <w:t>This project enhanced my understanding of full stack development, especially how different layers of an application interact together.</w:t>
-      </w:r>
-    </w:p>
-    <w:p>
-      <w:pPr>
-        <w:rPr>
-          <w:b/>
-          <w:bCs/>
-        </w:rPr>
-      </w:pPr>
-      <w:r>
-        <w:rPr>
-          <w:b/>
-          <w:bCs/>
-        </w:rPr>
-        <w:t>I gained practical experience in building APIs, structuring backend code, managing databases, and connecting frontend interfaces with backend services.</w:t>
-      </w:r>
-    </w:p>
-    <w:p>
-      <w:pPr>
-        <w:rPr>
-          <w:b/>
-          <w:bCs/>
-        </w:rPr>
-      </w:pPr>
-      <w:r>
-        <w:rPr>
-          <w:b/>
-          <w:bCs/>
-        </w:rPr>
-        <w:pict w14:anchorId="3872B74C">
-          <v:rect id="_x0000_i1103" style="width:0;height:1.5pt" o:hralign="center" o:hrstd="t" o:hr="t" fillcolor="#a0a0a0" stroked="f"/>
-        </w:pict>
-      </w:r>
-    </w:p>
-    <w:p>
-      <w:pPr>
-        <w:rPr>
-          <w:b/>
-          <w:bCs/>
-        </w:rPr>
-      </w:pPr>
-      <w:r>
-        <w:rPr>
-          <w:b/>
-          <w:bCs/>
-        </w:rPr>
-        <w:t>ERD Diagram</w:t>
-      </w:r>
-    </w:p>
-    <w:p>
-      <w:pPr>
-        <w:numPr>
-          <w:ilvl w:val="0"/>
-          <w:numId w:val="17"/>
-        </w:numPr>
-        <w:rPr>
-          <w:b/>
-          <w:bCs/>
-        </w:rPr>
-      </w:pPr>
-      <w:r>
-        <w:rPr>
-          <w:b/>
-          <w:bCs/>
-        </w:rPr>
-        <w:t>A User writes Reviews</w:t>
-      </w:r>
-    </w:p>
-    <w:p>
-      <w:pPr>
-        <w:numPr>
-          <w:ilvl w:val="0"/>
-          <w:numId w:val="17"/>
-        </w:numPr>
-        <w:rPr>
-          <w:b/>
-          <w:bCs/>
-        </w:rPr>
-      </w:pPr>
-      <w:r>
-        <w:rPr>
-          <w:b/>
-          <w:bCs/>
-        </w:rPr>
-        <w:t>A Movie has Reviews</w:t>
-      </w:r>
-    </w:p>
-    <w:p>
-      <w:pPr>
-        <w:numPr>
-          <w:ilvl w:val="0"/>
-          <w:numId w:val="17"/>
-        </w:numPr>
-        <w:rPr>
-          <w:b/>
-          <w:bCs/>
-        </w:rPr>
-      </w:pPr>
-      <w:r>
-        <w:rPr>
-          <w:b/>
-          <w:bCs/>
-        </w:rPr>
-        <w:t>Reviews connect Users and Movies</w:t>
+      <w:proofErr w:type="spellStart"/>
+      <w:r>
+        <w:rPr>
+          <w:b/>
+          <w:bCs/>
+        </w:rPr>
+        <w:t>This</w:t>
+      </w:r>
+      <w:proofErr w:type="spellEnd"/>
+      <w:r>
+        <w:rPr>
+          <w:b/>
+          <w:bCs/>
+        </w:rPr>
+        <w:t xml:space="preserve"> </w:t>
+      </w:r>
+      <w:proofErr w:type="spellStart"/>
+      <w:r>
+        <w:rPr>
+          <w:b/>
+          <w:bCs/>
+        </w:rPr>
+        <w:t>creates</w:t>
+      </w:r>
+      <w:proofErr w:type="spellEnd"/>
+      <w:r>
+        <w:rPr>
+          <w:b/>
+          <w:bCs/>
+        </w:rPr>
+        <w:t xml:space="preserve"> a </w:t>
+      </w:r>
+      <w:proofErr w:type="spellStart"/>
+      <w:r>
+        <w:rPr>
+          <w:b/>
+          <w:bCs/>
+        </w:rPr>
+        <w:t>relational</w:t>
+      </w:r>
+      <w:proofErr w:type="spellEnd"/>
+      <w:r>
+        <w:rPr>
+          <w:b/>
+          <w:bCs/>
+        </w:rPr>
+        <w:t xml:space="preserve"> </w:t>
+      </w:r>
+      <w:proofErr w:type="spellStart"/>
+      <w:r>
+        <w:rPr>
+          <w:b/>
+          <w:bCs/>
+        </w:rPr>
+        <w:t>structure</w:t>
+      </w:r>
+      <w:proofErr w:type="spellEnd"/>
+      <w:r>
+        <w:rPr>
+          <w:b/>
+          <w:bCs/>
+        </w:rPr>
+        <w:t xml:space="preserve"> </w:t>
+      </w:r>
+      <w:proofErr w:type="spellStart"/>
+      <w:r>
+        <w:rPr>
+          <w:b/>
+          <w:bCs/>
+        </w:rPr>
+        <w:t>where</w:t>
+      </w:r>
+      <w:proofErr w:type="spellEnd"/>
+      <w:r>
+        <w:rPr>
+          <w:b/>
+          <w:bCs/>
+        </w:rPr>
+        <w:t xml:space="preserve"> Reviews </w:t>
+      </w:r>
+      <w:proofErr w:type="spellStart"/>
+      <w:r>
+        <w:rPr>
+          <w:b/>
+          <w:bCs/>
+        </w:rPr>
+        <w:t>act</w:t>
+      </w:r>
+      <w:proofErr w:type="spellEnd"/>
+      <w:r>
+        <w:rPr>
+          <w:b/>
+          <w:bCs/>
+        </w:rPr>
+        <w:t xml:space="preserve"> as a bridge </w:t>
+      </w:r>
+      <w:proofErr w:type="spellStart"/>
+      <w:r>
+        <w:rPr>
+          <w:b/>
+          <w:bCs/>
+        </w:rPr>
+        <w:t>between</w:t>
+      </w:r>
+      <w:proofErr w:type="spellEnd"/>
+      <w:r>
+        <w:rPr>
+          <w:b/>
+          <w:bCs/>
+        </w:rPr>
+        <w:t xml:space="preserve"> </w:t>
+      </w:r>
+      <w:proofErr w:type="spellStart"/>
+      <w:r>
+        <w:rPr>
+          <w:b/>
+          <w:bCs/>
+        </w:rPr>
+        <w:t>Users</w:t>
+      </w:r>
+      <w:proofErr w:type="spellEnd"/>
+      <w:r>
+        <w:rPr>
+          <w:b/>
+          <w:bCs/>
+        </w:rPr>
+        <w:t xml:space="preserve"> and Movies.</w:t>
       </w:r>
     </w:p>
     <w:p>
@@ -1637,16 +6276,26 @@
                               <w:jc w:val="center"/>
                             </w:pPr>
                             <w:r>
-                              <w:t>- movieId</w:t>
+                              <w:t xml:space="preserve">- </w:t>
                             </w:r>
+                            <w:proofErr w:type="spellStart"/>
+                            <w:r>
+                              <w:t>movieId</w:t>
+                            </w:r>
+                            <w:proofErr w:type="spellEnd"/>
                           </w:p>
                           <w:p>
                             <w:pPr>
                               <w:jc w:val="center"/>
                             </w:pPr>
                             <w:r>
-                              <w:t>- userId</w:t>
+                              <w:t xml:space="preserve">- </w:t>
                             </w:r>
+                            <w:proofErr w:type="spellStart"/>
+                            <w:r>
+                              <w:t>userId</w:t>
+                            </w:r>
+                            <w:proofErr w:type="spellEnd"/>
                           </w:p>
                           <w:p>
                             <w:pPr>
@@ -1661,8 +6310,13 @@
                               <w:jc w:val="center"/>
                             </w:pPr>
                             <w:r>
-                              <w:t>- comment</w:t>
+                              <w:t xml:space="preserve">- </w:t>
                             </w:r>
+                            <w:proofErr w:type="spellStart"/>
+                            <w:r>
+                              <w:t>comment</w:t>
+                            </w:r>
+                            <w:proofErr w:type="spellEnd"/>
                           </w:p>
                         </w:txbxContent>
                       </wps:txbx>
@@ -1699,16 +6353,26 @@
                         <w:jc w:val="center"/>
                       </w:pPr>
                       <w:r>
-                        <w:t>- movieId</w:t>
+                        <w:t xml:space="preserve">- </w:t>
                       </w:r>
+                      <w:proofErr w:type="spellStart"/>
+                      <w:r>
+                        <w:t>movieId</w:t>
+                      </w:r>
+                      <w:proofErr w:type="spellEnd"/>
                     </w:p>
                     <w:p>
                       <w:pPr>
                         <w:jc w:val="center"/>
                       </w:pPr>
                       <w:r>
-                        <w:t>- userId</w:t>
+                        <w:t xml:space="preserve">- </w:t>
                       </w:r>
+                      <w:proofErr w:type="spellStart"/>
+                      <w:r>
+                        <w:t>userId</w:t>
+                      </w:r>
+                      <w:proofErr w:type="spellEnd"/>
                     </w:p>
                     <w:p>
                       <w:pPr>
@@ -1723,8 +6387,13 @@
                         <w:jc w:val="center"/>
                       </w:pPr>
                       <w:r>
-                        <w:t>- comment</w:t>
+                        <w:t xml:space="preserve">- </w:t>
                       </w:r>
+                      <w:proofErr w:type="spellStart"/>
+                      <w:r>
+                        <w:t>comment</w:t>
+                      </w:r>
+                      <w:proofErr w:type="spellEnd"/>
                     </w:p>
                   </w:txbxContent>
                 </v:textbox>
@@ -1798,8 +6467,13 @@
                               <w:jc w:val="center"/>
                             </w:pPr>
                             <w:r>
-                              <w:t>- title</w:t>
+                              <w:t xml:space="preserve">- </w:t>
                             </w:r>
+                            <w:proofErr w:type="spellStart"/>
+                            <w:r>
+                              <w:t>title</w:t>
+                            </w:r>
+                            <w:proofErr w:type="spellEnd"/>
                           </w:p>
                           <w:p>
                             <w:pPr>
@@ -1841,8 +6515,13 @@
                         <w:jc w:val="center"/>
                       </w:pPr>
                       <w:r>
-                        <w:t>- title</w:t>
+                        <w:t xml:space="preserve">- </w:t>
                       </w:r>
+                      <w:proofErr w:type="spellStart"/>
+                      <w:r>
+                        <w:t>title</w:t>
+                      </w:r>
+                      <w:proofErr w:type="spellEnd"/>
                     </w:p>
                     <w:p>
                       <w:pPr>
@@ -1915,17 +6594,24 @@
                             <w:pPr>
                               <w:jc w:val="center"/>
                             </w:pPr>
+                            <w:proofErr w:type="spellStart"/>
                             <w:r>
                               <w:t>User</w:t>
                             </w:r>
+                            <w:proofErr w:type="spellEnd"/>
                           </w:p>
                           <w:p>
                             <w:pPr>
                               <w:jc w:val="center"/>
                             </w:pPr>
                             <w:r>
-                              <w:t>- name</w:t>
+                              <w:t xml:space="preserve">- </w:t>
                             </w:r>
+                            <w:proofErr w:type="spellStart"/>
+                            <w:r>
+                              <w:t>name</w:t>
+                            </w:r>
+                            <w:proofErr w:type="spellEnd"/>
                           </w:p>
                           <w:p>
                             <w:pPr>
@@ -1958,17 +6644,24 @@
                       <w:pPr>
                         <w:jc w:val="center"/>
                       </w:pPr>
+                      <w:proofErr w:type="spellStart"/>
                       <w:r>
                         <w:t>User</w:t>
                       </w:r>
+                      <w:proofErr w:type="spellEnd"/>
                     </w:p>
                     <w:p>
                       <w:pPr>
                         <w:jc w:val="center"/>
                       </w:pPr>
                       <w:r>
-                        <w:t>- name</w:t>
+                        <w:t xml:space="preserve">- </w:t>
                       </w:r>
+                      <w:proofErr w:type="spellStart"/>
+                      <w:r>
+                        <w:t>name</w:t>
+                      </w:r>
+                      <w:proofErr w:type="spellEnd"/>
                     </w:p>
                     <w:p>
                       <w:pPr>
@@ -1998,9 +6691,11 @@
       <w:pPr>
         <w:jc w:val="center"/>
       </w:pPr>
+      <w:proofErr w:type="spellStart"/>
       <w:r>
         <w:t>writes</w:t>
       </w:r>
+      <w:proofErr w:type="spellEnd"/>
     </w:p>
     <w:p>
       <w:pPr>
@@ -2728,6 +7423,232 @@
     </w:lvl>
   </w:abstractNum>
   <w:abstractNum w:abstractNumId="4" w15:restartNumberingAfterBreak="0">
+    <w:nsid w:val="23D84C92"/>
+    <w:multiLevelType w:val="multilevel"/>
+    <w:tmpl w:val="6FD495BC"/>
+    <w:lvl w:ilvl="0">
+      <w:start w:val="4"/>
+      <w:numFmt w:val="decimal"/>
+      <w:lvlText w:val="%1."/>
+      <w:lvlJc w:val="left"/>
+      <w:pPr>
+        <w:tabs>
+          <w:tab w:val="num" w:pos="720"/>
+        </w:tabs>
+        <w:ind w:left="720" w:hanging="360"/>
+      </w:pPr>
+    </w:lvl>
+    <w:lvl w:ilvl="1" w:tentative="1">
+      <w:start w:val="1"/>
+      <w:numFmt w:val="decimal"/>
+      <w:lvlText w:val="%2."/>
+      <w:lvlJc w:val="left"/>
+      <w:pPr>
+        <w:tabs>
+          <w:tab w:val="num" w:pos="1440"/>
+        </w:tabs>
+        <w:ind w:left="1440" w:hanging="360"/>
+      </w:pPr>
+    </w:lvl>
+    <w:lvl w:ilvl="2" w:tentative="1">
+      <w:start w:val="1"/>
+      <w:numFmt w:val="decimal"/>
+      <w:lvlText w:val="%3."/>
+      <w:lvlJc w:val="left"/>
+      <w:pPr>
+        <w:tabs>
+          <w:tab w:val="num" w:pos="2160"/>
+        </w:tabs>
+        <w:ind w:left="2160" w:hanging="360"/>
+      </w:pPr>
+    </w:lvl>
+    <w:lvl w:ilvl="3" w:tentative="1">
+      <w:start w:val="1"/>
+      <w:numFmt w:val="decimal"/>
+      <w:lvlText w:val="%4."/>
+      <w:lvlJc w:val="left"/>
+      <w:pPr>
+        <w:tabs>
+          <w:tab w:val="num" w:pos="2880"/>
+        </w:tabs>
+        <w:ind w:left="2880" w:hanging="360"/>
+      </w:pPr>
+    </w:lvl>
+    <w:lvl w:ilvl="4" w:tentative="1">
+      <w:start w:val="1"/>
+      <w:numFmt w:val="decimal"/>
+      <w:lvlText w:val="%5."/>
+      <w:lvlJc w:val="left"/>
+      <w:pPr>
+        <w:tabs>
+          <w:tab w:val="num" w:pos="3600"/>
+        </w:tabs>
+        <w:ind w:left="3600" w:hanging="360"/>
+      </w:pPr>
+    </w:lvl>
+    <w:lvl w:ilvl="5" w:tentative="1">
+      <w:start w:val="1"/>
+      <w:numFmt w:val="decimal"/>
+      <w:lvlText w:val="%6."/>
+      <w:lvlJc w:val="left"/>
+      <w:pPr>
+        <w:tabs>
+          <w:tab w:val="num" w:pos="4320"/>
+        </w:tabs>
+        <w:ind w:left="4320" w:hanging="360"/>
+      </w:pPr>
+    </w:lvl>
+    <w:lvl w:ilvl="6" w:tentative="1">
+      <w:start w:val="1"/>
+      <w:numFmt w:val="decimal"/>
+      <w:lvlText w:val="%7."/>
+      <w:lvlJc w:val="left"/>
+      <w:pPr>
+        <w:tabs>
+          <w:tab w:val="num" w:pos="5040"/>
+        </w:tabs>
+        <w:ind w:left="5040" w:hanging="360"/>
+      </w:pPr>
+    </w:lvl>
+    <w:lvl w:ilvl="7" w:tentative="1">
+      <w:start w:val="1"/>
+      <w:numFmt w:val="decimal"/>
+      <w:lvlText w:val="%8."/>
+      <w:lvlJc w:val="left"/>
+      <w:pPr>
+        <w:tabs>
+          <w:tab w:val="num" w:pos="5760"/>
+        </w:tabs>
+        <w:ind w:left="5760" w:hanging="360"/>
+      </w:pPr>
+    </w:lvl>
+    <w:lvl w:ilvl="8" w:tentative="1">
+      <w:start w:val="1"/>
+      <w:numFmt w:val="decimal"/>
+      <w:lvlText w:val="%9."/>
+      <w:lvlJc w:val="left"/>
+      <w:pPr>
+        <w:tabs>
+          <w:tab w:val="num" w:pos="6480"/>
+        </w:tabs>
+        <w:ind w:left="6480" w:hanging="360"/>
+      </w:pPr>
+    </w:lvl>
+  </w:abstractNum>
+  <w:abstractNum w:abstractNumId="5" w15:restartNumberingAfterBreak="0">
+    <w:nsid w:val="2B2A2F1E"/>
+    <w:multiLevelType w:val="multilevel"/>
+    <w:tmpl w:val="A4CA50B6"/>
+    <w:lvl w:ilvl="0">
+      <w:start w:val="2"/>
+      <w:numFmt w:val="decimal"/>
+      <w:lvlText w:val="%1."/>
+      <w:lvlJc w:val="left"/>
+      <w:pPr>
+        <w:tabs>
+          <w:tab w:val="num" w:pos="720"/>
+        </w:tabs>
+        <w:ind w:left="720" w:hanging="360"/>
+      </w:pPr>
+    </w:lvl>
+    <w:lvl w:ilvl="1" w:tentative="1">
+      <w:start w:val="1"/>
+      <w:numFmt w:val="decimal"/>
+      <w:lvlText w:val="%2."/>
+      <w:lvlJc w:val="left"/>
+      <w:pPr>
+        <w:tabs>
+          <w:tab w:val="num" w:pos="1440"/>
+        </w:tabs>
+        <w:ind w:left="1440" w:hanging="360"/>
+      </w:pPr>
+    </w:lvl>
+    <w:lvl w:ilvl="2" w:tentative="1">
+      <w:start w:val="1"/>
+      <w:numFmt w:val="decimal"/>
+      <w:lvlText w:val="%3."/>
+      <w:lvlJc w:val="left"/>
+      <w:pPr>
+        <w:tabs>
+          <w:tab w:val="num" w:pos="2160"/>
+        </w:tabs>
+        <w:ind w:left="2160" w:hanging="360"/>
+      </w:pPr>
+    </w:lvl>
+    <w:lvl w:ilvl="3" w:tentative="1">
+      <w:start w:val="1"/>
+      <w:numFmt w:val="decimal"/>
+      <w:lvlText w:val="%4."/>
+      <w:lvlJc w:val="left"/>
+      <w:pPr>
+        <w:tabs>
+          <w:tab w:val="num" w:pos="2880"/>
+        </w:tabs>
+        <w:ind w:left="2880" w:hanging="360"/>
+      </w:pPr>
+    </w:lvl>
+    <w:lvl w:ilvl="4" w:tentative="1">
+      <w:start w:val="1"/>
+      <w:numFmt w:val="decimal"/>
+      <w:lvlText w:val="%5."/>
+      <w:lvlJc w:val="left"/>
+      <w:pPr>
+        <w:tabs>
+          <w:tab w:val="num" w:pos="3600"/>
+        </w:tabs>
+        <w:ind w:left="3600" w:hanging="360"/>
+      </w:pPr>
+    </w:lvl>
+    <w:lvl w:ilvl="5" w:tentative="1">
+      <w:start w:val="1"/>
+      <w:numFmt w:val="decimal"/>
+      <w:lvlText w:val="%6."/>
+      <w:lvlJc w:val="left"/>
+      <w:pPr>
+        <w:tabs>
+          <w:tab w:val="num" w:pos="4320"/>
+        </w:tabs>
+        <w:ind w:left="4320" w:hanging="360"/>
+      </w:pPr>
+    </w:lvl>
+    <w:lvl w:ilvl="6" w:tentative="1">
+      <w:start w:val="1"/>
+      <w:numFmt w:val="decimal"/>
+      <w:lvlText w:val="%7."/>
+      <w:lvlJc w:val="left"/>
+      <w:pPr>
+        <w:tabs>
+          <w:tab w:val="num" w:pos="5040"/>
+        </w:tabs>
+        <w:ind w:left="5040" w:hanging="360"/>
+      </w:pPr>
+    </w:lvl>
+    <w:lvl w:ilvl="7" w:tentative="1">
+      <w:start w:val="1"/>
+      <w:numFmt w:val="decimal"/>
+      <w:lvlText w:val="%8."/>
+      <w:lvlJc w:val="left"/>
+      <w:pPr>
+        <w:tabs>
+          <w:tab w:val="num" w:pos="5760"/>
+        </w:tabs>
+        <w:ind w:left="5760" w:hanging="360"/>
+      </w:pPr>
+    </w:lvl>
+    <w:lvl w:ilvl="8" w:tentative="1">
+      <w:start w:val="1"/>
+      <w:numFmt w:val="decimal"/>
+      <w:lvlText w:val="%9."/>
+      <w:lvlJc w:val="left"/>
+      <w:pPr>
+        <w:tabs>
+          <w:tab w:val="num" w:pos="6480"/>
+        </w:tabs>
+        <w:ind w:left="6480" w:hanging="360"/>
+      </w:pPr>
+    </w:lvl>
+  </w:abstractNum>
+  <w:abstractNum w:abstractNumId="6" w15:restartNumberingAfterBreak="0">
     <w:nsid w:val="2D542C35"/>
     <w:multiLevelType w:val="multilevel"/>
     <w:tmpl w:val="739A6686"/>
@@ -2876,7 +7797,120 @@
       </w:rPr>
     </w:lvl>
   </w:abstractNum>
-  <w:abstractNum w:abstractNumId="5" w15:restartNumberingAfterBreak="0">
+  <w:abstractNum w:abstractNumId="7" w15:restartNumberingAfterBreak="0">
+    <w:nsid w:val="2D8B68A8"/>
+    <w:multiLevelType w:val="multilevel"/>
+    <w:tmpl w:val="8EE8FEDA"/>
+    <w:lvl w:ilvl="0">
+      <w:start w:val="1"/>
+      <w:numFmt w:val="decimal"/>
+      <w:lvlText w:val="%1."/>
+      <w:lvlJc w:val="left"/>
+      <w:pPr>
+        <w:tabs>
+          <w:tab w:val="num" w:pos="720"/>
+        </w:tabs>
+        <w:ind w:left="720" w:hanging="360"/>
+      </w:pPr>
+    </w:lvl>
+    <w:lvl w:ilvl="1" w:tentative="1">
+      <w:start w:val="1"/>
+      <w:numFmt w:val="decimal"/>
+      <w:lvlText w:val="%2."/>
+      <w:lvlJc w:val="left"/>
+      <w:pPr>
+        <w:tabs>
+          <w:tab w:val="num" w:pos="1440"/>
+        </w:tabs>
+        <w:ind w:left="1440" w:hanging="360"/>
+      </w:pPr>
+    </w:lvl>
+    <w:lvl w:ilvl="2" w:tentative="1">
+      <w:start w:val="1"/>
+      <w:numFmt w:val="decimal"/>
+      <w:lvlText w:val="%3."/>
+      <w:lvlJc w:val="left"/>
+      <w:pPr>
+        <w:tabs>
+          <w:tab w:val="num" w:pos="2160"/>
+        </w:tabs>
+        <w:ind w:left="2160" w:hanging="360"/>
+      </w:pPr>
+    </w:lvl>
+    <w:lvl w:ilvl="3" w:tentative="1">
+      <w:start w:val="1"/>
+      <w:numFmt w:val="decimal"/>
+      <w:lvlText w:val="%4."/>
+      <w:lvlJc w:val="left"/>
+      <w:pPr>
+        <w:tabs>
+          <w:tab w:val="num" w:pos="2880"/>
+        </w:tabs>
+        <w:ind w:left="2880" w:hanging="360"/>
+      </w:pPr>
+    </w:lvl>
+    <w:lvl w:ilvl="4" w:tentative="1">
+      <w:start w:val="1"/>
+      <w:numFmt w:val="decimal"/>
+      <w:lvlText w:val="%5."/>
+      <w:lvlJc w:val="left"/>
+      <w:pPr>
+        <w:tabs>
+          <w:tab w:val="num" w:pos="3600"/>
+        </w:tabs>
+        <w:ind w:left="3600" w:hanging="360"/>
+      </w:pPr>
+    </w:lvl>
+    <w:lvl w:ilvl="5" w:tentative="1">
+      <w:start w:val="1"/>
+      <w:numFmt w:val="decimal"/>
+      <w:lvlText w:val="%6."/>
+      <w:lvlJc w:val="left"/>
+      <w:pPr>
+        <w:tabs>
+          <w:tab w:val="num" w:pos="4320"/>
+        </w:tabs>
+        <w:ind w:left="4320" w:hanging="360"/>
+      </w:pPr>
+    </w:lvl>
+    <w:lvl w:ilvl="6" w:tentative="1">
+      <w:start w:val="1"/>
+      <w:numFmt w:val="decimal"/>
+      <w:lvlText w:val="%7."/>
+      <w:lvlJc w:val="left"/>
+      <w:pPr>
+        <w:tabs>
+          <w:tab w:val="num" w:pos="5040"/>
+        </w:tabs>
+        <w:ind w:left="5040" w:hanging="360"/>
+      </w:pPr>
+    </w:lvl>
+    <w:lvl w:ilvl="7" w:tentative="1">
+      <w:start w:val="1"/>
+      <w:numFmt w:val="decimal"/>
+      <w:lvlText w:val="%8."/>
+      <w:lvlJc w:val="left"/>
+      <w:pPr>
+        <w:tabs>
+          <w:tab w:val="num" w:pos="5760"/>
+        </w:tabs>
+        <w:ind w:left="5760" w:hanging="360"/>
+      </w:pPr>
+    </w:lvl>
+    <w:lvl w:ilvl="8" w:tentative="1">
+      <w:start w:val="1"/>
+      <w:numFmt w:val="decimal"/>
+      <w:lvlText w:val="%9."/>
+      <w:lvlJc w:val="left"/>
+      <w:pPr>
+        <w:tabs>
+          <w:tab w:val="num" w:pos="6480"/>
+        </w:tabs>
+        <w:ind w:left="6480" w:hanging="360"/>
+      </w:pPr>
+    </w:lvl>
+  </w:abstractNum>
+  <w:abstractNum w:abstractNumId="8" w15:restartNumberingAfterBreak="0">
     <w:nsid w:val="3FC05711"/>
     <w:multiLevelType w:val="multilevel"/>
     <w:tmpl w:val="BE9AABC8"/>
@@ -3025,7 +8059,7 @@
       </w:rPr>
     </w:lvl>
   </w:abstractNum>
-  <w:abstractNum w:abstractNumId="6" w15:restartNumberingAfterBreak="0">
+  <w:abstractNum w:abstractNumId="9" w15:restartNumberingAfterBreak="0">
     <w:nsid w:val="48D85AC9"/>
     <w:multiLevelType w:val="multilevel"/>
     <w:tmpl w:val="4E56C4B2"/>
@@ -3174,7 +8208,7 @@
       </w:rPr>
     </w:lvl>
   </w:abstractNum>
-  <w:abstractNum w:abstractNumId="7" w15:restartNumberingAfterBreak="0">
+  <w:abstractNum w:abstractNumId="10" w15:restartNumberingAfterBreak="0">
     <w:nsid w:val="4F1760DC"/>
     <w:multiLevelType w:val="multilevel"/>
     <w:tmpl w:val="3320B37E"/>
@@ -3323,7 +8357,7 @@
       </w:rPr>
     </w:lvl>
   </w:abstractNum>
-  <w:abstractNum w:abstractNumId="8" w15:restartNumberingAfterBreak="0">
+  <w:abstractNum w:abstractNumId="11" w15:restartNumberingAfterBreak="0">
     <w:nsid w:val="53D963FE"/>
     <w:multiLevelType w:val="multilevel"/>
     <w:tmpl w:val="B47810D8"/>
@@ -3472,7 +8506,7 @@
       </w:rPr>
     </w:lvl>
   </w:abstractNum>
-  <w:abstractNum w:abstractNumId="9" w15:restartNumberingAfterBreak="0">
+  <w:abstractNum w:abstractNumId="12" w15:restartNumberingAfterBreak="0">
     <w:nsid w:val="557528DB"/>
     <w:multiLevelType w:val="multilevel"/>
     <w:tmpl w:val="3DAA1EF4"/>
@@ -3621,7 +8655,7 @@
       </w:rPr>
     </w:lvl>
   </w:abstractNum>
-  <w:abstractNum w:abstractNumId="10" w15:restartNumberingAfterBreak="0">
+  <w:abstractNum w:abstractNumId="13" w15:restartNumberingAfterBreak="0">
     <w:nsid w:val="562E67EF"/>
     <w:multiLevelType w:val="multilevel"/>
     <w:tmpl w:val="125CB9C8"/>
@@ -3770,7 +8804,7 @@
       </w:rPr>
     </w:lvl>
   </w:abstractNum>
-  <w:abstractNum w:abstractNumId="11" w15:restartNumberingAfterBreak="0">
+  <w:abstractNum w:abstractNumId="14" w15:restartNumberingAfterBreak="0">
     <w:nsid w:val="57A21B6F"/>
     <w:multiLevelType w:val="multilevel"/>
     <w:tmpl w:val="4D368458"/>
@@ -3919,7 +8953,120 @@
       </w:rPr>
     </w:lvl>
   </w:abstractNum>
-  <w:abstractNum w:abstractNumId="12" w15:restartNumberingAfterBreak="0">
+  <w:abstractNum w:abstractNumId="15" w15:restartNumberingAfterBreak="0">
+    <w:nsid w:val="5A606D4B"/>
+    <w:multiLevelType w:val="multilevel"/>
+    <w:tmpl w:val="28E2D748"/>
+    <w:lvl w:ilvl="0">
+      <w:start w:val="5"/>
+      <w:numFmt w:val="decimal"/>
+      <w:lvlText w:val="%1."/>
+      <w:lvlJc w:val="left"/>
+      <w:pPr>
+        <w:tabs>
+          <w:tab w:val="num" w:pos="720"/>
+        </w:tabs>
+        <w:ind w:left="720" w:hanging="360"/>
+      </w:pPr>
+    </w:lvl>
+    <w:lvl w:ilvl="1" w:tentative="1">
+      <w:start w:val="1"/>
+      <w:numFmt w:val="decimal"/>
+      <w:lvlText w:val="%2."/>
+      <w:lvlJc w:val="left"/>
+      <w:pPr>
+        <w:tabs>
+          <w:tab w:val="num" w:pos="1440"/>
+        </w:tabs>
+        <w:ind w:left="1440" w:hanging="360"/>
+      </w:pPr>
+    </w:lvl>
+    <w:lvl w:ilvl="2" w:tentative="1">
+      <w:start w:val="1"/>
+      <w:numFmt w:val="decimal"/>
+      <w:lvlText w:val="%3."/>
+      <w:lvlJc w:val="left"/>
+      <w:pPr>
+        <w:tabs>
+          <w:tab w:val="num" w:pos="2160"/>
+        </w:tabs>
+        <w:ind w:left="2160" w:hanging="360"/>
+      </w:pPr>
+    </w:lvl>
+    <w:lvl w:ilvl="3" w:tentative="1">
+      <w:start w:val="1"/>
+      <w:numFmt w:val="decimal"/>
+      <w:lvlText w:val="%4."/>
+      <w:lvlJc w:val="left"/>
+      <w:pPr>
+        <w:tabs>
+          <w:tab w:val="num" w:pos="2880"/>
+        </w:tabs>
+        <w:ind w:left="2880" w:hanging="360"/>
+      </w:pPr>
+    </w:lvl>
+    <w:lvl w:ilvl="4" w:tentative="1">
+      <w:start w:val="1"/>
+      <w:numFmt w:val="decimal"/>
+      <w:lvlText w:val="%5."/>
+      <w:lvlJc w:val="left"/>
+      <w:pPr>
+        <w:tabs>
+          <w:tab w:val="num" w:pos="3600"/>
+        </w:tabs>
+        <w:ind w:left="3600" w:hanging="360"/>
+      </w:pPr>
+    </w:lvl>
+    <w:lvl w:ilvl="5" w:tentative="1">
+      <w:start w:val="1"/>
+      <w:numFmt w:val="decimal"/>
+      <w:lvlText w:val="%6."/>
+      <w:lvlJc w:val="left"/>
+      <w:pPr>
+        <w:tabs>
+          <w:tab w:val="num" w:pos="4320"/>
+        </w:tabs>
+        <w:ind w:left="4320" w:hanging="360"/>
+      </w:pPr>
+    </w:lvl>
+    <w:lvl w:ilvl="6" w:tentative="1">
+      <w:start w:val="1"/>
+      <w:numFmt w:val="decimal"/>
+      <w:lvlText w:val="%7."/>
+      <w:lvlJc w:val="left"/>
+      <w:pPr>
+        <w:tabs>
+          <w:tab w:val="num" w:pos="5040"/>
+        </w:tabs>
+        <w:ind w:left="5040" w:hanging="360"/>
+      </w:pPr>
+    </w:lvl>
+    <w:lvl w:ilvl="7" w:tentative="1">
+      <w:start w:val="1"/>
+      <w:numFmt w:val="decimal"/>
+      <w:lvlText w:val="%8."/>
+      <w:lvlJc w:val="left"/>
+      <w:pPr>
+        <w:tabs>
+          <w:tab w:val="num" w:pos="5760"/>
+        </w:tabs>
+        <w:ind w:left="5760" w:hanging="360"/>
+      </w:pPr>
+    </w:lvl>
+    <w:lvl w:ilvl="8" w:tentative="1">
+      <w:start w:val="1"/>
+      <w:numFmt w:val="decimal"/>
+      <w:lvlText w:val="%9."/>
+      <w:lvlJc w:val="left"/>
+      <w:pPr>
+        <w:tabs>
+          <w:tab w:val="num" w:pos="6480"/>
+        </w:tabs>
+        <w:ind w:left="6480" w:hanging="360"/>
+      </w:pPr>
+    </w:lvl>
+  </w:abstractNum>
+  <w:abstractNum w:abstractNumId="16" w15:restartNumberingAfterBreak="0">
     <w:nsid w:val="61652E99"/>
     <w:multiLevelType w:val="multilevel"/>
     <w:tmpl w:val="CDF24FD8"/>
@@ -4068,7 +9215,7 @@
       </w:rPr>
     </w:lvl>
   </w:abstractNum>
-  <w:abstractNum w:abstractNumId="13" w15:restartNumberingAfterBreak="0">
+  <w:abstractNum w:abstractNumId="17" w15:restartNumberingAfterBreak="0">
     <w:nsid w:val="6B932C0E"/>
     <w:multiLevelType w:val="multilevel"/>
     <w:tmpl w:val="B50C1044"/>
@@ -4217,7 +9364,7 @@
       </w:rPr>
     </w:lvl>
   </w:abstractNum>
-  <w:abstractNum w:abstractNumId="14" w15:restartNumberingAfterBreak="0">
+  <w:abstractNum w:abstractNumId="18" w15:restartNumberingAfterBreak="0">
     <w:nsid w:val="76196576"/>
     <w:multiLevelType w:val="multilevel"/>
     <w:tmpl w:val="76F63EDA"/>
@@ -4366,7 +9513,120 @@
       </w:rPr>
     </w:lvl>
   </w:abstractNum>
-  <w:abstractNum w:abstractNumId="15" w15:restartNumberingAfterBreak="0">
+  <w:abstractNum w:abstractNumId="19" w15:restartNumberingAfterBreak="0">
+    <w:nsid w:val="76D50F95"/>
+    <w:multiLevelType w:val="multilevel"/>
+    <w:tmpl w:val="0E867D82"/>
+    <w:lvl w:ilvl="0">
+      <w:start w:val="3"/>
+      <w:numFmt w:val="decimal"/>
+      <w:lvlText w:val="%1."/>
+      <w:lvlJc w:val="left"/>
+      <w:pPr>
+        <w:tabs>
+          <w:tab w:val="num" w:pos="720"/>
+        </w:tabs>
+        <w:ind w:left="720" w:hanging="360"/>
+      </w:pPr>
+    </w:lvl>
+    <w:lvl w:ilvl="1" w:tentative="1">
+      <w:start w:val="1"/>
+      <w:numFmt w:val="decimal"/>
+      <w:lvlText w:val="%2."/>
+      <w:lvlJc w:val="left"/>
+      <w:pPr>
+        <w:tabs>
+          <w:tab w:val="num" w:pos="1440"/>
+        </w:tabs>
+        <w:ind w:left="1440" w:hanging="360"/>
+      </w:pPr>
+    </w:lvl>
+    <w:lvl w:ilvl="2" w:tentative="1">
+      <w:start w:val="1"/>
+      <w:numFmt w:val="decimal"/>
+      <w:lvlText w:val="%3."/>
+      <w:lvlJc w:val="left"/>
+      <w:pPr>
+        <w:tabs>
+          <w:tab w:val="num" w:pos="2160"/>
+        </w:tabs>
+        <w:ind w:left="2160" w:hanging="360"/>
+      </w:pPr>
+    </w:lvl>
+    <w:lvl w:ilvl="3" w:tentative="1">
+      <w:start w:val="1"/>
+      <w:numFmt w:val="decimal"/>
+      <w:lvlText w:val="%4."/>
+      <w:lvlJc w:val="left"/>
+      <w:pPr>
+        <w:tabs>
+          <w:tab w:val="num" w:pos="2880"/>
+        </w:tabs>
+        <w:ind w:left="2880" w:hanging="360"/>
+      </w:pPr>
+    </w:lvl>
+    <w:lvl w:ilvl="4" w:tentative="1">
+      <w:start w:val="1"/>
+      <w:numFmt w:val="decimal"/>
+      <w:lvlText w:val="%5."/>
+      <w:lvlJc w:val="left"/>
+      <w:pPr>
+        <w:tabs>
+          <w:tab w:val="num" w:pos="3600"/>
+        </w:tabs>
+        <w:ind w:left="3600" w:hanging="360"/>
+      </w:pPr>
+    </w:lvl>
+    <w:lvl w:ilvl="5" w:tentative="1">
+      <w:start w:val="1"/>
+      <w:numFmt w:val="decimal"/>
+      <w:lvlText w:val="%6."/>
+      <w:lvlJc w:val="left"/>
+      <w:pPr>
+        <w:tabs>
+          <w:tab w:val="num" w:pos="4320"/>
+        </w:tabs>
+        <w:ind w:left="4320" w:hanging="360"/>
+      </w:pPr>
+    </w:lvl>
+    <w:lvl w:ilvl="6" w:tentative="1">
+      <w:start w:val="1"/>
+      <w:numFmt w:val="decimal"/>
+      <w:lvlText w:val="%7."/>
+      <w:lvlJc w:val="left"/>
+      <w:pPr>
+        <w:tabs>
+          <w:tab w:val="num" w:pos="5040"/>
+        </w:tabs>
+        <w:ind w:left="5040" w:hanging="360"/>
+      </w:pPr>
+    </w:lvl>
+    <w:lvl w:ilvl="7" w:tentative="1">
+      <w:start w:val="1"/>
+      <w:numFmt w:val="decimal"/>
+      <w:lvlText w:val="%8."/>
+      <w:lvlJc w:val="left"/>
+      <w:pPr>
+        <w:tabs>
+          <w:tab w:val="num" w:pos="5760"/>
+        </w:tabs>
+        <w:ind w:left="5760" w:hanging="360"/>
+      </w:pPr>
+    </w:lvl>
+    <w:lvl w:ilvl="8" w:tentative="1">
+      <w:start w:val="1"/>
+      <w:numFmt w:val="decimal"/>
+      <w:lvlText w:val="%9."/>
+      <w:lvlJc w:val="left"/>
+      <w:pPr>
+        <w:tabs>
+          <w:tab w:val="num" w:pos="6480"/>
+        </w:tabs>
+        <w:ind w:left="6480" w:hanging="360"/>
+      </w:pPr>
+    </w:lvl>
+  </w:abstractNum>
+  <w:abstractNum w:abstractNumId="20" w15:restartNumberingAfterBreak="0">
     <w:nsid w:val="7A52777A"/>
     <w:multiLevelType w:val="multilevel"/>
     <w:tmpl w:val="C16242BE"/>
@@ -4515,7 +9775,7 @@
       </w:rPr>
     </w:lvl>
   </w:abstractNum>
-  <w:abstractNum w:abstractNumId="16" w15:restartNumberingAfterBreak="0">
+  <w:abstractNum w:abstractNumId="21" w15:restartNumberingAfterBreak="0">
     <w:nsid w:val="7F4976D2"/>
     <w:multiLevelType w:val="multilevel"/>
     <w:tmpl w:val="6D12A746"/>
@@ -4668,22 +9928,22 @@
     <w:abstractNumId w:val="2"/>
   </w:num>
   <w:num w:numId="2" w16cid:durableId="1105029749">
+    <w:abstractNumId w:val="14"/>
+  </w:num>
+  <w:num w:numId="3" w16cid:durableId="852256633">
+    <w:abstractNumId w:val="17"/>
+  </w:num>
+  <w:num w:numId="4" w16cid:durableId="1114909887">
     <w:abstractNumId w:val="11"/>
   </w:num>
-  <w:num w:numId="3" w16cid:durableId="852256633">
-    <w:abstractNumId w:val="13"/>
-  </w:num>
-  <w:num w:numId="4" w16cid:durableId="1114909887">
-    <w:abstractNumId w:val="8"/>
-  </w:num>
   <w:num w:numId="5" w16cid:durableId="1933391980">
-    <w:abstractNumId w:val="9"/>
+    <w:abstractNumId w:val="12"/>
   </w:num>
   <w:num w:numId="6" w16cid:durableId="1112626129">
-    <w:abstractNumId w:val="12"/>
+    <w:abstractNumId w:val="16"/>
   </w:num>
   <w:num w:numId="7" w16cid:durableId="824660000">
-    <w:abstractNumId w:val="6"/>
+    <w:abstractNumId w:val="9"/>
   </w:num>
   <w:num w:numId="8" w16cid:durableId="796607970">
     <w:abstractNumId w:val="1"/>
@@ -4692,28 +9952,43 @@
     <w:abstractNumId w:val="3"/>
   </w:num>
   <w:num w:numId="10" w16cid:durableId="1535191602">
-    <w:abstractNumId w:val="4"/>
+    <w:abstractNumId w:val="6"/>
   </w:num>
   <w:num w:numId="11" w16cid:durableId="2045516736">
-    <w:abstractNumId w:val="15"/>
+    <w:abstractNumId w:val="20"/>
   </w:num>
   <w:num w:numId="12" w16cid:durableId="1743872076">
-    <w:abstractNumId w:val="10"/>
+    <w:abstractNumId w:val="13"/>
   </w:num>
   <w:num w:numId="13" w16cid:durableId="1459450103">
     <w:abstractNumId w:val="0"/>
   </w:num>
   <w:num w:numId="14" w16cid:durableId="1427187362">
-    <w:abstractNumId w:val="16"/>
+    <w:abstractNumId w:val="21"/>
   </w:num>
   <w:num w:numId="15" w16cid:durableId="1354382883">
+    <w:abstractNumId w:val="8"/>
+  </w:num>
+  <w:num w:numId="16" w16cid:durableId="1427340114">
+    <w:abstractNumId w:val="18"/>
+  </w:num>
+  <w:num w:numId="17" w16cid:durableId="1171528194">
+    <w:abstractNumId w:val="10"/>
+  </w:num>
+  <w:num w:numId="18" w16cid:durableId="1468157314">
+    <w:abstractNumId w:val="7"/>
+  </w:num>
+  <w:num w:numId="19" w16cid:durableId="1581254148">
     <w:abstractNumId w:val="5"/>
   </w:num>
-  <w:num w:numId="16" w16cid:durableId="1427340114">
-    <w:abstractNumId w:val="14"/>
+  <w:num w:numId="20" w16cid:durableId="924264871">
+    <w:abstractNumId w:val="19"/>
   </w:num>
-  <w:num w:numId="17" w16cid:durableId="1171528194">
-    <w:abstractNumId w:val="7"/>
+  <w:num w:numId="21" w16cid:durableId="2111197828">
+    <w:abstractNumId w:val="4"/>
+  </w:num>
+  <w:num w:numId="22" w16cid:durableId="1357541423">
+    <w:abstractNumId w:val="15"/>
   </w:num>
 </w:numbering>
 </file>
@@ -5678,6 +10953,17 @@
     <w:uiPriority w:val="99"/>
     <w:rsid w:val="00FC2549"/>
   </w:style>
+  <w:style w:type="paragraph" w:styleId="NormalWeb">
+    <w:name w:val="Normal (Web)"/>
+    <w:basedOn w:val="Normal"/>
+    <w:uiPriority w:val="99"/>
+    <w:semiHidden/>
+    <w:unhideWhenUsed/>
+    <w:rsid w:val="0050749C"/>
+    <w:rPr>
+      <w:rFonts w:ascii="Times New Roman" w:hAnsi="Times New Roman" w:cs="Times New Roman"/>
+    </w:rPr>
+  </w:style>
 </w:styles>
 </file>
 
